--- a/docs/Informe_avance_TFI.docx
+++ b/docs/Informe_avance_TFI.docx
@@ -210,7 +210,7 @@
         <w:spacing w:after="120"/>
       </w:pPr>
       <w:r>
-        <w:t xml:space="preserve">Este informe resume el trabajo del 27/10/2026: decisiones de diseño (D-01 a D-12, detalladas en </w:t>
+        <w:t xml:space="preserve">Este informe resume el trabajo del 27/10/2026: decisiones de diseño (D-01 a D-13, detalladas en </w:t>
       </w:r>
       <w:r>
         <w:rPr>
@@ -4053,23 +4053,203 @@
         <w:pStyle w:val="Heading2"/>
       </w:pPr>
       <w:r>
-        <w:t xml:space="preserve">6.3 Barrido de ρ (ISSUE-103)</w:t>
+        <w:rPr/>
+        <w:t>6.3 Barrido de ρ y elección del valor final (ISSUE-103, D-13)</w:t>
       </w:r>
     </w:p>
     <w:p>
       <w:pPr>
         <w:spacing w:after="120"/>
       </w:pPr>
+      <w:r>
+        <w:rPr>
+          <w:b/>
+          <w:sz w:val="20"/>
+          <w:szCs w:val="20"/>
+        </w:rPr>
+        <w:t xml:space="preserve">Cómo se probó. </w:t>
+      </w:r>
       <w:r>
         <w:rPr>
           <w:rFonts w:ascii="Consolas" w:cs="Consolas" w:eastAsia="Consolas" w:hAnsi="Consolas"/>
           <w:sz w:val="20"/>
           <w:szCs w:val="20"/>
         </w:rPr>
-        <w:t xml:space="preserve">scripts/barrido_rho_art1.py</w:t>
-      </w:r>
-      <w:r>
-        <w:t xml:space="preserve"> prueba ρ de 0,10 a 0,90. Pureza = proporción de alumnos cuyo nodo coincide con su clase EM; CR = nodos / alumnos; MAE en escala 0–10 y aciertos de categoría sobre el 20% reservado:</w:t>
+        <w:t>src/barrido_rho.py</w:t>
+      </w:r>
+      <w:r>
+        <w:rPr>
+          <w:sz w:val="20"/>
+          <w:szCs w:val="20"/>
+        </w:rPr>
+        <w:t xml:space="preserve"> entrena la red con 17 valores de ρ, de 0,10 a 0,90 con paso 0,05. En cada prueba todo lo demás queda fijo: el EM con K = 4 da la categoría de cada alumno de entrenamiento, los alumnos se binarizan a 20 bits, ART 1 se entrena con el 80% y después predice el 20% reservado sin modificar sus pesos. Para cada ρ se miden:</w:t>
+      </w:r>
+    </w:p>
+    <w:p>
+      <w:pPr>
+        <w:pStyle w:val="ListParagraph"/>
+        <w:numPr>
+          <w:ilvl w:val="0"/>
+          <w:numId w:val="2"/>
+        </w:numPr>
+        <w:spacing w:after="60"/>
+      </w:pPr>
+      <w:r>
+        <w:rPr>
+          <w:b/>
+          <w:bCs/>
+        </w:rPr>
+        <w:t xml:space="preserve">Nodos y CR: </w:t>
+      </w:r>
+      <w:r>
+        <w:rPr>
+          <w:bCs/>
+        </w:rPr>
+        <w:t>cantidad de grupos que creó la red y CR = nodos ÷ alumnos de entrenamiento. El documento de arquitectura pide CR entre 0,05 y 0,20 (entre 5 y 20 alumnos por nodo en promedio).</w:t>
+      </w:r>
+    </w:p>
+    <w:p>
+      <w:pPr>
+        <w:pStyle w:val="ListParagraph"/>
+        <w:numPr>
+          <w:ilvl w:val="0"/>
+          <w:numId w:val="2"/>
+        </w:numPr>
+        <w:spacing w:after="60"/>
+      </w:pPr>
+      <w:r>
+        <w:rPr>
+          <w:b/>
+          <w:bCs/>
+        </w:rPr>
+        <w:t xml:space="preserve">Pureza: </w:t>
+      </w:r>
+      <w:r>
+        <w:rPr>
+          <w:bCs/>
+        </w:rPr>
+        <w:t>qué tan homogéneo es cada nodo respecto de las categorías del EM (ver abajo). La meta es ≥ 80%.</w:t>
+      </w:r>
+    </w:p>
+    <w:p>
+      <w:pPr>
+        <w:pStyle w:val="ListParagraph"/>
+        <w:numPr>
+          <w:ilvl w:val="0"/>
+          <w:numId w:val="2"/>
+        </w:numPr>
+        <w:spacing w:after="60"/>
+      </w:pPr>
+      <w:r>
+        <w:rPr>
+          <w:b/>
+          <w:bCs/>
+        </w:rPr>
+        <w:t xml:space="preserve">MAE: </w:t>
+      </w:r>
+      <w:r>
+        <w:rPr>
+          <w:bCs/>
+        </w:rPr>
+        <w:t>error absoluto medio de la nota en escala 0–10 sobre los 2.000 alumnos no vistos, promedio de |nota real − nota esperada del nodo|.</w:t>
+      </w:r>
+    </w:p>
+    <w:p>
+      <w:pPr>
+        <w:pStyle w:val="ListParagraph"/>
+        <w:numPr>
+          <w:ilvl w:val="0"/>
+          <w:numId w:val="2"/>
+        </w:numPr>
+        <w:spacing w:after="60"/>
+      </w:pPr>
+      <w:r>
+        <w:rPr>
+          <w:b/>
+          <w:bCs/>
+        </w:rPr>
+        <w:t xml:space="preserve">Acierto de categoría: </w:t>
+      </w:r>
+      <w:r>
+        <w:rPr>
+          <w:bCs/>
+        </w:rPr>
+        <w:t>proporción de alumnos de prueba cuya categoría pronosticada coincide con la que sale de su nota real.</w:t>
+      </w:r>
+    </w:p>
+    <w:p>
+      <w:pPr>
+        <w:spacing w:after="120"/>
+      </w:pPr>
+      <w:r>
+        <w:rPr>
+          <w:b/>
+        </w:rPr>
+        <w:t xml:space="preserve">Cómo se calcula la pureza. </w:t>
+      </w:r>
+      <w:r>
+        <w:rPr/>
+        <w:t>Para cada nodo se busca la categoría EM más frecuente entre sus alumnos y se cuenta cuántos la tienen. Esos conteos se suman para todos los nodos y se dividen por el total de alumnos: Pureza = (1/N) · Σ</w:t>
+      </w:r>
+      <w:r>
+        <w:rPr>
+          <w:vertAlign w:val="subscript"/>
+        </w:rPr>
+        <w:t>j</w:t>
+      </w:r>
+      <w:r>
+        <w:rPr/>
+        <w:t xml:space="preserve"> máx</w:t>
+      </w:r>
+      <w:r>
+        <w:rPr>
+          <w:vertAlign w:val="subscript"/>
+        </w:rPr>
+        <w:t>c</w:t>
+      </w:r>
+      <w:r>
+        <w:rPr/>
+        <w:t xml:space="preserve"> |C</w:t>
+      </w:r>
+      <w:r>
+        <w:rPr>
+          <w:vertAlign w:val="subscript"/>
+        </w:rPr>
+        <w:t>j</w:t>
+      </w:r>
+      <w:r>
+        <w:rPr/>
+        <w:t xml:space="preserve"> ∩ L</w:t>
+      </w:r>
+      <w:r>
+        <w:rPr>
+          <w:vertAlign w:val="subscript"/>
+        </w:rPr>
+        <w:t>c</w:t>
+      </w:r>
+      <w:r>
+        <w:rPr/>
+        <w:t xml:space="preserve">|. Por ejemplo, un nodo con 10 alumnos, 8 de "Aprobado Regular" y 2 de "Recuperatorio", aporta 8; si todos los nodos fueran así, la pureza sería 80%. Está implementada en la función </w:t>
+      </w:r>
+      <w:r>
+        <w:rPr>
+          <w:rFonts w:ascii="Consolas" w:hAnsi="Consolas"/>
+        </w:rPr>
+        <w:t>pureza()</w:t>
+      </w:r>
+      <w:r>
+        <w:rPr/>
+        <w:t xml:space="preserve"> de </w:t>
+      </w:r>
+      <w:r>
+        <w:rPr>
+          <w:rFonts w:ascii="Consolas" w:hAnsi="Consolas"/>
+        </w:rPr>
+        <w:t>src/barrido_rho.py</w:t>
+      </w:r>
+      <w:r>
+        <w:rPr/>
+        <w:t>.</w:t>
       </w:r>
     </w:p>
     <w:tbl>
@@ -4085,13 +4265,12 @@
         </w:tblBorders>
       </w:tblPr>
       <w:tblGrid>
-        <w:gridCol w:w="900"/>
-        <w:gridCol w:w="1100"/>
-        <w:gridCol w:w="1000"/>
-        <w:gridCol w:w="1400"/>
-        <w:gridCol w:w="1500"/>
-        <w:gridCol w:w="1700"/>
-        <w:gridCol w:w="1426"/>
+        <w:gridCol w:w="1137"/>
+        <w:gridCol w:w="1337"/>
+        <w:gridCol w:w="1237"/>
+        <w:gridCol w:w="1637"/>
+        <w:gridCol w:w="1737"/>
+        <w:gridCol w:w="1937"/>
       </w:tblGrid>
       <w:tr>
         <w:trPr>
@@ -4099,7 +4278,7 @@
         </w:trPr>
         <w:tc>
           <w:tcPr>
-            <w:tcW w:type="dxa" w:w="900"/>
+            <w:tcW w:type="dxa" w:w="1137"/>
             <w:tcBorders>
               <w:top w:val="single" w:color="BBBBBB" w:sz="4"/>
               <w:left w:val="single" w:color="BBBBBB" w:sz="4"/>
@@ -4129,7 +4308,7 @@
         </w:tc>
         <w:tc>
           <w:tcPr>
-            <w:tcW w:type="dxa" w:w="1100"/>
+            <w:tcW w:type="dxa" w:w="1337"/>
             <w:tcBorders>
               <w:top w:val="single" w:color="BBBBBB" w:sz="4"/>
               <w:left w:val="single" w:color="BBBBBB" w:sz="4"/>
@@ -4159,7 +4338,7 @@
         </w:tc>
         <w:tc>
           <w:tcPr>
-            <w:tcW w:type="dxa" w:w="1000"/>
+            <w:tcW w:type="dxa" w:w="1237"/>
             <w:tcBorders>
               <w:top w:val="single" w:color="BBBBBB" w:sz="4"/>
               <w:left w:val="single" w:color="BBBBBB" w:sz="4"/>
@@ -4189,7 +4368,7 @@
         </w:tc>
         <w:tc>
           <w:tcPr>
-            <w:tcW w:type="dxa" w:w="1400"/>
+            <w:tcW w:type="dxa" w:w="1637"/>
             <w:tcBorders>
               <w:top w:val="single" w:color="BBBBBB" w:sz="4"/>
               <w:left w:val="single" w:color="BBBBBB" w:sz="4"/>
@@ -4219,7 +4398,7 @@
         </w:tc>
         <w:tc>
           <w:tcPr>
-            <w:tcW w:type="dxa" w:w="1500"/>
+            <w:tcW w:type="dxa" w:w="1737"/>
             <w:tcBorders>
               <w:top w:val="single" w:color="BBBBBB" w:sz="4"/>
               <w:left w:val="single" w:color="BBBBBB" w:sz="4"/>
@@ -4249,7 +4428,7 @@
         </w:tc>
         <w:tc>
           <w:tcPr>
-            <w:tcW w:type="dxa" w:w="1700"/>
+            <w:tcW w:type="dxa" w:w="1937"/>
             <w:tcBorders>
               <w:top w:val="single" w:color="BBBBBB" w:sz="4"/>
               <w:left w:val="single" w:color="BBBBBB" w:sz="4"/>
@@ -4277,36 +4456,6 @@
             </w:r>
           </w:p>
         </w:tc>
-        <w:tc>
-          <w:tcPr>
-            <w:tcW w:type="dxa" w:w="1426"/>
-            <w:tcBorders>
-              <w:top w:val="single" w:color="BBBBBB" w:sz="4"/>
-              <w:left w:val="single" w:color="BBBBBB" w:sz="4"/>
-              <w:bottom w:val="single" w:color="BBBBBB" w:sz="4"/>
-              <w:right w:val="single" w:color="BBBBBB" w:sz="4"/>
-            </w:tcBorders>
-            <w:shd w:fill="1F3864" w:color="auto" w:val="clear"/>
-            <w:tcMar>
-              <w:top w:type="dxa" w:w="50"/>
-              <w:left w:type="dxa" w:w="90"/>
-              <w:bottom w:type="dxa" w:w="50"/>
-              <w:right w:type="dxa" w:w="90"/>
-            </w:tcMar>
-          </w:tcPr>
-          <w:p>
-            <w:r>
-              <w:rPr>
-                <w:b/>
-                <w:bCs/>
-                <w:color w:val="FFFFFF"/>
-                <w:sz w:val="18"/>
-                <w:szCs w:val="18"/>
-              </w:rPr>
-              <w:t xml:space="preserve">Tiempo (s)</w:t>
-            </w:r>
-          </w:p>
-        </w:tc>
       </w:tr>
       <w:tr>
         <w:trPr>
@@ -4314,7 +4463,7 @@
         </w:trPr>
         <w:tc>
           <w:tcPr>
-            <w:tcW w:type="dxa" w:w="900"/>
+            <w:tcW w:type="dxa" w:w="1137"/>
             <w:tcBorders>
               <w:top w:val="single" w:color="BBBBBB" w:sz="4"/>
               <w:left w:val="single" w:color="BBBBBB" w:sz="4"/>
@@ -4336,7 +4485,7 @@
         </w:tc>
         <w:tc>
           <w:tcPr>
-            <w:tcW w:type="dxa" w:w="1100"/>
+            <w:tcW w:type="dxa" w:w="1337"/>
             <w:tcBorders>
               <w:top w:val="single" w:color="BBBBBB" w:sz="4"/>
               <w:left w:val="single" w:color="BBBBBB" w:sz="4"/>
@@ -4358,7 +4507,7 @@
         </w:tc>
         <w:tc>
           <w:tcPr>
-            <w:tcW w:type="dxa" w:w="1000"/>
+            <w:tcW w:type="dxa" w:w="1237"/>
             <w:tcBorders>
               <w:top w:val="single" w:color="BBBBBB" w:sz="4"/>
               <w:left w:val="single" w:color="BBBBBB" w:sz="4"/>
@@ -4380,7 +4529,7 @@
         </w:tc>
         <w:tc>
           <w:tcPr>
-            <w:tcW w:type="dxa" w:w="1400"/>
+            <w:tcW w:type="dxa" w:w="1637"/>
             <w:tcBorders>
               <w:top w:val="single" w:color="BBBBBB" w:sz="4"/>
               <w:left w:val="single" w:color="BBBBBB" w:sz="4"/>
@@ -4402,7 +4551,7 @@
         </w:tc>
         <w:tc>
           <w:tcPr>
-            <w:tcW w:type="dxa" w:w="1500"/>
+            <w:tcW w:type="dxa" w:w="1737"/>
             <w:tcBorders>
               <w:top w:val="single" w:color="BBBBBB" w:sz="4"/>
               <w:left w:val="single" w:color="BBBBBB" w:sz="4"/>
@@ -4424,7 +4573,7 @@
         </w:tc>
         <w:tc>
           <w:tcPr>
-            <w:tcW w:type="dxa" w:w="1700"/>
+            <w:tcW w:type="dxa" w:w="1937"/>
             <w:tcBorders>
               <w:top w:val="single" w:color="BBBBBB" w:sz="4"/>
               <w:left w:val="single" w:color="BBBBBB" w:sz="4"/>
@@ -4441,28 +4590,6 @@
           <w:p>
             <w:r>
               <w:t xml:space="preserve">47,0%</w:t>
-            </w:r>
-          </w:p>
-        </w:tc>
-        <w:tc>
-          <w:tcPr>
-            <w:tcW w:type="dxa" w:w="1426"/>
-            <w:tcBorders>
-              <w:top w:val="single" w:color="BBBBBB" w:sz="4"/>
-              <w:left w:val="single" w:color="BBBBBB" w:sz="4"/>
-              <w:bottom w:val="single" w:color="BBBBBB" w:sz="4"/>
-              <w:right w:val="single" w:color="BBBBBB" w:sz="4"/>
-            </w:tcBorders>
-            <w:tcMar>
-              <w:top w:type="dxa" w:w="50"/>
-              <w:left w:type="dxa" w:w="90"/>
-              <w:bottom w:type="dxa" w:w="50"/>
-              <w:right w:type="dxa" w:w="90"/>
-            </w:tcMar>
-          </w:tcPr>
-          <w:p>
-            <w:r>
-              <w:t xml:space="preserve">0,6</w:t>
             </w:r>
           </w:p>
         </w:tc>
@@ -4473,7 +4600,7 @@
         </w:trPr>
         <w:tc>
           <w:tcPr>
-            <w:tcW w:type="dxa" w:w="900"/>
+            <w:tcW w:type="dxa" w:w="1137"/>
             <w:tcBorders>
               <w:top w:val="single" w:color="BBBBBB" w:sz="4"/>
               <w:left w:val="single" w:color="BBBBBB" w:sz="4"/>
@@ -4495,7 +4622,7 @@
         </w:tc>
         <w:tc>
           <w:tcPr>
-            <w:tcW w:type="dxa" w:w="1100"/>
+            <w:tcW w:type="dxa" w:w="1337"/>
             <w:tcBorders>
               <w:top w:val="single" w:color="BBBBBB" w:sz="4"/>
               <w:left w:val="single" w:color="BBBBBB" w:sz="4"/>
@@ -4517,7 +4644,7 @@
         </w:tc>
         <w:tc>
           <w:tcPr>
-            <w:tcW w:type="dxa" w:w="1000"/>
+            <w:tcW w:type="dxa" w:w="1237"/>
             <w:tcBorders>
               <w:top w:val="single" w:color="BBBBBB" w:sz="4"/>
               <w:left w:val="single" w:color="BBBBBB" w:sz="4"/>
@@ -4539,7 +4666,7 @@
         </w:tc>
         <w:tc>
           <w:tcPr>
-            <w:tcW w:type="dxa" w:w="1400"/>
+            <w:tcW w:type="dxa" w:w="1637"/>
             <w:tcBorders>
               <w:top w:val="single" w:color="BBBBBB" w:sz="4"/>
               <w:left w:val="single" w:color="BBBBBB" w:sz="4"/>
@@ -4561,7 +4688,7 @@
         </w:tc>
         <w:tc>
           <w:tcPr>
-            <w:tcW w:type="dxa" w:w="1500"/>
+            <w:tcW w:type="dxa" w:w="1737"/>
             <w:tcBorders>
               <w:top w:val="single" w:color="BBBBBB" w:sz="4"/>
               <w:left w:val="single" w:color="BBBBBB" w:sz="4"/>
@@ -4583,7 +4710,7 @@
         </w:tc>
         <w:tc>
           <w:tcPr>
-            <w:tcW w:type="dxa" w:w="1700"/>
+            <w:tcW w:type="dxa" w:w="1937"/>
             <w:tcBorders>
               <w:top w:val="single" w:color="BBBBBB" w:sz="4"/>
               <w:left w:val="single" w:color="BBBBBB" w:sz="4"/>
@@ -4600,28 +4727,6 @@
           <w:p>
             <w:r>
               <w:t xml:space="preserve">46,4%</w:t>
-            </w:r>
-          </w:p>
-        </w:tc>
-        <w:tc>
-          <w:tcPr>
-            <w:tcW w:type="dxa" w:w="1426"/>
-            <w:tcBorders>
-              <w:top w:val="single" w:color="BBBBBB" w:sz="4"/>
-              <w:left w:val="single" w:color="BBBBBB" w:sz="4"/>
-              <w:bottom w:val="single" w:color="BBBBBB" w:sz="4"/>
-              <w:right w:val="single" w:color="BBBBBB" w:sz="4"/>
-            </w:tcBorders>
-            <w:tcMar>
-              <w:top w:type="dxa" w:w="50"/>
-              <w:left w:type="dxa" w:w="90"/>
-              <w:bottom w:type="dxa" w:w="50"/>
-              <w:right w:type="dxa" w:w="90"/>
-            </w:tcMar>
-          </w:tcPr>
-          <w:p>
-            <w:r>
-              <w:t xml:space="preserve">1,5</w:t>
             </w:r>
           </w:p>
         </w:tc>
@@ -4632,7 +4737,7 @@
         </w:trPr>
         <w:tc>
           <w:tcPr>
-            <w:tcW w:type="dxa" w:w="900"/>
+            <w:tcW w:type="dxa" w:w="1137"/>
             <w:tcBorders>
               <w:top w:val="single" w:color="BBBBBB" w:sz="4"/>
               <w:left w:val="single" w:color="BBBBBB" w:sz="4"/>
@@ -4654,7 +4759,7 @@
         </w:tc>
         <w:tc>
           <w:tcPr>
-            <w:tcW w:type="dxa" w:w="1100"/>
+            <w:tcW w:type="dxa" w:w="1337"/>
             <w:tcBorders>
               <w:top w:val="single" w:color="BBBBBB" w:sz="4"/>
               <w:left w:val="single" w:color="BBBBBB" w:sz="4"/>
@@ -4676,7 +4781,7 @@
         </w:tc>
         <w:tc>
           <w:tcPr>
-            <w:tcW w:type="dxa" w:w="1000"/>
+            <w:tcW w:type="dxa" w:w="1237"/>
             <w:tcBorders>
               <w:top w:val="single" w:color="BBBBBB" w:sz="4"/>
               <w:left w:val="single" w:color="BBBBBB" w:sz="4"/>
@@ -4698,7 +4803,7 @@
         </w:tc>
         <w:tc>
           <w:tcPr>
-            <w:tcW w:type="dxa" w:w="1400"/>
+            <w:tcW w:type="dxa" w:w="1637"/>
             <w:tcBorders>
               <w:top w:val="single" w:color="BBBBBB" w:sz="4"/>
               <w:left w:val="single" w:color="BBBBBB" w:sz="4"/>
@@ -4720,7 +4825,7 @@
         </w:tc>
         <w:tc>
           <w:tcPr>
-            <w:tcW w:type="dxa" w:w="1500"/>
+            <w:tcW w:type="dxa" w:w="1737"/>
             <w:tcBorders>
               <w:top w:val="single" w:color="BBBBBB" w:sz="4"/>
               <w:left w:val="single" w:color="BBBBBB" w:sz="4"/>
@@ -4742,7 +4847,7 @@
         </w:tc>
         <w:tc>
           <w:tcPr>
-            <w:tcW w:type="dxa" w:w="1700"/>
+            <w:tcW w:type="dxa" w:w="1937"/>
             <w:tcBorders>
               <w:top w:val="single" w:color="BBBBBB" w:sz="4"/>
               <w:left w:val="single" w:color="BBBBBB" w:sz="4"/>
@@ -4759,28 +4864,6 @@
           <w:p>
             <w:r>
               <w:t xml:space="preserve">48,0%</w:t>
-            </w:r>
-          </w:p>
-        </w:tc>
-        <w:tc>
-          <w:tcPr>
-            <w:tcW w:type="dxa" w:w="1426"/>
-            <w:tcBorders>
-              <w:top w:val="single" w:color="BBBBBB" w:sz="4"/>
-              <w:left w:val="single" w:color="BBBBBB" w:sz="4"/>
-              <w:bottom w:val="single" w:color="BBBBBB" w:sz="4"/>
-              <w:right w:val="single" w:color="BBBBBB" w:sz="4"/>
-            </w:tcBorders>
-            <w:tcMar>
-              <w:top w:type="dxa" w:w="50"/>
-              <w:left w:type="dxa" w:w="90"/>
-              <w:bottom w:type="dxa" w:w="50"/>
-              <w:right w:type="dxa" w:w="90"/>
-            </w:tcMar>
-          </w:tcPr>
-          <w:p>
-            <w:r>
-              <w:t xml:space="preserve">2,0</w:t>
             </w:r>
           </w:p>
         </w:tc>
@@ -4791,7 +4874,7 @@
         </w:trPr>
         <w:tc>
           <w:tcPr>
-            <w:tcW w:type="dxa" w:w="900"/>
+            <w:tcW w:type="dxa" w:w="1137"/>
             <w:tcBorders>
               <w:top w:val="single" w:color="BBBBBB" w:sz="4"/>
               <w:left w:val="single" w:color="BBBBBB" w:sz="4"/>
@@ -4808,13 +4891,16 @@
           </w:tcPr>
           <w:p>
             <w:r>
+              <w:rPr>
+                <w:b/>
+              </w:rPr>
               <w:t xml:space="preserve">0,65</w:t>
             </w:r>
           </w:p>
         </w:tc>
         <w:tc>
           <w:tcPr>
-            <w:tcW w:type="dxa" w:w="1100"/>
+            <w:tcW w:type="dxa" w:w="1337"/>
             <w:tcBorders>
               <w:top w:val="single" w:color="BBBBBB" w:sz="4"/>
               <w:left w:val="single" w:color="BBBBBB" w:sz="4"/>
@@ -4831,13 +4917,16 @@
           </w:tcPr>
           <w:p>
             <w:r>
+              <w:rPr>
+                <w:b/>
+              </w:rPr>
               <w:t xml:space="preserve">871</w:t>
             </w:r>
           </w:p>
         </w:tc>
         <w:tc>
           <w:tcPr>
-            <w:tcW w:type="dxa" w:w="1000"/>
+            <w:tcW w:type="dxa" w:w="1237"/>
             <w:tcBorders>
               <w:top w:val="single" w:color="BBBBBB" w:sz="4"/>
               <w:left w:val="single" w:color="BBBBBB" w:sz="4"/>
@@ -4854,13 +4943,16 @@
           </w:tcPr>
           <w:p>
             <w:r>
+              <w:rPr>
+                <w:b/>
+              </w:rPr>
               <w:t xml:space="preserve">0,109</w:t>
             </w:r>
           </w:p>
         </w:tc>
         <w:tc>
           <w:tcPr>
-            <w:tcW w:type="dxa" w:w="1400"/>
+            <w:tcW w:type="dxa" w:w="1637"/>
             <w:tcBorders>
               <w:top w:val="single" w:color="BBBBBB" w:sz="4"/>
               <w:left w:val="single" w:color="BBBBBB" w:sz="4"/>
@@ -4887,7 +4979,7 @@
         </w:tc>
         <w:tc>
           <w:tcPr>
-            <w:tcW w:type="dxa" w:w="1500"/>
+            <w:tcW w:type="dxa" w:w="1737"/>
             <w:tcBorders>
               <w:top w:val="single" w:color="BBBBBB" w:sz="4"/>
               <w:left w:val="single" w:color="BBBBBB" w:sz="4"/>
@@ -4914,7 +5006,7 @@
         </w:tc>
         <w:tc>
           <w:tcPr>
-            <w:tcW w:type="dxa" w:w="1700"/>
+            <w:tcW w:type="dxa" w:w="1937"/>
             <w:tcBorders>
               <w:top w:val="single" w:color="BBBBBB" w:sz="4"/>
               <w:left w:val="single" w:color="BBBBBB" w:sz="4"/>
@@ -4931,30 +5023,10 @@
           </w:tcPr>
           <w:p>
             <w:r>
+              <w:rPr>
+                <w:b/>
+              </w:rPr>
               <w:t xml:space="preserve">47,4%</w:t>
-            </w:r>
-          </w:p>
-        </w:tc>
-        <w:tc>
-          <w:tcPr>
-            <w:tcW w:type="dxa" w:w="1426"/>
-            <w:tcBorders>
-              <w:top w:val="single" w:color="BBBBBB" w:sz="4"/>
-              <w:left w:val="single" w:color="BBBBBB" w:sz="4"/>
-              <w:bottom w:val="single" w:color="BBBBBB" w:sz="4"/>
-              <w:right w:val="single" w:color="BBBBBB" w:sz="4"/>
-            </w:tcBorders>
-            <w:shd w:fill="E2EFDA" w:color="auto" w:val="clear"/>
-            <w:tcMar>
-              <w:top w:type="dxa" w:w="50"/>
-              <w:left w:type="dxa" w:w="90"/>
-              <w:bottom w:type="dxa" w:w="50"/>
-              <w:right w:type="dxa" w:w="90"/>
-            </w:tcMar>
-          </w:tcPr>
-          <w:p>
-            <w:r>
-              <w:t xml:space="preserve">2,4</w:t>
             </w:r>
           </w:p>
         </w:tc>
@@ -4965,7 +5037,7 @@
         </w:trPr>
         <w:tc>
           <w:tcPr>
-            <w:tcW w:type="dxa" w:w="900"/>
+            <w:tcW w:type="dxa" w:w="1137"/>
             <w:tcBorders>
               <w:top w:val="single" w:color="BBBBBB" w:sz="4"/>
               <w:left w:val="single" w:color="BBBBBB" w:sz="4"/>
@@ -4987,7 +5059,7 @@
         </w:tc>
         <w:tc>
           <w:tcPr>
-            <w:tcW w:type="dxa" w:w="1100"/>
+            <w:tcW w:type="dxa" w:w="1337"/>
             <w:tcBorders>
               <w:top w:val="single" w:color="BBBBBB" w:sz="4"/>
               <w:left w:val="single" w:color="BBBBBB" w:sz="4"/>
@@ -5009,7 +5081,7 @@
         </w:tc>
         <w:tc>
           <w:tcPr>
-            <w:tcW w:type="dxa" w:w="1000"/>
+            <w:tcW w:type="dxa" w:w="1237"/>
             <w:tcBorders>
               <w:top w:val="single" w:color="BBBBBB" w:sz="4"/>
               <w:left w:val="single" w:color="BBBBBB" w:sz="4"/>
@@ -5031,7 +5103,7 @@
         </w:tc>
         <w:tc>
           <w:tcPr>
-            <w:tcW w:type="dxa" w:w="1400"/>
+            <w:tcW w:type="dxa" w:w="1637"/>
             <w:tcBorders>
               <w:top w:val="single" w:color="BBBBBB" w:sz="4"/>
               <w:left w:val="single" w:color="BBBBBB" w:sz="4"/>
@@ -5053,7 +5125,7 @@
         </w:tc>
         <w:tc>
           <w:tcPr>
-            <w:tcW w:type="dxa" w:w="1500"/>
+            <w:tcW w:type="dxa" w:w="1737"/>
             <w:tcBorders>
               <w:top w:val="single" w:color="BBBBBB" w:sz="4"/>
               <w:left w:val="single" w:color="BBBBBB" w:sz="4"/>
@@ -5075,7 +5147,7 @@
         </w:tc>
         <w:tc>
           <w:tcPr>
-            <w:tcW w:type="dxa" w:w="1700"/>
+            <w:tcW w:type="dxa" w:w="1937"/>
             <w:tcBorders>
               <w:top w:val="single" w:color="BBBBBB" w:sz="4"/>
               <w:left w:val="single" w:color="BBBBBB" w:sz="4"/>
@@ -5092,28 +5164,6 @@
           <w:p>
             <w:r>
               <w:t xml:space="preserve">49,8%</w:t>
-            </w:r>
-          </w:p>
-        </w:tc>
-        <w:tc>
-          <w:tcPr>
-            <w:tcW w:type="dxa" w:w="1426"/>
-            <w:tcBorders>
-              <w:top w:val="single" w:color="BBBBBB" w:sz="4"/>
-              <w:left w:val="single" w:color="BBBBBB" w:sz="4"/>
-              <w:bottom w:val="single" w:color="BBBBBB" w:sz="4"/>
-              <w:right w:val="single" w:color="BBBBBB" w:sz="4"/>
-            </w:tcBorders>
-            <w:tcMar>
-              <w:top w:type="dxa" w:w="50"/>
-              <w:left w:type="dxa" w:w="90"/>
-              <w:bottom w:type="dxa" w:w="50"/>
-              <w:right w:type="dxa" w:w="90"/>
-            </w:tcMar>
-          </w:tcPr>
-          <w:p>
-            <w:r>
-              <w:t xml:space="preserve">3,4</w:t>
             </w:r>
           </w:p>
         </w:tc>
@@ -5124,155 +5174,133 @@
         </w:trPr>
         <w:tc>
           <w:tcPr>
-            <w:tcW w:type="dxa" w:w="900"/>
-            <w:tcBorders>
-              <w:top w:val="single" w:color="BBBBBB" w:sz="4"/>
-              <w:left w:val="single" w:color="BBBBBB" w:sz="4"/>
-              <w:bottom w:val="single" w:color="BBBBBB" w:sz="4"/>
-              <w:right w:val="single" w:color="BBBBBB" w:sz="4"/>
-            </w:tcBorders>
-            <w:tcMar>
-              <w:top w:type="dxa" w:w="50"/>
-              <w:left w:type="dxa" w:w="90"/>
-              <w:bottom w:type="dxa" w:w="50"/>
-              <w:right w:type="dxa" w:w="90"/>
-            </w:tcMar>
-          </w:tcPr>
-          <w:p>
-            <w:r>
-              <w:t xml:space="preserve">0,80</w:t>
-            </w:r>
-          </w:p>
-        </w:tc>
-        <w:tc>
-          <w:tcPr>
-            <w:tcW w:type="dxa" w:w="1100"/>
-            <w:tcBorders>
-              <w:top w:val="single" w:color="BBBBBB" w:sz="4"/>
-              <w:left w:val="single" w:color="BBBBBB" w:sz="4"/>
-              <w:bottom w:val="single" w:color="BBBBBB" w:sz="4"/>
-              <w:right w:val="single" w:color="BBBBBB" w:sz="4"/>
-            </w:tcBorders>
-            <w:tcMar>
-              <w:top w:type="dxa" w:w="50"/>
-              <w:left w:type="dxa" w:w="90"/>
-              <w:bottom w:type="dxa" w:w="50"/>
-              <w:right w:type="dxa" w:w="90"/>
-            </w:tcMar>
-          </w:tcPr>
-          <w:p>
-            <w:r>
-              <w:t xml:space="preserve">2.221</w:t>
-            </w:r>
-          </w:p>
-        </w:tc>
-        <w:tc>
-          <w:tcPr>
-            <w:tcW w:type="dxa" w:w="1000"/>
-            <w:tcBorders>
-              <w:top w:val="single" w:color="BBBBBB" w:sz="4"/>
-              <w:left w:val="single" w:color="BBBBBB" w:sz="4"/>
-              <w:bottom w:val="single" w:color="BBBBBB" w:sz="4"/>
-              <w:right w:val="single" w:color="BBBBBB" w:sz="4"/>
-            </w:tcBorders>
-            <w:tcMar>
-              <w:top w:type="dxa" w:w="50"/>
-              <w:left w:type="dxa" w:w="90"/>
-              <w:bottom w:type="dxa" w:w="50"/>
-              <w:right w:type="dxa" w:w="90"/>
-            </w:tcMar>
-          </w:tcPr>
-          <w:p>
-            <w:r>
-              <w:t xml:space="preserve">0,278</w:t>
-            </w:r>
-          </w:p>
-        </w:tc>
-        <w:tc>
-          <w:tcPr>
-            <w:tcW w:type="dxa" w:w="1400"/>
-            <w:tcBorders>
-              <w:top w:val="single" w:color="BBBBBB" w:sz="4"/>
-              <w:left w:val="single" w:color="BBBBBB" w:sz="4"/>
-              <w:bottom w:val="single" w:color="BBBBBB" w:sz="4"/>
-              <w:right w:val="single" w:color="BBBBBB" w:sz="4"/>
-            </w:tcBorders>
-            <w:tcMar>
-              <w:top w:type="dxa" w:w="50"/>
-              <w:left w:type="dxa" w:w="90"/>
-              <w:bottom w:type="dxa" w:w="50"/>
-              <w:right w:type="dxa" w:w="90"/>
-            </w:tcMar>
-          </w:tcPr>
-          <w:p>
-            <w:r>
-              <w:t xml:space="preserve">90,2%</w:t>
-            </w:r>
-          </w:p>
-        </w:tc>
-        <w:tc>
-          <w:tcPr>
-            <w:tcW w:type="dxa" w:w="1500"/>
-            <w:tcBorders>
-              <w:top w:val="single" w:color="BBBBBB" w:sz="4"/>
-              <w:left w:val="single" w:color="BBBBBB" w:sz="4"/>
-              <w:bottom w:val="single" w:color="BBBBBB" w:sz="4"/>
-              <w:right w:val="single" w:color="BBBBBB" w:sz="4"/>
-            </w:tcBorders>
-            <w:tcMar>
-              <w:top w:type="dxa" w:w="50"/>
-              <w:left w:type="dxa" w:w="90"/>
-              <w:bottom w:type="dxa" w:w="50"/>
-              <w:right w:type="dxa" w:w="90"/>
-            </w:tcMar>
-          </w:tcPr>
-          <w:p>
-            <w:r>
-              <w:t xml:space="preserve">0,98</w:t>
-            </w:r>
-          </w:p>
-        </w:tc>
-        <w:tc>
-          <w:tcPr>
-            <w:tcW w:type="dxa" w:w="1700"/>
-            <w:tcBorders>
-              <w:top w:val="single" w:color="BBBBBB" w:sz="4"/>
-              <w:left w:val="single" w:color="BBBBBB" w:sz="4"/>
-              <w:bottom w:val="single" w:color="BBBBBB" w:sz="4"/>
-              <w:right w:val="single" w:color="BBBBBB" w:sz="4"/>
-            </w:tcBorders>
-            <w:tcMar>
-              <w:top w:type="dxa" w:w="50"/>
-              <w:left w:type="dxa" w:w="90"/>
-              <w:bottom w:type="dxa" w:w="50"/>
-              <w:right w:type="dxa" w:w="90"/>
-            </w:tcMar>
-          </w:tcPr>
-          <w:p>
-            <w:r>
-              <w:t xml:space="preserve">49,8%</w:t>
-            </w:r>
-          </w:p>
-        </w:tc>
-        <w:tc>
-          <w:tcPr>
-            <w:tcW w:type="dxa" w:w="1426"/>
-            <w:tcBorders>
-              <w:top w:val="single" w:color="BBBBBB" w:sz="4"/>
-              <w:left w:val="single" w:color="BBBBBB" w:sz="4"/>
-              <w:bottom w:val="single" w:color="BBBBBB" w:sz="4"/>
-              <w:right w:val="single" w:color="BBBBBB" w:sz="4"/>
-            </w:tcBorders>
-            <w:tcMar>
-              <w:top w:type="dxa" w:w="50"/>
-              <w:left w:type="dxa" w:w="90"/>
-              <w:bottom w:type="dxa" w:w="50"/>
-              <w:right w:type="dxa" w:w="90"/>
-            </w:tcMar>
-          </w:tcPr>
-          <w:p>
-            <w:r>
-              <w:t xml:space="preserve">6,0</w:t>
+            <w:tcW w:type="dxa" w:w="1137"/>
+            <w:tcBorders>
+              <w:top w:val="single" w:color="BBBBBB" w:sz="4"/>
+              <w:left w:val="single" w:color="BBBBBB" w:sz="4"/>
+              <w:bottom w:val="single" w:color="BBBBBB" w:sz="4"/>
+              <w:right w:val="single" w:color="BBBBBB" w:sz="4"/>
+            </w:tcBorders>
+            <w:tcMar>
+              <w:top w:type="dxa" w:w="50"/>
+              <w:left w:type="dxa" w:w="90"/>
+              <w:bottom w:type="dxa" w:w="50"/>
+              <w:right w:type="dxa" w:w="90"/>
+            </w:tcMar>
+          </w:tcPr>
+          <w:p>
+            <w:r>
+              <w:t>0,75</w:t>
+            </w:r>
+          </w:p>
+        </w:tc>
+        <w:tc>
+          <w:tcPr>
+            <w:tcW w:type="dxa" w:w="1337"/>
+            <w:tcBorders>
+              <w:top w:val="single" w:color="BBBBBB" w:sz="4"/>
+              <w:left w:val="single" w:color="BBBBBB" w:sz="4"/>
+              <w:bottom w:val="single" w:color="BBBBBB" w:sz="4"/>
+              <w:right w:val="single" w:color="BBBBBB" w:sz="4"/>
+            </w:tcBorders>
+            <w:tcMar>
+              <w:top w:type="dxa" w:w="50"/>
+              <w:left w:type="dxa" w:w="90"/>
+              <w:bottom w:type="dxa" w:w="50"/>
+              <w:right w:type="dxa" w:w="90"/>
+            </w:tcMar>
+          </w:tcPr>
+          <w:p>
+            <w:r>
+              <w:t>1.709</w:t>
+            </w:r>
+          </w:p>
+        </w:tc>
+        <w:tc>
+          <w:tcPr>
+            <w:tcW w:type="dxa" w:w="1237"/>
+            <w:tcBorders>
+              <w:top w:val="single" w:color="BBBBBB" w:sz="4"/>
+              <w:left w:val="single" w:color="BBBBBB" w:sz="4"/>
+              <w:bottom w:val="single" w:color="BBBBBB" w:sz="4"/>
+              <w:right w:val="single" w:color="BBBBBB" w:sz="4"/>
+            </w:tcBorders>
+            <w:tcMar>
+              <w:top w:type="dxa" w:w="50"/>
+              <w:left w:type="dxa" w:w="90"/>
+              <w:bottom w:type="dxa" w:w="50"/>
+              <w:right w:type="dxa" w:w="90"/>
+            </w:tcMar>
+          </w:tcPr>
+          <w:p>
+            <w:r>
+              <w:t>0,214</w:t>
+            </w:r>
+          </w:p>
+        </w:tc>
+        <w:tc>
+          <w:tcPr>
+            <w:tcW w:type="dxa" w:w="1637"/>
+            <w:tcBorders>
+              <w:top w:val="single" w:color="BBBBBB" w:sz="4"/>
+              <w:left w:val="single" w:color="BBBBBB" w:sz="4"/>
+              <w:bottom w:val="single" w:color="BBBBBB" w:sz="4"/>
+              <w:right w:val="single" w:color="BBBBBB" w:sz="4"/>
+            </w:tcBorders>
+            <w:tcMar>
+              <w:top w:type="dxa" w:w="50"/>
+              <w:left w:type="dxa" w:w="90"/>
+              <w:bottom w:type="dxa" w:w="50"/>
+              <w:right w:type="dxa" w:w="90"/>
+            </w:tcMar>
+          </w:tcPr>
+          <w:p>
+            <w:r>
+              <w:t>87,9%</w:t>
+            </w:r>
+          </w:p>
+        </w:tc>
+        <w:tc>
+          <w:tcPr>
+            <w:tcW w:type="dxa" w:w="1737"/>
+            <w:tcBorders>
+              <w:top w:val="single" w:color="BBBBBB" w:sz="4"/>
+              <w:left w:val="single" w:color="BBBBBB" w:sz="4"/>
+              <w:bottom w:val="single" w:color="BBBBBB" w:sz="4"/>
+              <w:right w:val="single" w:color="BBBBBB" w:sz="4"/>
+            </w:tcBorders>
+            <w:tcMar>
+              <w:top w:type="dxa" w:w="50"/>
+              <w:left w:type="dxa" w:w="90"/>
+              <w:bottom w:type="dxa" w:w="50"/>
+              <w:right w:type="dxa" w:w="90"/>
+            </w:tcMar>
+          </w:tcPr>
+          <w:p>
+            <w:r>
+              <w:t>0,97</w:t>
+            </w:r>
+          </w:p>
+        </w:tc>
+        <w:tc>
+          <w:tcPr>
+            <w:tcW w:type="dxa" w:w="1937"/>
+            <w:tcBorders>
+              <w:top w:val="single" w:color="BBBBBB" w:sz="4"/>
+              <w:left w:val="single" w:color="BBBBBB" w:sz="4"/>
+              <w:bottom w:val="single" w:color="BBBBBB" w:sz="4"/>
+              <w:right w:val="single" w:color="BBBBBB" w:sz="4"/>
+            </w:tcBorders>
+            <w:tcMar>
+              <w:top w:type="dxa" w:w="50"/>
+              <w:left w:type="dxa" w:w="90"/>
+              <w:bottom w:type="dxa" w:w="50"/>
+              <w:right w:type="dxa" w:w="90"/>
+            </w:tcMar>
+          </w:tcPr>
+          <w:p>
+            <w:r>
+              <w:t>48,6%</w:t>
             </w:r>
           </w:p>
         </w:tc>
@@ -5283,7 +5311,144 @@
         </w:trPr>
         <w:tc>
           <w:tcPr>
-            <w:tcW w:type="dxa" w:w="900"/>
+            <w:tcW w:type="dxa" w:w="1137"/>
+            <w:tcBorders>
+              <w:top w:val="single" w:color="BBBBBB" w:sz="4"/>
+              <w:left w:val="single" w:color="BBBBBB" w:sz="4"/>
+              <w:bottom w:val="single" w:color="BBBBBB" w:sz="4"/>
+              <w:right w:val="single" w:color="BBBBBB" w:sz="4"/>
+            </w:tcBorders>
+            <w:tcMar>
+              <w:top w:type="dxa" w:w="50"/>
+              <w:left w:type="dxa" w:w="90"/>
+              <w:bottom w:type="dxa" w:w="50"/>
+              <w:right w:type="dxa" w:w="90"/>
+            </w:tcMar>
+          </w:tcPr>
+          <w:p>
+            <w:r>
+              <w:t xml:space="preserve">0,80</w:t>
+            </w:r>
+          </w:p>
+        </w:tc>
+        <w:tc>
+          <w:tcPr>
+            <w:tcW w:type="dxa" w:w="1337"/>
+            <w:tcBorders>
+              <w:top w:val="single" w:color="BBBBBB" w:sz="4"/>
+              <w:left w:val="single" w:color="BBBBBB" w:sz="4"/>
+              <w:bottom w:val="single" w:color="BBBBBB" w:sz="4"/>
+              <w:right w:val="single" w:color="BBBBBB" w:sz="4"/>
+            </w:tcBorders>
+            <w:tcMar>
+              <w:top w:type="dxa" w:w="50"/>
+              <w:left w:type="dxa" w:w="90"/>
+              <w:bottom w:type="dxa" w:w="50"/>
+              <w:right w:type="dxa" w:w="90"/>
+            </w:tcMar>
+          </w:tcPr>
+          <w:p>
+            <w:r>
+              <w:t xml:space="preserve">2.221</w:t>
+            </w:r>
+          </w:p>
+        </w:tc>
+        <w:tc>
+          <w:tcPr>
+            <w:tcW w:type="dxa" w:w="1237"/>
+            <w:tcBorders>
+              <w:top w:val="single" w:color="BBBBBB" w:sz="4"/>
+              <w:left w:val="single" w:color="BBBBBB" w:sz="4"/>
+              <w:bottom w:val="single" w:color="BBBBBB" w:sz="4"/>
+              <w:right w:val="single" w:color="BBBBBB" w:sz="4"/>
+            </w:tcBorders>
+            <w:tcMar>
+              <w:top w:type="dxa" w:w="50"/>
+              <w:left w:type="dxa" w:w="90"/>
+              <w:bottom w:type="dxa" w:w="50"/>
+              <w:right w:type="dxa" w:w="90"/>
+            </w:tcMar>
+          </w:tcPr>
+          <w:p>
+            <w:r>
+              <w:t xml:space="preserve">0,278</w:t>
+            </w:r>
+          </w:p>
+        </w:tc>
+        <w:tc>
+          <w:tcPr>
+            <w:tcW w:type="dxa" w:w="1637"/>
+            <w:tcBorders>
+              <w:top w:val="single" w:color="BBBBBB" w:sz="4"/>
+              <w:left w:val="single" w:color="BBBBBB" w:sz="4"/>
+              <w:bottom w:val="single" w:color="BBBBBB" w:sz="4"/>
+              <w:right w:val="single" w:color="BBBBBB" w:sz="4"/>
+            </w:tcBorders>
+            <w:tcMar>
+              <w:top w:type="dxa" w:w="50"/>
+              <w:left w:type="dxa" w:w="90"/>
+              <w:bottom w:type="dxa" w:w="50"/>
+              <w:right w:type="dxa" w:w="90"/>
+            </w:tcMar>
+          </w:tcPr>
+          <w:p>
+            <w:r>
+              <w:t xml:space="preserve">90,2%</w:t>
+            </w:r>
+          </w:p>
+        </w:tc>
+        <w:tc>
+          <w:tcPr>
+            <w:tcW w:type="dxa" w:w="1737"/>
+            <w:tcBorders>
+              <w:top w:val="single" w:color="BBBBBB" w:sz="4"/>
+              <w:left w:val="single" w:color="BBBBBB" w:sz="4"/>
+              <w:bottom w:val="single" w:color="BBBBBB" w:sz="4"/>
+              <w:right w:val="single" w:color="BBBBBB" w:sz="4"/>
+            </w:tcBorders>
+            <w:tcMar>
+              <w:top w:type="dxa" w:w="50"/>
+              <w:left w:type="dxa" w:w="90"/>
+              <w:bottom w:type="dxa" w:w="50"/>
+              <w:right w:type="dxa" w:w="90"/>
+            </w:tcMar>
+          </w:tcPr>
+          <w:p>
+            <w:r>
+              <w:t xml:space="preserve">0,98</w:t>
+            </w:r>
+          </w:p>
+        </w:tc>
+        <w:tc>
+          <w:tcPr>
+            <w:tcW w:type="dxa" w:w="1937"/>
+            <w:tcBorders>
+              <w:top w:val="single" w:color="BBBBBB" w:sz="4"/>
+              <w:left w:val="single" w:color="BBBBBB" w:sz="4"/>
+              <w:bottom w:val="single" w:color="BBBBBB" w:sz="4"/>
+              <w:right w:val="single" w:color="BBBBBB" w:sz="4"/>
+            </w:tcBorders>
+            <w:tcMar>
+              <w:top w:type="dxa" w:w="50"/>
+              <w:left w:type="dxa" w:w="90"/>
+              <w:bottom w:type="dxa" w:w="50"/>
+              <w:right w:type="dxa" w:w="90"/>
+            </w:tcMar>
+          </w:tcPr>
+          <w:p>
+            <w:r>
+              <w:t xml:space="preserve">49,8%</w:t>
+            </w:r>
+          </w:p>
+        </w:tc>
+      </w:tr>
+      <w:tr>
+        <w:trPr>
+          <w:tblHeader w:val="false"/>
+        </w:trPr>
+        <w:tc>
+          <w:tcPr>
+            <w:tcW w:type="dxa" w:w="1137"/>
             <w:tcBorders>
               <w:top w:val="single" w:color="BBBBBB" w:sz="4"/>
               <w:left w:val="single" w:color="BBBBBB" w:sz="4"/>
@@ -5305,7 +5470,7 @@
         </w:tc>
         <w:tc>
           <w:tcPr>
-            <w:tcW w:type="dxa" w:w="1100"/>
+            <w:tcW w:type="dxa" w:w="1337"/>
             <w:tcBorders>
               <w:top w:val="single" w:color="BBBBBB" w:sz="4"/>
               <w:left w:val="single" w:color="BBBBBB" w:sz="4"/>
@@ -5327,7 +5492,7 @@
         </w:tc>
         <w:tc>
           <w:tcPr>
-            <w:tcW w:type="dxa" w:w="1000"/>
+            <w:tcW w:type="dxa" w:w="1237"/>
             <w:tcBorders>
               <w:top w:val="single" w:color="BBBBBB" w:sz="4"/>
               <w:left w:val="single" w:color="BBBBBB" w:sz="4"/>
@@ -5349,7 +5514,7 @@
         </w:tc>
         <w:tc>
           <w:tcPr>
-            <w:tcW w:type="dxa" w:w="1400"/>
+            <w:tcW w:type="dxa" w:w="1637"/>
             <w:tcBorders>
               <w:top w:val="single" w:color="BBBBBB" w:sz="4"/>
               <w:left w:val="single" w:color="BBBBBB" w:sz="4"/>
@@ -5371,7 +5536,7 @@
         </w:tc>
         <w:tc>
           <w:tcPr>
-            <w:tcW w:type="dxa" w:w="1500"/>
+            <w:tcW w:type="dxa" w:w="1737"/>
             <w:tcBorders>
               <w:top w:val="single" w:color="BBBBBB" w:sz="4"/>
               <w:left w:val="single" w:color="BBBBBB" w:sz="4"/>
@@ -5393,29 +5558,7 @@
         </w:tc>
         <w:tc>
           <w:tcPr>
-            <w:tcW w:type="dxa" w:w="1700"/>
-            <w:tcBorders>
-              <w:top w:val="single" w:color="BBBBBB" w:sz="4"/>
-              <w:left w:val="single" w:color="BBBBBB" w:sz="4"/>
-              <w:bottom w:val="single" w:color="BBBBBB" w:sz="4"/>
-              <w:right w:val="single" w:color="BBBBBB" w:sz="4"/>
-            </w:tcBorders>
-            <w:tcMar>
-              <w:top w:type="dxa" w:w="50"/>
-              <w:left w:type="dxa" w:w="90"/>
-              <w:bottom w:type="dxa" w:w="50"/>
-              <w:right w:type="dxa" w:w="90"/>
-            </w:tcMar>
-          </w:tcPr>
-          <w:p>
-            <w:r>
-              <w:t xml:space="preserve">—</w:t>
-            </w:r>
-          </w:p>
-        </w:tc>
-        <w:tc>
-          <w:tcPr>
-            <w:tcW w:type="dxa" w:w="1426"/>
+            <w:tcW w:type="dxa" w:w="1937"/>
             <w:tcBorders>
               <w:top w:val="single" w:color="BBBBBB" w:sz="4"/>
               <w:left w:val="single" w:color="BBBBBB" w:sz="4"/>
@@ -5449,7 +5592,7 @@
           <w:sz w:val="18"/>
           <w:szCs w:val="18"/>
         </w:rPr>
-        <w:t xml:space="preserve">Fuente: data/output/barrido_rho_art1.csv. Referencias: predecir siempre la media global da MAE 1,33; usar solo la clase EM, MAE 0,99 y 49,8% de aciertos.</w:t>
+        <w:t>Fuente: data/output/barrido_rho_art1.csv (se regenera con python -m src.barrido_rho). Referencias: predecir siempre la media global da MAE 1,33; usar solo la clase EM, MAE 0,99 y 49,8% de aciertos.</w:t>
       </w:r>
     </w:p>
     <w:p>
@@ -5457,17 +5600,115 @@
         <w:spacing w:after="120"/>
       </w:pPr>
       <w:r>
-        <w:t xml:space="preserve">Con </w:t>
-      </w:r>
+        <w:rPr>
+          <w:b/>
+        </w:rPr>
+        <w:t xml:space="preserve">Por qué ρ = 0,65 (D-13). </w:t>
+      </w:r>
+      <w:r>
+        <w:rPr/>
+        <w:t>Es el único valor que cumple las tres metas a la vez con la red más simple:</w:t>
+      </w:r>
+    </w:p>
+    <w:p>
+      <w:pPr>
+        <w:pStyle w:val="ListParagraph"/>
+        <w:numPr>
+          <w:ilvl w:val="0"/>
+          <w:numId w:val="2"/>
+        </w:numPr>
+        <w:spacing w:after="60"/>
+      </w:pPr>
       <w:r>
         <w:rPr>
           <w:b/>
           <w:bCs/>
         </w:rPr>
-        <w:t xml:space="preserve">ρ = 0,65</w:t>
-      </w:r>
-      <w:r>
-        <w:t xml:space="preserve"> la pureza supera el 80% con 871 nodos y se obtiene el menor error (0,94 puntos sobre 10), mejor que la media global (1,33) y que el EM solo (0,99). Subir ρ multiplica los nodos sin bajar el error. El ρ final todavía no está fijado.</w:t>
+        <w:t xml:space="preserve">ρ ≤ 0,60: </w:t>
+      </w:r>
+      <w:r>
+        <w:rPr>
+          <w:bCs/>
+        </w:rPr>
+        <w:t>no llega al 80% de pureza (0,60 da 78,3%); los nodos mezclan alumnos de categorías distintas.</w:t>
+      </w:r>
+    </w:p>
+    <w:p>
+      <w:pPr>
+        <w:pStyle w:val="ListParagraph"/>
+        <w:numPr>
+          <w:ilvl w:val="0"/>
+          <w:numId w:val="2"/>
+        </w:numPr>
+        <w:spacing w:after="60"/>
+      </w:pPr>
+      <w:r>
+        <w:rPr>
+          <w:b/>
+          <w:bCs/>
+        </w:rPr>
+        <w:t xml:space="preserve">ρ = 0,65: </w:t>
+      </w:r>
+      <w:r>
+        <w:rPr>
+          <w:bCs/>
+        </w:rPr>
+        <w:t>pureza 81,4%, CR 0,109 (unos 9 alumnos por nodo) y el menor MAE de todo el barrido, 0,94 puntos sobre 10.</w:t>
+      </w:r>
+    </w:p>
+    <w:p>
+      <w:pPr>
+        <w:pStyle w:val="ListParagraph"/>
+        <w:numPr>
+          <w:ilvl w:val="0"/>
+          <w:numId w:val="2"/>
+        </w:numPr>
+        <w:spacing w:after="60"/>
+      </w:pPr>
+      <w:r>
+        <w:rPr>
+          <w:b/>
+          <w:bCs/>
+        </w:rPr>
+        <w:t xml:space="preserve">ρ = 0,70: </w:t>
+      </w:r>
+      <w:r>
+        <w:rPr>
+          <w:bCs/>
+        </w:rPr>
+        <w:t>también cumple pureza (84,5%) y CR (0,153), pero usa 40% más nodos (1.220, unos 6,5 alumnos por nodo) y el MAE no mejora (0,96).</w:t>
+      </w:r>
+    </w:p>
+    <w:p>
+      <w:pPr>
+        <w:pStyle w:val="ListParagraph"/>
+        <w:numPr>
+          <w:ilvl w:val="0"/>
+          <w:numId w:val="2"/>
+        </w:numPr>
+        <w:spacing w:after="60"/>
+      </w:pPr>
+      <w:r>
+        <w:rPr>
+          <w:b/>
+          <w:bCs/>
+        </w:rPr>
+        <w:t xml:space="preserve">ρ ≥ 0,75: </w:t>
+      </w:r>
+      <w:r>
+        <w:rPr>
+          <w:bCs/>
+        </w:rPr>
+        <w:t>el CR sale del rango (0,214) y el error sigue sin bajar; con 0,90 la red supera los 3.000 nodos.</w:t>
+      </w:r>
+    </w:p>
+    <w:p>
+      <w:pPr>
+        <w:spacing w:after="120"/>
+      </w:pPr>
+      <w:r>
+        <w:rPr/>
+        <w:t>Subir ρ hace nodos más chicos y más puros, pero cada nodo calcula su nota esperada con menos alumnos y la red empieza a memorizar en vez de generalizar: la pureza sube y la predicción no mejora. Igual que con el BIC, entre los valores que cumplen se elige el más simple. La diferencia con 0,70 es chica y se midió con una sola semilla.</w:t>
       </w:r>
     </w:p>
     <w:p>
@@ -5924,7 +6165,7 @@
           </w:tcPr>
           <w:p>
             <w:r>
-              <w:t xml:space="preserve">scripts/barrido_rho_art1.py</w:t>
+              <w:t>src/barrido_rho.py</w:t>
             </w:r>
           </w:p>
         </w:tc>
@@ -5946,7 +6187,7 @@
           </w:tcPr>
           <w:p>
             <w:r>
-              <w:t xml:space="preserve">Corre todo el pipeline para cada ρ y guarda la tabla de la sección 6.3.</w:t>
+              <w:t>Barrido de ρ: corre el pipeline para cada valor y guarda la tabla de la sección 6.3.</w:t>
             </w:r>
           </w:p>
         </w:tc>
@@ -6156,7 +6397,7 @@
           <w:sz w:val="19"/>
           <w:szCs w:val="19"/>
         </w:rPr>
-        <w:t xml:space="preserve">python scripts/barrido_rho_art1.py</w:t>
+        <w:t>python -m src.barrido_rho</w:t>
       </w:r>
     </w:p>
     <w:p>
@@ -6278,19 +6519,6 @@
       </w:pPr>
       <w:r>
         <w:t xml:space="preserve">9. Próximos pasos</w:t>
-      </w:r>
-    </w:p>
-    <w:p>
-      <w:pPr>
-        <w:pStyle w:val="ListParagraph"/>
-        <w:numPr>
-          <w:ilvl w:val="0"/>
-          <w:numId w:val="3"/>
-        </w:numPr>
-        <w:spacing w:after="60"/>
-      </w:pPr>
-      <w:r>
-        <w:t xml:space="preserve">Fijar el ρ final a partir del barrido (ISSUE-103).</w:t>
       </w:r>
     </w:p>
     <w:p>

--- a/docs/Informe_avance_TFI.docx
+++ b/docs/Informe_avance_TFI.docx
@@ -210,18 +210,8 @@
         <w:spacing w:after="120"/>
       </w:pPr>
       <w:r>
-        <w:t xml:space="preserve">Este informe resume el trabajo del 27/10/2026: decisiones de diseño (D-01 a D-13, detalladas en </w:t>
-      </w:r>
-      <w:r>
-        <w:rPr>
-          <w:rFonts w:ascii="Consolas" w:cs="Consolas" w:eastAsia="Consolas" w:hAnsi="Consolas"/>
-          <w:sz w:val="20"/>
-          <w:szCs w:val="20"/>
-        </w:rPr>
-        <w:t xml:space="preserve">docs/Registro_de_decisiones.docx</w:t>
-      </w:r>
-      <w:r>
-        <w:t xml:space="preserve">), los módulos implementados, los scripts, los tests y los primeros resultados.</w:t>
+        <w:rPr/>
+        <w:t>Este informe resume el trabajo del 27 y 28/10/2026: decisiones de diseño (D-01 a D-18, detalladas en docs/Registro_de_decisiones.docx), los módulos implementados, los scripts, los tests y los resultados.</w:t>
       </w:r>
     </w:p>
     <w:p>
@@ -4022,30 +4012,49 @@
           <w:sz w:val="20"/>
           <w:szCs w:val="20"/>
         </w:rPr>
-        <w:t xml:space="preserve">src/predictor.py</w:t>
-      </w:r>
-      <w:r>
+        <w:t>src/predictor.py</w:t>
+      </w:r>
+      <w:r>
+        <w:rPr>
+          <w:rFonts w:ascii="Consolas" w:cs="Consolas" w:eastAsia="Consolas" w:hAnsi="Consolas"/>
+          <w:sz w:val="20"/>
+          <w:szCs w:val="20"/>
+        </w:rPr>
         <w:t xml:space="preserve"> calibra cada nodo con la </w:t>
       </w:r>
       <w:r>
         <w:rPr>
+          <w:rFonts w:ascii="Consolas" w:cs="Consolas" w:eastAsia="Consolas" w:hAnsi="Consolas"/>
           <w:b/>
-          <w:bCs/>
-        </w:rPr>
-        <w:t xml:space="preserve">nota media</w:t>
-      </w:r>
-      <w:r>
-        <w:t xml:space="preserve"> de sus alumnos de entrenamiento y la </w:t>
-      </w:r>
-      <w:r>
-        <w:rPr>
+          <w:sz w:val="20"/>
+          <w:szCs w:val="20"/>
+        </w:rPr>
+        <w:t>nota media</w:t>
+      </w:r>
+      <w:r>
+        <w:rPr>
+          <w:rFonts w:ascii="Consolas" w:cs="Consolas" w:eastAsia="Consolas" w:hAnsi="Consolas"/>
+          <w:sz w:val="20"/>
+          <w:szCs w:val="20"/>
+        </w:rPr>
+        <w:t xml:space="preserve"> de sus alumnos de entrenamiento y guarda su </w:t>
+      </w:r>
+      <w:r>
+        <w:rPr>
+          <w:rFonts w:ascii="Consolas" w:cs="Consolas" w:eastAsia="Consolas" w:hAnsi="Consolas"/>
           <w:b/>
-          <w:bCs/>
-        </w:rPr>
-        <w:t xml:space="preserve">categoría EM más frecuente</w:t>
-      </w:r>
-      <w:r>
-        <w:t xml:space="preserve"> entre ellos (las clases del EM son las que la red aprende). Para un alumno nuevo, la red busca el nodo resonante sin modificar pesos y devuelve nota esperada, categoría y una marca de confianza baja si ningún nodo resonó.</w:t>
+          <w:sz w:val="20"/>
+          <w:szCs w:val="20"/>
+        </w:rPr>
+        <w:t>perfil EM más frecuente</w:t>
+      </w:r>
+      <w:r>
+        <w:rPr>
+          <w:rFonts w:ascii="Consolas" w:cs="Consolas" w:eastAsia="Consolas" w:hAnsi="Consolas"/>
+          <w:sz w:val="20"/>
+          <w:szCs w:val="20"/>
+        </w:rPr>
+        <w:t>. Para un alumno nuevo, la red busca el nodo resonante sin modificar pesos y devuelve la nota esperada del nodo y la categoría que corresponde a esa nota (Promoción &gt; 8, Regular 6 a 8, Recuperatorio 4 a 6, Riesgo &lt; 4; D-15). Si ningún nodo resuena, marca confianza baja y usa el nodo que más unos del alumno cubre, con desempate por cantidad de alumnos (D-16).</w:t>
       </w:r>
     </w:p>
     <w:p>
@@ -4589,7 +4598,8 @@
           </w:tcPr>
           <w:p>
             <w:r>
-              <w:t xml:space="preserve">47,0%</w:t>
+              <w:rPr/>
+              <w:t>52,4%</w:t>
             </w:r>
           </w:p>
         </w:tc>
@@ -4726,7 +4736,8 @@
           </w:tcPr>
           <w:p>
             <w:r>
-              <w:t xml:space="preserve">46,4%</w:t>
+              <w:rPr/>
+              <w:t>56,0%</w:t>
             </w:r>
           </w:p>
         </w:tc>
@@ -4863,7 +4874,8 @@
           </w:tcPr>
           <w:p>
             <w:r>
-              <w:t xml:space="preserve">48,0%</w:t>
+              <w:rPr/>
+              <w:t>57,7%</w:t>
             </w:r>
           </w:p>
         </w:tc>
@@ -5026,7 +5038,7 @@
               <w:rPr>
                 <w:b/>
               </w:rPr>
-              <w:t xml:space="preserve">47,4%</w:t>
+              <w:t>57,2%</w:t>
             </w:r>
           </w:p>
         </w:tc>
@@ -5163,7 +5175,8 @@
           </w:tcPr>
           <w:p>
             <w:r>
-              <w:t xml:space="preserve">49,8%</w:t>
+              <w:rPr/>
+              <w:t>56,8%</w:t>
             </w:r>
           </w:p>
         </w:tc>
@@ -5300,7 +5313,8 @@
           </w:tcPr>
           <w:p>
             <w:r>
-              <w:t>48,6%</w:t>
+              <w:rPr/>
+              <w:t>57,5%</w:t>
             </w:r>
           </w:p>
         </w:tc>
@@ -5437,7 +5451,8 @@
           </w:tcPr>
           <w:p>
             <w:r>
-              <w:t xml:space="preserve">49,8%</w:t>
+              <w:rPr/>
+              <w:t>56,6%</w:t>
             </w:r>
           </w:p>
         </w:tc>
@@ -5713,10 +5728,5077 @@
     </w:p>
     <w:p>
       <w:pPr>
+        <w:pStyle w:val="Heading2"/>
+      </w:pPr>
+      <w:r>
+        <w:rPr/>
+        <w:t>6.4 Métricas y resultados de la predicción (ISSUE-303, ISSUE-304)</w:t>
+      </w:r>
+    </w:p>
+    <w:p>
+      <w:pPr>
+        <w:spacing w:after="120"/>
+      </w:pPr>
+      <w:r>
+        <w:rPr>
+          <w:b/>
+          <w:sz w:val="20"/>
+          <w:szCs w:val="20"/>
+        </w:rPr>
+        <w:t xml:space="preserve">Cómo se armó. </w:t>
+      </w:r>
+      <w:r>
+        <w:rPr>
+          <w:sz w:val="20"/>
+          <w:szCs w:val="20"/>
+        </w:rPr>
+        <w:t xml:space="preserve">La cátedra pidió agregar las métricas del EM y el documento de arquitectura pide validar la red y la predicción (ISSUE-303 y 304). Al principio cada cálculo estaba dentro del script del barrido; se pasaron a un solo módulo, </w:t>
+      </w:r>
+      <w:r>
+        <w:rPr>
+          <w:rFonts w:ascii="Consolas" w:hAnsi="Consolas"/>
+          <w:sz w:val="20"/>
+          <w:szCs w:val="20"/>
+        </w:rPr>
+        <w:t>src/metrics.py</w:t>
+      </w:r>
+      <w:r>
+        <w:rPr>
+          <w:sz w:val="20"/>
+          <w:szCs w:val="20"/>
+        </w:rPr>
+        <w:t>, para que el barrido y la corrida final usen exactamente las mismas fórmulas. Se comprobó que el barrido da la misma tabla que antes de mover las funciones. El módulo tiene una función corta por métrica:</w:t>
+      </w:r>
+    </w:p>
+    <w:p>
+      <w:pPr>
+        <w:pStyle w:val="ListParagraph"/>
+        <w:numPr>
+          <w:ilvl w:val="0"/>
+          <w:numId w:val="2"/>
+        </w:numPr>
+        <w:spacing w:after="60"/>
+      </w:pPr>
+      <w:r>
+        <w:rPr>
+          <w:b/>
+          <w:bCs/>
+        </w:rPr>
+        <w:t xml:space="preserve">Del EM: </w:t>
+      </w:r>
+      <w:r>
+        <w:rPr>
+          <w:bCs/>
+        </w:rPr>
+        <w:t>log-verosimilitud, BIC, AIC, silhouette (qué tan separados están los grupos, de −1 a 1) y entropía de responsabilidades (0 si cada alumno pertenece claramente a un grupo).</w:t>
+      </w:r>
+    </w:p>
+    <w:p>
+      <w:pPr>
+        <w:pStyle w:val="ListParagraph"/>
+        <w:numPr>
+          <w:ilvl w:val="0"/>
+          <w:numId w:val="2"/>
+        </w:numPr>
+        <w:spacing w:after="60"/>
+      </w:pPr>
+      <w:r>
+        <w:rPr>
+          <w:b/>
+          <w:bCs/>
+        </w:rPr>
+        <w:t xml:space="preserve">De la red: </w:t>
+      </w:r>
+      <w:r>
+        <w:rPr>
+          <w:bCs/>
+        </w:rPr>
+        <w:t>pureza, CR (nodos ÷ alumnos), RR (resets ÷ alumnos) y varianza de la nota dentro de cada nodo.</w:t>
+      </w:r>
+    </w:p>
+    <w:p>
+      <w:pPr>
+        <w:pStyle w:val="ListParagraph"/>
+        <w:numPr>
+          <w:ilvl w:val="0"/>
+          <w:numId w:val="2"/>
+        </w:numPr>
+        <w:spacing w:after="60"/>
+      </w:pPr>
+      <w:r>
+        <w:rPr>
+          <w:b/>
+          <w:bCs/>
+        </w:rPr>
+        <w:t xml:space="preserve">De la predicción: </w:t>
+      </w:r>
+      <w:r>
+        <w:rPr>
+          <w:bCs/>
+        </w:rPr>
+        <w:t>MAE, acierto de categoría y proporción de alumnos con confianza baja (ningún nodo resonó).</w:t>
+      </w:r>
+    </w:p>
+    <w:p>
+      <w:pPr>
+        <w:spacing w:after="120"/>
+      </w:pPr>
+      <w:r>
+        <w:rPr>
+          <w:sz w:val="20"/>
+          <w:szCs w:val="20"/>
+        </w:rPr>
+        <w:t xml:space="preserve">Con </w:t>
+      </w:r>
+      <w:r>
+        <w:rPr>
+          <w:rFonts w:ascii="Consolas" w:hAnsi="Consolas"/>
+          <w:sz w:val="20"/>
+          <w:szCs w:val="20"/>
+        </w:rPr>
+        <w:t>python -m src.metrics</w:t>
+      </w:r>
+      <w:r>
+        <w:rPr>
+          <w:sz w:val="20"/>
+          <w:szCs w:val="20"/>
+        </w:rPr>
+        <w:t xml:space="preserve"> se corre todo el pipeline con ρ = 0,65 y K = 4 y se generan dos archivos: </w:t>
+      </w:r>
+      <w:r>
+        <w:rPr>
+          <w:rFonts w:ascii="Consolas" w:hAnsi="Consolas"/>
+          <w:sz w:val="20"/>
+          <w:szCs w:val="20"/>
+        </w:rPr>
+        <w:t>predicciones_student.csv</w:t>
+      </w:r>
+      <w:r>
+        <w:rPr>
+          <w:sz w:val="20"/>
+          <w:szCs w:val="20"/>
+        </w:rPr>
+        <w:t xml:space="preserve">, con una fila por cada alumno del 20% reservado (nodo, nota esperada, categoría pronosticada, confianza y, solo para comparar, su nota y categoría reales), y </w:t>
+      </w:r>
+      <w:r>
+        <w:rPr>
+          <w:rFonts w:ascii="Consolas" w:hAnsi="Consolas"/>
+          <w:sz w:val="20"/>
+          <w:szCs w:val="20"/>
+        </w:rPr>
+        <w:t>metricas_student.csv</w:t>
+      </w:r>
+      <w:r>
+        <w:rPr>
+          <w:sz w:val="20"/>
+          <w:szCs w:val="20"/>
+        </w:rPr>
+        <w:t>, con todas las métricas en una fila.</w:t>
+      </w:r>
+    </w:p>
+    <w:p>
+      <w:pPr>
+        <w:spacing w:after="120"/>
+      </w:pPr>
+      <w:r>
+        <w:rPr>
+          <w:b/>
+          <w:sz w:val="20"/>
+          <w:szCs w:val="20"/>
+        </w:rPr>
+        <w:t xml:space="preserve">Metas del documento de arquitectura. </w:t>
+      </w:r>
+      <w:r>
+        <w:rPr>
+          <w:sz w:val="20"/>
+          <w:szCs w:val="20"/>
+        </w:rPr>
+        <w:t>Se cumplen pureza (81,4%, meta ≥ 80%) y CR (0,109, meta 0,05–0,20). No se cumple silhouette (0,19, meta ≥ 0,40): los grupos del EM se solapan, lo que también muestra la entropía de 0,47. Hay 0,20 resets por alumno y la nota varía 0,88 puntos² dentro de cada nodo (desvío de unos 0,9 puntos).</w:t>
+      </w:r>
+    </w:p>
+    <w:p>
+      <w:pPr>
+        <w:spacing w:after="120"/>
+      </w:pPr>
+      <w:r>
+        <w:rPr>
+          <w:b/>
+          <w:sz w:val="20"/>
+          <w:szCs w:val="20"/>
+        </w:rPr>
+        <w:t xml:space="preserve">Nota esperada. </w:t>
+      </w:r>
+      <w:r>
+        <w:rPr>
+          <w:sz w:val="20"/>
+          <w:szCs w:val="20"/>
+        </w:rPr>
+        <w:t>Sobre los 2.000 alumnos no vistos el MAE es 0,94 sobre 10. Es 30% menor que predecir siempre la media (1,33) y algo menor que usar solo la clase del EM (0,99). La mitad de los alumnos tiene un error menor a 0,8 puntos, el 62% queda a 1 punto o menos de su nota real y solo el 9% se equivoca por más de 2. La correlación entre nota esperada y real es 0,69.</w:t>
+      </w:r>
+    </w:p>
+    <w:p>
+      <w:pPr>
+        <w:spacing w:after="120"/>
+      </w:pPr>
+      <w:r>
+        <w:rPr>
+          <w:b/>
+          <w:sz w:val="20"/>
+          <w:szCs w:val="20"/>
+        </w:rPr>
+        <w:t xml:space="preserve">Categoría. </w:t>
+      </w:r>
+      <w:r>
+        <w:rPr>
+          <w:sz w:val="20"/>
+          <w:szCs w:val="20"/>
+        </w:rPr>
+        <w:t>Acierta el 57,2%, y casi todos los errores son a una categoría vecina: el 98% de los alumnos queda en su categoría o en la de al lado, y ninguno salta tres categorías.</w:t>
+      </w:r>
+    </w:p>
+    <w:tbl>
+      <w:tblPr>
+        <w:tblW w:type="dxa" w:w="9026"/>
+        <w:tblBorders>
+          <w:top w:val="single" w:color="auto" w:sz="4"/>
+          <w:left w:val="single" w:color="auto" w:sz="4"/>
+          <w:bottom w:val="single" w:color="auto" w:sz="4"/>
+          <w:right w:val="single" w:color="auto" w:sz="4"/>
+          <w:insideH w:val="single" w:color="auto" w:sz="4"/>
+          <w:insideV w:val="single" w:color="auto" w:sz="4"/>
+        </w:tblBorders>
+      </w:tblPr>
+      <w:tblGrid>
+        <w:gridCol w:w="2435"/>
+        <w:gridCol w:w="1317"/>
+        <w:gridCol w:w="1317"/>
+        <w:gridCol w:w="1317"/>
+        <w:gridCol w:w="1317"/>
+        <w:gridCol w:w="1317"/>
+      </w:tblGrid>
+      <w:tr>
+        <w:trPr>
+          <w:tblHeader/>
+        </w:trPr>
+        <w:tc>
+          <w:tcPr>
+            <w:tcW w:type="dxa" w:w="2435"/>
+            <w:tcBorders>
+              <w:top w:val="single" w:color="BBBBBB" w:sz="4"/>
+              <w:left w:val="single" w:color="BBBBBB" w:sz="4"/>
+              <w:bottom w:val="single" w:color="BBBBBB" w:sz="4"/>
+              <w:right w:val="single" w:color="BBBBBB" w:sz="4"/>
+            </w:tcBorders>
+            <w:shd w:fill="1F3864" w:color="auto" w:val="clear"/>
+            <w:tcMar>
+              <w:top w:type="dxa" w:w="50"/>
+              <w:left w:type="dxa" w:w="90"/>
+              <w:bottom w:type="dxa" w:w="50"/>
+              <w:right w:type="dxa" w:w="90"/>
+            </w:tcMar>
+          </w:tcPr>
+          <w:p>
+            <w:r>
+              <w:rPr>
+                <w:b/>
+                <w:bCs/>
+                <w:color w:val="FFFFFF"/>
+                <w:sz w:val="18"/>
+                <w:szCs w:val="18"/>
+              </w:rPr>
+              <w:t>Real \ Pronosticada</w:t>
+            </w:r>
+          </w:p>
+        </w:tc>
+        <w:tc>
+          <w:tcPr>
+            <w:tcW w:type="dxa" w:w="1317"/>
+            <w:tcBorders>
+              <w:top w:val="single" w:color="BBBBBB" w:sz="4"/>
+              <w:left w:val="single" w:color="BBBBBB" w:sz="4"/>
+              <w:bottom w:val="single" w:color="BBBBBB" w:sz="4"/>
+              <w:right w:val="single" w:color="BBBBBB" w:sz="4"/>
+            </w:tcBorders>
+            <w:shd w:fill="1F3864" w:color="auto" w:val="clear"/>
+            <w:tcMar>
+              <w:top w:type="dxa" w:w="50"/>
+              <w:left w:type="dxa" w:w="90"/>
+              <w:bottom w:type="dxa" w:w="50"/>
+              <w:right w:type="dxa" w:w="90"/>
+            </w:tcMar>
+          </w:tcPr>
+          <w:p>
+            <w:r>
+              <w:rPr>
+                <w:b/>
+                <w:bCs/>
+                <w:color w:val="FFFFFF"/>
+                <w:sz w:val="18"/>
+                <w:szCs w:val="18"/>
+              </w:rPr>
+              <w:t>Promoción</w:t>
+            </w:r>
+          </w:p>
+        </w:tc>
+        <w:tc>
+          <w:tcPr>
+            <w:tcW w:type="dxa" w:w="1317"/>
+            <w:tcBorders>
+              <w:top w:val="single" w:color="BBBBBB" w:sz="4"/>
+              <w:left w:val="single" w:color="BBBBBB" w:sz="4"/>
+              <w:bottom w:val="single" w:color="BBBBBB" w:sz="4"/>
+              <w:right w:val="single" w:color="BBBBBB" w:sz="4"/>
+            </w:tcBorders>
+            <w:shd w:fill="1F3864" w:color="auto" w:val="clear"/>
+            <w:tcMar>
+              <w:top w:type="dxa" w:w="50"/>
+              <w:left w:type="dxa" w:w="90"/>
+              <w:bottom w:type="dxa" w:w="50"/>
+              <w:right w:type="dxa" w:w="90"/>
+            </w:tcMar>
+          </w:tcPr>
+          <w:p>
+            <w:r>
+              <w:rPr>
+                <w:b/>
+                <w:bCs/>
+                <w:color w:val="FFFFFF"/>
+                <w:sz w:val="18"/>
+                <w:szCs w:val="18"/>
+              </w:rPr>
+              <w:t>Regular</w:t>
+            </w:r>
+          </w:p>
+        </w:tc>
+        <w:tc>
+          <w:tcPr>
+            <w:tcW w:type="dxa" w:w="1317"/>
+            <w:tcBorders>
+              <w:top w:val="single" w:color="BBBBBB" w:sz="4"/>
+              <w:left w:val="single" w:color="BBBBBB" w:sz="4"/>
+              <w:bottom w:val="single" w:color="BBBBBB" w:sz="4"/>
+              <w:right w:val="single" w:color="BBBBBB" w:sz="4"/>
+            </w:tcBorders>
+            <w:shd w:fill="1F3864" w:color="auto" w:val="clear"/>
+            <w:tcMar>
+              <w:top w:type="dxa" w:w="50"/>
+              <w:left w:type="dxa" w:w="90"/>
+              <w:bottom w:type="dxa" w:w="50"/>
+              <w:right w:type="dxa" w:w="90"/>
+            </w:tcMar>
+          </w:tcPr>
+          <w:p>
+            <w:r>
+              <w:rPr>
+                <w:b/>
+                <w:bCs/>
+                <w:color w:val="FFFFFF"/>
+                <w:sz w:val="18"/>
+                <w:szCs w:val="18"/>
+              </w:rPr>
+              <w:t>Recuperat.</w:t>
+            </w:r>
+          </w:p>
+        </w:tc>
+        <w:tc>
+          <w:tcPr>
+            <w:tcW w:type="dxa" w:w="1317"/>
+            <w:tcBorders>
+              <w:top w:val="single" w:color="BBBBBB" w:sz="4"/>
+              <w:left w:val="single" w:color="BBBBBB" w:sz="4"/>
+              <w:bottom w:val="single" w:color="BBBBBB" w:sz="4"/>
+              <w:right w:val="single" w:color="BBBBBB" w:sz="4"/>
+            </w:tcBorders>
+            <w:shd w:fill="1F3864" w:color="auto" w:val="clear"/>
+            <w:tcMar>
+              <w:top w:type="dxa" w:w="50"/>
+              <w:left w:type="dxa" w:w="90"/>
+              <w:bottom w:type="dxa" w:w="50"/>
+              <w:right w:type="dxa" w:w="90"/>
+            </w:tcMar>
+          </w:tcPr>
+          <w:p>
+            <w:r>
+              <w:rPr>
+                <w:b/>
+                <w:bCs/>
+                <w:color w:val="FFFFFF"/>
+                <w:sz w:val="18"/>
+                <w:szCs w:val="18"/>
+              </w:rPr>
+              <w:t>Riesgo</w:t>
+            </w:r>
+          </w:p>
+        </w:tc>
+        <w:tc>
+          <w:tcPr>
+            <w:tcW w:type="dxa" w:w="1317"/>
+            <w:tcBorders>
+              <w:top w:val="single" w:color="BBBBBB" w:sz="4"/>
+              <w:left w:val="single" w:color="BBBBBB" w:sz="4"/>
+              <w:bottom w:val="single" w:color="BBBBBB" w:sz="4"/>
+              <w:right w:val="single" w:color="BBBBBB" w:sz="4"/>
+            </w:tcBorders>
+            <w:shd w:fill="1F3864" w:color="auto" w:val="clear"/>
+            <w:tcMar>
+              <w:top w:type="dxa" w:w="50"/>
+              <w:left w:type="dxa" w:w="90"/>
+              <w:bottom w:type="dxa" w:w="50"/>
+              <w:right w:type="dxa" w:w="90"/>
+            </w:tcMar>
+          </w:tcPr>
+          <w:p>
+            <w:r>
+              <w:rPr>
+                <w:b/>
+                <w:bCs/>
+                <w:color w:val="FFFFFF"/>
+                <w:sz w:val="18"/>
+                <w:szCs w:val="18"/>
+              </w:rPr>
+              <w:t>Acierto</w:t>
+            </w:r>
+          </w:p>
+        </w:tc>
+      </w:tr>
+      <w:tr>
+        <w:trPr>
+          <w:tblHeader w:val="false"/>
+        </w:trPr>
+        <w:tc>
+          <w:tcPr>
+            <w:tcW w:type="dxa" w:w="2435"/>
+            <w:tcBorders>
+              <w:top w:val="single" w:color="BBBBBB" w:sz="4"/>
+              <w:left w:val="single" w:color="BBBBBB" w:sz="4"/>
+              <w:bottom w:val="single" w:color="BBBBBB" w:sz="4"/>
+              <w:right w:val="single" w:color="BBBBBB" w:sz="4"/>
+            </w:tcBorders>
+            <w:tcMar>
+              <w:top w:type="dxa" w:w="50"/>
+              <w:left w:type="dxa" w:w="90"/>
+              <w:bottom w:type="dxa" w:w="50"/>
+              <w:right w:type="dxa" w:w="90"/>
+            </w:tcMar>
+          </w:tcPr>
+          <w:p>
+            <w:r>
+              <w:rPr>
+                <w:b/>
+              </w:rPr>
+              <w:t>Promoción</w:t>
+            </w:r>
+          </w:p>
+        </w:tc>
+        <w:tc>
+          <w:tcPr>
+            <w:tcW w:type="dxa" w:w="1317"/>
+            <w:tcBorders>
+              <w:top w:val="single" w:color="BBBBBB" w:sz="4"/>
+              <w:left w:val="single" w:color="BBBBBB" w:sz="4"/>
+              <w:bottom w:val="single" w:color="BBBBBB" w:sz="4"/>
+              <w:right w:val="single" w:color="BBBBBB" w:sz="4"/>
+            </w:tcBorders>
+            <w:tcMar>
+              <w:top w:type="dxa" w:w="50"/>
+              <w:left w:type="dxa" w:w="90"/>
+              <w:bottom w:type="dxa" w:w="50"/>
+              <w:right w:type="dxa" w:w="90"/>
+            </w:tcMar>
+          </w:tcPr>
+          <w:p>
+            <w:r>
+              <w:rPr>
+                <w:b/>
+              </w:rPr>
+              <w:t>87</w:t>
+            </w:r>
+          </w:p>
+        </w:tc>
+        <w:tc>
+          <w:tcPr>
+            <w:tcW w:type="dxa" w:w="1317"/>
+            <w:tcBorders>
+              <w:top w:val="single" w:color="BBBBBB" w:sz="4"/>
+              <w:left w:val="single" w:color="BBBBBB" w:sz="4"/>
+              <w:bottom w:val="single" w:color="BBBBBB" w:sz="4"/>
+              <w:right w:val="single" w:color="BBBBBB" w:sz="4"/>
+            </w:tcBorders>
+            <w:tcMar>
+              <w:top w:type="dxa" w:w="50"/>
+              <w:left w:type="dxa" w:w="90"/>
+              <w:bottom w:type="dxa" w:w="50"/>
+              <w:right w:type="dxa" w:w="90"/>
+            </w:tcMar>
+          </w:tcPr>
+          <w:p>
+            <w:r>
+              <w:rPr/>
+              <w:t>189</w:t>
+            </w:r>
+          </w:p>
+        </w:tc>
+        <w:tc>
+          <w:tcPr>
+            <w:tcW w:type="dxa" w:w="1317"/>
+            <w:tcBorders>
+              <w:top w:val="single" w:color="BBBBBB" w:sz="4"/>
+              <w:left w:val="single" w:color="BBBBBB" w:sz="4"/>
+              <w:bottom w:val="single" w:color="BBBBBB" w:sz="4"/>
+              <w:right w:val="single" w:color="BBBBBB" w:sz="4"/>
+            </w:tcBorders>
+            <w:tcMar>
+              <w:top w:type="dxa" w:w="50"/>
+              <w:left w:type="dxa" w:w="90"/>
+              <w:bottom w:type="dxa" w:w="50"/>
+              <w:right w:type="dxa" w:w="90"/>
+            </w:tcMar>
+          </w:tcPr>
+          <w:p>
+            <w:r>
+              <w:rPr/>
+              <w:t>15</w:t>
+            </w:r>
+          </w:p>
+        </w:tc>
+        <w:tc>
+          <w:tcPr>
+            <w:tcW w:type="dxa" w:w="1317"/>
+            <w:tcBorders>
+              <w:top w:val="single" w:color="BBBBBB" w:sz="4"/>
+              <w:left w:val="single" w:color="BBBBBB" w:sz="4"/>
+              <w:bottom w:val="single" w:color="BBBBBB" w:sz="4"/>
+              <w:right w:val="single" w:color="BBBBBB" w:sz="4"/>
+            </w:tcBorders>
+            <w:tcMar>
+              <w:top w:type="dxa" w:w="50"/>
+              <w:left w:type="dxa" w:w="90"/>
+              <w:bottom w:type="dxa" w:w="50"/>
+              <w:right w:type="dxa" w:w="90"/>
+            </w:tcMar>
+          </w:tcPr>
+          <w:p>
+            <w:r>
+              <w:rPr/>
+              <w:t>0</w:t>
+            </w:r>
+          </w:p>
+        </w:tc>
+        <w:tc>
+          <w:tcPr>
+            <w:tcW w:type="dxa" w:w="1317"/>
+            <w:tcBorders>
+              <w:top w:val="single" w:color="BBBBBB" w:sz="4"/>
+              <w:left w:val="single" w:color="BBBBBB" w:sz="4"/>
+              <w:bottom w:val="single" w:color="BBBBBB" w:sz="4"/>
+              <w:right w:val="single" w:color="BBBBBB" w:sz="4"/>
+            </w:tcBorders>
+            <w:tcMar>
+              <w:top w:type="dxa" w:w="50"/>
+              <w:left w:type="dxa" w:w="90"/>
+              <w:bottom w:type="dxa" w:w="50"/>
+              <w:right w:type="dxa" w:w="90"/>
+            </w:tcMar>
+          </w:tcPr>
+          <w:p>
+            <w:r>
+              <w:rPr/>
+              <w:t>30%</w:t>
+            </w:r>
+          </w:p>
+        </w:tc>
+      </w:tr>
+      <w:tr>
+        <w:trPr>
+          <w:tblHeader w:val="false"/>
+        </w:trPr>
+        <w:tc>
+          <w:tcPr>
+            <w:tcW w:type="dxa" w:w="2435"/>
+            <w:tcBorders>
+              <w:top w:val="single" w:color="BBBBBB" w:sz="4"/>
+              <w:left w:val="single" w:color="BBBBBB" w:sz="4"/>
+              <w:bottom w:val="single" w:color="BBBBBB" w:sz="4"/>
+              <w:right w:val="single" w:color="BBBBBB" w:sz="4"/>
+            </w:tcBorders>
+            <w:tcMar>
+              <w:top w:type="dxa" w:w="50"/>
+              <w:left w:type="dxa" w:w="90"/>
+              <w:bottom w:type="dxa" w:w="50"/>
+              <w:right w:type="dxa" w:w="90"/>
+            </w:tcMar>
+          </w:tcPr>
+          <w:p>
+            <w:r>
+              <w:rPr>
+                <w:b/>
+              </w:rPr>
+              <w:t>Aprobado Regular</w:t>
+            </w:r>
+          </w:p>
+        </w:tc>
+        <w:tc>
+          <w:tcPr>
+            <w:tcW w:type="dxa" w:w="1317"/>
+            <w:tcBorders>
+              <w:top w:val="single" w:color="BBBBBB" w:sz="4"/>
+              <w:left w:val="single" w:color="BBBBBB" w:sz="4"/>
+              <w:bottom w:val="single" w:color="BBBBBB" w:sz="4"/>
+              <w:right w:val="single" w:color="BBBBBB" w:sz="4"/>
+            </w:tcBorders>
+            <w:tcMar>
+              <w:top w:type="dxa" w:w="50"/>
+              <w:left w:type="dxa" w:w="90"/>
+              <w:bottom w:type="dxa" w:w="50"/>
+              <w:right w:type="dxa" w:w="90"/>
+            </w:tcMar>
+          </w:tcPr>
+          <w:p>
+            <w:r>
+              <w:rPr/>
+              <w:t>71</w:t>
+            </w:r>
+          </w:p>
+        </w:tc>
+        <w:tc>
+          <w:tcPr>
+            <w:tcW w:type="dxa" w:w="1317"/>
+            <w:tcBorders>
+              <w:top w:val="single" w:color="BBBBBB" w:sz="4"/>
+              <w:left w:val="single" w:color="BBBBBB" w:sz="4"/>
+              <w:bottom w:val="single" w:color="BBBBBB" w:sz="4"/>
+              <w:right w:val="single" w:color="BBBBBB" w:sz="4"/>
+            </w:tcBorders>
+            <w:tcMar>
+              <w:top w:type="dxa" w:w="50"/>
+              <w:left w:type="dxa" w:w="90"/>
+              <w:bottom w:type="dxa" w:w="50"/>
+              <w:right w:type="dxa" w:w="90"/>
+            </w:tcMar>
+          </w:tcPr>
+          <w:p>
+            <w:r>
+              <w:rPr>
+                <w:b/>
+              </w:rPr>
+              <w:t>618</w:t>
+            </w:r>
+          </w:p>
+        </w:tc>
+        <w:tc>
+          <w:tcPr>
+            <w:tcW w:type="dxa" w:w="1317"/>
+            <w:tcBorders>
+              <w:top w:val="single" w:color="BBBBBB" w:sz="4"/>
+              <w:left w:val="single" w:color="BBBBBB" w:sz="4"/>
+              <w:bottom w:val="single" w:color="BBBBBB" w:sz="4"/>
+              <w:right w:val="single" w:color="BBBBBB" w:sz="4"/>
+            </w:tcBorders>
+            <w:tcMar>
+              <w:top w:type="dxa" w:w="50"/>
+              <w:left w:type="dxa" w:w="90"/>
+              <w:bottom w:type="dxa" w:w="50"/>
+              <w:right w:type="dxa" w:w="90"/>
+            </w:tcMar>
+          </w:tcPr>
+          <w:p>
+            <w:r>
+              <w:rPr/>
+              <w:t>166</w:t>
+            </w:r>
+          </w:p>
+        </w:tc>
+        <w:tc>
+          <w:tcPr>
+            <w:tcW w:type="dxa" w:w="1317"/>
+            <w:tcBorders>
+              <w:top w:val="single" w:color="BBBBBB" w:sz="4"/>
+              <w:left w:val="single" w:color="BBBBBB" w:sz="4"/>
+              <w:bottom w:val="single" w:color="BBBBBB" w:sz="4"/>
+              <w:right w:val="single" w:color="BBBBBB" w:sz="4"/>
+            </w:tcBorders>
+            <w:tcMar>
+              <w:top w:type="dxa" w:w="50"/>
+              <w:left w:type="dxa" w:w="90"/>
+              <w:bottom w:type="dxa" w:w="50"/>
+              <w:right w:type="dxa" w:w="90"/>
+            </w:tcMar>
+          </w:tcPr>
+          <w:p>
+            <w:r>
+              <w:rPr/>
+              <w:t>6</w:t>
+            </w:r>
+          </w:p>
+        </w:tc>
+        <w:tc>
+          <w:tcPr>
+            <w:tcW w:type="dxa" w:w="1317"/>
+            <w:tcBorders>
+              <w:top w:val="single" w:color="BBBBBB" w:sz="4"/>
+              <w:left w:val="single" w:color="BBBBBB" w:sz="4"/>
+              <w:bottom w:val="single" w:color="BBBBBB" w:sz="4"/>
+              <w:right w:val="single" w:color="BBBBBB" w:sz="4"/>
+            </w:tcBorders>
+            <w:tcMar>
+              <w:top w:type="dxa" w:w="50"/>
+              <w:left w:type="dxa" w:w="90"/>
+              <w:bottom w:type="dxa" w:w="50"/>
+              <w:right w:type="dxa" w:w="90"/>
+            </w:tcMar>
+          </w:tcPr>
+          <w:p>
+            <w:r>
+              <w:rPr/>
+              <w:t>72%</w:t>
+            </w:r>
+          </w:p>
+        </w:tc>
+      </w:tr>
+      <w:tr>
+        <w:trPr>
+          <w:tblHeader w:val="false"/>
+        </w:trPr>
+        <w:tc>
+          <w:tcPr>
+            <w:tcW w:type="dxa" w:w="2435"/>
+            <w:tcBorders>
+              <w:top w:val="single" w:color="BBBBBB" w:sz="4"/>
+              <w:left w:val="single" w:color="BBBBBB" w:sz="4"/>
+              <w:bottom w:val="single" w:color="BBBBBB" w:sz="4"/>
+              <w:right w:val="single" w:color="BBBBBB" w:sz="4"/>
+            </w:tcBorders>
+            <w:tcMar>
+              <w:top w:type="dxa" w:w="50"/>
+              <w:left w:type="dxa" w:w="90"/>
+              <w:bottom w:type="dxa" w:w="50"/>
+              <w:right w:type="dxa" w:w="90"/>
+            </w:tcMar>
+          </w:tcPr>
+          <w:p>
+            <w:r>
+              <w:rPr>
+                <w:b/>
+              </w:rPr>
+              <w:t>Recuperatorio</w:t>
+            </w:r>
+          </w:p>
+        </w:tc>
+        <w:tc>
+          <w:tcPr>
+            <w:tcW w:type="dxa" w:w="1317"/>
+            <w:tcBorders>
+              <w:top w:val="single" w:color="BBBBBB" w:sz="4"/>
+              <w:left w:val="single" w:color="BBBBBB" w:sz="4"/>
+              <w:bottom w:val="single" w:color="BBBBBB" w:sz="4"/>
+              <w:right w:val="single" w:color="BBBBBB" w:sz="4"/>
+            </w:tcBorders>
+            <w:tcMar>
+              <w:top w:type="dxa" w:w="50"/>
+              <w:left w:type="dxa" w:w="90"/>
+              <w:bottom w:type="dxa" w:w="50"/>
+              <w:right w:type="dxa" w:w="90"/>
+            </w:tcMar>
+          </w:tcPr>
+          <w:p>
+            <w:r>
+              <w:rPr/>
+              <w:t>3</w:t>
+            </w:r>
+          </w:p>
+        </w:tc>
+        <w:tc>
+          <w:tcPr>
+            <w:tcW w:type="dxa" w:w="1317"/>
+            <w:tcBorders>
+              <w:top w:val="single" w:color="BBBBBB" w:sz="4"/>
+              <w:left w:val="single" w:color="BBBBBB" w:sz="4"/>
+              <w:bottom w:val="single" w:color="BBBBBB" w:sz="4"/>
+              <w:right w:val="single" w:color="BBBBBB" w:sz="4"/>
+            </w:tcBorders>
+            <w:tcMar>
+              <w:top w:type="dxa" w:w="50"/>
+              <w:left w:type="dxa" w:w="90"/>
+              <w:bottom w:type="dxa" w:w="50"/>
+              <w:right w:type="dxa" w:w="90"/>
+            </w:tcMar>
+          </w:tcPr>
+          <w:p>
+            <w:r>
+              <w:rPr/>
+              <w:t>257</w:t>
+            </w:r>
+          </w:p>
+        </w:tc>
+        <w:tc>
+          <w:tcPr>
+            <w:tcW w:type="dxa" w:w="1317"/>
+            <w:tcBorders>
+              <w:top w:val="single" w:color="BBBBBB" w:sz="4"/>
+              <w:left w:val="single" w:color="BBBBBB" w:sz="4"/>
+              <w:bottom w:val="single" w:color="BBBBBB" w:sz="4"/>
+              <w:right w:val="single" w:color="BBBBBB" w:sz="4"/>
+            </w:tcBorders>
+            <w:tcMar>
+              <w:top w:type="dxa" w:w="50"/>
+              <w:left w:type="dxa" w:w="90"/>
+              <w:bottom w:type="dxa" w:w="50"/>
+              <w:right w:type="dxa" w:w="90"/>
+            </w:tcMar>
+          </w:tcPr>
+          <w:p>
+            <w:r>
+              <w:rPr>
+                <w:b/>
+              </w:rPr>
+              <w:t>408</w:t>
+            </w:r>
+          </w:p>
+        </w:tc>
+        <w:tc>
+          <w:tcPr>
+            <w:tcW w:type="dxa" w:w="1317"/>
+            <w:tcBorders>
+              <w:top w:val="single" w:color="BBBBBB" w:sz="4"/>
+              <w:left w:val="single" w:color="BBBBBB" w:sz="4"/>
+              <w:bottom w:val="single" w:color="BBBBBB" w:sz="4"/>
+              <w:right w:val="single" w:color="BBBBBB" w:sz="4"/>
+            </w:tcBorders>
+            <w:tcMar>
+              <w:top w:type="dxa" w:w="50"/>
+              <w:left w:type="dxa" w:w="90"/>
+              <w:bottom w:type="dxa" w:w="50"/>
+              <w:right w:type="dxa" w:w="90"/>
+            </w:tcMar>
+          </w:tcPr>
+          <w:p>
+            <w:r>
+              <w:rPr/>
+              <w:t>19</w:t>
+            </w:r>
+          </w:p>
+        </w:tc>
+        <w:tc>
+          <w:tcPr>
+            <w:tcW w:type="dxa" w:w="1317"/>
+            <w:tcBorders>
+              <w:top w:val="single" w:color="BBBBBB" w:sz="4"/>
+              <w:left w:val="single" w:color="BBBBBB" w:sz="4"/>
+              <w:bottom w:val="single" w:color="BBBBBB" w:sz="4"/>
+              <w:right w:val="single" w:color="BBBBBB" w:sz="4"/>
+            </w:tcBorders>
+            <w:tcMar>
+              <w:top w:type="dxa" w:w="50"/>
+              <w:left w:type="dxa" w:w="90"/>
+              <w:bottom w:type="dxa" w:w="50"/>
+              <w:right w:type="dxa" w:w="90"/>
+            </w:tcMar>
+          </w:tcPr>
+          <w:p>
+            <w:r>
+              <w:rPr/>
+              <w:t>59%</w:t>
+            </w:r>
+          </w:p>
+        </w:tc>
+      </w:tr>
+      <w:tr>
+        <w:trPr>
+          <w:tblHeader w:val="false"/>
+        </w:trPr>
+        <w:tc>
+          <w:tcPr>
+            <w:tcW w:type="dxa" w:w="2435"/>
+            <w:tcBorders>
+              <w:top w:val="single" w:color="BBBBBB" w:sz="4"/>
+              <w:left w:val="single" w:color="BBBBBB" w:sz="4"/>
+              <w:bottom w:val="single" w:color="BBBBBB" w:sz="4"/>
+              <w:right w:val="single" w:color="BBBBBB" w:sz="4"/>
+            </w:tcBorders>
+            <w:tcMar>
+              <w:top w:type="dxa" w:w="50"/>
+              <w:left w:type="dxa" w:w="90"/>
+              <w:bottom w:type="dxa" w:w="50"/>
+              <w:right w:type="dxa" w:w="90"/>
+            </w:tcMar>
+          </w:tcPr>
+          <w:p>
+            <w:r>
+              <w:rPr>
+                <w:b/>
+              </w:rPr>
+              <w:t>Riesgo Crítico</w:t>
+            </w:r>
+          </w:p>
+        </w:tc>
+        <w:tc>
+          <w:tcPr>
+            <w:tcW w:type="dxa" w:w="1317"/>
+            <w:tcBorders>
+              <w:top w:val="single" w:color="BBBBBB" w:sz="4"/>
+              <w:left w:val="single" w:color="BBBBBB" w:sz="4"/>
+              <w:bottom w:val="single" w:color="BBBBBB" w:sz="4"/>
+              <w:right w:val="single" w:color="BBBBBB" w:sz="4"/>
+            </w:tcBorders>
+            <w:tcMar>
+              <w:top w:type="dxa" w:w="50"/>
+              <w:left w:type="dxa" w:w="90"/>
+              <w:bottom w:type="dxa" w:w="50"/>
+              <w:right w:type="dxa" w:w="90"/>
+            </w:tcMar>
+          </w:tcPr>
+          <w:p>
+            <w:r>
+              <w:rPr/>
+              <w:t>0</w:t>
+            </w:r>
+          </w:p>
+        </w:tc>
+        <w:tc>
+          <w:tcPr>
+            <w:tcW w:type="dxa" w:w="1317"/>
+            <w:tcBorders>
+              <w:top w:val="single" w:color="BBBBBB" w:sz="4"/>
+              <w:left w:val="single" w:color="BBBBBB" w:sz="4"/>
+              <w:bottom w:val="single" w:color="BBBBBB" w:sz="4"/>
+              <w:right w:val="single" w:color="BBBBBB" w:sz="4"/>
+            </w:tcBorders>
+            <w:tcMar>
+              <w:top w:type="dxa" w:w="50"/>
+              <w:left w:type="dxa" w:w="90"/>
+              <w:bottom w:type="dxa" w:w="50"/>
+              <w:right w:type="dxa" w:w="90"/>
+            </w:tcMar>
+          </w:tcPr>
+          <w:p>
+            <w:r>
+              <w:rPr/>
+              <w:t>15</w:t>
+            </w:r>
+          </w:p>
+        </w:tc>
+        <w:tc>
+          <w:tcPr>
+            <w:tcW w:type="dxa" w:w="1317"/>
+            <w:tcBorders>
+              <w:top w:val="single" w:color="BBBBBB" w:sz="4"/>
+              <w:left w:val="single" w:color="BBBBBB" w:sz="4"/>
+              <w:bottom w:val="single" w:color="BBBBBB" w:sz="4"/>
+              <w:right w:val="single" w:color="BBBBBB" w:sz="4"/>
+            </w:tcBorders>
+            <w:tcMar>
+              <w:top w:type="dxa" w:w="50"/>
+              <w:left w:type="dxa" w:w="90"/>
+              <w:bottom w:type="dxa" w:w="50"/>
+              <w:right w:type="dxa" w:w="90"/>
+            </w:tcMar>
+          </w:tcPr>
+          <w:p>
+            <w:r>
+              <w:rPr>
+                <w:bCs/>
+              </w:rPr>
+              <w:t>115</w:t>
+            </w:r>
+          </w:p>
+        </w:tc>
+        <w:tc>
+          <w:tcPr>
+            <w:tcW w:type="dxa" w:w="1317"/>
+            <w:tcBorders>
+              <w:top w:val="single" w:color="BBBBBB" w:sz="4"/>
+              <w:left w:val="single" w:color="BBBBBB" w:sz="4"/>
+              <w:bottom w:val="single" w:color="BBBBBB" w:sz="4"/>
+              <w:right w:val="single" w:color="BBBBBB" w:sz="4"/>
+            </w:tcBorders>
+            <w:tcMar>
+              <w:top w:type="dxa" w:w="50"/>
+              <w:left w:type="dxa" w:w="90"/>
+              <w:bottom w:type="dxa" w:w="50"/>
+              <w:right w:type="dxa" w:w="90"/>
+            </w:tcMar>
+          </w:tcPr>
+          <w:p>
+            <w:r>
+              <w:rPr>
+                <w:b/>
+                <w:bCs/>
+              </w:rPr>
+              <w:t>31</w:t>
+            </w:r>
+          </w:p>
+        </w:tc>
+        <w:tc>
+          <w:tcPr>
+            <w:tcW w:type="dxa" w:w="1317"/>
+            <w:tcBorders>
+              <w:top w:val="single" w:color="BBBBBB" w:sz="4"/>
+              <w:left w:val="single" w:color="BBBBBB" w:sz="4"/>
+              <w:bottom w:val="single" w:color="BBBBBB" w:sz="4"/>
+              <w:right w:val="single" w:color="BBBBBB" w:sz="4"/>
+            </w:tcBorders>
+            <w:tcMar>
+              <w:top w:type="dxa" w:w="50"/>
+              <w:left w:type="dxa" w:w="90"/>
+              <w:bottom w:type="dxa" w:w="50"/>
+              <w:right w:type="dxa" w:w="90"/>
+            </w:tcMar>
+          </w:tcPr>
+          <w:p>
+            <w:r>
+              <w:rPr/>
+              <w:t>19%</w:t>
+            </w:r>
+          </w:p>
+        </w:tc>
+      </w:tr>
+    </w:tbl>
+    <w:p>
+      <w:pPr>
+        <w:spacing w:after="160" w:before="60"/>
+      </w:pPr>
+      <w:r>
+        <w:rPr>
+          <w:i/>
+          <w:iCs/>
+          <w:color w:val="555555"/>
+          <w:sz w:val="18"/>
+          <w:szCs w:val="18"/>
+        </w:rPr>
+        <w:t>Fuente: data/output/predicciones_student.csv y metricas_student.csv (se regeneran con python -m src.metrics). En negrita, los aciertos.</w:t>
+      </w:r>
+    </w:p>
+    <w:p>
+      <w:pPr>
+        <w:spacing w:after="120"/>
+      </w:pPr>
+      <w:r>
+        <w:rPr>
+          <w:b/>
+          <w:sz w:val="20"/>
+          <w:szCs w:val="20"/>
+        </w:rPr>
+        <w:t>Conclusiones del análisis.</w:t>
+      </w:r>
+    </w:p>
+    <w:p>
+      <w:pPr>
+        <w:pStyle w:val="ListParagraph"/>
+        <w:numPr>
+          <w:ilvl w:val="0"/>
+          <w:numId w:val="2"/>
+        </w:numPr>
+        <w:spacing w:after="60"/>
+      </w:pPr>
+      <w:r>
+        <w:rPr>
+          <w:b/>
+          <w:bCs/>
+        </w:rPr>
+        <w:t xml:space="preserve">La red aprende: </w:t>
+      </w:r>
+      <w:r>
+        <w:rPr>
+          <w:bCs/>
+        </w:rPr>
+        <w:t>con 871 nodos mejora a las dos referencias y casi todos los alumnos de prueba (1.999 de 2.000) resuenan con algún nodo, así que la confianza baja es prácticamente nula.</w:t>
+      </w:r>
+    </w:p>
+    <w:p>
+      <w:pPr>
+        <w:pStyle w:val="ListParagraph"/>
+        <w:numPr>
+          <w:ilvl w:val="0"/>
+          <w:numId w:val="2"/>
+        </w:numPr>
+        <w:spacing w:after="60"/>
+      </w:pPr>
+      <w:r>
+        <w:rPr>
+          <w:b/>
+          <w:bCs/>
+        </w:rPr>
+        <w:t xml:space="preserve">Los extremos se suavizan: </w:t>
+      </w:r>
+      <w:r>
+        <w:rPr>
+          <w:bCs/>
+        </w:rPr>
+        <w:t>cada nodo predice el promedio de sus alumnos, así que las notas esperadas van de 2,1 a 9,1 aunque las reales van de 0 a 10. A los de Promoción se los subestima 1,3 puntos en promedio y a los de Riesgo Crítico se los sobreestima 1,5. Las categorías del medio tienen menos error (0,73 en Regular y 0,87 en Recuperatorio).</w:t>
+      </w:r>
+    </w:p>
+    <w:p>
+      <w:pPr>
+        <w:pStyle w:val="ListParagraph"/>
+        <w:numPr>
+          <w:ilvl w:val="0"/>
+          <w:numId w:val="2"/>
+        </w:numPr>
+        <w:spacing w:after="60"/>
+      </w:pPr>
+      <w:r>
+        <w:rPr>
+          <w:b/>
+          <w:bCs/>
+        </w:rPr>
+        <w:t xml:space="preserve">Categoría desde la nota (D-15): </w:t>
+      </w:r>
+      <w:r>
+        <w:rPr>
+          <w:bCs/>
+        </w:rPr>
+        <w:t>antes la categoría era el perfil EM más frecuente del nodo, que es relativo (el grupo "Promoción" del EM tiene media 7,6) y a veces contradecía la nota (7,78 → Recuperatorio). Ahora sale de la nota esperada: el acierto sube de 47,4% a 57,2% y el MAE no cambia. Como los extremos se suavizan, detecta pocos alumnos de los extremos (87 de 291 de Promoción y 31 de 161 de Riesgo Crítico).</w:t>
+      </w:r>
+    </w:p>
+    <w:p>
+      <w:pPr>
+        <w:pStyle w:val="ListParagraph"/>
+        <w:numPr>
+          <w:ilvl w:val="0"/>
+          <w:numId w:val="2"/>
+        </w:numPr>
+        <w:spacing w:after="60"/>
+      </w:pPr>
+      <w:r>
+        <w:rPr>
+          <w:b/>
+          <w:bCs/>
+        </w:rPr>
+        <w:t xml:space="preserve">La nota no siempre sube al mejorar un hábito: </w:t>
+      </w:r>
+      <w:r>
+        <w:rPr>
+          <w:bCs/>
+        </w:rPr>
+        <w:t>se tomaron 300 alumnos de prueba y se les mejoró una variable por vez (+1 h de estudio, +2 tareas, +10 de asistencia o +10 de nota previa). En promedio la nota esperada sube (+0,11, +0,05, +0,11 y +0,32 puntos), pero en el 17,7% de los casos baja más de 0,3 puntos. Ejemplo: con 9 tareas el alumno recibe 6,16 y con 10 tareas, 5,88.</w:t>
+      </w:r>
+    </w:p>
+    <w:p>
+      <w:pPr>
+        <w:pStyle w:val="ListParagraph"/>
+        <w:numPr>
+          <w:ilvl w:val="0"/>
+          <w:numId w:val="2"/>
+        </w:numPr>
+        <w:spacing w:after="60"/>
+      </w:pPr>
+      <w:r>
+        <w:rPr>
+          <w:b/>
+          <w:bCs/>
+        </w:rPr>
+        <w:t xml:space="preserve">Por qué pasa: </w:t>
+      </w:r>
+      <w:r>
+        <w:rPr>
+          <w:bCs/>
+        </w:rPr>
+        <w:t>ART 1 no sabe que "más es mejor", solo compara bits. Un cambio de bin lleva al alumno a otro nodo, con otros compañeros y otra nota media. Además, el código binario posicional (D-12) no es ordinal: 4 (0100) y 5 (0101) difieren en un bit, pero 7 (0111) y 8 (1000) no comparten ninguno. Y 399 de los 847 nodos tienen menos de 5 alumnos, así que su nota media es ruidosa. Es una limitación propia de la arquitectura (ART 1 + codificación binaria pedida por la cátedra), no un error del código, y se decidió mantener el modelo así (D-17). La diferencia suele estar dentro del error normal (MAE 0,94), pero cerca de un límite puede cambiar la categoría.</w:t>
+      </w:r>
+    </w:p>
+    <w:p>
+      <w:pPr>
         <w:pStyle w:val="Heading1"/>
       </w:pPr>
       <w:r>
-        <w:t xml:space="preserve">7. Scripts y tests</w:t>
+        <w:t xml:space="preserve">7. Aplicación visual en el navegador (D-14)</w:t>
+      </w:r>
+    </w:p>
+    <w:p>
+      <w:pPr>
+        <w:spacing w:after="120"/>
+      </w:pPr>
+      <w:r>
+        <w:rPr>
+          <w:b/>
+          <w:bCs/>
+          <w:sz w:val="20"/>
+          <w:szCs w:val="20"/>
+        </w:rPr>
+        <w:t xml:space="preserve">Cómo se armó. </w:t>
+      </w:r>
+      <w:r>
+        <w:rPr>
+          <w:sz w:val="20"/>
+          <w:szCs w:val="20"/>
+        </w:rPr>
+        <w:t xml:space="preserve">La CLI </w:t>
+      </w:r>
+      <w:r>
+        <w:rPr>
+          <w:rFonts w:ascii="Consolas" w:hAnsi="Consolas"/>
+          <w:sz w:val="20"/>
+          <w:szCs w:val="20"/>
+        </w:rPr>
+        <w:t xml:space="preserve">CarGross.py</w:t>
+      </w:r>
+      <w:r>
+        <w:rPr>
+          <w:sz w:val="20"/>
+          <w:szCs w:val="20"/>
+        </w:rPr>
+        <w:t xml:space="preserve"> es el punto de entrada que pide la cátedra, pero para la defensa conviene mostrar el modelo de forma visual. Por eso se agregó </w:t>
+      </w:r>
+      <w:r>
+        <w:rPr>
+          <w:rFonts w:ascii="Consolas" w:hAnsi="Consolas"/>
+          <w:sz w:val="20"/>
+          <w:szCs w:val="20"/>
+        </w:rPr>
+        <w:t xml:space="preserve">src/app_visual.py</w:t>
+      </w:r>
+      <w:r>
+        <w:rPr>
+          <w:sz w:val="20"/>
+          <w:szCs w:val="20"/>
+        </w:rPr>
+        <w:t xml:space="preserve">, una página web hecha con Streamlit (una librería de Python que arma la página a partir de un script). No reimplementa nada: llama a </w:t>
+      </w:r>
+      <w:r>
+        <w:rPr>
+          <w:rFonts w:ascii="Consolas" w:hAnsi="Consolas"/>
+          <w:sz w:val="20"/>
+          <w:szCs w:val="20"/>
+        </w:rPr>
+        <w:t xml:space="preserve">entrenar_pipeline()</w:t>
+      </w:r>
+      <w:r>
+        <w:rPr>
+          <w:sz w:val="20"/>
+          <w:szCs w:val="20"/>
+        </w:rPr>
+        <w:t xml:space="preserve"> de </w:t>
+      </w:r>
+      <w:r>
+        <w:rPr>
+          <w:rFonts w:ascii="Consolas" w:hAnsi="Consolas"/>
+          <w:sz w:val="20"/>
+          <w:szCs w:val="20"/>
+        </w:rPr>
+        <w:t xml:space="preserve">src/metrics.py</w:t>
+      </w:r>
+      <w:r>
+        <w:rPr>
+          <w:sz w:val="20"/>
+          <w:szCs w:val="20"/>
+        </w:rPr>
+        <w:t xml:space="preserve">, la misma función que usa </w:t>
+      </w:r>
+      <w:r>
+        <w:rPr>
+          <w:rFonts w:ascii="Consolas" w:hAnsi="Consolas"/>
+          <w:sz w:val="20"/>
+          <w:szCs w:val="20"/>
+        </w:rPr>
+        <w:t xml:space="preserve">python -m src.metrics</w:t>
+      </w:r>
+      <w:r>
+        <w:rPr>
+          <w:sz w:val="20"/>
+          <w:szCs w:val="20"/>
+        </w:rPr>
+        <w:t xml:space="preserve">, así que la app y la CLI muestran exactamente los mismos números.</w:t>
+      </w:r>
+    </w:p>
+    <w:p>
+      <w:pPr>
+        <w:shd w:fill="F2F2F2" w:color="auto" w:val="clear"/>
+        <w:spacing w:after="0"/>
+        <w:ind w:left="284"/>
+      </w:pPr>
+      <w:r>
+        <w:rPr>
+          <w:rFonts w:ascii="Consolas" w:cs="Consolas" w:eastAsia="Consolas" w:hAnsi="Consolas"/>
+          <w:sz w:val="19"/>
+          <w:szCs w:val="19"/>
+        </w:rPr>
+        <w:t xml:space="preserve">streamlit run src/app_visual.py</w:t>
+      </w:r>
+    </w:p>
+    <w:p>
+      <w:pPr>
+        <w:spacing w:after="60"/>
+      </w:pPr>
+    </w:p>
+    <w:p>
+      <w:pPr>
+        <w:spacing w:after="120"/>
+      </w:pPr>
+      <w:r>
+        <w:rPr>
+          <w:sz w:val="20"/>
+          <w:szCs w:val="20"/>
+        </w:rPr>
+        <w:t xml:space="preserve">Se abre sola en </w:t>
+      </w:r>
+      <w:r>
+        <w:rPr>
+          <w:rFonts w:ascii="Consolas" w:hAnsi="Consolas"/>
+          <w:sz w:val="20"/>
+          <w:szCs w:val="20"/>
+        </w:rPr>
+        <w:t xml:space="preserve">http://localhost:8501</w:t>
+      </w:r>
+      <w:r>
+        <w:rPr>
+          <w:sz w:val="20"/>
+          <w:szCs w:val="20"/>
+        </w:rPr>
+        <w:t xml:space="preserve">. Al abrirla entrena EM + ART 1 con K = 4 y ρ = 0,65 (unos segundos) y deja el modelo guardado en memoria mientras la página esté abierta. Para cerrarla: Ctrl + C en la terminal. Arriba hay un control </w:t>
+      </w:r>
+      <w:r>
+        <w:rPr>
+          <w:b/>
+          <w:bCs/>
+          <w:sz w:val="20"/>
+          <w:szCs w:val="20"/>
+        </w:rPr>
+        <w:t xml:space="preserve">Dataset</w:t>
+      </w:r>
+      <w:r>
+        <w:rPr>
+          <w:sz w:val="20"/>
+          <w:szCs w:val="20"/>
+        </w:rPr>
+        <w:t xml:space="preserve"> para pasar del dataset 1 al 2 (D-18) y debajo, tres pestañas:</w:t>
+      </w:r>
+    </w:p>
+    <w:tbl>
+      <w:tblPr>
+        <w:tblW w:type="dxa" w:w="9026"/>
+        <w:tblBorders>
+          <w:top w:val="single" w:color="auto" w:sz="4"/>
+          <w:left w:val="single" w:color="auto" w:sz="4"/>
+          <w:bottom w:val="single" w:color="auto" w:sz="4"/>
+          <w:right w:val="single" w:color="auto" w:sz="4"/>
+          <w:insideH w:val="single" w:color="auto" w:sz="4"/>
+          <w:insideV w:val="single" w:color="auto" w:sz="4"/>
+        </w:tblBorders>
+      </w:tblPr>
+      <w:tblGrid>
+        <w:gridCol w:w="2000"/>
+        <w:gridCol w:w="4300"/>
+        <w:gridCol w:w="2726"/>
+      </w:tblGrid>
+      <w:tr>
+        <w:trPr>
+          <w:tblHeader/>
+        </w:trPr>
+        <w:tc>
+          <w:tcPr>
+            <w:tcW w:type="dxa" w:w="2000"/>
+            <w:tcBorders>
+              <w:top w:val="single" w:color="BBBBBB" w:sz="4"/>
+              <w:left w:val="single" w:color="BBBBBB" w:sz="4"/>
+              <w:bottom w:val="single" w:color="BBBBBB" w:sz="4"/>
+              <w:right w:val="single" w:color="BBBBBB" w:sz="4"/>
+            </w:tcBorders>
+            <w:shd w:fill="1F3864" w:color="auto" w:val="clear"/>
+            <w:tcMar>
+              <w:top w:type="dxa" w:w="50"/>
+              <w:left w:type="dxa" w:w="90"/>
+              <w:bottom w:type="dxa" w:w="50"/>
+              <w:right w:type="dxa" w:w="90"/>
+            </w:tcMar>
+          </w:tcPr>
+          <w:p>
+            <w:r>
+              <w:rPr>
+                <w:b/>
+                <w:bCs/>
+                <w:color w:val="FFFFFF"/>
+                <w:sz w:val="18"/>
+                <w:szCs w:val="18"/>
+              </w:rPr>
+              <w:t xml:space="preserve">Pestaña</w:t>
+            </w:r>
+          </w:p>
+        </w:tc>
+        <w:tc>
+          <w:tcPr>
+            <w:tcW w:type="dxa" w:w="4300"/>
+            <w:tcBorders>
+              <w:top w:val="single" w:color="BBBBBB" w:sz="4"/>
+              <w:left w:val="single" w:color="BBBBBB" w:sz="4"/>
+              <w:bottom w:val="single" w:color="BBBBBB" w:sz="4"/>
+              <w:right w:val="single" w:color="BBBBBB" w:sz="4"/>
+            </w:tcBorders>
+            <w:shd w:fill="1F3864" w:color="auto" w:val="clear"/>
+            <w:tcMar>
+              <w:top w:type="dxa" w:w="50"/>
+              <w:left w:type="dxa" w:w="90"/>
+              <w:bottom w:type="dxa" w:w="50"/>
+              <w:right w:type="dxa" w:w="90"/>
+            </w:tcMar>
+          </w:tcPr>
+          <w:p>
+            <w:r>
+              <w:rPr>
+                <w:b/>
+                <w:bCs/>
+                <w:color w:val="FFFFFF"/>
+                <w:sz w:val="18"/>
+                <w:szCs w:val="18"/>
+              </w:rPr>
+              <w:t xml:space="preserve">Qué muestra</w:t>
+            </w:r>
+          </w:p>
+        </w:tc>
+        <w:tc>
+          <w:tcPr>
+            <w:tcW w:type="dxa" w:w="2726"/>
+            <w:tcBorders>
+              <w:top w:val="single" w:color="BBBBBB" w:sz="4"/>
+              <w:left w:val="single" w:color="BBBBBB" w:sz="4"/>
+              <w:bottom w:val="single" w:color="BBBBBB" w:sz="4"/>
+              <w:right w:val="single" w:color="BBBBBB" w:sz="4"/>
+            </w:tcBorders>
+            <w:shd w:fill="1F3864" w:color="auto" w:val="clear"/>
+            <w:tcMar>
+              <w:top w:type="dxa" w:w="50"/>
+              <w:left w:type="dxa" w:w="90"/>
+              <w:bottom w:type="dxa" w:w="50"/>
+              <w:right w:type="dxa" w:w="90"/>
+            </w:tcMar>
+          </w:tcPr>
+          <w:p>
+            <w:r>
+              <w:rPr>
+                <w:b/>
+                <w:bCs/>
+                <w:color w:val="FFFFFF"/>
+                <w:sz w:val="18"/>
+                <w:szCs w:val="18"/>
+              </w:rPr>
+              <w:t xml:space="preserve">Para qué sirve</w:t>
+            </w:r>
+          </w:p>
+        </w:tc>
+      </w:tr>
+      <w:tr>
+        <w:tc>
+          <w:tcPr>
+            <w:tcW w:type="dxa" w:w="2000"/>
+            <w:tcBorders>
+              <w:top w:val="single" w:color="BBBBBB" w:sz="4"/>
+              <w:left w:val="single" w:color="BBBBBB" w:sz="4"/>
+              <w:bottom w:val="single" w:color="BBBBBB" w:sz="4"/>
+              <w:right w:val="single" w:color="BBBBBB" w:sz="4"/>
+            </w:tcBorders>
+            <w:tcMar>
+              <w:top w:type="dxa" w:w="50"/>
+              <w:left w:type="dxa" w:w="90"/>
+              <w:bottom w:type="dxa" w:w="50"/>
+              <w:right w:type="dxa" w:w="90"/>
+            </w:tcMar>
+          </w:tcPr>
+          <w:p>
+            <w:r>
+              <w:rPr>
+                <w:b/>
+                <w:bCs/>
+                <w:sz w:val="18"/>
+                <w:szCs w:val="18"/>
+              </w:rPr>
+              <w:t xml:space="preserve">Un alumno</w:t>
+            </w:r>
+          </w:p>
+        </w:tc>
+        <w:tc>
+          <w:tcPr>
+            <w:tcW w:type="dxa" w:w="4300"/>
+            <w:tcBorders>
+              <w:top w:val="single" w:color="BBBBBB" w:sz="4"/>
+              <w:left w:val="single" w:color="BBBBBB" w:sz="4"/>
+              <w:bottom w:val="single" w:color="BBBBBB" w:sz="4"/>
+              <w:right w:val="single" w:color="BBBBBB" w:sz="4"/>
+            </w:tcBorders>
+            <w:tcMar>
+              <w:top w:type="dxa" w:w="50"/>
+              <w:left w:type="dxa" w:w="90"/>
+              <w:bottom w:type="dxa" w:w="50"/>
+              <w:right w:type="dxa" w:w="90"/>
+            </w:tcMar>
+          </w:tcPr>
+          <w:p>
+            <w:r>
+              <w:rPr>
+                <w:sz w:val="18"/>
+                <w:szCs w:val="18"/>
+              </w:rPr>
+              <w:t xml:space="preserve">Controles con los hábitos; nota esperada, categoría y nodo; vector de 20 bits; perfil EM; notas del nodo</w:t>
+            </w:r>
+          </w:p>
+        </w:tc>
+        <w:tc>
+          <w:tcPr>
+            <w:tcW w:type="dxa" w:w="2726"/>
+            <w:tcBorders>
+              <w:top w:val="single" w:color="BBBBBB" w:sz="4"/>
+              <w:left w:val="single" w:color="BBBBBB" w:sz="4"/>
+              <w:bottom w:val="single" w:color="BBBBBB" w:sz="4"/>
+              <w:right w:val="single" w:color="BBBBBB" w:sz="4"/>
+            </w:tcBorders>
+            <w:tcMar>
+              <w:top w:type="dxa" w:w="50"/>
+              <w:left w:type="dxa" w:w="90"/>
+              <w:bottom w:type="dxa" w:w="50"/>
+              <w:right w:type="dxa" w:w="90"/>
+            </w:tcMar>
+          </w:tcPr>
+          <w:p>
+            <w:r>
+              <w:rPr>
+                <w:sz w:val="18"/>
+                <w:szCs w:val="18"/>
+              </w:rPr>
+              <w:t xml:space="preserve">Explicar paso a paso cómo se llega a una predicción</w:t>
+            </w:r>
+          </w:p>
+        </w:tc>
+      </w:tr>
+      <w:tr>
+        <w:tc>
+          <w:tcPr>
+            <w:tcW w:type="dxa" w:w="2000"/>
+            <w:tcBorders>
+              <w:top w:val="single" w:color="BBBBBB" w:sz="4"/>
+              <w:left w:val="single" w:color="BBBBBB" w:sz="4"/>
+              <w:bottom w:val="single" w:color="BBBBBB" w:sz="4"/>
+              <w:right w:val="single" w:color="BBBBBB" w:sz="4"/>
+            </w:tcBorders>
+            <w:tcMar>
+              <w:top w:type="dxa" w:w="50"/>
+              <w:left w:type="dxa" w:w="90"/>
+              <w:bottom w:type="dxa" w:w="50"/>
+              <w:right w:type="dxa" w:w="90"/>
+            </w:tcMar>
+          </w:tcPr>
+          <w:p>
+            <w:r>
+              <w:rPr>
+                <w:b/>
+                <w:bCs/>
+                <w:sz w:val="18"/>
+                <w:szCs w:val="18"/>
+              </w:rPr>
+              <w:t xml:space="preserve">Métricas del modelo</w:t>
+            </w:r>
+          </w:p>
+        </w:tc>
+        <w:tc>
+          <w:tcPr>
+            <w:tcW w:type="dxa" w:w="4300"/>
+            <w:tcBorders>
+              <w:top w:val="single" w:color="BBBBBB" w:sz="4"/>
+              <w:left w:val="single" w:color="BBBBBB" w:sz="4"/>
+              <w:bottom w:val="single" w:color="BBBBBB" w:sz="4"/>
+              <w:right w:val="single" w:color="BBBBBB" w:sz="4"/>
+            </w:tcBorders>
+            <w:tcMar>
+              <w:top w:type="dxa" w:w="50"/>
+              <w:left w:type="dxa" w:w="90"/>
+              <w:bottom w:type="dxa" w:w="50"/>
+              <w:right w:type="dxa" w:w="90"/>
+            </w:tcMar>
+          </w:tcPr>
+          <w:p>
+            <w:r>
+              <w:rPr>
+                <w:sz w:val="18"/>
+                <w:szCs w:val="18"/>
+              </w:rPr>
+              <w:t xml:space="preserve">Métricas de EM y ART 1; curva BIC/AIC; barrido de ρ; validación en el 20% reservado</w:t>
+            </w:r>
+          </w:p>
+        </w:tc>
+        <w:tc>
+          <w:tcPr>
+            <w:tcW w:type="dxa" w:w="2726"/>
+            <w:tcBorders>
+              <w:top w:val="single" w:color="BBBBBB" w:sz="4"/>
+              <w:left w:val="single" w:color="BBBBBB" w:sz="4"/>
+              <w:bottom w:val="single" w:color="BBBBBB" w:sz="4"/>
+              <w:right w:val="single" w:color="BBBBBB" w:sz="4"/>
+            </w:tcBorders>
+            <w:tcMar>
+              <w:top w:type="dxa" w:w="50"/>
+              <w:left w:type="dxa" w:w="90"/>
+              <w:bottom w:type="dxa" w:w="50"/>
+              <w:right w:type="dxa" w:w="90"/>
+            </w:tcMar>
+          </w:tcPr>
+          <w:p>
+            <w:r>
+              <w:rPr>
+                <w:sz w:val="18"/>
+                <w:szCs w:val="18"/>
+              </w:rPr>
+              <w:t xml:space="preserve">Justificar K = 4 y ρ = 0,65 y mostrar el error real</w:t>
+            </w:r>
+          </w:p>
+        </w:tc>
+      </w:tr>
+      <w:tr>
+        <w:tc>
+          <w:tcPr>
+            <w:tcW w:type="dxa" w:w="2000"/>
+            <w:tcBorders>
+              <w:top w:val="single" w:color="BBBBBB" w:sz="4"/>
+              <w:left w:val="single" w:color="BBBBBB" w:sz="4"/>
+              <w:bottom w:val="single" w:color="BBBBBB" w:sz="4"/>
+              <w:right w:val="single" w:color="BBBBBB" w:sz="4"/>
+            </w:tcBorders>
+            <w:tcMar>
+              <w:top w:type="dxa" w:w="50"/>
+              <w:left w:type="dxa" w:w="90"/>
+              <w:bottom w:type="dxa" w:w="50"/>
+              <w:right w:type="dxa" w:w="90"/>
+            </w:tcMar>
+          </w:tcPr>
+          <w:p>
+            <w:r>
+              <w:rPr>
+                <w:b/>
+                <w:bCs/>
+                <w:sz w:val="18"/>
+                <w:szCs w:val="18"/>
+              </w:rPr>
+              <w:t xml:space="preserve">Predecir un CSV</w:t>
+            </w:r>
+          </w:p>
+        </w:tc>
+        <w:tc>
+          <w:tcPr>
+            <w:tcW w:type="dxa" w:w="4300"/>
+            <w:tcBorders>
+              <w:top w:val="single" w:color="BBBBBB" w:sz="4"/>
+              <w:left w:val="single" w:color="BBBBBB" w:sz="4"/>
+              <w:bottom w:val="single" w:color="BBBBBB" w:sz="4"/>
+              <w:right w:val="single" w:color="BBBBBB" w:sz="4"/>
+            </w:tcBorders>
+            <w:tcMar>
+              <w:top w:type="dxa" w:w="50"/>
+              <w:left w:type="dxa" w:w="90"/>
+              <w:bottom w:type="dxa" w:w="50"/>
+              <w:right w:type="dxa" w:w="90"/>
+            </w:tcMar>
+          </w:tcPr>
+          <w:p>
+            <w:r>
+              <w:rPr>
+                <w:sz w:val="18"/>
+                <w:szCs w:val="18"/>
+              </w:rPr>
+              <w:t xml:space="preserve">Carga de un archivo con muchos alumnos y descarga de las predicciones</w:t>
+            </w:r>
+          </w:p>
+        </w:tc>
+        <w:tc>
+          <w:tcPr>
+            <w:tcW w:type="dxa" w:w="2726"/>
+            <w:tcBorders>
+              <w:top w:val="single" w:color="BBBBBB" w:sz="4"/>
+              <w:left w:val="single" w:color="BBBBBB" w:sz="4"/>
+              <w:bottom w:val="single" w:color="BBBBBB" w:sz="4"/>
+              <w:right w:val="single" w:color="BBBBBB" w:sz="4"/>
+            </w:tcBorders>
+            <w:tcMar>
+              <w:top w:type="dxa" w:w="50"/>
+              <w:left w:type="dxa" w:w="90"/>
+              <w:bottom w:type="dxa" w:w="50"/>
+              <w:right w:type="dxa" w:w="90"/>
+            </w:tcMar>
+          </w:tcPr>
+          <w:p>
+            <w:r>
+              <w:rPr>
+                <w:sz w:val="18"/>
+                <w:szCs w:val="18"/>
+              </w:rPr>
+              <w:t xml:space="preserve">Usar el modelo con alumnos nuevos</w:t>
+            </w:r>
+          </w:p>
+        </w:tc>
+      </w:tr>
+    </w:tbl>
+    <w:p>
+      <w:pPr>
+        <w:spacing w:after="60"/>
+      </w:pPr>
+    </w:p>
+    <w:p>
+      <w:pPr>
+        <w:pStyle w:val="Heading2"/>
+      </w:pPr>
+      <w:r>
+        <w:t xml:space="preserve">7.1 Pestaña «Un alumno»</w:t>
+      </w:r>
+    </w:p>
+    <w:p>
+      <w:pPr>
+        <w:keepNext/>
+        <w:spacing w:before="120" w:after="0"/>
+        <w:jc w:val="center"/>
+      </w:pPr>
+      <w:r>
+        <w:drawing>
+          <wp:inline xmlns:a="http://schemas.openxmlformats.org/drawingml/2006/main" xmlns:pic="http://schemas.openxmlformats.org/drawingml/2006/picture">
+            <wp:extent cx="5220000" cy="5394000"/>
+            <wp:docPr id="1" name="Picture 1"/>
+            <wp:cNvGraphicFramePr>
+              <a:graphicFrameLocks noChangeAspect="1"/>
+            </wp:cNvGraphicFramePr>
+            <a:graphic>
+              <a:graphicData uri="http://schemas.openxmlformats.org/drawingml/2006/picture">
+                <pic:pic>
+                  <pic:nvPicPr>
+                    <pic:cNvPr id="0" name="app_un_alumno.png"/>
+                    <pic:cNvPicPr/>
+                  </pic:nvPicPr>
+                  <pic:blipFill>
+                    <a:blip r:embed="rId9"/>
+                    <a:stretch>
+                      <a:fillRect/>
+                    </a:stretch>
+                  </pic:blipFill>
+                  <pic:spPr>
+                    <a:xfrm>
+                      <a:off x="0" y="0"/>
+                      <a:ext cx="5220000" cy="5394000"/>
+                    </a:xfrm>
+                    <a:prstGeom prst="rect"/>
+                  </pic:spPr>
+                </pic:pic>
+              </a:graphicData>
+            </a:graphic>
+          </wp:inline>
+        </w:drawing>
+      </w:r>
+    </w:p>
+    <w:p>
+      <w:pPr>
+        <w:spacing w:after="160" w:before="60"/>
+      </w:pPr>
+      <w:r>
+        <w:rPr>
+          <w:i/>
+          <w:iCs/>
+          <w:color w:val="555555"/>
+          <w:sz w:val="18"/>
+          <w:szCs w:val="18"/>
+        </w:rPr>
+        <w:t xml:space="preserve">Figura 1. Pestaña Un alumno (dataset 1). Con 4 h de estudio, 83% de asistencia, 5 h de internet, 12 tareas y nota previa 66, el alumno cae en el nodo 762 y su nota esperada es 6,12 (Aprobado Regular).</w:t>
+      </w:r>
+    </w:p>
+    <w:p>
+      <w:pPr>
+        <w:pStyle w:val="ListParagraph"/>
+        <w:numPr>
+          <w:ilvl w:val="0"/>
+          <w:numId w:val="2"/>
+        </w:numPr>
+        <w:spacing w:after="60"/>
+      </w:pPr>
+      <w:r>
+        <w:rPr>
+          <w:b/>
+          <w:bCs/>
+          <w:sz w:val="20"/>
+          <w:szCs w:val="20"/>
+        </w:rPr>
+        <w:t xml:space="preserve">Controles (izquierda): </w:t>
+      </w:r>
+      <w:r>
+        <w:rPr>
+          <w:sz w:val="20"/>
+          <w:szCs w:val="20"/>
+        </w:rPr>
+        <w:t xml:space="preserve">uno por variable de entrada, con el rango del metadata y arrancando en la mediana del 80% de entrenamiento. La predicción se recalcula sola al mover cualquiera. Las horas de sueño no entran a la red (D-04): solo sirven para el chequeo de 24 hs, y si los datos no lo pasan aparece un aviso amarillo (D-05).</w:t>
+      </w:r>
+    </w:p>
+    <w:p>
+      <w:pPr>
+        <w:pStyle w:val="ListParagraph"/>
+        <w:numPr>
+          <w:ilvl w:val="0"/>
+          <w:numId w:val="2"/>
+        </w:numPr>
+        <w:spacing w:after="60"/>
+      </w:pPr>
+      <w:r>
+        <w:rPr>
+          <w:b/>
+          <w:bCs/>
+          <w:sz w:val="20"/>
+          <w:szCs w:val="20"/>
+        </w:rPr>
+        <w:t xml:space="preserve">Resultado: </w:t>
+      </w:r>
+      <w:r>
+        <w:rPr>
+          <w:sz w:val="20"/>
+          <w:szCs w:val="20"/>
+        </w:rPr>
+        <w:t xml:space="preserve">nota esperada (promedio de los alumnos de entrenamiento del nodo), categoría calculada con esa nota (D-15) y número de nodo. Debajo se informa el perfil EM más común del nodo. Si ningún nodo pasa la vigilancia aparece «Confianza baja» y se usa el nodo de reemplazo (D-16).</w:t>
+      </w:r>
+    </w:p>
+    <w:p>
+      <w:pPr>
+        <w:pStyle w:val="ListParagraph"/>
+        <w:numPr>
+          <w:ilvl w:val="0"/>
+          <w:numId w:val="2"/>
+        </w:numPr>
+        <w:spacing w:after="60"/>
+      </w:pPr>
+      <w:r>
+        <w:rPr>
+          <w:b/>
+          <w:bCs/>
+          <w:sz w:val="20"/>
+          <w:szCs w:val="20"/>
+        </w:rPr>
+        <w:t xml:space="preserve">Lo que ve la red: </w:t>
+      </w:r>
+      <w:r>
+        <w:rPr>
+          <w:sz w:val="20"/>
+          <w:szCs w:val="20"/>
+        </w:rPr>
+        <w:t xml:space="preserve">para cada variable, el valor original, el valor usado (tareas a base 100), el bin de 0 a 10 y sus 4 bits, y abajo el vector completo de 20 bits. Es la codificación de la sección 5.</w:t>
+      </w:r>
+    </w:p>
+    <w:p>
+      <w:pPr>
+        <w:pStyle w:val="ListParagraph"/>
+        <w:numPr>
+          <w:ilvl w:val="0"/>
+          <w:numId w:val="2"/>
+        </w:numPr>
+        <w:spacing w:after="60"/>
+      </w:pPr>
+      <w:r>
+        <w:rPr>
+          <w:b/>
+          <w:bCs/>
+          <w:sz w:val="20"/>
+          <w:szCs w:val="20"/>
+        </w:rPr>
+        <w:t xml:space="preserve">Gráfico «Perfil EM»: </w:t>
+      </w:r>
+      <w:r>
+        <w:rPr>
+          <w:sz w:val="20"/>
+          <w:szCs w:val="20"/>
+        </w:rPr>
+        <w:t xml:space="preserve">probabilidad de que el alumno pertenezca a cada uno de los 4 grupos del EM (responsabilidades γ). Muestra que EM no da una sola respuesta: este alumno es 80% Aprobado Regular y 20% Recuperatorio.</w:t>
+      </w:r>
+    </w:p>
+    <w:p>
+      <w:pPr>
+        <w:pStyle w:val="ListParagraph"/>
+        <w:numPr>
+          <w:ilvl w:val="0"/>
+          <w:numId w:val="2"/>
+        </w:numPr>
+        <w:spacing w:after="60"/>
+      </w:pPr>
+      <w:r>
+        <w:rPr>
+          <w:b/>
+          <w:bCs/>
+          <w:sz w:val="20"/>
+          <w:szCs w:val="20"/>
+        </w:rPr>
+        <w:t xml:space="preserve">Gráfico «Alumnos del nodo»: </w:t>
+      </w:r>
+      <w:r>
+        <w:rPr>
+          <w:sz w:val="20"/>
+          <w:szCs w:val="20"/>
+        </w:rPr>
+        <w:t xml:space="preserve">histograma de las notas reales de los alumnos de entrenamiento que cayeron en el mismo nodo (28 en el ejemplo), con una línea naranja en la nota esperada. Sirve para ver qué tan confiable es la predicción: un nodo con pocos alumnos o con notas muy dispersas da una nota menos segura.</w:t>
+      </w:r>
+    </w:p>
+    <w:p>
+      <w:pPr>
+        <w:pStyle w:val="Heading2"/>
+      </w:pPr>
+      <w:r>
+        <w:t xml:space="preserve">7.2 Pestaña «Métricas del modelo»</w:t>
+      </w:r>
+    </w:p>
+    <w:p>
+      <w:pPr>
+        <w:spacing w:after="120"/>
+      </w:pPr>
+      <w:r>
+        <w:rPr>
+          <w:sz w:val="20"/>
+          <w:szCs w:val="20"/>
+        </w:rPr>
+        <w:t xml:space="preserve">Muestra las métricas de la sección 6.4 en tres bloques. Cada número tiene un «?» con una explicación corta.</w:t>
+      </w:r>
+    </w:p>
+    <w:p>
+      <w:pPr>
+        <w:keepNext/>
+        <w:spacing w:before="120" w:after="0"/>
+        <w:jc w:val="center"/>
+      </w:pPr>
+      <w:r>
+        <w:drawing>
+          <wp:inline xmlns:a="http://schemas.openxmlformats.org/drawingml/2006/main" xmlns:pic="http://schemas.openxmlformats.org/drawingml/2006/picture">
+            <wp:extent cx="5760000" cy="1851949"/>
+            <wp:docPr id="1" name="Picture 1"/>
+            <wp:cNvGraphicFramePr>
+              <a:graphicFrameLocks noChangeAspect="1"/>
+            </wp:cNvGraphicFramePr>
+            <a:graphic>
+              <a:graphicData uri="http://schemas.openxmlformats.org/drawingml/2006/picture">
+                <pic:pic>
+                  <pic:nvPicPr>
+                    <pic:cNvPr id="0" name="app_metricas_em.png"/>
+                    <pic:cNvPicPr/>
+                  </pic:nvPicPr>
+                  <pic:blipFill>
+                    <a:blip r:embed="rId10"/>
+                    <a:stretch>
+                      <a:fillRect/>
+                    </a:stretch>
+                  </pic:blipFill>
+                  <pic:spPr>
+                    <a:xfrm>
+                      <a:off x="0" y="0"/>
+                      <a:ext cx="5760000" cy="1851949"/>
+                    </a:xfrm>
+                    <a:prstGeom prst="rect"/>
+                  </pic:spPr>
+                </pic:pic>
+              </a:graphicData>
+            </a:graphic>
+          </wp:inline>
+        </w:drawing>
+      </w:r>
+    </w:p>
+    <w:p>
+      <w:pPr>
+        <w:spacing w:after="160" w:before="60"/>
+      </w:pPr>
+      <w:r>
+        <w:rPr>
+          <w:i/>
+          <w:iCs/>
+          <w:color w:val="555555"/>
+          <w:sz w:val="18"/>
+          <w:szCs w:val="18"/>
+        </w:rPr>
+        <w:t xml:space="preserve">Figura 2. Bloque EM: métricas con K = 4 y curva de BIC y AIC para K de 2 a 7 (más bajo es mejor).</w:t>
+      </w:r>
+    </w:p>
+    <w:p>
+      <w:pPr>
+        <w:pStyle w:val="ListParagraph"/>
+        <w:numPr>
+          <w:ilvl w:val="0"/>
+          <w:numId w:val="2"/>
+        </w:numPr>
+        <w:spacing w:after="60"/>
+      </w:pPr>
+      <w:r>
+        <w:rPr>
+          <w:b/>
+          <w:bCs/>
+          <w:sz w:val="20"/>
+          <w:szCs w:val="20"/>
+        </w:rPr>
+        <w:t xml:space="preserve">EM: </w:t>
+      </w:r>
+      <w:r>
+        <w:rPr>
+          <w:sz w:val="20"/>
+          <w:szCs w:val="20"/>
+        </w:rPr>
+        <w:t xml:space="preserve">K, BIC, AIC, silhouette y entropía de responsabilidades. El gráfico recalcula BIC y AIC para K de 2 a 7 sobre el 80% de entrenamiento, como en la sección 4.2: en el dataset 1 el BIC tiene su mínimo en K = 4 (D-09).</w:t>
+      </w:r>
+    </w:p>
+    <w:p>
+      <w:pPr>
+        <w:keepNext/>
+        <w:spacing w:before="120" w:after="0"/>
+        <w:jc w:val="center"/>
+      </w:pPr>
+      <w:r>
+        <w:drawing>
+          <wp:inline xmlns:a="http://schemas.openxmlformats.org/drawingml/2006/main" xmlns:pic="http://schemas.openxmlformats.org/drawingml/2006/picture">
+            <wp:extent cx="5760000" cy="1849033"/>
+            <wp:docPr id="1" name="Picture 1"/>
+            <wp:cNvGraphicFramePr>
+              <a:graphicFrameLocks noChangeAspect="1"/>
+            </wp:cNvGraphicFramePr>
+            <a:graphic>
+              <a:graphicData uri="http://schemas.openxmlformats.org/drawingml/2006/picture">
+                <pic:pic>
+                  <pic:nvPicPr>
+                    <pic:cNvPr id="0" name="app_metricas_art1.png"/>
+                    <pic:cNvPicPr/>
+                  </pic:nvPicPr>
+                  <pic:blipFill>
+                    <a:blip r:embed="rId11"/>
+                    <a:stretch>
+                      <a:fillRect/>
+                    </a:stretch>
+                  </pic:blipFill>
+                  <pic:spPr>
+                    <a:xfrm>
+                      <a:off x="0" y="0"/>
+                      <a:ext cx="5760000" cy="1849033"/>
+                    </a:xfrm>
+                    <a:prstGeom prst="rect"/>
+                  </pic:spPr>
+                </pic:pic>
+              </a:graphicData>
+            </a:graphic>
+          </wp:inline>
+        </w:drawing>
+      </w:r>
+    </w:p>
+    <w:p>
+      <w:pPr>
+        <w:spacing w:after="160" w:before="60"/>
+      </w:pPr>
+      <w:r>
+        <w:rPr>
+          <w:i/>
+          <w:iCs/>
+          <w:color w:val="555555"/>
+          <w:sz w:val="18"/>
+          <w:szCs w:val="18"/>
+        </w:rPr>
+        <w:t xml:space="preserve">Figura 3. Bloque ART 1: métricas de la red con ρ = 0,65 y barrido de ρ. La línea naranja marca el ρ elegido.</w:t>
+      </w:r>
+    </w:p>
+    <w:p>
+      <w:pPr>
+        <w:pStyle w:val="ListParagraph"/>
+        <w:numPr>
+          <w:ilvl w:val="0"/>
+          <w:numId w:val="2"/>
+        </w:numPr>
+        <w:spacing w:after="60"/>
+      </w:pPr>
+      <w:r>
+        <w:rPr>
+          <w:b/>
+          <w:bCs/>
+          <w:sz w:val="20"/>
+          <w:szCs w:val="20"/>
+        </w:rPr>
+        <w:t xml:space="preserve">ART 1: </w:t>
+      </w:r>
+      <w:r>
+        <w:rPr>
+          <w:sz w:val="20"/>
+          <w:szCs w:val="20"/>
+        </w:rPr>
+        <w:t xml:space="preserve">nodos, CR, pureza, MAE y acierto de categoría. Si existe </w:t>
+      </w:r>
+      <w:r>
+        <w:rPr>
+          <w:rFonts w:ascii="Consolas" w:hAnsi="Consolas"/>
+          <w:sz w:val="20"/>
+          <w:szCs w:val="20"/>
+        </w:rPr>
+        <w:t xml:space="preserve">data/output/barrido_rho_art1.csv</w:t>
+      </w:r>
+      <w:r>
+        <w:rPr>
+          <w:sz w:val="20"/>
+          <w:szCs w:val="20"/>
+        </w:rPr>
+        <w:t xml:space="preserve"> (se genera con </w:t>
+      </w:r>
+      <w:r>
+        <w:rPr>
+          <w:rFonts w:ascii="Consolas" w:hAnsi="Consolas"/>
+          <w:sz w:val="20"/>
+          <w:szCs w:val="20"/>
+        </w:rPr>
+        <w:t xml:space="preserve">python -m src.barrido_rho</w:t>
+      </w:r>
+      <w:r>
+        <w:rPr>
+          <w:sz w:val="20"/>
+          <w:szCs w:val="20"/>
+        </w:rPr>
+        <w:t xml:space="preserve">), dibuja la pureza y el MAE para cada ρ: en 0,65 la pureza pasa el 80% y el MAE es el más bajo (D-13). Si el archivo no existe, la app muestra el comando para generarlo.</w:t>
+      </w:r>
+    </w:p>
+    <w:p>
+      <w:pPr>
+        <w:keepNext/>
+        <w:spacing w:before="120" w:after="0"/>
+        <w:jc w:val="center"/>
+      </w:pPr>
+      <w:r>
+        <w:drawing>
+          <wp:inline xmlns:a="http://schemas.openxmlformats.org/drawingml/2006/main" xmlns:pic="http://schemas.openxmlformats.org/drawingml/2006/picture">
+            <wp:extent cx="5760000" cy="1676113"/>
+            <wp:docPr id="1" name="Picture 1"/>
+            <wp:cNvGraphicFramePr>
+              <a:graphicFrameLocks noChangeAspect="1"/>
+            </wp:cNvGraphicFramePr>
+            <a:graphic>
+              <a:graphicData uri="http://schemas.openxmlformats.org/drawingml/2006/picture">
+                <pic:pic>
+                  <pic:nvPicPr>
+                    <pic:cNvPr id="0" name="app_metricas_validacion.png"/>
+                    <pic:cNvPicPr/>
+                  </pic:nvPicPr>
+                  <pic:blipFill>
+                    <a:blip r:embed="rId12"/>
+                    <a:stretch>
+                      <a:fillRect/>
+                    </a:stretch>
+                  </pic:blipFill>
+                  <pic:spPr>
+                    <a:xfrm>
+                      <a:off x="0" y="0"/>
+                      <a:ext cx="5760000" cy="1676113"/>
+                    </a:xfrm>
+                    <a:prstGeom prst="rect"/>
+                  </pic:spPr>
+                </pic:pic>
+              </a:graphicData>
+            </a:graphic>
+          </wp:inline>
+        </w:drawing>
+      </w:r>
+    </w:p>
+    <w:p>
+      <w:pPr>
+        <w:spacing w:after="160" w:before="60"/>
+      </w:pPr>
+      <w:r>
+        <w:rPr>
+          <w:i/>
+          <w:iCs/>
+          <w:color w:val="555555"/>
+          <w:sz w:val="18"/>
+          <w:szCs w:val="18"/>
+        </w:rPr>
+        <w:t xml:space="preserve">Figura 4. Bloque Validación: nota real contra nota esperada de los 2.000 alumnos no vistos y matriz de confusión de categorías.</w:t>
+      </w:r>
+    </w:p>
+    <w:p>
+      <w:pPr>
+        <w:pStyle w:val="ListParagraph"/>
+        <w:numPr>
+          <w:ilvl w:val="0"/>
+          <w:numId w:val="2"/>
+        </w:numPr>
+        <w:spacing w:after="60"/>
+      </w:pPr>
+      <w:r>
+        <w:rPr>
+          <w:b/>
+          <w:bCs/>
+          <w:sz w:val="20"/>
+          <w:szCs w:val="20"/>
+        </w:rPr>
+        <w:t xml:space="preserve">Validación en el 20% reservado: </w:t>
+      </w:r>
+      <w:r>
+        <w:rPr>
+          <w:sz w:val="20"/>
+          <w:szCs w:val="20"/>
+        </w:rPr>
+        <w:t xml:space="preserve">primero una referencia: si a todos se les diera la nota promedio (6,23), el MAE sería 1,33 y el acierto 43,0%. Después, un gráfico de dispersión: cada punto es un alumno de prueba, con su nota real en el eje x y la esperada en el y. Sobre la diagonal punteada la predicción es exacta; los puntos la siguen, pero los extremos quedan aplastados hacia el centro (las esperadas van de 2,1 a 9,1, sección 6.4).</w:t>
+      </w:r>
+    </w:p>
+    <w:p>
+      <w:pPr>
+        <w:pStyle w:val="ListParagraph"/>
+        <w:numPr>
+          <w:ilvl w:val="0"/>
+          <w:numId w:val="2"/>
+        </w:numPr>
+        <w:spacing w:after="60"/>
+      </w:pPr>
+      <w:r>
+        <w:rPr>
+          <w:b/>
+          <w:bCs/>
+          <w:sz w:val="20"/>
+          <w:szCs w:val="20"/>
+        </w:rPr>
+        <w:t xml:space="preserve">Matriz de confusión: </w:t>
+      </w:r>
+      <w:r>
+        <w:rPr>
+          <w:sz w:val="20"/>
+          <w:szCs w:val="20"/>
+        </w:rPr>
+        <w:t xml:space="preserve">categoría real en filas y pronosticada en columnas; la diagonal son los aciertos. Es la misma tabla de la sección 6.4.</w:t>
+      </w:r>
+    </w:p>
+    <w:p>
+      <w:pPr>
+        <w:pStyle w:val="Heading2"/>
+      </w:pPr>
+      <w:r>
+        <w:t xml:space="preserve">7.3 Pestaña «Predecir un CSV»</w:t>
+      </w:r>
+    </w:p>
+    <w:p>
+      <w:pPr>
+        <w:keepNext/>
+        <w:spacing w:before="120" w:after="0"/>
+        <w:jc w:val="center"/>
+      </w:pPr>
+      <w:r>
+        <w:drawing>
+          <wp:inline xmlns:a="http://schemas.openxmlformats.org/drawingml/2006/main" xmlns:pic="http://schemas.openxmlformats.org/drawingml/2006/picture">
+            <wp:extent cx="5400000" cy="4362712"/>
+            <wp:docPr id="1" name="Picture 1"/>
+            <wp:cNvGraphicFramePr>
+              <a:graphicFrameLocks noChangeAspect="1"/>
+            </wp:cNvGraphicFramePr>
+            <a:graphic>
+              <a:graphicData uri="http://schemas.openxmlformats.org/drawingml/2006/picture">
+                <pic:pic>
+                  <pic:nvPicPr>
+                    <pic:cNvPr id="0" name="app_csv.png"/>
+                    <pic:cNvPicPr/>
+                  </pic:nvPicPr>
+                  <pic:blipFill>
+                    <a:blip r:embed="rId13"/>
+                    <a:stretch>
+                      <a:fillRect/>
+                    </a:stretch>
+                  </pic:blipFill>
+                  <pic:spPr>
+                    <a:xfrm>
+                      <a:off x="0" y="0"/>
+                      <a:ext cx="5400000" cy="4362712"/>
+                    </a:xfrm>
+                    <a:prstGeom prst="rect"/>
+                  </pic:spPr>
+                </pic:pic>
+              </a:graphicData>
+            </a:graphic>
+          </wp:inline>
+        </w:drawing>
+      </w:r>
+    </w:p>
+    <w:p>
+      <w:pPr>
+        <w:spacing w:after="160" w:before="60"/>
+      </w:pPr>
+      <w:r>
+        <w:rPr>
+          <w:i/>
+          <w:iCs/>
+          <w:color w:val="555555"/>
+          <w:sz w:val="18"/>
+          <w:szCs w:val="18"/>
+        </w:rPr>
+        <w:t xml:space="preserve">Figura 5. Pestaña Predecir un CSV con un archivo de 30 alumnos del dataset 1.</w:t>
+      </w:r>
+    </w:p>
+    <w:p>
+      <w:pPr>
+        <w:spacing w:after="120"/>
+      </w:pPr>
+      <w:r>
+        <w:rPr>
+          <w:sz w:val="20"/>
+          <w:szCs w:val="20"/>
+        </w:rPr>
+        <w:t xml:space="preserve">Se sube un CSV con las 5 columnas de entrada (enteros) y la app devuelve, para cada alumno, el nodo, la nota esperada, la categoría, el perfil EM del nodo y si la confianza fue baja. Un gráfico de barras cuenta cuántos alumnos quedaron en cada categoría y </w:t>
+      </w:r>
+      <w:r>
+        <w:rPr>
+          <w:b/>
+          <w:bCs/>
+          <w:sz w:val="20"/>
+          <w:szCs w:val="20"/>
+        </w:rPr>
+        <w:t xml:space="preserve">Descargar predicciones</w:t>
+      </w:r>
+      <w:r>
+        <w:rPr>
+          <w:sz w:val="20"/>
+          <w:szCs w:val="20"/>
+        </w:rPr>
+        <w:t xml:space="preserve"> guarda el resultado como CSV. </w:t>
+      </w:r>
+      <w:r>
+        <w:rPr>
+          <w:b/>
+          <w:bCs/>
+          <w:sz w:val="20"/>
+          <w:szCs w:val="20"/>
+        </w:rPr>
+        <w:t xml:space="preserve">Descargar CSV de ejemplo</w:t>
+      </w:r>
+      <w:r>
+        <w:rPr>
+          <w:sz w:val="20"/>
+          <w:szCs w:val="20"/>
+        </w:rPr>
+        <w:t xml:space="preserve"> baja un archivo con el formato correcto.</w:t>
+      </w:r>
+    </w:p>
+    <w:p>
+      <w:pPr>
+        <w:spacing w:after="120"/>
+      </w:pPr>
+      <w:r>
+        <w:rPr>
+          <w:b/>
+          <w:bCs/>
+          <w:sz w:val="20"/>
+          <w:szCs w:val="20"/>
+        </w:rPr>
+        <w:t xml:space="preserve">Control de errores: </w:t>
+      </w:r>
+      <w:r>
+        <w:rPr>
+          <w:sz w:val="20"/>
+          <w:szCs w:val="20"/>
+        </w:rPr>
+        <w:t xml:space="preserve">si faltan columnas, hay valores vacíos o el archivo no se puede leer, se muestra un mensaje en rojo y la app sigue funcionando. Si el CSV trae </w:t>
+      </w:r>
+      <w:r>
+        <w:rPr>
+          <w:rFonts w:ascii="Consolas" w:hAnsi="Consolas"/>
+          <w:sz w:val="20"/>
+          <w:szCs w:val="20"/>
+        </w:rPr>
+        <w:t xml:space="preserve">sleep_hours</w:t>
+      </w:r>
+      <w:r>
+        <w:rPr>
+          <w:sz w:val="20"/>
+          <w:szCs w:val="20"/>
+        </w:rPr>
+        <w:t xml:space="preserve">, se aplica el chequeo de 24 hs y se avisa cuántos alumnos se descartaron.</w:t>
+      </w:r>
+    </w:p>
+    <w:p>
+      <w:pPr>
+        <w:pStyle w:val="Heading2"/>
+      </w:pPr>
+      <w:r>
+        <w:t xml:space="preserve">7.4 Dataset 2 en la app (D-18)</w:t>
+      </w:r>
+    </w:p>
+    <w:p>
+      <w:pPr>
+        <w:keepNext/>
+        <w:spacing w:before="120" w:after="0"/>
+        <w:jc w:val="center"/>
+      </w:pPr>
+      <w:r>
+        <w:drawing>
+          <wp:inline xmlns:a="http://schemas.openxmlformats.org/drawingml/2006/main" xmlns:pic="http://schemas.openxmlformats.org/drawingml/2006/picture">
+            <wp:extent cx="5760000" cy="979433"/>
+            <wp:docPr id="1" name="Picture 1"/>
+            <wp:cNvGraphicFramePr>
+              <a:graphicFrameLocks noChangeAspect="1"/>
+            </wp:cNvGraphicFramePr>
+            <a:graphic>
+              <a:graphicData uri="http://schemas.openxmlformats.org/drawingml/2006/picture">
+                <pic:pic>
+                  <pic:nvPicPr>
+                    <pic:cNvPr id="0" name="app_selector_dataset2.png"/>
+                    <pic:cNvPicPr/>
+                  </pic:nvPicPr>
+                  <pic:blipFill>
+                    <a:blip r:embed="rId14"/>
+                    <a:stretch>
+                      <a:fillRect/>
+                    </a:stretch>
+                  </pic:blipFill>
+                  <pic:spPr>
+                    <a:xfrm>
+                      <a:off x="0" y="0"/>
+                      <a:ext cx="5760000" cy="979433"/>
+                    </a:xfrm>
+                    <a:prstGeom prst="rect"/>
+                  </pic:spPr>
+                </pic:pic>
+              </a:graphicData>
+            </a:graphic>
+          </wp:inline>
+        </w:drawing>
+      </w:r>
+    </w:p>
+    <w:p>
+      <w:pPr>
+        <w:spacing w:after="160" w:before="60"/>
+      </w:pPr>
+      <w:r>
+        <w:rPr>
+          <w:i/>
+          <w:iCs/>
+          <w:color w:val="555555"/>
+          <w:sz w:val="18"/>
+          <w:szCs w:val="18"/>
+        </w:rPr>
+        <w:t xml:space="preserve">Figura 6. Control Dataset en la posición 2. El aviso azul explica en qué se diferencia del dataset 1.</w:t>
+      </w:r>
+    </w:p>
+    <w:p>
+      <w:pPr>
+        <w:spacing w:after="120"/>
+      </w:pPr>
+      <w:r>
+        <w:rPr>
+          <w:sz w:val="20"/>
+          <w:szCs w:val="20"/>
+        </w:rPr>
+        <w:t xml:space="preserve">Al mover el control, la app entrena el pipeline con Student Performance Factors (la primera vez tarda unos segundos, después queda guardado) y las tres pestañas pasan a usar sus variables: Hours_Studied, Attendance, Sleep_Hours, Tutoring_Sessions y Previous_Scores. Solo cambia el archivo de metadata; el código es el mismo. Se usan los mismos parámetros (K = 4, ρ = 0,65) para comparar en igualdad de condiciones:</w:t>
+      </w:r>
+    </w:p>
+    <w:tbl>
+      <w:tblPr>
+        <w:tblW w:type="dxa" w:w="9026"/>
+        <w:tblBorders>
+          <w:top w:val="single" w:color="auto" w:sz="4"/>
+          <w:left w:val="single" w:color="auto" w:sz="4"/>
+          <w:bottom w:val="single" w:color="auto" w:sz="4"/>
+          <w:right w:val="single" w:color="auto" w:sz="4"/>
+          <w:insideH w:val="single" w:color="auto" w:sz="4"/>
+          <w:insideV w:val="single" w:color="auto" w:sz="4"/>
+        </w:tblBorders>
+      </w:tblPr>
+      <w:tblGrid>
+        <w:gridCol w:w="3826"/>
+        <w:gridCol w:w="2600"/>
+        <w:gridCol w:w="2600"/>
+      </w:tblGrid>
+      <w:tr>
+        <w:trPr>
+          <w:tblHeader/>
+        </w:trPr>
+        <w:tc>
+          <w:tcPr>
+            <w:tcW w:type="dxa" w:w="3826"/>
+            <w:tcBorders>
+              <w:top w:val="single" w:color="BBBBBB" w:sz="4"/>
+              <w:left w:val="single" w:color="BBBBBB" w:sz="4"/>
+              <w:bottom w:val="single" w:color="BBBBBB" w:sz="4"/>
+              <w:right w:val="single" w:color="BBBBBB" w:sz="4"/>
+            </w:tcBorders>
+            <w:shd w:fill="1F3864" w:color="auto" w:val="clear"/>
+            <w:tcMar>
+              <w:top w:type="dxa" w:w="50"/>
+              <w:left w:type="dxa" w:w="90"/>
+              <w:bottom w:type="dxa" w:w="50"/>
+              <w:right w:type="dxa" w:w="90"/>
+            </w:tcMar>
+          </w:tcPr>
+          <w:p>
+            <w:r>
+              <w:rPr>
+                <w:b/>
+                <w:bCs/>
+                <w:color w:val="FFFFFF"/>
+                <w:sz w:val="18"/>
+                <w:szCs w:val="18"/>
+              </w:rPr>
+              <w:t xml:space="preserve">Métrica</w:t>
+            </w:r>
+          </w:p>
+        </w:tc>
+        <w:tc>
+          <w:tcPr>
+            <w:tcW w:type="dxa" w:w="2600"/>
+            <w:tcBorders>
+              <w:top w:val="single" w:color="BBBBBB" w:sz="4"/>
+              <w:left w:val="single" w:color="BBBBBB" w:sz="4"/>
+              <w:bottom w:val="single" w:color="BBBBBB" w:sz="4"/>
+              <w:right w:val="single" w:color="BBBBBB" w:sz="4"/>
+            </w:tcBorders>
+            <w:shd w:fill="1F3864" w:color="auto" w:val="clear"/>
+            <w:tcMar>
+              <w:top w:type="dxa" w:w="50"/>
+              <w:left w:type="dxa" w:w="90"/>
+              <w:bottom w:type="dxa" w:w="50"/>
+              <w:right w:type="dxa" w:w="90"/>
+            </w:tcMar>
+          </w:tcPr>
+          <w:p>
+            <w:r>
+              <w:rPr>
+                <w:b/>
+                <w:bCs/>
+                <w:color w:val="FFFFFF"/>
+                <w:sz w:val="18"/>
+                <w:szCs w:val="18"/>
+              </w:rPr>
+              <w:t xml:space="preserve">Dataset 1 (simulado)</w:t>
+            </w:r>
+          </w:p>
+        </w:tc>
+        <w:tc>
+          <w:tcPr>
+            <w:tcW w:type="dxa" w:w="2600"/>
+            <w:tcBorders>
+              <w:top w:val="single" w:color="BBBBBB" w:sz="4"/>
+              <w:left w:val="single" w:color="BBBBBB" w:sz="4"/>
+              <w:bottom w:val="single" w:color="BBBBBB" w:sz="4"/>
+              <w:right w:val="single" w:color="BBBBBB" w:sz="4"/>
+            </w:tcBorders>
+            <w:shd w:fill="1F3864" w:color="auto" w:val="clear"/>
+            <w:tcMar>
+              <w:top w:type="dxa" w:w="50"/>
+              <w:left w:type="dxa" w:w="90"/>
+              <w:bottom w:type="dxa" w:w="50"/>
+              <w:right w:type="dxa" w:w="90"/>
+            </w:tcMar>
+          </w:tcPr>
+          <w:p>
+            <w:r>
+              <w:rPr>
+                <w:b/>
+                <w:bCs/>
+                <w:color w:val="FFFFFF"/>
+                <w:sz w:val="18"/>
+                <w:szCs w:val="18"/>
+              </w:rPr>
+              <w:t xml:space="preserve">Dataset 2 (Factors)</w:t>
+            </w:r>
+          </w:p>
+        </w:tc>
+      </w:tr>
+      <w:tr>
+        <w:tc>
+          <w:tcPr>
+            <w:tcW w:type="dxa" w:w="3826"/>
+            <w:tcBorders>
+              <w:top w:val="single" w:color="BBBBBB" w:sz="4"/>
+              <w:left w:val="single" w:color="BBBBBB" w:sz="4"/>
+              <w:bottom w:val="single" w:color="BBBBBB" w:sz="4"/>
+              <w:right w:val="single" w:color="BBBBBB" w:sz="4"/>
+            </w:tcBorders>
+            <w:tcMar>
+              <w:top w:type="dxa" w:w="50"/>
+              <w:left w:type="dxa" w:w="90"/>
+              <w:bottom w:type="dxa" w:w="50"/>
+              <w:right w:type="dxa" w:w="90"/>
+            </w:tcMar>
+          </w:tcPr>
+          <w:p>
+            <w:r>
+              <w:rPr>
+                <w:b/>
+                <w:bCs/>
+                <w:sz w:val="18"/>
+                <w:szCs w:val="18"/>
+              </w:rPr>
+              <w:t xml:space="preserve">Alumnos (entrenamiento / prueba)</w:t>
+            </w:r>
+          </w:p>
+        </w:tc>
+        <w:tc>
+          <w:tcPr>
+            <w:tcW w:type="dxa" w:w="2600"/>
+            <w:tcBorders>
+              <w:top w:val="single" w:color="BBBBBB" w:sz="4"/>
+              <w:left w:val="single" w:color="BBBBBB" w:sz="4"/>
+              <w:bottom w:val="single" w:color="BBBBBB" w:sz="4"/>
+              <w:right w:val="single" w:color="BBBBBB" w:sz="4"/>
+            </w:tcBorders>
+            <w:tcMar>
+              <w:top w:type="dxa" w:w="50"/>
+              <w:left w:type="dxa" w:w="90"/>
+              <w:bottom w:type="dxa" w:w="50"/>
+              <w:right w:type="dxa" w:w="90"/>
+            </w:tcMar>
+          </w:tcPr>
+          <w:p>
+            <w:r>
+              <w:rPr>
+                <w:sz w:val="18"/>
+                <w:szCs w:val="18"/>
+              </w:rPr>
+              <w:t xml:space="preserve">8.000 / 2.000</w:t>
+            </w:r>
+          </w:p>
+        </w:tc>
+        <w:tc>
+          <w:tcPr>
+            <w:tcW w:type="dxa" w:w="2600"/>
+            <w:tcBorders>
+              <w:top w:val="single" w:color="BBBBBB" w:sz="4"/>
+              <w:left w:val="single" w:color="BBBBBB" w:sz="4"/>
+              <w:bottom w:val="single" w:color="BBBBBB" w:sz="4"/>
+              <w:right w:val="single" w:color="BBBBBB" w:sz="4"/>
+            </w:tcBorders>
+            <w:tcMar>
+              <w:top w:type="dxa" w:w="50"/>
+              <w:left w:type="dxa" w:w="90"/>
+              <w:bottom w:type="dxa" w:w="50"/>
+              <w:right w:type="dxa" w:w="90"/>
+            </w:tcMar>
+          </w:tcPr>
+          <w:p>
+            <w:r>
+              <w:rPr>
+                <w:sz w:val="18"/>
+                <w:szCs w:val="18"/>
+              </w:rPr>
+              <w:t xml:space="preserve">5.286 / 1.321</w:t>
+            </w:r>
+          </w:p>
+        </w:tc>
+      </w:tr>
+      <w:tr>
+        <w:tc>
+          <w:tcPr>
+            <w:tcW w:type="dxa" w:w="3826"/>
+            <w:tcBorders>
+              <w:top w:val="single" w:color="BBBBBB" w:sz="4"/>
+              <w:left w:val="single" w:color="BBBBBB" w:sz="4"/>
+              <w:bottom w:val="single" w:color="BBBBBB" w:sz="4"/>
+              <w:right w:val="single" w:color="BBBBBB" w:sz="4"/>
+            </w:tcBorders>
+            <w:tcMar>
+              <w:top w:type="dxa" w:w="50"/>
+              <w:left w:type="dxa" w:w="90"/>
+              <w:bottom w:type="dxa" w:w="50"/>
+              <w:right w:type="dxa" w:w="90"/>
+            </w:tcMar>
+          </w:tcPr>
+          <w:p>
+            <w:r>
+              <w:rPr>
+                <w:b/>
+                <w:bCs/>
+                <w:sz w:val="18"/>
+                <w:szCs w:val="18"/>
+              </w:rPr>
+              <w:t xml:space="preserve">K con menor BIC (2 a 7)</w:t>
+            </w:r>
+          </w:p>
+        </w:tc>
+        <w:tc>
+          <w:tcPr>
+            <w:tcW w:type="dxa" w:w="2600"/>
+            <w:tcBorders>
+              <w:top w:val="single" w:color="BBBBBB" w:sz="4"/>
+              <w:left w:val="single" w:color="BBBBBB" w:sz="4"/>
+              <w:bottom w:val="single" w:color="BBBBBB" w:sz="4"/>
+              <w:right w:val="single" w:color="BBBBBB" w:sz="4"/>
+            </w:tcBorders>
+            <w:tcMar>
+              <w:top w:type="dxa" w:w="50"/>
+              <w:left w:type="dxa" w:w="90"/>
+              <w:bottom w:type="dxa" w:w="50"/>
+              <w:right w:type="dxa" w:w="90"/>
+            </w:tcMar>
+          </w:tcPr>
+          <w:p>
+            <w:r>
+              <w:rPr>
+                <w:sz w:val="18"/>
+                <w:szCs w:val="18"/>
+              </w:rPr>
+              <w:t xml:space="preserve">4</w:t>
+            </w:r>
+          </w:p>
+        </w:tc>
+        <w:tc>
+          <w:tcPr>
+            <w:tcW w:type="dxa" w:w="2600"/>
+            <w:tcBorders>
+              <w:top w:val="single" w:color="BBBBBB" w:sz="4"/>
+              <w:left w:val="single" w:color="BBBBBB" w:sz="4"/>
+              <w:bottom w:val="single" w:color="BBBBBB" w:sz="4"/>
+              <w:right w:val="single" w:color="BBBBBB" w:sz="4"/>
+            </w:tcBorders>
+            <w:tcMar>
+              <w:top w:type="dxa" w:w="50"/>
+              <w:left w:type="dxa" w:w="90"/>
+              <w:bottom w:type="dxa" w:w="50"/>
+              <w:right w:type="dxa" w:w="90"/>
+            </w:tcMar>
+          </w:tcPr>
+          <w:p>
+            <w:r>
+              <w:rPr>
+                <w:sz w:val="18"/>
+                <w:szCs w:val="18"/>
+              </w:rPr>
+              <w:t xml:space="preserve">7 (sin mínimo; se usa 4)</w:t>
+            </w:r>
+          </w:p>
+        </w:tc>
+      </w:tr>
+      <w:tr>
+        <w:tc>
+          <w:tcPr>
+            <w:tcW w:type="dxa" w:w="3826"/>
+            <w:tcBorders>
+              <w:top w:val="single" w:color="BBBBBB" w:sz="4"/>
+              <w:left w:val="single" w:color="BBBBBB" w:sz="4"/>
+              <w:bottom w:val="single" w:color="BBBBBB" w:sz="4"/>
+              <w:right w:val="single" w:color="BBBBBB" w:sz="4"/>
+            </w:tcBorders>
+            <w:tcMar>
+              <w:top w:type="dxa" w:w="50"/>
+              <w:left w:type="dxa" w:w="90"/>
+              <w:bottom w:type="dxa" w:w="50"/>
+              <w:right w:type="dxa" w:w="90"/>
+            </w:tcMar>
+          </w:tcPr>
+          <w:p>
+            <w:r>
+              <w:rPr>
+                <w:b/>
+                <w:bCs/>
+                <w:sz w:val="18"/>
+                <w:szCs w:val="18"/>
+              </w:rPr>
+              <w:t xml:space="preserve">Silhouette / entropía EM</w:t>
+            </w:r>
+          </w:p>
+        </w:tc>
+        <w:tc>
+          <w:tcPr>
+            <w:tcW w:type="dxa" w:w="2600"/>
+            <w:tcBorders>
+              <w:top w:val="single" w:color="BBBBBB" w:sz="4"/>
+              <w:left w:val="single" w:color="BBBBBB" w:sz="4"/>
+              <w:bottom w:val="single" w:color="BBBBBB" w:sz="4"/>
+              <w:right w:val="single" w:color="BBBBBB" w:sz="4"/>
+            </w:tcBorders>
+            <w:tcMar>
+              <w:top w:type="dxa" w:w="50"/>
+              <w:left w:type="dxa" w:w="90"/>
+              <w:bottom w:type="dxa" w:w="50"/>
+              <w:right w:type="dxa" w:w="90"/>
+            </w:tcMar>
+          </w:tcPr>
+          <w:p>
+            <w:r>
+              <w:rPr>
+                <w:sz w:val="18"/>
+                <w:szCs w:val="18"/>
+              </w:rPr>
+              <w:t xml:space="preserve">0,19 / 0,47</w:t>
+            </w:r>
+          </w:p>
+        </w:tc>
+        <w:tc>
+          <w:tcPr>
+            <w:tcW w:type="dxa" w:w="2600"/>
+            <w:tcBorders>
+              <w:top w:val="single" w:color="BBBBBB" w:sz="4"/>
+              <w:left w:val="single" w:color="BBBBBB" w:sz="4"/>
+              <w:bottom w:val="single" w:color="BBBBBB" w:sz="4"/>
+              <w:right w:val="single" w:color="BBBBBB" w:sz="4"/>
+            </w:tcBorders>
+            <w:tcMar>
+              <w:top w:type="dxa" w:w="50"/>
+              <w:left w:type="dxa" w:w="90"/>
+              <w:bottom w:type="dxa" w:w="50"/>
+              <w:right w:type="dxa" w:w="90"/>
+            </w:tcMar>
+          </w:tcPr>
+          <w:p>
+            <w:r>
+              <w:rPr>
+                <w:sz w:val="18"/>
+                <w:szCs w:val="18"/>
+              </w:rPr>
+              <w:t xml:space="preserve">0,32 / 0,35</w:t>
+            </w:r>
+          </w:p>
+        </w:tc>
+      </w:tr>
+      <w:tr>
+        <w:tc>
+          <w:tcPr>
+            <w:tcW w:type="dxa" w:w="3826"/>
+            <w:tcBorders>
+              <w:top w:val="single" w:color="BBBBBB" w:sz="4"/>
+              <w:left w:val="single" w:color="BBBBBB" w:sz="4"/>
+              <w:bottom w:val="single" w:color="BBBBBB" w:sz="4"/>
+              <w:right w:val="single" w:color="BBBBBB" w:sz="4"/>
+            </w:tcBorders>
+            <w:tcMar>
+              <w:top w:type="dxa" w:w="50"/>
+              <w:left w:type="dxa" w:w="90"/>
+              <w:bottom w:type="dxa" w:w="50"/>
+              <w:right w:type="dxa" w:w="90"/>
+            </w:tcMar>
+          </w:tcPr>
+          <w:p>
+            <w:r>
+              <w:rPr>
+                <w:b/>
+                <w:bCs/>
+                <w:sz w:val="18"/>
+                <w:szCs w:val="18"/>
+              </w:rPr>
+              <w:t xml:space="preserve">Nodos ART 1 / CR</w:t>
+            </w:r>
+          </w:p>
+        </w:tc>
+        <w:tc>
+          <w:tcPr>
+            <w:tcW w:type="dxa" w:w="2600"/>
+            <w:tcBorders>
+              <w:top w:val="single" w:color="BBBBBB" w:sz="4"/>
+              <w:left w:val="single" w:color="BBBBBB" w:sz="4"/>
+              <w:bottom w:val="single" w:color="BBBBBB" w:sz="4"/>
+              <w:right w:val="single" w:color="BBBBBB" w:sz="4"/>
+            </w:tcBorders>
+            <w:tcMar>
+              <w:top w:type="dxa" w:w="50"/>
+              <w:left w:type="dxa" w:w="90"/>
+              <w:bottom w:type="dxa" w:w="50"/>
+              <w:right w:type="dxa" w:w="90"/>
+            </w:tcMar>
+          </w:tcPr>
+          <w:p>
+            <w:r>
+              <w:rPr>
+                <w:sz w:val="18"/>
+                <w:szCs w:val="18"/>
+              </w:rPr>
+              <w:t xml:space="preserve">871 / 0,109</w:t>
+            </w:r>
+          </w:p>
+        </w:tc>
+        <w:tc>
+          <w:tcPr>
+            <w:tcW w:type="dxa" w:w="2600"/>
+            <w:tcBorders>
+              <w:top w:val="single" w:color="BBBBBB" w:sz="4"/>
+              <w:left w:val="single" w:color="BBBBBB" w:sz="4"/>
+              <w:bottom w:val="single" w:color="BBBBBB" w:sz="4"/>
+              <w:right w:val="single" w:color="BBBBBB" w:sz="4"/>
+            </w:tcBorders>
+            <w:tcMar>
+              <w:top w:type="dxa" w:w="50"/>
+              <w:left w:type="dxa" w:w="90"/>
+              <w:bottom w:type="dxa" w:w="50"/>
+              <w:right w:type="dxa" w:w="90"/>
+            </w:tcMar>
+          </w:tcPr>
+          <w:p>
+            <w:r>
+              <w:rPr>
+                <w:sz w:val="18"/>
+                <w:szCs w:val="18"/>
+              </w:rPr>
+              <w:t xml:space="preserve">394 / 0,075</w:t>
+            </w:r>
+          </w:p>
+        </w:tc>
+      </w:tr>
+      <w:tr>
+        <w:tc>
+          <w:tcPr>
+            <w:tcW w:type="dxa" w:w="3826"/>
+            <w:tcBorders>
+              <w:top w:val="single" w:color="BBBBBB" w:sz="4"/>
+              <w:left w:val="single" w:color="BBBBBB" w:sz="4"/>
+              <w:bottom w:val="single" w:color="BBBBBB" w:sz="4"/>
+              <w:right w:val="single" w:color="BBBBBB" w:sz="4"/>
+            </w:tcBorders>
+            <w:tcMar>
+              <w:top w:type="dxa" w:w="50"/>
+              <w:left w:type="dxa" w:w="90"/>
+              <w:bottom w:type="dxa" w:w="50"/>
+              <w:right w:type="dxa" w:w="90"/>
+            </w:tcMar>
+          </w:tcPr>
+          <w:p>
+            <w:r>
+              <w:rPr>
+                <w:b/>
+                <w:bCs/>
+                <w:sz w:val="18"/>
+                <w:szCs w:val="18"/>
+              </w:rPr>
+              <w:t xml:space="preserve">Pureza</w:t>
+            </w:r>
+          </w:p>
+        </w:tc>
+        <w:tc>
+          <w:tcPr>
+            <w:tcW w:type="dxa" w:w="2600"/>
+            <w:tcBorders>
+              <w:top w:val="single" w:color="BBBBBB" w:sz="4"/>
+              <w:left w:val="single" w:color="BBBBBB" w:sz="4"/>
+              <w:bottom w:val="single" w:color="BBBBBB" w:sz="4"/>
+              <w:right w:val="single" w:color="BBBBBB" w:sz="4"/>
+            </w:tcBorders>
+            <w:tcMar>
+              <w:top w:type="dxa" w:w="50"/>
+              <w:left w:type="dxa" w:w="90"/>
+              <w:bottom w:type="dxa" w:w="50"/>
+              <w:right w:type="dxa" w:w="90"/>
+            </w:tcMar>
+          </w:tcPr>
+          <w:p>
+            <w:r>
+              <w:rPr>
+                <w:sz w:val="18"/>
+                <w:szCs w:val="18"/>
+              </w:rPr>
+              <w:t xml:space="preserve">81,4%</w:t>
+            </w:r>
+          </w:p>
+        </w:tc>
+        <w:tc>
+          <w:tcPr>
+            <w:tcW w:type="dxa" w:w="2600"/>
+            <w:tcBorders>
+              <w:top w:val="single" w:color="BBBBBB" w:sz="4"/>
+              <w:left w:val="single" w:color="BBBBBB" w:sz="4"/>
+              <w:bottom w:val="single" w:color="BBBBBB" w:sz="4"/>
+              <w:right w:val="single" w:color="BBBBBB" w:sz="4"/>
+            </w:tcBorders>
+            <w:tcMar>
+              <w:top w:type="dxa" w:w="50"/>
+              <w:left w:type="dxa" w:w="90"/>
+              <w:bottom w:type="dxa" w:w="50"/>
+              <w:right w:type="dxa" w:w="90"/>
+            </w:tcMar>
+          </w:tcPr>
+          <w:p>
+            <w:r>
+              <w:rPr>
+                <w:sz w:val="18"/>
+                <w:szCs w:val="18"/>
+              </w:rPr>
+              <w:t xml:space="preserve">84,6%</w:t>
+            </w:r>
+          </w:p>
+        </w:tc>
+      </w:tr>
+      <w:tr>
+        <w:tc>
+          <w:tcPr>
+            <w:tcW w:type="dxa" w:w="3826"/>
+            <w:tcBorders>
+              <w:top w:val="single" w:color="BBBBBB" w:sz="4"/>
+              <w:left w:val="single" w:color="BBBBBB" w:sz="4"/>
+              <w:bottom w:val="single" w:color="BBBBBB" w:sz="4"/>
+              <w:right w:val="single" w:color="BBBBBB" w:sz="4"/>
+            </w:tcBorders>
+            <w:tcMar>
+              <w:top w:type="dxa" w:w="50"/>
+              <w:left w:type="dxa" w:w="90"/>
+              <w:bottom w:type="dxa" w:w="50"/>
+              <w:right w:type="dxa" w:w="90"/>
+            </w:tcMar>
+          </w:tcPr>
+          <w:p>
+            <w:r>
+              <w:rPr>
+                <w:b/>
+                <w:bCs/>
+                <w:sz w:val="18"/>
+                <w:szCs w:val="18"/>
+              </w:rPr>
+              <w:t xml:space="preserve">MAE (sobre 10)</w:t>
+            </w:r>
+          </w:p>
+        </w:tc>
+        <w:tc>
+          <w:tcPr>
+            <w:tcW w:type="dxa" w:w="2600"/>
+            <w:tcBorders>
+              <w:top w:val="single" w:color="BBBBBB" w:sz="4"/>
+              <w:left w:val="single" w:color="BBBBBB" w:sz="4"/>
+              <w:bottom w:val="single" w:color="BBBBBB" w:sz="4"/>
+              <w:right w:val="single" w:color="BBBBBB" w:sz="4"/>
+            </w:tcBorders>
+            <w:tcMar>
+              <w:top w:type="dxa" w:w="50"/>
+              <w:left w:type="dxa" w:w="90"/>
+              <w:bottom w:type="dxa" w:w="50"/>
+              <w:right w:type="dxa" w:w="90"/>
+            </w:tcMar>
+          </w:tcPr>
+          <w:p>
+            <w:r>
+              <w:rPr>
+                <w:sz w:val="18"/>
+                <w:szCs w:val="18"/>
+              </w:rPr>
+              <w:t xml:space="preserve">0,94</w:t>
+            </w:r>
+          </w:p>
+        </w:tc>
+        <w:tc>
+          <w:tcPr>
+            <w:tcW w:type="dxa" w:w="2600"/>
+            <w:tcBorders>
+              <w:top w:val="single" w:color="BBBBBB" w:sz="4"/>
+              <w:left w:val="single" w:color="BBBBBB" w:sz="4"/>
+              <w:bottom w:val="single" w:color="BBBBBB" w:sz="4"/>
+              <w:right w:val="single" w:color="BBBBBB" w:sz="4"/>
+            </w:tcBorders>
+            <w:tcMar>
+              <w:top w:type="dxa" w:w="50"/>
+              <w:left w:type="dxa" w:w="90"/>
+              <w:bottom w:type="dxa" w:w="50"/>
+              <w:right w:type="dxa" w:w="90"/>
+            </w:tcMar>
+          </w:tcPr>
+          <w:p>
+            <w:r>
+              <w:rPr>
+                <w:sz w:val="18"/>
+                <w:szCs w:val="18"/>
+              </w:rPr>
+              <w:t xml:space="preserve">0,23</w:t>
+            </w:r>
+          </w:p>
+        </w:tc>
+      </w:tr>
+      <w:tr>
+        <w:tc>
+          <w:tcPr>
+            <w:tcW w:type="dxa" w:w="3826"/>
+            <w:tcBorders>
+              <w:top w:val="single" w:color="BBBBBB" w:sz="4"/>
+              <w:left w:val="single" w:color="BBBBBB" w:sz="4"/>
+              <w:bottom w:val="single" w:color="BBBBBB" w:sz="4"/>
+              <w:right w:val="single" w:color="BBBBBB" w:sz="4"/>
+            </w:tcBorders>
+            <w:tcMar>
+              <w:top w:type="dxa" w:w="50"/>
+              <w:left w:type="dxa" w:w="90"/>
+              <w:bottom w:type="dxa" w:w="50"/>
+              <w:right w:type="dxa" w:w="90"/>
+            </w:tcMar>
+          </w:tcPr>
+          <w:p>
+            <w:r>
+              <w:rPr>
+                <w:b/>
+                <w:bCs/>
+                <w:sz w:val="18"/>
+                <w:szCs w:val="18"/>
+              </w:rPr>
+              <w:t xml:space="preserve">MAE dando la nota promedio</w:t>
+            </w:r>
+          </w:p>
+        </w:tc>
+        <w:tc>
+          <w:tcPr>
+            <w:tcW w:type="dxa" w:w="2600"/>
+            <w:tcBorders>
+              <w:top w:val="single" w:color="BBBBBB" w:sz="4"/>
+              <w:left w:val="single" w:color="BBBBBB" w:sz="4"/>
+              <w:bottom w:val="single" w:color="BBBBBB" w:sz="4"/>
+              <w:right w:val="single" w:color="BBBBBB" w:sz="4"/>
+            </w:tcBorders>
+            <w:tcMar>
+              <w:top w:type="dxa" w:w="50"/>
+              <w:left w:type="dxa" w:w="90"/>
+              <w:bottom w:type="dxa" w:w="50"/>
+              <w:right w:type="dxa" w:w="90"/>
+            </w:tcMar>
+          </w:tcPr>
+          <w:p>
+            <w:r>
+              <w:rPr>
+                <w:sz w:val="18"/>
+                <w:szCs w:val="18"/>
+              </w:rPr>
+              <w:t xml:space="preserve">1,33</w:t>
+            </w:r>
+          </w:p>
+        </w:tc>
+        <w:tc>
+          <w:tcPr>
+            <w:tcW w:type="dxa" w:w="2600"/>
+            <w:tcBorders>
+              <w:top w:val="single" w:color="BBBBBB" w:sz="4"/>
+              <w:left w:val="single" w:color="BBBBBB" w:sz="4"/>
+              <w:bottom w:val="single" w:color="BBBBBB" w:sz="4"/>
+              <w:right w:val="single" w:color="BBBBBB" w:sz="4"/>
+            </w:tcBorders>
+            <w:tcMar>
+              <w:top w:type="dxa" w:w="50"/>
+              <w:left w:type="dxa" w:w="90"/>
+              <w:bottom w:type="dxa" w:w="50"/>
+              <w:right w:type="dxa" w:w="90"/>
+            </w:tcMar>
+          </w:tcPr>
+          <w:p>
+            <w:r>
+              <w:rPr>
+                <w:sz w:val="18"/>
+                <w:szCs w:val="18"/>
+              </w:rPr>
+              <w:t xml:space="preserve">0,29</w:t>
+            </w:r>
+          </w:p>
+        </w:tc>
+      </w:tr>
+      <w:tr>
+        <w:tc>
+          <w:tcPr>
+            <w:tcW w:type="dxa" w:w="3826"/>
+            <w:tcBorders>
+              <w:top w:val="single" w:color="BBBBBB" w:sz="4"/>
+              <w:left w:val="single" w:color="BBBBBB" w:sz="4"/>
+              <w:bottom w:val="single" w:color="BBBBBB" w:sz="4"/>
+              <w:right w:val="single" w:color="BBBBBB" w:sz="4"/>
+            </w:tcBorders>
+            <w:tcMar>
+              <w:top w:type="dxa" w:w="50"/>
+              <w:left w:type="dxa" w:w="90"/>
+              <w:bottom w:type="dxa" w:w="50"/>
+              <w:right w:type="dxa" w:w="90"/>
+            </w:tcMar>
+          </w:tcPr>
+          <w:p>
+            <w:r>
+              <w:rPr>
+                <w:b/>
+                <w:bCs/>
+                <w:sz w:val="18"/>
+                <w:szCs w:val="18"/>
+              </w:rPr>
+              <w:t xml:space="preserve">Acierto de categoría</w:t>
+            </w:r>
+          </w:p>
+        </w:tc>
+        <w:tc>
+          <w:tcPr>
+            <w:tcW w:type="dxa" w:w="2600"/>
+            <w:tcBorders>
+              <w:top w:val="single" w:color="BBBBBB" w:sz="4"/>
+              <w:left w:val="single" w:color="BBBBBB" w:sz="4"/>
+              <w:bottom w:val="single" w:color="BBBBBB" w:sz="4"/>
+              <w:right w:val="single" w:color="BBBBBB" w:sz="4"/>
+            </w:tcBorders>
+            <w:tcMar>
+              <w:top w:type="dxa" w:w="50"/>
+              <w:left w:type="dxa" w:w="90"/>
+              <w:bottom w:type="dxa" w:w="50"/>
+              <w:right w:type="dxa" w:w="90"/>
+            </w:tcMar>
+          </w:tcPr>
+          <w:p>
+            <w:r>
+              <w:rPr>
+                <w:sz w:val="18"/>
+                <w:szCs w:val="18"/>
+              </w:rPr>
+              <w:t xml:space="preserve">57,2%</w:t>
+            </w:r>
+          </w:p>
+        </w:tc>
+        <w:tc>
+          <w:tcPr>
+            <w:tcW w:type="dxa" w:w="2600"/>
+            <w:tcBorders>
+              <w:top w:val="single" w:color="BBBBBB" w:sz="4"/>
+              <w:left w:val="single" w:color="BBBBBB" w:sz="4"/>
+              <w:bottom w:val="single" w:color="BBBBBB" w:sz="4"/>
+              <w:right w:val="single" w:color="BBBBBB" w:sz="4"/>
+            </w:tcBorders>
+            <w:tcMar>
+              <w:top w:type="dxa" w:w="50"/>
+              <w:left w:type="dxa" w:w="90"/>
+              <w:bottom w:type="dxa" w:w="50"/>
+              <w:right w:type="dxa" w:w="90"/>
+            </w:tcMar>
+          </w:tcPr>
+          <w:p>
+            <w:r>
+              <w:rPr>
+                <w:sz w:val="18"/>
+                <w:szCs w:val="18"/>
+              </w:rPr>
+              <w:t xml:space="preserve">98,0%</w:t>
+            </w:r>
+          </w:p>
+        </w:tc>
+      </w:tr>
+      <w:tr>
+        <w:tc>
+          <w:tcPr>
+            <w:tcW w:type="dxa" w:w="3826"/>
+            <w:tcBorders>
+              <w:top w:val="single" w:color="BBBBBB" w:sz="4"/>
+              <w:left w:val="single" w:color="BBBBBB" w:sz="4"/>
+              <w:bottom w:val="single" w:color="BBBBBB" w:sz="4"/>
+              <w:right w:val="single" w:color="BBBBBB" w:sz="4"/>
+            </w:tcBorders>
+            <w:tcMar>
+              <w:top w:type="dxa" w:w="50"/>
+              <w:left w:type="dxa" w:w="90"/>
+              <w:bottom w:type="dxa" w:w="50"/>
+              <w:right w:type="dxa" w:w="90"/>
+            </w:tcMar>
+          </w:tcPr>
+          <w:p>
+            <w:r>
+              <w:rPr>
+                <w:b/>
+                <w:bCs/>
+                <w:sz w:val="18"/>
+                <w:szCs w:val="18"/>
+              </w:rPr>
+              <w:t xml:space="preserve">Acierto con todos en la categoría más común</w:t>
+            </w:r>
+          </w:p>
+        </w:tc>
+        <w:tc>
+          <w:tcPr>
+            <w:tcW w:type="dxa" w:w="2600"/>
+            <w:tcBorders>
+              <w:top w:val="single" w:color="BBBBBB" w:sz="4"/>
+              <w:left w:val="single" w:color="BBBBBB" w:sz="4"/>
+              <w:bottom w:val="single" w:color="BBBBBB" w:sz="4"/>
+              <w:right w:val="single" w:color="BBBBBB" w:sz="4"/>
+            </w:tcBorders>
+            <w:tcMar>
+              <w:top w:type="dxa" w:w="50"/>
+              <w:left w:type="dxa" w:w="90"/>
+              <w:bottom w:type="dxa" w:w="50"/>
+              <w:right w:type="dxa" w:w="90"/>
+            </w:tcMar>
+          </w:tcPr>
+          <w:p>
+            <w:r>
+              <w:rPr>
+                <w:sz w:val="18"/>
+                <w:szCs w:val="18"/>
+              </w:rPr>
+              <w:t xml:space="preserve">43,0%</w:t>
+            </w:r>
+          </w:p>
+        </w:tc>
+        <w:tc>
+          <w:tcPr>
+            <w:tcW w:type="dxa" w:w="2600"/>
+            <w:tcBorders>
+              <w:top w:val="single" w:color="BBBBBB" w:sz="4"/>
+              <w:left w:val="single" w:color="BBBBBB" w:sz="4"/>
+              <w:bottom w:val="single" w:color="BBBBBB" w:sz="4"/>
+              <w:right w:val="single" w:color="BBBBBB" w:sz="4"/>
+            </w:tcBorders>
+            <w:tcMar>
+              <w:top w:type="dxa" w:w="50"/>
+              <w:left w:type="dxa" w:w="90"/>
+              <w:bottom w:type="dxa" w:w="50"/>
+              <w:right w:type="dxa" w:w="90"/>
+            </w:tcMar>
+          </w:tcPr>
+          <w:p>
+            <w:r>
+              <w:rPr>
+                <w:sz w:val="18"/>
+                <w:szCs w:val="18"/>
+              </w:rPr>
+              <w:t xml:space="preserve">98,0%</w:t>
+            </w:r>
+          </w:p>
+        </w:tc>
+      </w:tr>
+    </w:tbl>
+    <w:p>
+      <w:pPr>
+        <w:spacing w:after="160" w:before="60"/>
+      </w:pPr>
+      <w:r>
+        <w:rPr>
+          <w:i/>
+          <w:iCs/>
+          <w:color w:val="555555"/>
+          <w:sz w:val="18"/>
+          <w:szCs w:val="18"/>
+        </w:rPr>
+        <w:t xml:space="preserve">Fuente: data/output/metricas_student.csv y metricas_factors.csv (python -m src.metrics y python -m src.metrics factors).</w:t>
+      </w:r>
+    </w:p>
+    <w:p>
+      <w:pPr>
+        <w:keepNext/>
+        <w:spacing w:before="120" w:after="0"/>
+        <w:jc w:val="center"/>
+      </w:pPr>
+      <w:r>
+        <w:drawing>
+          <wp:inline xmlns:a="http://schemas.openxmlformats.org/drawingml/2006/main" xmlns:pic="http://schemas.openxmlformats.org/drawingml/2006/picture">
+            <wp:extent cx="5760000" cy="1676113"/>
+            <wp:docPr id="1" name="Picture 1"/>
+            <wp:cNvGraphicFramePr>
+              <a:graphicFrameLocks noChangeAspect="1"/>
+            </wp:cNvGraphicFramePr>
+            <a:graphic>
+              <a:graphicData uri="http://schemas.openxmlformats.org/drawingml/2006/picture">
+                <pic:pic>
+                  <pic:nvPicPr>
+                    <pic:cNvPr id="0" name="app_dataset2_validacion.png"/>
+                    <pic:cNvPicPr/>
+                  </pic:nvPicPr>
+                  <pic:blipFill>
+                    <a:blip r:embed="rId15"/>
+                    <a:stretch>
+                      <a:fillRect/>
+                    </a:stretch>
+                  </pic:blipFill>
+                  <pic:spPr>
+                    <a:xfrm>
+                      <a:off x="0" y="0"/>
+                      <a:ext cx="5760000" cy="1676113"/>
+                    </a:xfrm>
+                    <a:prstGeom prst="rect"/>
+                  </pic:spPr>
+                </pic:pic>
+              </a:graphicData>
+            </a:graphic>
+          </wp:inline>
+        </w:drawing>
+      </w:r>
+    </w:p>
+    <w:p>
+      <w:pPr>
+        <w:spacing w:after="160" w:before="60"/>
+      </w:pPr>
+      <w:r>
+        <w:rPr>
+          <w:i/>
+          <w:iCs/>
+          <w:color w:val="555555"/>
+          <w:sz w:val="18"/>
+          <w:szCs w:val="18"/>
+        </w:rPr>
+        <w:t xml:space="preserve">Figura 7. Validación en el dataset 2: las notas reales van casi todas de 6 a 8 y la red pronostica todo Aprobado Regular.</w:t>
+      </w:r>
+    </w:p>
+    <w:p>
+      <w:pPr>
+        <w:spacing w:after="120"/>
+      </w:pPr>
+      <w:r>
+        <w:rPr>
+          <w:b/>
+          <w:bCs/>
+          <w:sz w:val="20"/>
+          <w:szCs w:val="20"/>
+        </w:rPr>
+        <w:t xml:space="preserve">Lectura. </w:t>
+      </w:r>
+      <w:r>
+        <w:rPr>
+          <w:sz w:val="20"/>
+          <w:szCs w:val="20"/>
+        </w:rPr>
+        <w:t xml:space="preserve">En el dataset 2 la red usa menos nodos y es más pura, y el MAE es más bajo (0,23), pero porque las notas casi no varían: darle a todos el promedio ya da 0,29. La red mejora esa referencia un 24%, contra un 30% en el dataset 1. El acierto de 98% no dice mucho, porque el 98% de los alumnos es Aprobado Regular. El dataset 2 muestra que el pipeline funciona sin cambios con otros datos, no que prediga mejor.</w:t>
+      </w:r>
+    </w:p>
+    <w:p>
+      <w:pPr>
+        <w:pStyle w:val="Heading1"/>
+      </w:pPr>
+      <w:r>
+        <w:t xml:space="preserve">8. CLI CarGross.py (D-19, ISSUE-301)</w:t>
+      </w:r>
+    </w:p>
+    <w:p>
+      <w:pPr>
+        <w:spacing w:after="120"/>
+      </w:pPr>
+      <w:r>
+        <w:rPr>
+          <w:b/>
+          <w:bCs/>
+          <w:sz w:val="20"/>
+          <w:szCs w:val="20"/>
+        </w:rPr>
+        <w:t xml:space="preserve">Cómo se armó. </w:t>
+      </w:r>
+      <w:r>
+        <w:rPr>
+          <w:sz w:val="20"/>
+          <w:szCs w:val="20"/>
+        </w:rPr>
+        <w:t xml:space="preserve">La cátedra pide un punto de entrada único por línea de comandos, con entrada y salida solo en CSV, PEP 8 sin warnings y control total de excepciones: ante cualquier error se muestra el manual </w:t>
+      </w:r>
+      <w:r>
+        <w:rPr>
+          <w:rFonts w:ascii="Consolas" w:hAnsi="Consolas"/>
+          <w:sz w:val="20"/>
+          <w:szCs w:val="20"/>
+        </w:rPr>
+        <w:t xml:space="preserve">man</w:t>
+      </w:r>
+      <w:r>
+        <w:rPr>
+          <w:sz w:val="20"/>
+          <w:szCs w:val="20"/>
+        </w:rPr>
+        <w:t xml:space="preserve"> y se sale con un código controlado. </w:t>
+      </w:r>
+      <w:r>
+        <w:rPr>
+          <w:rFonts w:ascii="Consolas" w:hAnsi="Consolas"/>
+          <w:sz w:val="20"/>
+          <w:szCs w:val="20"/>
+        </w:rPr>
+        <w:t xml:space="preserve">CarGross.py</w:t>
+      </w:r>
+      <w:r>
+        <w:rPr>
+          <w:sz w:val="20"/>
+          <w:szCs w:val="20"/>
+        </w:rPr>
+        <w:t xml:space="preserve"> cumple eso sin repetir lógica: llama a </w:t>
+      </w:r>
+      <w:r>
+        <w:rPr>
+          <w:rFonts w:ascii="Consolas" w:hAnsi="Consolas"/>
+          <w:sz w:val="20"/>
+          <w:szCs w:val="20"/>
+        </w:rPr>
+        <w:t xml:space="preserve">entrenar_pipeline()</w:t>
+      </w:r>
+      <w:r>
+        <w:rPr>
+          <w:sz w:val="20"/>
+          <w:szCs w:val="20"/>
+        </w:rPr>
+        <w:t xml:space="preserve"> y </w:t>
+      </w:r>
+      <w:r>
+        <w:rPr>
+          <w:rFonts w:ascii="Consolas" w:hAnsi="Consolas"/>
+          <w:sz w:val="20"/>
+          <w:szCs w:val="20"/>
+        </w:rPr>
+        <w:t xml:space="preserve">barrer_rho()</w:t>
+      </w:r>
+      <w:r>
+        <w:rPr>
+          <w:sz w:val="20"/>
+          <w:szCs w:val="20"/>
+        </w:rPr>
+        <w:t xml:space="preserve">, las mismas funciones que usan </w:t>
+      </w:r>
+      <w:r>
+        <w:rPr>
+          <w:rFonts w:ascii="Consolas" w:hAnsi="Consolas"/>
+          <w:sz w:val="20"/>
+          <w:szCs w:val="20"/>
+        </w:rPr>
+        <w:t xml:space="preserve">python -m src.metrics</w:t>
+      </w:r>
+      <w:r>
+        <w:rPr>
+          <w:sz w:val="20"/>
+          <w:szCs w:val="20"/>
+        </w:rPr>
+        <w:t xml:space="preserve">, el barrido y la app, así que los cuatro dan los mismos números. El texto del manual está en </w:t>
+      </w:r>
+      <w:r>
+        <w:rPr>
+          <w:rFonts w:ascii="Consolas" w:hAnsi="Consolas"/>
+          <w:sz w:val="20"/>
+          <w:szCs w:val="20"/>
+        </w:rPr>
+        <w:t xml:space="preserve">src/man_pages.py</w:t>
+      </w:r>
+      <w:r>
+        <w:rPr>
+          <w:sz w:val="20"/>
+          <w:szCs w:val="20"/>
+        </w:rPr>
+        <w:t xml:space="preserve">.</w:t>
+      </w:r>
+    </w:p>
+    <w:p>
+      <w:pPr>
+        <w:keepNext/>
+        <w:spacing w:before="120" w:after="0"/>
+        <w:jc w:val="center"/>
+      </w:pPr>
+      <w:r>
+        <w:drawing>
+          <wp:inline xmlns:a="http://schemas.openxmlformats.org/drawingml/2006/main" xmlns:pic="http://schemas.openxmlformats.org/drawingml/2006/picture">
+            <wp:extent cx="5760000" cy="2097282"/>
+            <wp:docPr id="1" name="Picture 1"/>
+            <wp:cNvGraphicFramePr>
+              <a:graphicFrameLocks noChangeAspect="1"/>
+            </wp:cNvGraphicFramePr>
+            <a:graphic>
+              <a:graphicData uri="http://schemas.openxmlformats.org/drawingml/2006/picture">
+                <pic:pic>
+                  <pic:nvPicPr>
+                    <pic:cNvPr id="0" name="cli_modos.png"/>
+                    <pic:cNvPicPr/>
+                  </pic:nvPicPr>
+                  <pic:blipFill>
+                    <a:blip r:embed="rId16"/>
+                    <a:stretch>
+                      <a:fillRect/>
+                    </a:stretch>
+                  </pic:blipFill>
+                  <pic:spPr>
+                    <a:xfrm>
+                      <a:off x="0" y="0"/>
+                      <a:ext cx="5760000" cy="2097282"/>
+                    </a:xfrm>
+                    <a:prstGeom prst="rect"/>
+                  </pic:spPr>
+                </pic:pic>
+              </a:graphicData>
+            </a:graphic>
+          </wp:inline>
+        </w:drawing>
+      </w:r>
+    </w:p>
+    <w:p>
+      <w:pPr>
+        <w:spacing w:after="160" w:before="60"/>
+      </w:pPr>
+      <w:r>
+        <w:rPr>
+          <w:i/>
+          <w:iCs/>
+          <w:color w:val="555555"/>
+          <w:sz w:val="18"/>
+          <w:szCs w:val="18"/>
+        </w:rPr>
+        <w:t xml:space="preserve">Figura 8. Qué recibe CarGross.py, sus cinco modos y qué CSV genera cada uno.</w:t>
+      </w:r>
+    </w:p>
+    <w:p>
+      <w:pPr>
+        <w:pStyle w:val="Heading2"/>
+      </w:pPr>
+      <w:r>
+        <w:t xml:space="preserve">8.1 Modos y opciones</w:t>
+      </w:r>
+    </w:p>
+    <w:tbl>
+      <w:tblPr>
+        <w:tblW w:type="dxa" w:w="9026"/>
+        <w:tblBorders>
+          <w:top w:val="single" w:color="auto" w:sz="4"/>
+          <w:left w:val="single" w:color="auto" w:sz="4"/>
+          <w:bottom w:val="single" w:color="auto" w:sz="4"/>
+          <w:right w:val="single" w:color="auto" w:sz="4"/>
+          <w:insideH w:val="single" w:color="auto" w:sz="4"/>
+          <w:insideV w:val="single" w:color="auto" w:sz="4"/>
+        </w:tblBorders>
+      </w:tblPr>
+      <w:tblGrid>
+        <w:gridCol w:w="1300"/>
+        <w:gridCol w:w="4900"/>
+        <w:gridCol w:w="2826"/>
+      </w:tblGrid>
+      <w:tr>
+        <w:trPr>
+          <w:tblHeader/>
+        </w:trPr>
+        <w:tc>
+          <w:tcPr>
+            <w:tcW w:type="dxa" w:w="1300"/>
+            <w:tcBorders>
+              <w:top w:val="single" w:color="BBBBBB" w:sz="4"/>
+              <w:left w:val="single" w:color="BBBBBB" w:sz="4"/>
+              <w:bottom w:val="single" w:color="BBBBBB" w:sz="4"/>
+              <w:right w:val="single" w:color="BBBBBB" w:sz="4"/>
+            </w:tcBorders>
+            <w:shd w:fill="1F3864" w:color="auto" w:val="clear"/>
+            <w:tcMar>
+              <w:top w:type="dxa" w:w="50"/>
+              <w:left w:type="dxa" w:w="90"/>
+              <w:bottom w:type="dxa" w:w="50"/>
+              <w:right w:type="dxa" w:w="90"/>
+            </w:tcMar>
+          </w:tcPr>
+          <w:p>
+            <w:r>
+              <w:rPr>
+                <w:b/>
+                <w:bCs/>
+                <w:color w:val="FFFFFF"/>
+                <w:sz w:val="18"/>
+                <w:szCs w:val="18"/>
+              </w:rPr>
+              <w:t xml:space="preserve">Modo</w:t>
+            </w:r>
+          </w:p>
+        </w:tc>
+        <w:tc>
+          <w:tcPr>
+            <w:tcW w:type="dxa" w:w="4900"/>
+            <w:tcBorders>
+              <w:top w:val="single" w:color="BBBBBB" w:sz="4"/>
+              <w:left w:val="single" w:color="BBBBBB" w:sz="4"/>
+              <w:bottom w:val="single" w:color="BBBBBB" w:sz="4"/>
+              <w:right w:val="single" w:color="BBBBBB" w:sz="4"/>
+            </w:tcBorders>
+            <w:shd w:fill="1F3864" w:color="auto" w:val="clear"/>
+            <w:tcMar>
+              <w:top w:type="dxa" w:w="50"/>
+              <w:left w:type="dxa" w:w="90"/>
+              <w:bottom w:type="dxa" w:w="50"/>
+              <w:right w:type="dxa" w:w="90"/>
+            </w:tcMar>
+          </w:tcPr>
+          <w:p>
+            <w:r>
+              <w:rPr>
+                <w:b/>
+                <w:bCs/>
+                <w:color w:val="FFFFFF"/>
+                <w:sz w:val="18"/>
+                <w:szCs w:val="18"/>
+              </w:rPr>
+              <w:t xml:space="preserve">Qué hace</w:t>
+            </w:r>
+          </w:p>
+        </w:tc>
+        <w:tc>
+          <w:tcPr>
+            <w:tcW w:type="dxa" w:w="2826"/>
+            <w:tcBorders>
+              <w:top w:val="single" w:color="BBBBBB" w:sz="4"/>
+              <w:left w:val="single" w:color="BBBBBB" w:sz="4"/>
+              <w:bottom w:val="single" w:color="BBBBBB" w:sz="4"/>
+              <w:right w:val="single" w:color="BBBBBB" w:sz="4"/>
+            </w:tcBorders>
+            <w:shd w:fill="1F3864" w:color="auto" w:val="clear"/>
+            <w:tcMar>
+              <w:top w:type="dxa" w:w="50"/>
+              <w:left w:type="dxa" w:w="90"/>
+              <w:bottom w:type="dxa" w:w="50"/>
+              <w:right w:type="dxa" w:w="90"/>
+            </w:tcMar>
+          </w:tcPr>
+          <w:p>
+            <w:r>
+              <w:rPr>
+                <w:b/>
+                <w:bCs/>
+                <w:color w:val="FFFFFF"/>
+                <w:sz w:val="18"/>
+                <w:szCs w:val="18"/>
+              </w:rPr>
+              <w:t xml:space="preserve">Archivos que genera</w:t>
+            </w:r>
+          </w:p>
+        </w:tc>
+      </w:tr>
+      <w:tr>
+        <w:tc>
+          <w:tcPr>
+            <w:tcW w:type="dxa" w:w="1300"/>
+            <w:tcBorders>
+              <w:top w:val="single" w:color="BBBBBB" w:sz="4"/>
+              <w:left w:val="single" w:color="BBBBBB" w:sz="4"/>
+              <w:bottom w:val="single" w:color="BBBBBB" w:sz="4"/>
+              <w:right w:val="single" w:color="BBBBBB" w:sz="4"/>
+            </w:tcBorders>
+            <w:tcMar>
+              <w:top w:type="dxa" w:w="50"/>
+              <w:left w:type="dxa" w:w="90"/>
+              <w:bottom w:type="dxa" w:w="50"/>
+              <w:right w:type="dxa" w:w="90"/>
+            </w:tcMar>
+          </w:tcPr>
+          <w:p>
+            <w:r>
+              <w:rPr>
+                <w:b/>
+                <w:bCs/>
+                <w:sz w:val="18"/>
+                <w:szCs w:val="18"/>
+              </w:rPr>
+              <w:t xml:space="preserve">train</w:t>
+            </w:r>
+          </w:p>
+        </w:tc>
+        <w:tc>
+          <w:tcPr>
+            <w:tcW w:type="dxa" w:w="4900"/>
+            <w:tcBorders>
+              <w:top w:val="single" w:color="BBBBBB" w:sz="4"/>
+              <w:left w:val="single" w:color="BBBBBB" w:sz="4"/>
+              <w:bottom w:val="single" w:color="BBBBBB" w:sz="4"/>
+              <w:right w:val="single" w:color="BBBBBB" w:sz="4"/>
+            </w:tcBorders>
+            <w:tcMar>
+              <w:top w:type="dxa" w:w="50"/>
+              <w:left w:type="dxa" w:w="90"/>
+              <w:bottom w:type="dxa" w:w="50"/>
+              <w:right w:type="dxa" w:w="90"/>
+            </w:tcMar>
+          </w:tcPr>
+          <w:p>
+            <w:r>
+              <w:rPr>
+                <w:sz w:val="18"/>
+                <w:szCs w:val="18"/>
+              </w:rPr>
+              <w:t xml:space="preserve">Entrena EM + ART 1 con el 80% y guarda cada nodo: alumnos, nota media, perfil EM y prototipo de 20 bits</w:t>
+            </w:r>
+          </w:p>
+        </w:tc>
+        <w:tc>
+          <w:tcPr>
+            <w:tcW w:type="dxa" w:w="2826"/>
+            <w:tcBorders>
+              <w:top w:val="single" w:color="BBBBBB" w:sz="4"/>
+              <w:left w:val="single" w:color="BBBBBB" w:sz="4"/>
+              <w:bottom w:val="single" w:color="BBBBBB" w:sz="4"/>
+              <w:right w:val="single" w:color="BBBBBB" w:sz="4"/>
+            </w:tcBorders>
+            <w:tcMar>
+              <w:top w:type="dxa" w:w="50"/>
+              <w:left w:type="dxa" w:w="90"/>
+              <w:bottom w:type="dxa" w:w="50"/>
+              <w:right w:type="dxa" w:w="90"/>
+            </w:tcMar>
+          </w:tcPr>
+          <w:p>
+            <w:r>
+              <w:rPr>
+                <w:sz w:val="18"/>
+                <w:szCs w:val="18"/>
+              </w:rPr>
+              <w:t xml:space="preserve">nodos_&lt;nombre&gt;.csv</w:t>
+            </w:r>
+          </w:p>
+        </w:tc>
+      </w:tr>
+      <w:tr>
+        <w:tc>
+          <w:tcPr>
+            <w:tcW w:type="dxa" w:w="1300"/>
+            <w:tcBorders>
+              <w:top w:val="single" w:color="BBBBBB" w:sz="4"/>
+              <w:left w:val="single" w:color="BBBBBB" w:sz="4"/>
+              <w:bottom w:val="single" w:color="BBBBBB" w:sz="4"/>
+              <w:right w:val="single" w:color="BBBBBB" w:sz="4"/>
+            </w:tcBorders>
+            <w:tcMar>
+              <w:top w:type="dxa" w:w="50"/>
+              <w:left w:type="dxa" w:w="90"/>
+              <w:bottom w:type="dxa" w:w="50"/>
+              <w:right w:type="dxa" w:w="90"/>
+            </w:tcMar>
+          </w:tcPr>
+          <w:p>
+            <w:r>
+              <w:rPr>
+                <w:b/>
+                <w:bCs/>
+                <w:sz w:val="18"/>
+                <w:szCs w:val="18"/>
+              </w:rPr>
+              <w:t xml:space="preserve">eval</w:t>
+            </w:r>
+          </w:p>
+        </w:tc>
+        <w:tc>
+          <w:tcPr>
+            <w:tcW w:type="dxa" w:w="4900"/>
+            <w:tcBorders>
+              <w:top w:val="single" w:color="BBBBBB" w:sz="4"/>
+              <w:left w:val="single" w:color="BBBBBB" w:sz="4"/>
+              <w:bottom w:val="single" w:color="BBBBBB" w:sz="4"/>
+              <w:right w:val="single" w:color="BBBBBB" w:sz="4"/>
+            </w:tcBorders>
+            <w:tcMar>
+              <w:top w:type="dxa" w:w="50"/>
+              <w:left w:type="dxa" w:w="90"/>
+              <w:bottom w:type="dxa" w:w="50"/>
+              <w:right w:type="dxa" w:w="90"/>
+            </w:tcMar>
+          </w:tcPr>
+          <w:p>
+            <w:r>
+              <w:rPr>
+                <w:sz w:val="18"/>
+                <w:szCs w:val="18"/>
+              </w:rPr>
+              <w:t xml:space="preserve">Valida en el 20% reservado; imprime las métricas y la matriz de confusión</w:t>
+            </w:r>
+          </w:p>
+        </w:tc>
+        <w:tc>
+          <w:tcPr>
+            <w:tcW w:type="dxa" w:w="2826"/>
+            <w:tcBorders>
+              <w:top w:val="single" w:color="BBBBBB" w:sz="4"/>
+              <w:left w:val="single" w:color="BBBBBB" w:sz="4"/>
+              <w:bottom w:val="single" w:color="BBBBBB" w:sz="4"/>
+              <w:right w:val="single" w:color="BBBBBB" w:sz="4"/>
+            </w:tcBorders>
+            <w:tcMar>
+              <w:top w:type="dxa" w:w="50"/>
+              <w:left w:type="dxa" w:w="90"/>
+              <w:bottom w:type="dxa" w:w="50"/>
+              <w:right w:type="dxa" w:w="90"/>
+            </w:tcMar>
+          </w:tcPr>
+          <w:p>
+            <w:r>
+              <w:rPr>
+                <w:sz w:val="18"/>
+                <w:szCs w:val="18"/>
+              </w:rPr>
+              <w:t xml:space="preserve">predicciones_, metricas_ y matriz_confusion_&lt;nombre&gt;.csv</w:t>
+            </w:r>
+          </w:p>
+        </w:tc>
+      </w:tr>
+      <w:tr>
+        <w:tc>
+          <w:tcPr>
+            <w:tcW w:type="dxa" w:w="1300"/>
+            <w:tcBorders>
+              <w:top w:val="single" w:color="BBBBBB" w:sz="4"/>
+              <w:left w:val="single" w:color="BBBBBB" w:sz="4"/>
+              <w:bottom w:val="single" w:color="BBBBBB" w:sz="4"/>
+              <w:right w:val="single" w:color="BBBBBB" w:sz="4"/>
+            </w:tcBorders>
+            <w:tcMar>
+              <w:top w:type="dxa" w:w="50"/>
+              <w:left w:type="dxa" w:w="90"/>
+              <w:bottom w:type="dxa" w:w="50"/>
+              <w:right w:type="dxa" w:w="90"/>
+            </w:tcMar>
+          </w:tcPr>
+          <w:p>
+            <w:r>
+              <w:rPr>
+                <w:b/>
+                <w:bCs/>
+                <w:sz w:val="18"/>
+                <w:szCs w:val="18"/>
+              </w:rPr>
+              <w:t xml:space="preserve">predict</w:t>
+            </w:r>
+          </w:p>
+        </w:tc>
+        <w:tc>
+          <w:tcPr>
+            <w:tcW w:type="dxa" w:w="4900"/>
+            <w:tcBorders>
+              <w:top w:val="single" w:color="BBBBBB" w:sz="4"/>
+              <w:left w:val="single" w:color="BBBBBB" w:sz="4"/>
+              <w:bottom w:val="single" w:color="BBBBBB" w:sz="4"/>
+              <w:right w:val="single" w:color="BBBBBB" w:sz="4"/>
+            </w:tcBorders>
+            <w:tcMar>
+              <w:top w:type="dxa" w:w="50"/>
+              <w:left w:type="dxa" w:w="90"/>
+              <w:bottom w:type="dxa" w:w="50"/>
+              <w:right w:type="dxa" w:w="90"/>
+            </w:tcMar>
+          </w:tcPr>
+          <w:p>
+            <w:r>
+              <w:rPr>
+                <w:sz w:val="18"/>
+                <w:szCs w:val="18"/>
+              </w:rPr>
+              <w:t xml:space="preserve">Predice alumnos nuevos (-i); solo necesita las 5 variables de entrada, no la nota</w:t>
+            </w:r>
+          </w:p>
+        </w:tc>
+        <w:tc>
+          <w:tcPr>
+            <w:tcW w:type="dxa" w:w="2826"/>
+            <w:tcBorders>
+              <w:top w:val="single" w:color="BBBBBB" w:sz="4"/>
+              <w:left w:val="single" w:color="BBBBBB" w:sz="4"/>
+              <w:bottom w:val="single" w:color="BBBBBB" w:sz="4"/>
+              <w:right w:val="single" w:color="BBBBBB" w:sz="4"/>
+            </w:tcBorders>
+            <w:tcMar>
+              <w:top w:type="dxa" w:w="50"/>
+              <w:left w:type="dxa" w:w="90"/>
+              <w:bottom w:type="dxa" w:w="50"/>
+              <w:right w:type="dxa" w:w="90"/>
+            </w:tcMar>
+          </w:tcPr>
+          <w:p>
+            <w:r>
+              <w:rPr>
+                <w:sz w:val="18"/>
+                <w:szCs w:val="18"/>
+              </w:rPr>
+              <w:t xml:space="preserve">prediccion_&lt;alumnos&gt;.csv</w:t>
+            </w:r>
+          </w:p>
+        </w:tc>
+      </w:tr>
+      <w:tr>
+        <w:tc>
+          <w:tcPr>
+            <w:tcW w:type="dxa" w:w="1300"/>
+            <w:tcBorders>
+              <w:top w:val="single" w:color="BBBBBB" w:sz="4"/>
+              <w:left w:val="single" w:color="BBBBBB" w:sz="4"/>
+              <w:bottom w:val="single" w:color="BBBBBB" w:sz="4"/>
+              <w:right w:val="single" w:color="BBBBBB" w:sz="4"/>
+            </w:tcBorders>
+            <w:tcMar>
+              <w:top w:type="dxa" w:w="50"/>
+              <w:left w:type="dxa" w:w="90"/>
+              <w:bottom w:type="dxa" w:w="50"/>
+              <w:right w:type="dxa" w:w="90"/>
+            </w:tcMar>
+          </w:tcPr>
+          <w:p>
+            <w:r>
+              <w:rPr>
+                <w:b/>
+                <w:bCs/>
+                <w:sz w:val="18"/>
+                <w:szCs w:val="18"/>
+              </w:rPr>
+              <w:t xml:space="preserve">sweep</w:t>
+            </w:r>
+          </w:p>
+        </w:tc>
+        <w:tc>
+          <w:tcPr>
+            <w:tcW w:type="dxa" w:w="4900"/>
+            <w:tcBorders>
+              <w:top w:val="single" w:color="BBBBBB" w:sz="4"/>
+              <w:left w:val="single" w:color="BBBBBB" w:sz="4"/>
+              <w:bottom w:val="single" w:color="BBBBBB" w:sz="4"/>
+              <w:right w:val="single" w:color="BBBBBB" w:sz="4"/>
+            </w:tcBorders>
+            <w:tcMar>
+              <w:top w:type="dxa" w:w="50"/>
+              <w:left w:type="dxa" w:w="90"/>
+              <w:bottom w:type="dxa" w:w="50"/>
+              <w:right w:type="dxa" w:w="90"/>
+            </w:tcMar>
+          </w:tcPr>
+          <w:p>
+            <w:r>
+              <w:rPr>
+                <w:sz w:val="18"/>
+                <w:szCs w:val="18"/>
+              </w:rPr>
+              <w:t xml:space="preserve">Barrido de ρ de 0,10 a 0,90 con paso 0,05 (cerca de 1 minuto)</w:t>
+            </w:r>
+          </w:p>
+        </w:tc>
+        <w:tc>
+          <w:tcPr>
+            <w:tcW w:type="dxa" w:w="2826"/>
+            <w:tcBorders>
+              <w:top w:val="single" w:color="BBBBBB" w:sz="4"/>
+              <w:left w:val="single" w:color="BBBBBB" w:sz="4"/>
+              <w:bottom w:val="single" w:color="BBBBBB" w:sz="4"/>
+              <w:right w:val="single" w:color="BBBBBB" w:sz="4"/>
+            </w:tcBorders>
+            <w:tcMar>
+              <w:top w:type="dxa" w:w="50"/>
+              <w:left w:type="dxa" w:w="90"/>
+              <w:bottom w:type="dxa" w:w="50"/>
+              <w:right w:type="dxa" w:w="90"/>
+            </w:tcMar>
+          </w:tcPr>
+          <w:p>
+            <w:r>
+              <w:rPr>
+                <w:sz w:val="18"/>
+                <w:szCs w:val="18"/>
+              </w:rPr>
+              <w:t xml:space="preserve">barrido_rho_&lt;nombre&gt;.csv</w:t>
+            </w:r>
+          </w:p>
+        </w:tc>
+      </w:tr>
+      <w:tr>
+        <w:tc>
+          <w:tcPr>
+            <w:tcW w:type="dxa" w:w="1300"/>
+            <w:tcBorders>
+              <w:top w:val="single" w:color="BBBBBB" w:sz="4"/>
+              <w:left w:val="single" w:color="BBBBBB" w:sz="4"/>
+              <w:bottom w:val="single" w:color="BBBBBB" w:sz="4"/>
+              <w:right w:val="single" w:color="BBBBBB" w:sz="4"/>
+            </w:tcBorders>
+            <w:tcMar>
+              <w:top w:type="dxa" w:w="50"/>
+              <w:left w:type="dxa" w:w="90"/>
+              <w:bottom w:type="dxa" w:w="50"/>
+              <w:right w:type="dxa" w:w="90"/>
+            </w:tcMar>
+          </w:tcPr>
+          <w:p>
+            <w:r>
+              <w:rPr>
+                <w:b/>
+                <w:bCs/>
+                <w:sz w:val="18"/>
+                <w:szCs w:val="18"/>
+              </w:rPr>
+              <w:t xml:space="preserve">demo</w:t>
+            </w:r>
+          </w:p>
+        </w:tc>
+        <w:tc>
+          <w:tcPr>
+            <w:tcW w:type="dxa" w:w="4900"/>
+            <w:tcBorders>
+              <w:top w:val="single" w:color="BBBBBB" w:sz="4"/>
+              <w:left w:val="single" w:color="BBBBBB" w:sz="4"/>
+              <w:bottom w:val="single" w:color="BBBBBB" w:sz="4"/>
+              <w:right w:val="single" w:color="BBBBBB" w:sz="4"/>
+            </w:tcBorders>
+            <w:tcMar>
+              <w:top w:type="dxa" w:w="50"/>
+              <w:left w:type="dxa" w:w="90"/>
+              <w:bottom w:type="dxa" w:w="50"/>
+              <w:right w:type="dxa" w:w="90"/>
+            </w:tcMar>
+          </w:tcPr>
+          <w:p>
+            <w:r>
+              <w:rPr>
+                <w:sz w:val="18"/>
+                <w:szCs w:val="18"/>
+              </w:rPr>
+              <w:t xml:space="preserve">Igual que eval con los primeros 2.000 alumnos del dataset 1 (unos 3 segundos)</w:t>
+            </w:r>
+          </w:p>
+        </w:tc>
+        <w:tc>
+          <w:tcPr>
+            <w:tcW w:type="dxa" w:w="2826"/>
+            <w:tcBorders>
+              <w:top w:val="single" w:color="BBBBBB" w:sz="4"/>
+              <w:left w:val="single" w:color="BBBBBB" w:sz="4"/>
+              <w:bottom w:val="single" w:color="BBBBBB" w:sz="4"/>
+              <w:right w:val="single" w:color="BBBBBB" w:sz="4"/>
+            </w:tcBorders>
+            <w:tcMar>
+              <w:top w:type="dxa" w:w="50"/>
+              <w:left w:type="dxa" w:w="90"/>
+              <w:bottom w:type="dxa" w:w="50"/>
+              <w:right w:type="dxa" w:w="90"/>
+            </w:tcMar>
+          </w:tcPr>
+          <w:p>
+            <w:r>
+              <w:rPr>
+                <w:sz w:val="18"/>
+                <w:szCs w:val="18"/>
+              </w:rPr>
+              <w:t xml:space="preserve">*_demo.csv</w:t>
+            </w:r>
+          </w:p>
+        </w:tc>
+      </w:tr>
+    </w:tbl>
+    <w:p>
+      <w:pPr>
+        <w:spacing w:after="160" w:before="60"/>
+      </w:pPr>
+      <w:r>
+        <w:rPr>
+          <w:i/>
+          <w:iCs/>
+          <w:color w:val="555555"/>
+          <w:sz w:val="18"/>
+          <w:szCs w:val="18"/>
+        </w:rPr>
+        <w:t xml:space="preserve">&lt;nombre&gt; es student o factors con --dataset, o el nombre del archivo pasado con -d.</w:t>
+      </w:r>
+    </w:p>
+    <w:p>
+      <w:pPr>
+        <w:pStyle w:val="ListParagraph"/>
+        <w:numPr>
+          <w:ilvl w:val="0"/>
+          <w:numId w:val="2"/>
+        </w:numPr>
+        <w:spacing w:after="60"/>
+      </w:pPr>
+      <w:r>
+        <w:rPr>
+          <w:b/>
+          <w:bCs/>
+          <w:sz w:val="20"/>
+          <w:szCs w:val="20"/>
+        </w:rPr>
+        <w:t xml:space="preserve">Datos: </w:t>
+      </w:r>
+      <w:r>
+        <w:rPr>
+          <w:rFonts w:ascii="Consolas" w:hAnsi="Consolas"/>
+          <w:sz w:val="20"/>
+          <w:szCs w:val="20"/>
+        </w:rPr>
+        <w:t xml:space="preserve">-d datos.csv -m metadata.csv</w:t>
+      </w:r>
+      <w:r>
+        <w:rPr>
+          <w:sz w:val="20"/>
+          <w:szCs w:val="20"/>
+        </w:rPr>
+        <w:t xml:space="preserve"> (van juntos) o el atajo </w:t>
+      </w:r>
+      <w:r>
+        <w:rPr>
+          <w:rFonts w:ascii="Consolas" w:hAnsi="Consolas"/>
+          <w:sz w:val="20"/>
+          <w:szCs w:val="20"/>
+        </w:rPr>
+        <w:t xml:space="preserve">--dataset 1|2</w:t>
+      </w:r>
+      <w:r>
+        <w:rPr>
+          <w:sz w:val="20"/>
+          <w:szCs w:val="20"/>
+        </w:rPr>
+        <w:t xml:space="preserve"> (1 = simulado, por defecto; 2 = Student Performance Factors). Así cualquier dataset con su metadata sirve sin tocar el código.</w:t>
+      </w:r>
+    </w:p>
+    <w:p>
+      <w:pPr>
+        <w:pStyle w:val="ListParagraph"/>
+        <w:numPr>
+          <w:ilvl w:val="0"/>
+          <w:numId w:val="2"/>
+        </w:numPr>
+        <w:spacing w:after="60"/>
+      </w:pPr>
+      <w:r>
+        <w:rPr>
+          <w:b/>
+          <w:bCs/>
+          <w:sz w:val="20"/>
+          <w:szCs w:val="20"/>
+        </w:rPr>
+        <w:t xml:space="preserve">Otras opciones: </w:t>
+      </w:r>
+      <w:r>
+        <w:rPr>
+          <w:rFonts w:ascii="Consolas" w:hAnsi="Consolas"/>
+          <w:sz w:val="20"/>
+          <w:szCs w:val="20"/>
+        </w:rPr>
+        <w:t xml:space="preserve">-i alumnos.csv</w:t>
+      </w:r>
+      <w:r>
+        <w:rPr>
+          <w:sz w:val="20"/>
+          <w:szCs w:val="20"/>
+        </w:rPr>
+        <w:t xml:space="preserve"> (solo en predict), </w:t>
+      </w:r>
+      <w:r>
+        <w:rPr>
+          <w:rFonts w:ascii="Consolas" w:hAnsi="Consolas"/>
+          <w:sz w:val="20"/>
+          <w:szCs w:val="20"/>
+        </w:rPr>
+        <w:t xml:space="preserve">-o carpeta</w:t>
+      </w:r>
+      <w:r>
+        <w:rPr>
+          <w:sz w:val="20"/>
+          <w:szCs w:val="20"/>
+        </w:rPr>
+        <w:t xml:space="preserve"> (por defecto </w:t>
+      </w:r>
+      <w:r>
+        <w:rPr>
+          <w:rFonts w:ascii="Consolas" w:hAnsi="Consolas"/>
+          <w:sz w:val="20"/>
+          <w:szCs w:val="20"/>
+        </w:rPr>
+        <w:t xml:space="preserve">data/output</w:t>
+      </w:r>
+      <w:r>
+        <w:rPr>
+          <w:sz w:val="20"/>
+          <w:szCs w:val="20"/>
+        </w:rPr>
+        <w:t xml:space="preserve">), </w:t>
+      </w:r>
+      <w:r>
+        <w:rPr>
+          <w:rFonts w:ascii="Consolas" w:hAnsi="Consolas"/>
+          <w:sz w:val="20"/>
+          <w:szCs w:val="20"/>
+        </w:rPr>
+        <w:t xml:space="preserve">--rho</w:t>
+      </w:r>
+      <w:r>
+        <w:rPr>
+          <w:sz w:val="20"/>
+          <w:szCs w:val="20"/>
+        </w:rPr>
+        <w:t xml:space="preserve"> (entre 0 y 1, por defecto 0,65) y </w:t>
+      </w:r>
+      <w:r>
+        <w:rPr>
+          <w:rFonts w:ascii="Consolas" w:hAnsi="Consolas"/>
+          <w:sz w:val="20"/>
+          <w:szCs w:val="20"/>
+        </w:rPr>
+        <w:t xml:space="preserve">--man</w:t>
+      </w:r>
+      <w:r>
+        <w:rPr>
+          <w:sz w:val="20"/>
+          <w:szCs w:val="20"/>
+        </w:rPr>
+        <w:t xml:space="preserve">, </w:t>
+      </w:r>
+      <w:r>
+        <w:rPr>
+          <w:rFonts w:ascii="Consolas" w:hAnsi="Consolas"/>
+          <w:sz w:val="20"/>
+          <w:szCs w:val="20"/>
+        </w:rPr>
+        <w:t xml:space="preserve">-h</w:t>
+      </w:r>
+      <w:r>
+        <w:rPr>
+          <w:sz w:val="20"/>
+          <w:szCs w:val="20"/>
+        </w:rPr>
+        <w:t xml:space="preserve"> o </w:t>
+      </w:r>
+      <w:r>
+        <w:rPr>
+          <w:rFonts w:ascii="Consolas" w:hAnsi="Consolas"/>
+          <w:sz w:val="20"/>
+          <w:szCs w:val="20"/>
+        </w:rPr>
+        <w:t xml:space="preserve">--help</w:t>
+      </w:r>
+      <w:r>
+        <w:rPr>
+          <w:sz w:val="20"/>
+          <w:szCs w:val="20"/>
+        </w:rPr>
+        <w:t xml:space="preserve"> para ver el manual.</w:t>
+      </w:r>
+    </w:p>
+    <w:p>
+      <w:pPr>
+        <w:pStyle w:val="Heading2"/>
+      </w:pPr>
+      <w:r>
+        <w:t xml:space="preserve">8.2 Ejemplos de uso</w:t>
+      </w:r>
+    </w:p>
+    <w:p>
+      <w:pPr>
+        <w:keepNext/>
+        <w:spacing w:before="120" w:after="0"/>
+        <w:jc w:val="center"/>
+      </w:pPr>
+      <w:r>
+        <w:drawing>
+          <wp:inline xmlns:a="http://schemas.openxmlformats.org/drawingml/2006/main" xmlns:pic="http://schemas.openxmlformats.org/drawingml/2006/picture">
+            <wp:extent cx="5580000" cy="3230820"/>
+            <wp:docPr id="1" name="Picture 1"/>
+            <wp:cNvGraphicFramePr>
+              <a:graphicFrameLocks noChangeAspect="1"/>
+            </wp:cNvGraphicFramePr>
+            <a:graphic>
+              <a:graphicData uri="http://schemas.openxmlformats.org/drawingml/2006/picture">
+                <pic:pic>
+                  <pic:nvPicPr>
+                    <pic:cNvPr id="0" name="cli_eval.png"/>
+                    <pic:cNvPicPr/>
+                  </pic:nvPicPr>
+                  <pic:blipFill>
+                    <a:blip r:embed="rId17"/>
+                    <a:stretch>
+                      <a:fillRect/>
+                    </a:stretch>
+                  </pic:blipFill>
+                  <pic:spPr>
+                    <a:xfrm>
+                      <a:off x="0" y="0"/>
+                      <a:ext cx="5580000" cy="3230820"/>
+                    </a:xfrm>
+                    <a:prstGeom prst="rect"/>
+                  </pic:spPr>
+                </pic:pic>
+              </a:graphicData>
+            </a:graphic>
+          </wp:inline>
+        </w:drawing>
+      </w:r>
+    </w:p>
+    <w:p>
+      <w:pPr>
+        <w:spacing w:after="160" w:before="60"/>
+      </w:pPr>
+      <w:r>
+        <w:rPr>
+          <w:i/>
+          <w:iCs/>
+          <w:color w:val="555555"/>
+          <w:sz w:val="18"/>
+          <w:szCs w:val="18"/>
+        </w:rPr>
+        <w:t xml:space="preserve">Figura 9. Modo eval con el dataset 1: las mismas métricas que la app (871 nodos, pureza 81,4%, MAE 0,935) y la misma matriz de confusión de la sección 6.4.</w:t>
+      </w:r>
+    </w:p>
+    <w:p>
+      <w:pPr>
+        <w:spacing w:after="120"/>
+      </w:pPr>
+      <w:r>
+        <w:rPr>
+          <w:sz w:val="20"/>
+          <w:szCs w:val="20"/>
+        </w:rPr>
+        <w:t xml:space="preserve">En eval cada métrica sale en una línea, con el mismo nombre de columna que en </w:t>
+      </w:r>
+      <w:r>
+        <w:rPr>
+          <w:rFonts w:ascii="Consolas" w:hAnsi="Consolas"/>
+          <w:sz w:val="20"/>
+          <w:szCs w:val="20"/>
+        </w:rPr>
+        <w:t xml:space="preserve">metricas_student.csv</w:t>
+      </w:r>
+      <w:r>
+        <w:rPr>
+          <w:sz w:val="20"/>
+          <w:szCs w:val="20"/>
+        </w:rPr>
+        <w:t xml:space="preserve">, y debajo la matriz de confusión (filas = categoría real, columnas = pronosticada).</w:t>
+      </w:r>
+    </w:p>
+    <w:p>
+      <w:pPr>
+        <w:keepNext/>
+        <w:spacing w:before="120" w:after="0"/>
+        <w:jc w:val="center"/>
+      </w:pPr>
+      <w:r>
+        <w:drawing>
+          <wp:inline xmlns:a="http://schemas.openxmlformats.org/drawingml/2006/main" xmlns:pic="http://schemas.openxmlformats.org/drawingml/2006/picture">
+            <wp:extent cx="4680000" cy="2374244"/>
+            <wp:docPr id="1" name="Picture 1"/>
+            <wp:cNvGraphicFramePr>
+              <a:graphicFrameLocks noChangeAspect="1"/>
+            </wp:cNvGraphicFramePr>
+            <a:graphic>
+              <a:graphicData uri="http://schemas.openxmlformats.org/drawingml/2006/picture">
+                <pic:pic>
+                  <pic:nvPicPr>
+                    <pic:cNvPr id="0" name="cli_pred.png"/>
+                    <pic:cNvPicPr/>
+                  </pic:nvPicPr>
+                  <pic:blipFill>
+                    <a:blip r:embed="rId18"/>
+                    <a:stretch>
+                      <a:fillRect/>
+                    </a:stretch>
+                  </pic:blipFill>
+                  <pic:spPr>
+                    <a:xfrm>
+                      <a:off x="0" y="0"/>
+                      <a:ext cx="4680000" cy="2374244"/>
+                    </a:xfrm>
+                    <a:prstGeom prst="rect"/>
+                  </pic:spPr>
+                </pic:pic>
+              </a:graphicData>
+            </a:graphic>
+          </wp:inline>
+        </w:drawing>
+      </w:r>
+    </w:p>
+    <w:p>
+      <w:pPr>
+        <w:spacing w:after="160" w:before="60"/>
+      </w:pPr>
+      <w:r>
+        <w:rPr>
+          <w:i/>
+          <w:iCs/>
+          <w:color w:val="555555"/>
+          <w:sz w:val="18"/>
+          <w:szCs w:val="18"/>
+        </w:rPr>
+        <w:t xml:space="preserve">Figura 10. Modo predict con tres alumnos nuevos. El CSV de salida agrega el nodo, el perfil EM del nodo y si la confianza fue baja.</w:t>
+      </w:r>
+    </w:p>
+    <w:p>
+      <w:pPr>
+        <w:spacing w:after="120"/>
+      </w:pPr>
+      <w:r>
+        <w:rPr>
+          <w:sz w:val="20"/>
+          <w:szCs w:val="20"/>
+        </w:rPr>
+        <w:t xml:space="preserve">El alumno 1 (2 h de estudio, 60% de asistencia, 8 tareas) queda en 4,45, Recuperatorio; el 2 (7 h, 98%, 19 tareas) en 7,92, Aprobado Regular, aunque su nodo es de perfil EM Promoción; el 3 es el alumno de la figura 1 y da 6,12, igual que en la app. predict usa el modelo entrenado con el 80%, como la app.</w:t>
+      </w:r>
+    </w:p>
+    <w:p>
+      <w:pPr>
+        <w:pStyle w:val="Heading2"/>
+      </w:pPr>
+      <w:r>
+        <w:t xml:space="preserve">8.3 Control de errores y códigos de salida</w:t>
+      </w:r>
+    </w:p>
+    <w:p>
+      <w:pPr>
+        <w:keepNext/>
+        <w:spacing w:before="120" w:after="0"/>
+        <w:jc w:val="center"/>
+      </w:pPr>
+      <w:r>
+        <w:drawing>
+          <wp:inline xmlns:a="http://schemas.openxmlformats.org/drawingml/2006/main" xmlns:pic="http://schemas.openxmlformats.org/drawingml/2006/picture">
+            <wp:extent cx="5580000" cy="3448440"/>
+            <wp:docPr id="1" name="Picture 1"/>
+            <wp:cNvGraphicFramePr>
+              <a:graphicFrameLocks noChangeAspect="1"/>
+            </wp:cNvGraphicFramePr>
+            <a:graphic>
+              <a:graphicData uri="http://schemas.openxmlformats.org/drawingml/2006/picture">
+                <pic:pic>
+                  <pic:nvPicPr>
+                    <pic:cNvPr id="0" name="cli_err.png"/>
+                    <pic:cNvPicPr/>
+                  </pic:nvPicPr>
+                  <pic:blipFill>
+                    <a:blip r:embed="rId19"/>
+                    <a:stretch>
+                      <a:fillRect/>
+                    </a:stretch>
+                  </pic:blipFill>
+                  <pic:spPr>
+                    <a:xfrm>
+                      <a:off x="0" y="0"/>
+                      <a:ext cx="5580000" cy="3448440"/>
+                    </a:xfrm>
+                    <a:prstGeom prst="rect"/>
+                  </pic:spPr>
+                </pic:pic>
+              </a:graphicData>
+            </a:graphic>
+          </wp:inline>
+        </w:drawing>
+      </w:r>
+    </w:p>
+    <w:p>
+      <w:pPr>
+        <w:spacing w:after="160" w:before="60"/>
+      </w:pPr>
+      <w:r>
+        <w:rPr>
+          <w:i/>
+          <w:iCs/>
+          <w:color w:val="555555"/>
+          <w:sz w:val="18"/>
+          <w:szCs w:val="18"/>
+        </w:rPr>
+        <w:t xml:space="preserve">Figura 11. Dos errores: falta --mode (código 2) y un CSV sin las columnas de entrada (código 4). En los dos casos se muestra el motivo y debajo el manual completo.</w:t>
+      </w:r>
+    </w:p>
+    <w:tbl>
+      <w:tblPr>
+        <w:tblW w:type="dxa" w:w="9026"/>
+        <w:tblBorders>
+          <w:top w:val="single" w:color="auto" w:sz="4"/>
+          <w:left w:val="single" w:color="auto" w:sz="4"/>
+          <w:bottom w:val="single" w:color="auto" w:sz="4"/>
+          <w:right w:val="single" w:color="auto" w:sz="4"/>
+          <w:insideH w:val="single" w:color="auto" w:sz="4"/>
+          <w:insideV w:val="single" w:color="auto" w:sz="4"/>
+        </w:tblBorders>
+      </w:tblPr>
+      <w:tblGrid>
+        <w:gridCol w:w="1100"/>
+        <w:gridCol w:w="4300"/>
+        <w:gridCol w:w="3626"/>
+      </w:tblGrid>
+      <w:tr>
+        <w:trPr>
+          <w:tblHeader/>
+        </w:trPr>
+        <w:tc>
+          <w:tcPr>
+            <w:tcW w:type="dxa" w:w="1100"/>
+            <w:tcBorders>
+              <w:top w:val="single" w:color="BBBBBB" w:sz="4"/>
+              <w:left w:val="single" w:color="BBBBBB" w:sz="4"/>
+              <w:bottom w:val="single" w:color="BBBBBB" w:sz="4"/>
+              <w:right w:val="single" w:color="BBBBBB" w:sz="4"/>
+            </w:tcBorders>
+            <w:shd w:fill="1F3864" w:color="auto" w:val="clear"/>
+            <w:tcMar>
+              <w:top w:type="dxa" w:w="50"/>
+              <w:left w:type="dxa" w:w="90"/>
+              <w:bottom w:type="dxa" w:w="50"/>
+              <w:right w:type="dxa" w:w="90"/>
+            </w:tcMar>
+          </w:tcPr>
+          <w:p>
+            <w:r>
+              <w:rPr>
+                <w:b/>
+                <w:bCs/>
+                <w:color w:val="FFFFFF"/>
+                <w:sz w:val="18"/>
+                <w:szCs w:val="18"/>
+              </w:rPr>
+              <w:t xml:space="preserve">Código</w:t>
+            </w:r>
+          </w:p>
+        </w:tc>
+        <w:tc>
+          <w:tcPr>
+            <w:tcW w:type="dxa" w:w="4300"/>
+            <w:tcBorders>
+              <w:top w:val="single" w:color="BBBBBB" w:sz="4"/>
+              <w:left w:val="single" w:color="BBBBBB" w:sz="4"/>
+              <w:bottom w:val="single" w:color="BBBBBB" w:sz="4"/>
+              <w:right w:val="single" w:color="BBBBBB" w:sz="4"/>
+            </w:tcBorders>
+            <w:shd w:fill="1F3864" w:color="auto" w:val="clear"/>
+            <w:tcMar>
+              <w:top w:type="dxa" w:w="50"/>
+              <w:left w:type="dxa" w:w="90"/>
+              <w:bottom w:type="dxa" w:w="50"/>
+              <w:right w:type="dxa" w:w="90"/>
+            </w:tcMar>
+          </w:tcPr>
+          <w:p>
+            <w:r>
+              <w:rPr>
+                <w:b/>
+                <w:bCs/>
+                <w:color w:val="FFFFFF"/>
+                <w:sz w:val="18"/>
+                <w:szCs w:val="18"/>
+              </w:rPr>
+              <w:t xml:space="preserve">Cuándo</w:t>
+            </w:r>
+          </w:p>
+        </w:tc>
+        <w:tc>
+          <w:tcPr>
+            <w:tcW w:type="dxa" w:w="3626"/>
+            <w:tcBorders>
+              <w:top w:val="single" w:color="BBBBBB" w:sz="4"/>
+              <w:left w:val="single" w:color="BBBBBB" w:sz="4"/>
+              <w:bottom w:val="single" w:color="BBBBBB" w:sz="4"/>
+              <w:right w:val="single" w:color="BBBBBB" w:sz="4"/>
+            </w:tcBorders>
+            <w:shd w:fill="1F3864" w:color="auto" w:val="clear"/>
+            <w:tcMar>
+              <w:top w:type="dxa" w:w="50"/>
+              <w:left w:type="dxa" w:w="90"/>
+              <w:bottom w:type="dxa" w:w="50"/>
+              <w:right w:type="dxa" w:w="90"/>
+            </w:tcMar>
+          </w:tcPr>
+          <w:p>
+            <w:r>
+              <w:rPr>
+                <w:b/>
+                <w:bCs/>
+                <w:color w:val="FFFFFF"/>
+                <w:sz w:val="18"/>
+                <w:szCs w:val="18"/>
+              </w:rPr>
+              <w:t xml:space="preserve">Ejemplo</w:t>
+            </w:r>
+          </w:p>
+        </w:tc>
+      </w:tr>
+      <w:tr>
+        <w:tc>
+          <w:tcPr>
+            <w:tcW w:type="dxa" w:w="1100"/>
+            <w:tcBorders>
+              <w:top w:val="single" w:color="BBBBBB" w:sz="4"/>
+              <w:left w:val="single" w:color="BBBBBB" w:sz="4"/>
+              <w:bottom w:val="single" w:color="BBBBBB" w:sz="4"/>
+              <w:right w:val="single" w:color="BBBBBB" w:sz="4"/>
+            </w:tcBorders>
+            <w:tcMar>
+              <w:top w:type="dxa" w:w="50"/>
+              <w:left w:type="dxa" w:w="90"/>
+              <w:bottom w:type="dxa" w:w="50"/>
+              <w:right w:type="dxa" w:w="90"/>
+            </w:tcMar>
+          </w:tcPr>
+          <w:p>
+            <w:r>
+              <w:rPr>
+                <w:b/>
+                <w:bCs/>
+                <w:sz w:val="18"/>
+                <w:szCs w:val="18"/>
+              </w:rPr>
+              <w:t xml:space="preserve">0</w:t>
+            </w:r>
+          </w:p>
+        </w:tc>
+        <w:tc>
+          <w:tcPr>
+            <w:tcW w:type="dxa" w:w="4300"/>
+            <w:tcBorders>
+              <w:top w:val="single" w:color="BBBBBB" w:sz="4"/>
+              <w:left w:val="single" w:color="BBBBBB" w:sz="4"/>
+              <w:bottom w:val="single" w:color="BBBBBB" w:sz="4"/>
+              <w:right w:val="single" w:color="BBBBBB" w:sz="4"/>
+            </w:tcBorders>
+            <w:tcMar>
+              <w:top w:type="dxa" w:w="50"/>
+              <w:left w:type="dxa" w:w="90"/>
+              <w:bottom w:type="dxa" w:w="50"/>
+              <w:right w:type="dxa" w:w="90"/>
+            </w:tcMar>
+          </w:tcPr>
+          <w:p>
+            <w:r>
+              <w:rPr>
+                <w:sz w:val="18"/>
+                <w:szCs w:val="18"/>
+              </w:rPr>
+              <w:t xml:space="preserve">Terminó bien</w:t>
+            </w:r>
+          </w:p>
+        </w:tc>
+        <w:tc>
+          <w:tcPr>
+            <w:tcW w:type="dxa" w:w="3626"/>
+            <w:tcBorders>
+              <w:top w:val="single" w:color="BBBBBB" w:sz="4"/>
+              <w:left w:val="single" w:color="BBBBBB" w:sz="4"/>
+              <w:bottom w:val="single" w:color="BBBBBB" w:sz="4"/>
+              <w:right w:val="single" w:color="BBBBBB" w:sz="4"/>
+            </w:tcBorders>
+            <w:tcMar>
+              <w:top w:type="dxa" w:w="50"/>
+              <w:left w:type="dxa" w:w="90"/>
+              <w:bottom w:type="dxa" w:w="50"/>
+              <w:right w:type="dxa" w:w="90"/>
+            </w:tcMar>
+          </w:tcPr>
+          <w:p>
+            <w:r>
+              <w:rPr>
+                <w:sz w:val="18"/>
+                <w:szCs w:val="18"/>
+              </w:rPr>
+              <w:t xml:space="preserve">python CarGross.py --mode demo</w:t>
+            </w:r>
+          </w:p>
+        </w:tc>
+      </w:tr>
+      <w:tr>
+        <w:tc>
+          <w:tcPr>
+            <w:tcW w:type="dxa" w:w="1100"/>
+            <w:tcBorders>
+              <w:top w:val="single" w:color="BBBBBB" w:sz="4"/>
+              <w:left w:val="single" w:color="BBBBBB" w:sz="4"/>
+              <w:bottom w:val="single" w:color="BBBBBB" w:sz="4"/>
+              <w:right w:val="single" w:color="BBBBBB" w:sz="4"/>
+            </w:tcBorders>
+            <w:tcMar>
+              <w:top w:type="dxa" w:w="50"/>
+              <w:left w:type="dxa" w:w="90"/>
+              <w:bottom w:type="dxa" w:w="50"/>
+              <w:right w:type="dxa" w:w="90"/>
+            </w:tcMar>
+          </w:tcPr>
+          <w:p>
+            <w:r>
+              <w:rPr>
+                <w:b/>
+                <w:bCs/>
+                <w:sz w:val="18"/>
+                <w:szCs w:val="18"/>
+              </w:rPr>
+              <w:t xml:space="preserve">2</w:t>
+            </w:r>
+          </w:p>
+        </w:tc>
+        <w:tc>
+          <w:tcPr>
+            <w:tcW w:type="dxa" w:w="4300"/>
+            <w:tcBorders>
+              <w:top w:val="single" w:color="BBBBBB" w:sz="4"/>
+              <w:left w:val="single" w:color="BBBBBB" w:sz="4"/>
+              <w:bottom w:val="single" w:color="BBBBBB" w:sz="4"/>
+              <w:right w:val="single" w:color="BBBBBB" w:sz="4"/>
+            </w:tcBorders>
+            <w:tcMar>
+              <w:top w:type="dxa" w:w="50"/>
+              <w:left w:type="dxa" w:w="90"/>
+              <w:bottom w:type="dxa" w:w="50"/>
+              <w:right w:type="dxa" w:w="90"/>
+            </w:tcMar>
+          </w:tcPr>
+          <w:p>
+            <w:r>
+              <w:rPr>
+                <w:sz w:val="18"/>
+                <w:szCs w:val="18"/>
+              </w:rPr>
+              <w:t xml:space="preserve">Opción mal escrita, faltante o con valor inválido</w:t>
+            </w:r>
+          </w:p>
+        </w:tc>
+        <w:tc>
+          <w:tcPr>
+            <w:tcW w:type="dxa" w:w="3626"/>
+            <w:tcBorders>
+              <w:top w:val="single" w:color="BBBBBB" w:sz="4"/>
+              <w:left w:val="single" w:color="BBBBBB" w:sz="4"/>
+              <w:bottom w:val="single" w:color="BBBBBB" w:sz="4"/>
+              <w:right w:val="single" w:color="BBBBBB" w:sz="4"/>
+            </w:tcBorders>
+            <w:tcMar>
+              <w:top w:type="dxa" w:w="50"/>
+              <w:left w:type="dxa" w:w="90"/>
+              <w:bottom w:type="dxa" w:w="50"/>
+              <w:right w:type="dxa" w:w="90"/>
+            </w:tcMar>
+          </w:tcPr>
+          <w:p>
+            <w:r>
+              <w:rPr>
+                <w:sz w:val="18"/>
+                <w:szCs w:val="18"/>
+              </w:rPr>
+              <w:t xml:space="preserve">--rho 1.5, falta --mode, -d sin -m</w:t>
+            </w:r>
+          </w:p>
+        </w:tc>
+      </w:tr>
+      <w:tr>
+        <w:tc>
+          <w:tcPr>
+            <w:tcW w:type="dxa" w:w="1100"/>
+            <w:tcBorders>
+              <w:top w:val="single" w:color="BBBBBB" w:sz="4"/>
+              <w:left w:val="single" w:color="BBBBBB" w:sz="4"/>
+              <w:bottom w:val="single" w:color="BBBBBB" w:sz="4"/>
+              <w:right w:val="single" w:color="BBBBBB" w:sz="4"/>
+            </w:tcBorders>
+            <w:tcMar>
+              <w:top w:type="dxa" w:w="50"/>
+              <w:left w:type="dxa" w:w="90"/>
+              <w:bottom w:type="dxa" w:w="50"/>
+              <w:right w:type="dxa" w:w="90"/>
+            </w:tcMar>
+          </w:tcPr>
+          <w:p>
+            <w:r>
+              <w:rPr>
+                <w:b/>
+                <w:bCs/>
+                <w:sz w:val="18"/>
+                <w:szCs w:val="18"/>
+              </w:rPr>
+              <w:t xml:space="preserve">3</w:t>
+            </w:r>
+          </w:p>
+        </w:tc>
+        <w:tc>
+          <w:tcPr>
+            <w:tcW w:type="dxa" w:w="4300"/>
+            <w:tcBorders>
+              <w:top w:val="single" w:color="BBBBBB" w:sz="4"/>
+              <w:left w:val="single" w:color="BBBBBB" w:sz="4"/>
+              <w:bottom w:val="single" w:color="BBBBBB" w:sz="4"/>
+              <w:right w:val="single" w:color="BBBBBB" w:sz="4"/>
+            </w:tcBorders>
+            <w:tcMar>
+              <w:top w:type="dxa" w:w="50"/>
+              <w:left w:type="dxa" w:w="90"/>
+              <w:bottom w:type="dxa" w:w="50"/>
+              <w:right w:type="dxa" w:w="90"/>
+            </w:tcMar>
+          </w:tcPr>
+          <w:p>
+            <w:r>
+              <w:rPr>
+                <w:sz w:val="18"/>
+                <w:szCs w:val="18"/>
+              </w:rPr>
+              <w:t xml:space="preserve">No se encontró o no se pudo leer/escribir un archivo</w:t>
+            </w:r>
+          </w:p>
+        </w:tc>
+        <w:tc>
+          <w:tcPr>
+            <w:tcW w:type="dxa" w:w="3626"/>
+            <w:tcBorders>
+              <w:top w:val="single" w:color="BBBBBB" w:sz="4"/>
+              <w:left w:val="single" w:color="BBBBBB" w:sz="4"/>
+              <w:bottom w:val="single" w:color="BBBBBB" w:sz="4"/>
+              <w:right w:val="single" w:color="BBBBBB" w:sz="4"/>
+            </w:tcBorders>
+            <w:tcMar>
+              <w:top w:type="dxa" w:w="50"/>
+              <w:left w:type="dxa" w:w="90"/>
+              <w:bottom w:type="dxa" w:w="50"/>
+              <w:right w:type="dxa" w:w="90"/>
+            </w:tcMar>
+          </w:tcPr>
+          <w:p>
+            <w:r>
+              <w:rPr>
+                <w:sz w:val="18"/>
+                <w:szCs w:val="18"/>
+              </w:rPr>
+              <w:t xml:space="preserve">-i noexiste.csv</w:t>
+            </w:r>
+          </w:p>
+        </w:tc>
+      </w:tr>
+      <w:tr>
+        <w:tc>
+          <w:tcPr>
+            <w:tcW w:type="dxa" w:w="1100"/>
+            <w:tcBorders>
+              <w:top w:val="single" w:color="BBBBBB" w:sz="4"/>
+              <w:left w:val="single" w:color="BBBBBB" w:sz="4"/>
+              <w:bottom w:val="single" w:color="BBBBBB" w:sz="4"/>
+              <w:right w:val="single" w:color="BBBBBB" w:sz="4"/>
+            </w:tcBorders>
+            <w:tcMar>
+              <w:top w:type="dxa" w:w="50"/>
+              <w:left w:type="dxa" w:w="90"/>
+              <w:bottom w:type="dxa" w:w="50"/>
+              <w:right w:type="dxa" w:w="90"/>
+            </w:tcMar>
+          </w:tcPr>
+          <w:p>
+            <w:r>
+              <w:rPr>
+                <w:b/>
+                <w:bCs/>
+                <w:sz w:val="18"/>
+                <w:szCs w:val="18"/>
+              </w:rPr>
+              <w:t xml:space="preserve">4</w:t>
+            </w:r>
+          </w:p>
+        </w:tc>
+        <w:tc>
+          <w:tcPr>
+            <w:tcW w:type="dxa" w:w="4300"/>
+            <w:tcBorders>
+              <w:top w:val="single" w:color="BBBBBB" w:sz="4"/>
+              <w:left w:val="single" w:color="BBBBBB" w:sz="4"/>
+              <w:bottom w:val="single" w:color="BBBBBB" w:sz="4"/>
+              <w:right w:val="single" w:color="BBBBBB" w:sz="4"/>
+            </w:tcBorders>
+            <w:tcMar>
+              <w:top w:type="dxa" w:w="50"/>
+              <w:left w:type="dxa" w:w="90"/>
+              <w:bottom w:type="dxa" w:w="50"/>
+              <w:right w:type="dxa" w:w="90"/>
+            </w:tcMar>
+          </w:tcPr>
+          <w:p>
+            <w:r>
+              <w:rPr>
+                <w:sz w:val="18"/>
+                <w:szCs w:val="18"/>
+              </w:rPr>
+              <w:t xml:space="preserve">Datos inválidos: faltan columnas, hay vacíos o valores no numéricos</w:t>
+            </w:r>
+          </w:p>
+        </w:tc>
+        <w:tc>
+          <w:tcPr>
+            <w:tcW w:type="dxa" w:w="3626"/>
+            <w:tcBorders>
+              <w:top w:val="single" w:color="BBBBBB" w:sz="4"/>
+              <w:left w:val="single" w:color="BBBBBB" w:sz="4"/>
+              <w:bottom w:val="single" w:color="BBBBBB" w:sz="4"/>
+              <w:right w:val="single" w:color="BBBBBB" w:sz="4"/>
+            </w:tcBorders>
+            <w:tcMar>
+              <w:top w:type="dxa" w:w="50"/>
+              <w:left w:type="dxa" w:w="90"/>
+              <w:bottom w:type="dxa" w:w="50"/>
+              <w:right w:type="dxa" w:w="90"/>
+            </w:tcMar>
+          </w:tcPr>
+          <w:p>
+            <w:r>
+              <w:rPr>
+                <w:sz w:val="18"/>
+                <w:szCs w:val="18"/>
+              </w:rPr>
+              <w:t xml:space="preserve">CSV sin previous_score</w:t>
+            </w:r>
+          </w:p>
+        </w:tc>
+      </w:tr>
+      <w:tr>
+        <w:tc>
+          <w:tcPr>
+            <w:tcW w:type="dxa" w:w="1100"/>
+            <w:tcBorders>
+              <w:top w:val="single" w:color="BBBBBB" w:sz="4"/>
+              <w:left w:val="single" w:color="BBBBBB" w:sz="4"/>
+              <w:bottom w:val="single" w:color="BBBBBB" w:sz="4"/>
+              <w:right w:val="single" w:color="BBBBBB" w:sz="4"/>
+            </w:tcBorders>
+            <w:tcMar>
+              <w:top w:type="dxa" w:w="50"/>
+              <w:left w:type="dxa" w:w="90"/>
+              <w:bottom w:type="dxa" w:w="50"/>
+              <w:right w:type="dxa" w:w="90"/>
+            </w:tcMar>
+          </w:tcPr>
+          <w:p>
+            <w:r>
+              <w:rPr>
+                <w:b/>
+                <w:bCs/>
+                <w:sz w:val="18"/>
+                <w:szCs w:val="18"/>
+              </w:rPr>
+              <w:t xml:space="preserve">1</w:t>
+            </w:r>
+          </w:p>
+        </w:tc>
+        <w:tc>
+          <w:tcPr>
+            <w:tcW w:type="dxa" w:w="4300"/>
+            <w:tcBorders>
+              <w:top w:val="single" w:color="BBBBBB" w:sz="4"/>
+              <w:left w:val="single" w:color="BBBBBB" w:sz="4"/>
+              <w:bottom w:val="single" w:color="BBBBBB" w:sz="4"/>
+              <w:right w:val="single" w:color="BBBBBB" w:sz="4"/>
+            </w:tcBorders>
+            <w:tcMar>
+              <w:top w:type="dxa" w:w="50"/>
+              <w:left w:type="dxa" w:w="90"/>
+              <w:bottom w:type="dxa" w:w="50"/>
+              <w:right w:type="dxa" w:w="90"/>
+            </w:tcMar>
+          </w:tcPr>
+          <w:p>
+            <w:r>
+              <w:rPr>
+                <w:sz w:val="18"/>
+                <w:szCs w:val="18"/>
+              </w:rPr>
+              <w:t xml:space="preserve">Cualquier otro error inesperado</w:t>
+            </w:r>
+          </w:p>
+        </w:tc>
+        <w:tc>
+          <w:tcPr>
+            <w:tcW w:type="dxa" w:w="3626"/>
+            <w:tcBorders>
+              <w:top w:val="single" w:color="BBBBBB" w:sz="4"/>
+              <w:left w:val="single" w:color="BBBBBB" w:sz="4"/>
+              <w:bottom w:val="single" w:color="BBBBBB" w:sz="4"/>
+              <w:right w:val="single" w:color="BBBBBB" w:sz="4"/>
+            </w:tcBorders>
+            <w:tcMar>
+              <w:top w:type="dxa" w:w="50"/>
+              <w:left w:type="dxa" w:w="90"/>
+              <w:bottom w:type="dxa" w:w="50"/>
+              <w:right w:type="dxa" w:w="90"/>
+            </w:tcMar>
+          </w:tcPr>
+          <w:p>
+            <w:r>
+              <w:rPr>
+                <w:sz w:val="18"/>
+                <w:szCs w:val="18"/>
+              </w:rPr>
+              <w:t xml:space="preserve">—</w:t>
+            </w:r>
+          </w:p>
+        </w:tc>
+      </w:tr>
+    </w:tbl>
+    <w:p>
+      <w:pPr>
+        <w:spacing w:after="60"/>
+      </w:pPr>
+    </w:p>
+    <w:p>
+      <w:pPr>
+        <w:spacing w:after="120"/>
+      </w:pPr>
+      <w:r>
+        <w:rPr>
+          <w:sz w:val="20"/>
+          <w:szCs w:val="20"/>
+        </w:rPr>
+        <w:t xml:space="preserve">El error se escribe en la salida de errores como </w:t>
+      </w:r>
+      <w:r>
+        <w:rPr>
+          <w:rFonts w:ascii="Consolas" w:hAnsi="Consolas"/>
+          <w:sz w:val="20"/>
+          <w:szCs w:val="20"/>
+        </w:rPr>
+        <w:t xml:space="preserve">ERROR: &lt;motivo&gt;</w:t>
+      </w:r>
+      <w:r>
+        <w:rPr>
+          <w:sz w:val="20"/>
+          <w:szCs w:val="20"/>
+        </w:rPr>
+        <w:t xml:space="preserve"> y nunca aparece un traceback de Python. Los tests de </w:t>
+      </w:r>
+      <w:r>
+        <w:rPr>
+          <w:rFonts w:ascii="Consolas" w:hAnsi="Consolas"/>
+          <w:sz w:val="20"/>
+          <w:szCs w:val="20"/>
+        </w:rPr>
+        <w:t xml:space="preserve">tests/test_cli_man.py</w:t>
+      </w:r>
+      <w:r>
+        <w:rPr>
+          <w:sz w:val="20"/>
+          <w:szCs w:val="20"/>
+        </w:rPr>
+        <w:t xml:space="preserve"> prueban cada caso.</w:t>
+      </w:r>
+    </w:p>
+    <w:p>
+      <w:pPr>
+        <w:pStyle w:val="Heading1"/>
+      </w:pPr>
+      <w:r>
+        <w:t xml:space="preserve">9. Scripts y tests</w:t>
       </w:r>
     </w:p>
     <w:tbl>
@@ -6192,6 +11274,159 @@
           </w:p>
         </w:tc>
       </w:tr>
+      <w:tr>
+        <w:trPr>
+          <w:tblHeader w:val="false"/>
+        </w:trPr>
+        <w:tc>
+          <w:tcPr>
+            <w:tcW w:type="dxa" w:w="3400"/>
+            <w:tcBorders>
+              <w:top w:val="single" w:color="BBBBBB" w:sz="4"/>
+              <w:left w:val="single" w:color="BBBBBB" w:sz="4"/>
+              <w:bottom w:val="single" w:color="BBBBBB" w:sz="4"/>
+              <w:right w:val="single" w:color="BBBBBB" w:sz="4"/>
+            </w:tcBorders>
+            <w:tcMar>
+              <w:top w:type="dxa" w:w="50"/>
+              <w:left w:type="dxa" w:w="90"/>
+              <w:bottom w:type="dxa" w:w="50"/>
+              <w:right w:type="dxa" w:w="90"/>
+            </w:tcMar>
+          </w:tcPr>
+          <w:p>
+            <w:r>
+              <w:rPr/>
+              <w:t>src/metrics.py</w:t>
+            </w:r>
+          </w:p>
+        </w:tc>
+        <w:tc>
+          <w:tcPr>
+            <w:tcW w:type="dxa" w:w="5626"/>
+            <w:tcBorders>
+              <w:top w:val="single" w:color="BBBBBB" w:sz="4"/>
+              <w:left w:val="single" w:color="BBBBBB" w:sz="4"/>
+              <w:bottom w:val="single" w:color="BBBBBB" w:sz="4"/>
+              <w:right w:val="single" w:color="BBBBBB" w:sz="4"/>
+            </w:tcBorders>
+            <w:tcMar>
+              <w:top w:type="dxa" w:w="50"/>
+              <w:left w:type="dxa" w:w="90"/>
+              <w:bottom w:type="dxa" w:w="50"/>
+              <w:right w:type="dxa" w:w="90"/>
+            </w:tcMar>
+          </w:tcPr>
+          <w:p>
+            <w:r>
+              <w:rPr/>
+              <w:t>Métricas de EM, red y predicción; genera las predicciones y métricas con ρ = 0,65 (sección 6.4).</w:t>
+            </w:r>
+          </w:p>
+        </w:tc>
+      </w:tr>
+      <w:tr>
+        <w:trPr>
+          <w:tblHeader w:val="false"/>
+        </w:trPr>
+        <w:tc>
+          <w:tcPr>
+            <w:tcW w:type="dxa" w:w="3400"/>
+            <w:tcBorders>
+              <w:top w:val="single" w:color="BBBBBB" w:sz="4"/>
+              <w:left w:val="single" w:color="BBBBBB" w:sz="4"/>
+              <w:bottom w:val="single" w:color="BBBBBB" w:sz="4"/>
+              <w:right w:val="single" w:color="BBBBBB" w:sz="4"/>
+            </w:tcBorders>
+            <w:tcMar>
+              <w:top w:type="dxa" w:w="50"/>
+              <w:left w:type="dxa" w:w="90"/>
+              <w:bottom w:type="dxa" w:w="50"/>
+              <w:right w:type="dxa" w:w="90"/>
+            </w:tcMar>
+          </w:tcPr>
+          <w:p>
+            <w:r>
+              <w:rPr/>
+              <w:t>CarGross.py</w:t>
+            </w:r>
+          </w:p>
+        </w:tc>
+        <w:tc>
+          <w:tcPr>
+            <w:tcW w:type="dxa" w:w="5626"/>
+            <w:tcBorders>
+              <w:top w:val="single" w:color="BBBBBB" w:sz="4"/>
+              <w:left w:val="single" w:color="BBBBBB" w:sz="4"/>
+              <w:bottom w:val="single" w:color="BBBBBB" w:sz="4"/>
+              <w:right w:val="single" w:color="BBBBBB" w:sz="4"/>
+            </w:tcBorders>
+            <w:tcMar>
+              <w:top w:type="dxa" w:w="50"/>
+              <w:left w:type="dxa" w:w="90"/>
+              <w:bottom w:type="dxa" w:w="50"/>
+              <w:right w:type="dxa" w:w="90"/>
+            </w:tcMar>
+          </w:tcPr>
+          <w:p>
+            <w:r>
+              <w:rPr/>
+              <w:t>Punto de entrada único (CLI): entrena, predice y valida desde la terminal (sección 8).</w:t>
+            </w:r>
+          </w:p>
+        </w:tc>
+      </w:tr>
+      <w:tr>
+        <w:trPr>
+          <w:tblHeader w:val="false"/>
+        </w:trPr>
+        <w:tc>
+          <w:tcPr>
+            <w:tcW w:type="dxa" w:w="3400"/>
+            <w:tcBorders>
+              <w:top w:val="single" w:color="BBBBBB" w:sz="4"/>
+              <w:left w:val="single" w:color="BBBBBB" w:sz="4"/>
+              <w:bottom w:val="single" w:color="BBBBBB" w:sz="4"/>
+              <w:right w:val="single" w:color="BBBBBB" w:sz="4"/>
+            </w:tcBorders>
+            <w:tcMar>
+              <w:top w:type="dxa" w:w="50"/>
+              <w:left w:type="dxa" w:w="90"/>
+              <w:bottom w:type="dxa" w:w="50"/>
+              <w:right w:type="dxa" w:w="90"/>
+            </w:tcMar>
+          </w:tcPr>
+          <w:p>
+            <w:r>
+              <w:rPr/>
+              <w:t>src/app_visual.py</w:t>
+            </w:r>
+          </w:p>
+        </w:tc>
+        <w:tc>
+          <w:tcPr>
+            <w:tcW w:type="dxa" w:w="5626"/>
+            <w:tcBorders>
+              <w:top w:val="single" w:color="BBBBBB" w:sz="4"/>
+              <w:left w:val="single" w:color="BBBBBB" w:sz="4"/>
+              <w:bottom w:val="single" w:color="BBBBBB" w:sz="4"/>
+              <w:right w:val="single" w:color="BBBBBB" w:sz="4"/>
+            </w:tcBorders>
+            <w:tcMar>
+              <w:top w:type="dxa" w:w="50"/>
+              <w:left w:type="dxa" w:w="90"/>
+              <w:bottom w:type="dxa" w:w="50"/>
+              <w:right w:type="dxa" w:w="90"/>
+            </w:tcMar>
+          </w:tcPr>
+          <w:p>
+            <w:r>
+              <w:rPr/>
+              <w:t>App en el navegador con Streamlit: un alumno, métricas y CSV, para los dos datasets (sección 7).</w:t>
+            </w:r>
+          </w:p>
+        </w:tc>
+      </w:tr>
     </w:tbl>
     <w:p>
       <w:pPr>
@@ -6203,17 +11438,8 @@
         <w:spacing w:after="120"/>
       </w:pPr>
       <w:r>
-        <w:t xml:space="preserve">Hay </w:t>
-      </w:r>
-      <w:r>
-        <w:rPr>
-          <w:b/>
-          <w:bCs/>
-        </w:rPr>
-        <w:t xml:space="preserve">26 tests</w:t>
-      </w:r>
-      <w:r>
-        <w:t xml:space="preserve"> (pytest) y todos pasan:</w:t>
+        <w:rPr/>
+        <w:t>Hay 53 tests (pytest) y todos pasan:</w:t>
       </w:r>
     </w:p>
     <w:p>
@@ -6234,7 +11460,7 @@
         <w:t xml:space="preserve">test_preprocessor.py</w:t>
       </w:r>
       <w:r>
-        <w:t xml:space="preserve"> (7): variables de entrada, filtro de 24 hs, solo las tareas se escalan (13 → 65), enteros en rango, separación 80/20 sin solaparse, formato 007 y error ante columnas faltantes.</w:t>
+        <w:t xml:space="preserve"> (9): variables de entrada, filtro de 24 hs, solo las tareas se escalan (13 → 65), enteros en rango, separación 80/20 sin solaparse, formato 007, error ante columnas faltantes y las reglas del dataset 2 (metadata y chequeo de 24 hs solo con el sueño).</w:t>
       </w:r>
     </w:p>
     <w:p>
@@ -6315,18 +11541,7 @@
           <w:sz w:val="20"/>
           <w:szCs w:val="20"/>
         </w:rPr>
-        <w:t xml:space="preserve">test_predictor.py</w:t>
-      </w:r>
-      <w:r>
-        <w:t xml:space="preserve"> (2): límites de las categorías y calibración/predicción de un caso chico.</w:t>
-      </w:r>
-    </w:p>
-    <w:p>
-      <w:pPr>
-        <w:spacing w:after="120"/>
-      </w:pPr>
-      <w:r>
-        <w:t xml:space="preserve">Para correrlos, desde la carpeta del proyecto (requiere numpy, pandas, scikit-learn y pytest, ver </w:t>
+        <w:t>test_predictor.py</w:t>
       </w:r>
       <w:r>
         <w:rPr>
@@ -6334,83 +11549,7 @@
           <w:sz w:val="20"/>
           <w:szCs w:val="20"/>
         </w:rPr>
-        <w:t xml:space="preserve">requirements.txt</w:t>
-      </w:r>
-      <w:r>
-        <w:t xml:space="preserve">):</w:t>
-      </w:r>
-    </w:p>
-    <w:p>
-      <w:pPr>
-        <w:shd w:fill="F2F2F2" w:color="auto" w:val="clear"/>
-        <w:spacing w:after="0"/>
-        <w:ind w:left="284"/>
-      </w:pPr>
-      <w:r>
-        <w:rPr>
-          <w:rFonts w:ascii="Consolas" w:cs="Consolas" w:eastAsia="Consolas" w:hAnsi="Consolas"/>
-          <w:sz w:val="19"/>
-          <w:szCs w:val="19"/>
-        </w:rPr>
-        <w:t xml:space="preserve">pip install -r requirements.txt</w:t>
-      </w:r>
-    </w:p>
-    <w:p>
-      <w:pPr>
-        <w:shd w:fill="F2F2F2" w:color="auto" w:val="clear"/>
-        <w:spacing w:after="0"/>
-        <w:ind w:left="284"/>
-      </w:pPr>
-      <w:r>
-        <w:rPr>
-          <w:rFonts w:ascii="Consolas" w:cs="Consolas" w:eastAsia="Consolas" w:hAnsi="Consolas"/>
-          <w:sz w:val="19"/>
-          <w:szCs w:val="19"/>
-        </w:rPr>
-        <w:t xml:space="preserve">python -m pytest</w:t>
-      </w:r>
-    </w:p>
-    <w:p>
-      <w:pPr>
-        <w:shd w:fill="F2F2F2" w:color="auto" w:val="clear"/>
-        <w:spacing w:after="0"/>
-        <w:ind w:left="284"/>
-      </w:pPr>
-      <w:r>
-        <w:rPr>
-          <w:rFonts w:ascii="Consolas" w:cs="Consolas" w:eastAsia="Consolas" w:hAnsi="Consolas"/>
-          <w:sz w:val="19"/>
-          <w:szCs w:val="19"/>
-        </w:rPr>
-        <w:t xml:space="preserve">python scripts/validar_dataset_simulado.py</w:t>
-      </w:r>
-    </w:p>
-    <w:p>
-      <w:pPr>
-        <w:shd w:fill="F2F2F2" w:color="auto" w:val="clear"/>
-        <w:spacing w:after="0"/>
-        <w:ind w:left="284"/>
-      </w:pPr>
-      <w:r>
-        <w:rPr>
-          <w:rFonts w:ascii="Consolas" w:cs="Consolas" w:eastAsia="Consolas" w:hAnsi="Consolas"/>
-          <w:sz w:val="19"/>
-          <w:szCs w:val="19"/>
-        </w:rPr>
-        <w:t>python -m src.barrido_rho</w:t>
-      </w:r>
-    </w:p>
-    <w:p>
-      <w:pPr>
-        <w:spacing w:after="60"/>
-      </w:pPr>
-    </w:p>
-    <w:p>
-      <w:pPr>
-        <w:pStyle w:val="Heading1"/>
-      </w:pPr>
-      <w:r>
-        <w:t xml:space="preserve">8. Limitaciones</w:t>
+        <w:t xml:space="preserve"> (3): límites de las categorías, calibración/predicción de un caso chico (la categoría sale de la nota) y nodo de reemplazo cuando la confianza es baja.</w:t>
       </w:r>
     </w:p>
     <w:p>
@@ -6424,13 +11563,18 @@
       </w:pPr>
       <w:r>
         <w:rPr>
-          <w:b/>
-          <w:bCs/>
-        </w:rPr>
-        <w:t xml:space="preserve">Silhouette 0,19</w:t>
-      </w:r>
-      <w:r>
-        <w:t xml:space="preserve">, por debajo del objetivo de 0,40: los perfiles se solapan (así se simularon) y el EM sobre la escala real queda dominado por asistencia y nota previa, que tienen más dispersión. La coincidencia con los perfiles latentes es baja (ARI 0,20).</w:t>
+          <w:rFonts w:ascii="Consolas" w:cs="Consolas" w:eastAsia="Consolas" w:hAnsi="Consolas"/>
+          <w:sz w:val="20"/>
+          <w:szCs w:val="20"/>
+        </w:rPr>
+        <w:t>test_metrics.py</w:t>
+      </w:r>
+      <w:r>
+        <w:rPr>
+          <w:sz w:val="20"/>
+          <w:szCs w:val="20"/>
+        </w:rPr>
+        <w:t xml:space="preserve"> (6): pureza del ejemplo de la sección 6.3 (8 de 10 → 80%), alumnos sin nodo excluidos, CR y RR, MAE, acierto de categoría y varianza por nodo.</w:t>
       </w:r>
     </w:p>
     <w:p>
@@ -6444,13 +11588,170 @@
       </w:pPr>
       <w:r>
         <w:rPr>
-          <w:b/>
-          <w:bCs/>
-        </w:rPr>
-        <w:t xml:space="preserve">Acierto de categoría cerca del 47–50%</w:t>
-      </w:r>
-      <w:r>
-        <w:t xml:space="preserve">, aunque el error en la nota es bajo: muchos alumnos están cerca de los límites entre categorías.</w:t>
+          <w:rFonts w:ascii="Consolas" w:cs="Consolas" w:eastAsia="Consolas" w:hAnsi="Consolas"/>
+          <w:sz w:val="20"/>
+          <w:szCs w:val="20"/>
+        </w:rPr>
+        <w:t>test_cli_man.py</w:t>
+      </w:r>
+      <w:r>
+        <w:rPr>
+          <w:sz w:val="20"/>
+          <w:szCs w:val="20"/>
+        </w:rPr>
+        <w:t xml:space="preserve"> (18): manual con --man y con error arriba, 10 opciones inválidas (código 2), archivo inexistente (3), CSV sin columnas (4), eval y predict escriben sus CSV, train guarda los nodos y eval la matriz de confusión.</w:t>
+      </w:r>
+    </w:p>
+    <w:p>
+      <w:pPr>
+        <w:spacing w:after="120"/>
+      </w:pPr>
+      <w:r>
+        <w:t xml:space="preserve">Para correrlos, desde la carpeta del proyecto (requiere numpy, pandas, scikit-learn, pytest y streamlit, ver </w:t>
+      </w:r>
+      <w:r>
+        <w:rPr>
+          <w:rFonts w:ascii="Consolas" w:cs="Consolas" w:eastAsia="Consolas" w:hAnsi="Consolas"/>
+          <w:sz w:val="20"/>
+          <w:szCs w:val="20"/>
+        </w:rPr>
+        <w:t xml:space="preserve">requirements.txt</w:t>
+      </w:r>
+      <w:r>
+        <w:t xml:space="preserve">):</w:t>
+      </w:r>
+    </w:p>
+    <w:p>
+      <w:pPr>
+        <w:shd w:fill="F2F2F2" w:color="auto" w:val="clear"/>
+        <w:spacing w:after="0"/>
+        <w:ind w:left="284"/>
+      </w:pPr>
+      <w:r>
+        <w:rPr>
+          <w:rFonts w:ascii="Consolas" w:cs="Consolas" w:eastAsia="Consolas" w:hAnsi="Consolas"/>
+          <w:sz w:val="19"/>
+          <w:szCs w:val="19"/>
+        </w:rPr>
+        <w:t xml:space="preserve">pip install -r requirements.txt</w:t>
+      </w:r>
+    </w:p>
+    <w:p>
+      <w:pPr>
+        <w:shd w:fill="F2F2F2" w:color="auto" w:val="clear"/>
+        <w:spacing w:after="0"/>
+        <w:ind w:left="284"/>
+      </w:pPr>
+      <w:r>
+        <w:rPr>
+          <w:rFonts w:ascii="Consolas" w:cs="Consolas" w:eastAsia="Consolas" w:hAnsi="Consolas"/>
+          <w:sz w:val="19"/>
+          <w:szCs w:val="19"/>
+        </w:rPr>
+        <w:t xml:space="preserve">python -m pytest</w:t>
+      </w:r>
+    </w:p>
+    <w:p>
+      <w:pPr>
+        <w:shd w:fill="F2F2F2" w:color="auto" w:val="clear"/>
+        <w:spacing w:after="0"/>
+        <w:ind w:left="284"/>
+      </w:pPr>
+      <w:r>
+        <w:rPr>
+          <w:rFonts w:ascii="Consolas" w:cs="Consolas" w:eastAsia="Consolas" w:hAnsi="Consolas"/>
+          <w:sz w:val="19"/>
+          <w:szCs w:val="19"/>
+        </w:rPr>
+        <w:t xml:space="preserve">python scripts/validar_dataset_simulado.py</w:t>
+      </w:r>
+    </w:p>
+    <w:p>
+      <w:pPr>
+        <w:shd w:fill="F2F2F2" w:color="auto" w:val="clear"/>
+        <w:spacing w:after="0"/>
+        <w:ind w:left="284"/>
+      </w:pPr>
+      <w:r>
+        <w:rPr>
+          <w:rFonts w:ascii="Consolas" w:cs="Consolas" w:eastAsia="Consolas" w:hAnsi="Consolas"/>
+          <w:sz w:val="19"/>
+          <w:szCs w:val="19"/>
+        </w:rPr>
+        <w:t>python -m src.barrido_rho</w:t>
+      </w:r>
+    </w:p>
+    <w:p>
+      <w:pPr>
+        <w:shd w:fill="F2F2F2" w:color="auto" w:val="clear"/>
+        <w:spacing w:after="0"/>
+        <w:ind w:left="284"/>
+      </w:pPr>
+      <w:r>
+        <w:rPr>
+          <w:rFonts w:ascii="Consolas" w:cs="Consolas" w:eastAsia="Consolas" w:hAnsi="Consolas"/>
+          <w:sz w:val="19"/>
+          <w:szCs w:val="19"/>
+        </w:rPr>
+        <w:t>python -m src.metrics</w:t>
+      </w:r>
+    </w:p>
+    <w:p>
+      <w:pPr>
+        <w:shd w:fill="F2F2F2" w:color="auto" w:val="clear"/>
+        <w:spacing w:after="0"/>
+        <w:ind w:left="284"/>
+      </w:pPr>
+      <w:r>
+        <w:rPr>
+          <w:rFonts w:ascii="Consolas" w:cs="Consolas" w:eastAsia="Consolas" w:hAnsi="Consolas"/>
+          <w:sz w:val="19"/>
+          <w:szCs w:val="19"/>
+        </w:rPr>
+        <w:t>python CarGross.py --mode eval</w:t>
+      </w:r>
+    </w:p>
+    <w:p>
+      <w:pPr>
+        <w:shd w:fill="F2F2F2" w:color="auto" w:val="clear"/>
+        <w:spacing w:after="0"/>
+        <w:ind w:left="284"/>
+      </w:pPr>
+      <w:r>
+        <w:rPr>
+          <w:rFonts w:ascii="Consolas" w:cs="Consolas" w:eastAsia="Consolas" w:hAnsi="Consolas"/>
+          <w:sz w:val="19"/>
+          <w:szCs w:val="19"/>
+        </w:rPr>
+        <w:t>python CarGross.py --mode eval --dataset 2</w:t>
+      </w:r>
+    </w:p>
+    <w:p>
+      <w:pPr>
+        <w:shd w:fill="F2F2F2" w:color="auto" w:val="clear"/>
+        <w:spacing w:after="0"/>
+        <w:ind w:left="284"/>
+      </w:pPr>
+      <w:r>
+        <w:rPr>
+          <w:rFonts w:ascii="Consolas" w:cs="Consolas" w:eastAsia="Consolas" w:hAnsi="Consolas"/>
+          <w:sz w:val="19"/>
+          <w:szCs w:val="19"/>
+        </w:rPr>
+        <w:t>streamlit run src/app_visual.py</w:t>
+      </w:r>
+    </w:p>
+    <w:p>
+      <w:pPr>
+        <w:spacing w:after="60"/>
+      </w:pPr>
+    </w:p>
+    <w:p>
+      <w:pPr>
+        <w:pStyle w:val="Heading1"/>
+      </w:pPr>
+      <w:r>
+        <w:t xml:space="preserve">10. Limitaciones</w:t>
       </w:r>
     </w:p>
     <w:p>
@@ -6467,10 +11768,10 @@
           <w:b/>
           <w:bCs/>
         </w:rPr>
-        <w:t xml:space="preserve">Tareas mezcladas:</w:t>
-      </w:r>
-      <w:r>
-        <w:t xml:space="preserve"> una sola variable junta tipos de tarea distintos, que el docente pidió separar. El dataset no lo permite.</w:t>
+        <w:t xml:space="preserve">Silhouette 0,19</w:t>
+      </w:r>
+      <w:r>
+        <w:t xml:space="preserve">, por debajo del objetivo de 0,40: los perfiles se solapan (así se simularon) y el EM sobre la escala real queda dominado por asistencia y nota previa, que tienen más dispersión. La coincidencia con los perfiles latentes es baja (ARI 0,20).</w:t>
       </w:r>
     </w:p>
     <w:p>
@@ -6484,13 +11785,9 @@
       </w:pPr>
       <w:r>
         <w:rPr>
-          <w:b/>
           <w:bCs/>
         </w:rPr>
-        <w:t xml:space="preserve">Datos simulados:</w:t>
-      </w:r>
-      <w:r>
-        <w:t xml:space="preserve"> los resultados muestran que la arquitectura funciona, no que prediga a alumnos reales.</w:t>
+        <w:t>Acierto de categoría 57%, aunque el error en la nota es bajo: muchos alumnos están cerca de los límites y los extremos se suavizan (detecta el 30% de Promoción y el 19% de Riesgo Crítico). Ver sección 6.4.</w:t>
       </w:r>
     </w:p>
     <w:p>
@@ -6504,9 +11801,65 @@
       </w:pPr>
       <w:r>
         <w:rPr>
+          <w:bCs/>
+        </w:rPr>
+        <w:t>La nota no es monótona en cada variable: mejorar un hábito puede bajar la nota esperada (17,7% de los casos, más de 0,3 puntos), porque ART 1 compara bits y el código binario posicional no es ordinal. Se mantiene el modelo (D-17). Ver sección 6.4.</w:t>
+      </w:r>
+    </w:p>
+    <w:p>
+      <w:pPr>
+        <w:pStyle w:val="ListParagraph"/>
+        <w:numPr>
+          <w:ilvl w:val="0"/>
+          <w:numId w:val="2"/>
+        </w:numPr>
+        <w:spacing w:after="60"/>
+      </w:pPr>
+      <w:r>
+        <w:rPr>
           <w:b/>
           <w:bCs/>
         </w:rPr>
+        <w:t xml:space="preserve">Tareas mezcladas:</w:t>
+      </w:r>
+      <w:r>
+        <w:t xml:space="preserve"> una sola variable junta tipos de tarea distintos, que el docente pidió separar. El dataset no lo permite.</w:t>
+      </w:r>
+    </w:p>
+    <w:p>
+      <w:pPr>
+        <w:pStyle w:val="ListParagraph"/>
+        <w:numPr>
+          <w:ilvl w:val="0"/>
+          <w:numId w:val="2"/>
+        </w:numPr>
+        <w:spacing w:after="60"/>
+      </w:pPr>
+      <w:r>
+        <w:rPr>
+          <w:b/>
+          <w:bCs/>
+        </w:rPr>
+        <w:t xml:space="preserve">Datos simulados:</w:t>
+      </w:r>
+      <w:r>
+        <w:t xml:space="preserve"> los resultados muestran que la arquitectura funciona, no que prediga a alumnos reales.</w:t>
+      </w:r>
+    </w:p>
+    <w:p>
+      <w:pPr>
+        <w:pStyle w:val="ListParagraph"/>
+        <w:numPr>
+          <w:ilvl w:val="0"/>
+          <w:numId w:val="2"/>
+        </w:numPr>
+        <w:spacing w:after="60"/>
+      </w:pPr>
+      <w:r>
+        <w:rPr>
+          <w:b/>
+          <w:bCs/>
+        </w:rPr>
         <w:t xml:space="preserve">Nota previa:</w:t>
       </w:r>
       <w:r>
@@ -6518,7 +11871,7 @@
         <w:pStyle w:val="Heading1"/>
       </w:pPr>
       <w:r>
-        <w:t xml:space="preserve">9. Próximos pasos</w:t>
+        <w:t xml:space="preserve">11. Próximos pasos</w:t>
       </w:r>
     </w:p>
     <w:p>
@@ -6532,54 +11885,6 @@
       </w:pPr>
       <w:r>
         <w:t xml:space="preserve">Confirmar con el docente la fórmula de escalado y la variable única de tareas.</w:t>
-      </w:r>
-    </w:p>
-    <w:p>
-      <w:pPr>
-        <w:pStyle w:val="ListParagraph"/>
-        <w:numPr>
-          <w:ilvl w:val="0"/>
-          <w:numId w:val="3"/>
-        </w:numPr>
-        <w:spacing w:after="60"/>
-      </w:pPr>
-      <w:r>
-        <w:t xml:space="preserve">Implementar el punto de entrada </w:t>
-      </w:r>
-      <w:r>
-        <w:rPr>
-          <w:rFonts w:ascii="Consolas" w:cs="Consolas" w:eastAsia="Consolas" w:hAnsi="Consolas"/>
-          <w:sz w:val="20"/>
-          <w:szCs w:val="20"/>
-        </w:rPr>
-        <w:t xml:space="preserve">CarGross.py</w:t>
-      </w:r>
-      <w:r>
-        <w:t xml:space="preserve"> (CLI, entrada y salida en CSV, manual </w:t>
-      </w:r>
-      <w:r>
-        <w:rPr>
-          <w:rFonts w:ascii="Consolas" w:cs="Consolas" w:eastAsia="Consolas" w:hAnsi="Consolas"/>
-          <w:sz w:val="20"/>
-          <w:szCs w:val="20"/>
-        </w:rPr>
-        <w:t xml:space="preserve">man</w:t>
-      </w:r>
-      <w:r>
-        <w:t xml:space="preserve"> ante errores).</w:t>
-      </w:r>
-    </w:p>
-    <w:p>
-      <w:pPr>
-        <w:pStyle w:val="ListParagraph"/>
-        <w:numPr>
-          <w:ilvl w:val="0"/>
-          <w:numId w:val="3"/>
-        </w:numPr>
-        <w:spacing w:after="60"/>
-      </w:pPr>
-      <w:r>
-        <w:t xml:space="preserve">Elegir el dataset 2 (benchmark) y repetir el pipeline.</w:t>
       </w:r>
     </w:p>
     <w:p>

--- a/docs/Informe_avance_TFI.docx
+++ b/docs/Informe_avance_TFI.docx
@@ -184,7 +184,7 @@
           <w:b/>
           <w:bCs/>
         </w:rPr>
-        <w:t xml:space="preserve">Riesgo Crítico</w:t>
+        <w:t xml:space="preserve">Desaprobado</w:t>
       </w:r>
       <w:r>
         <w:t xml:space="preserve"> (&lt; 4).</w:t>
@@ -202,7 +202,7 @@
         <w:t xml:space="preserve">Fuera de alcance</w:t>
       </w:r>
       <w:r>
-        <w:t xml:space="preserve"> (corrección de cátedra): alertas de deserción, recomendaciones o intervenciones pedagógicas. El sistema solo predice el desempeño en el próximo examen; "Abandono" es apenas el nombre de la categoría más baja.</w:t>
+        <w:t xml:space="preserve"> (corrección de cátedra): alertas de deserción, recomendaciones o intervenciones pedagógicas. El sistema solo predice el desempeño en el próximo examen.</w:t>
       </w:r>
     </w:p>
     <w:p>
@@ -329,7 +329,7 @@
         <w:spacing w:after="60"/>
       </w:pPr>
       <w:r>
-        <w:t xml:space="preserve">Resultado: nota media 62,4 (desvío 16,4), solo 0,9% de notas en 100. Categorías reales: Promoción 13,7% · Regular 41,1% · Recuperatorio 35,8% · Riesgo 9,5%. Ninguna fila viola la regla de 24 hs.</w:t>
+        <w:t xml:space="preserve">Resultado: nota media 62,4 (desvío 16,4), solo 0,9% de notas en 100. Categorías reales: Promoción 13,7% · Regular 41,1% · Recuperatorio 35,8% · Desaprobado 9,5%. Ninguna fila viola la regla de 24 hs.</w:t>
       </w:r>
     </w:p>
     <w:p>
@@ -2952,7 +2952,7 @@
           </w:tcPr>
           <w:p>
             <w:r>
-              <w:t xml:space="preserve">Riesgo Crítico</w:t>
+              <w:t xml:space="preserve">Desaprobado</w:t>
             </w:r>
           </w:p>
         </w:tc>
@@ -4054,7 +4054,7 @@
           <w:sz w:val="20"/>
           <w:szCs w:val="20"/>
         </w:rPr>
-        <w:t>. Para un alumno nuevo, la red busca el nodo resonante sin modificar pesos y devuelve la nota esperada del nodo y la categoría que corresponde a esa nota (Promoción &gt; 8, Regular 6 a 8, Recuperatorio 4 a 6, Riesgo &lt; 4; D-15). Si ningún nodo resuena, marca confianza baja y usa el nodo que más unos del alumno cubre, con desempate por cantidad de alumnos (D-16).</w:t>
+        <w:t xml:space="preserve">. Para un alumno nuevo, la red busca el nodo resonante sin modificar pesos y devuelve la nota esperada del nodo y la categoría que corresponde a esa nota (Promoción &gt; 8, Regular 6 a 8, Recuperatorio 4 a 6, Desaprobado &lt; 4; D-15). Si ningún nodo resuena, marca confianza baja y usa el nodo que más unos del alumno cubre, con desempate por cantidad de alumnos (D-16).</w:t>
       </w:r>
     </w:p>
     <w:p>
@@ -6126,7 +6126,7 @@
                 <w:sz w:val="18"/>
                 <w:szCs w:val="18"/>
               </w:rPr>
-              <w:t>Riesgo</w:t>
+              <w:t xml:space="preserve">Desaprob.</w:t>
             </w:r>
           </w:p>
         </w:tc>
@@ -6627,7 +6627,7 @@
               <w:rPr>
                 <w:b/>
               </w:rPr>
-              <w:t>Riesgo Crítico</w:t>
+              <w:t xml:space="preserve">Desaprobado</w:t>
             </w:r>
           </w:p>
         </w:tc>
@@ -6824,7 +6824,7 @@
         <w:rPr>
           <w:bCs/>
         </w:rPr>
-        <w:t>cada nodo predice el promedio de sus alumnos, así que las notas esperadas van de 2,1 a 9,1 aunque las reales van de 0 a 10. A los de Promoción se los subestima 1,3 puntos en promedio y a los de Riesgo Crítico se los sobreestima 1,5. Las categorías del medio tienen menos error (0,73 en Regular y 0,87 en Recuperatorio).</w:t>
+        <w:t xml:space="preserve">cada nodo predice el promedio de sus alumnos, así que las notas esperadas van de 2,1 a 9,1 aunque las reales van de 0 a 10. A los de Promoción se los subestima 1,3 puntos en promedio y a los de Desaprobado se los sobreestima 1,5. Las categorías del medio tienen menos error (0,73 en Regular y 0,87 en Recuperatorio).</w:t>
       </w:r>
     </w:p>
     <w:p>
@@ -6847,7 +6847,7 @@
         <w:rPr>
           <w:bCs/>
         </w:rPr>
-        <w:t>antes la categoría era el perfil EM más frecuente del nodo, que es relativo (el grupo "Promoción" del EM tiene media 7,6) y a veces contradecía la nota (7,78 → Recuperatorio). Ahora sale de la nota esperada: el acierto sube de 47,4% a 57,2% y el MAE no cambia. Como los extremos se suavizan, detecta pocos alumnos de los extremos (87 de 291 de Promoción y 31 de 161 de Riesgo Crítico).</w:t>
+        <w:t xml:space="preserve">antes la categoría era el perfil EM más frecuente del nodo, que es relativo (el grupo "Promoción" del EM tiene media 7,6) y a veces contradecía la nota (7,78 → Recuperatorio). Ahora sale de la nota esperada: el acierto sube de 47,4% a 57,2% y el MAE no cambia. Como los extremos se suavizan, detecta pocos alumnos de los extremos (87 de 291 de Promoción y 31 de 161 de Desaprobado).</w:t>
       </w:r>
     </w:p>
     <w:p>
@@ -7444,7 +7444,7 @@
       <w:r>
         <w:drawing>
           <wp:inline xmlns:a="http://schemas.openxmlformats.org/drawingml/2006/main" xmlns:pic="http://schemas.openxmlformats.org/drawingml/2006/picture">
-            <wp:extent cx="5220000" cy="5394000"/>
+            <wp:extent cx="5220000" cy="5455932"/>
             <wp:docPr id="1" name="Picture 1"/>
             <wp:cNvGraphicFramePr>
               <a:graphicFrameLocks noChangeAspect="1"/>
@@ -7465,7 +7465,7 @@
                   <pic:spPr>
                     <a:xfrm>
                       <a:off x="0" y="0"/>
-                      <a:ext cx="5220000" cy="5394000"/>
+                      <a:ext cx="5220000" cy="5455932"/>
                     </a:xfrm>
                     <a:prstGeom prst="rect"/>
                   </pic:spPr>
@@ -7844,7 +7844,7 @@
       <w:r>
         <w:drawing>
           <wp:inline xmlns:a="http://schemas.openxmlformats.org/drawingml/2006/main" xmlns:pic="http://schemas.openxmlformats.org/drawingml/2006/picture">
-            <wp:extent cx="5760000" cy="1676113"/>
+            <wp:extent cx="5760000" cy="2381735"/>
             <wp:docPr id="1" name="Picture 1"/>
             <wp:cNvGraphicFramePr>
               <a:graphicFrameLocks noChangeAspect="1"/>
@@ -7865,7 +7865,7 @@
                   <pic:spPr>
                     <a:xfrm>
                       <a:off x="0" y="0"/>
-                      <a:ext cx="5760000" cy="1676113"/>
+                      <a:ext cx="5760000" cy="2381735"/>
                     </a:xfrm>
                     <a:prstGeom prst="rect"/>
                   </pic:spPr>
@@ -7960,7 +7960,7 @@
       <w:r>
         <w:drawing>
           <wp:inline xmlns:a="http://schemas.openxmlformats.org/drawingml/2006/main" xmlns:pic="http://schemas.openxmlformats.org/drawingml/2006/picture">
-            <wp:extent cx="5400000" cy="4362712"/>
+            <wp:extent cx="5400000" cy="4402372"/>
             <wp:docPr id="1" name="Picture 1"/>
             <wp:cNvGraphicFramePr>
               <a:graphicFrameLocks noChangeAspect="1"/>
@@ -7981,7 +7981,7 @@
                   <pic:spPr>
                     <a:xfrm>
                       <a:off x="0" y="0"/>
-                      <a:ext cx="5400000" cy="4362712"/>
+                      <a:ext cx="5400000" cy="4402372"/>
                     </a:xfrm>
                     <a:prstGeom prst="rect"/>
                   </pic:spPr>
@@ -9038,7 +9038,7 @@
       <w:r>
         <w:drawing>
           <wp:inline xmlns:a="http://schemas.openxmlformats.org/drawingml/2006/main" xmlns:pic="http://schemas.openxmlformats.org/drawingml/2006/picture">
-            <wp:extent cx="5760000" cy="1676113"/>
+            <wp:extent cx="5760000" cy="2381735"/>
             <wp:docPr id="1" name="Picture 1"/>
             <wp:cNvGraphicFramePr>
               <a:graphicFrameLocks noChangeAspect="1"/>
@@ -9059,7 +9059,7 @@
                   <pic:spPr>
                     <a:xfrm>
                       <a:off x="0" y="0"/>
-                      <a:ext cx="5760000" cy="1676113"/>
+                      <a:ext cx="5760000" cy="2381735"/>
                     </a:xfrm>
                     <a:prstGeom prst="rect"/>
                   </pic:spPr>
@@ -10017,7 +10017,7 @@
       <w:r>
         <w:drawing>
           <wp:inline xmlns:a="http://schemas.openxmlformats.org/drawingml/2006/main" xmlns:pic="http://schemas.openxmlformats.org/drawingml/2006/picture">
-            <wp:extent cx="5580000" cy="3230820"/>
+            <wp:extent cx="5580000" cy="3214080"/>
             <wp:docPr id="1" name="Picture 1"/>
             <wp:cNvGraphicFramePr>
               <a:graphicFrameLocks noChangeAspect="1"/>
@@ -10038,7 +10038,7 @@
                   <pic:spPr>
                     <a:xfrm>
                       <a:off x="0" y="0"/>
-                      <a:ext cx="5580000" cy="3230820"/>
+                      <a:ext cx="5580000" cy="3214080"/>
                     </a:xfrm>
                     <a:prstGeom prst="rect"/>
                   </pic:spPr>
@@ -11787,7 +11787,7 @@
         <w:rPr>
           <w:bCs/>
         </w:rPr>
-        <w:t>Acierto de categoría 57%, aunque el error en la nota es bajo: muchos alumnos están cerca de los límites y los extremos se suavizan (detecta el 30% de Promoción y el 19% de Riesgo Crítico). Ver sección 6.4.</w:t>
+        <w:t xml:space="preserve">Acierto de categoría 57%, aunque el error en la nota es bajo: muchos alumnos están cerca de los límites y los extremos se suavizan (detecta el 30% de Promoción y el 19% de Desaprobado). Ver sección 6.4.</w:t>
       </w:r>
     </w:p>
     <w:p>

--- a/docs/Informe_avance_TFI.docx
+++ b/docs/Informe_avance_TFI.docx
@@ -6894,6 +6894,727 @@
           <w:bCs/>
         </w:rPr>
         <w:t>ART 1 no sabe que "más es mejor", solo compara bits. Un cambio de bin lleva al alumno a otro nodo, con otros compañeros y otra nota media. Además, el código binario posicional (D-12) no es ordinal: 4 (0100) y 5 (0101) difieren en un bit, pero 7 (0111) y 8 (1000) no comparten ninguno. Y 399 de los 847 nodos tienen menos de 5 alumnos, así que su nota media es ruidosa. Es una limitación propia de la arquitectura (ART 1 + codificación binaria pedida por la cátedra), no un error del código, y se decidió mantener el modelo así (D-17). La diferencia suele estar dentro del error normal (MAE 0,94), pero cerca de un límite puede cambiar la categoría.</w:t>
+      </w:r>
+    </w:p>
+    <w:p>
+      <w:pPr>
+        <w:pStyle w:val="Heading2"/>
+      </w:pPr>
+      <w:r>
+        <w:rPr/>
+        <w:t xml:space="preserve">6.5 Evaluación con ambos datasets</w:t>
+      </w:r>
+    </w:p>
+    <w:p>
+      <w:pPr>
+        <w:spacing w:after="120"/>
+      </w:pPr>
+      <w:r>
+        <w:rPr/>
+        <w:t xml:space="preserve">La consigna pide evaluar las corridas con los dos datasets. Se corrió el sistema completo sobre cada uno con la misma configuración (K = 4, ρ = 0,65) y se midió sobre el 20% reservado. El detalle está en el </w:t>
+      </w:r>
+      <w:r>
+        <w:rPr>
+          <w:b/>
+          <w:bCs/>
+        </w:rPr>
+        <w:t xml:space="preserve">informe evaluativo</w:t>
+      </w:r>
+      <w:r>
+        <w:rPr/>
+        <w:t xml:space="preserve"> (docs/Informe_evaluativo_TFI.docx).</w:t>
+      </w:r>
+    </w:p>
+    <w:tbl>
+      <w:tblPr>
+        <w:tblW w:type="dxa" w:w="9026"/>
+        <w:tblLayout w:type="fixed"/>
+      </w:tblPr>
+      <w:tblGrid>
+        <w:gridCol w:w="4026"/>
+        <w:gridCol w:w="2500"/>
+        <w:gridCol w:w="2500"/>
+      </w:tblGrid>
+      <w:tr>
+        <w:trPr>
+          <w:tblHeader/>
+        </w:trPr>
+        <w:tc>
+          <w:tcPr>
+            <w:tcW w:type="dxa" w:w="4026"/>
+            <w:tcBorders>
+              <w:top w:val="single" w:color="BBBBBB" w:sz="4"/>
+              <w:left w:val="single" w:color="BBBBBB" w:sz="4"/>
+              <w:bottom w:val="single" w:color="BBBBBB" w:sz="4"/>
+              <w:right w:val="single" w:color="BBBBBB" w:sz="4"/>
+            </w:tcBorders>
+            <w:shd w:fill="1F3864" w:color="auto" w:val="clear"/>
+            <w:tcMar>
+              <w:top w:type="dxa" w:w="50"/>
+              <w:left w:type="dxa" w:w="90"/>
+              <w:bottom w:type="dxa" w:w="50"/>
+              <w:right w:type="dxa" w:w="90"/>
+            </w:tcMar>
+          </w:tcPr>
+          <w:p>
+            <w:r>
+              <w:rPr>
+                <w:b/>
+                <w:bCs/>
+                <w:color w:val="FFFFFF"/>
+                <w:sz w:val="18"/>
+                <w:szCs w:val="18"/>
+              </w:rPr>
+              <w:t xml:space="preserve">Métrica</w:t>
+            </w:r>
+          </w:p>
+        </w:tc>
+        <w:tc>
+          <w:tcPr>
+            <w:tcW w:type="dxa" w:w="2500"/>
+            <w:tcBorders>
+              <w:top w:val="single" w:color="BBBBBB" w:sz="4"/>
+              <w:left w:val="single" w:color="BBBBBB" w:sz="4"/>
+              <w:bottom w:val="single" w:color="BBBBBB" w:sz="4"/>
+              <w:right w:val="single" w:color="BBBBBB" w:sz="4"/>
+            </w:tcBorders>
+            <w:shd w:fill="1F3864" w:color="auto" w:val="clear"/>
+            <w:tcMar>
+              <w:top w:type="dxa" w:w="50"/>
+              <w:left w:type="dxa" w:w="90"/>
+              <w:bottom w:type="dxa" w:w="50"/>
+              <w:right w:type="dxa" w:w="90"/>
+            </w:tcMar>
+          </w:tcPr>
+          <w:p>
+            <w:r>
+              <w:rPr>
+                <w:b/>
+                <w:bCs/>
+                <w:color w:val="FFFFFF"/>
+                <w:sz w:val="18"/>
+                <w:szCs w:val="18"/>
+              </w:rPr>
+              <w:t xml:space="preserve">Dataset 1 · simulado</w:t>
+            </w:r>
+          </w:p>
+        </w:tc>
+        <w:tc>
+          <w:tcPr>
+            <w:tcW w:type="dxa" w:w="2500"/>
+            <w:tcBorders>
+              <w:top w:val="single" w:color="BBBBBB" w:sz="4"/>
+              <w:left w:val="single" w:color="BBBBBB" w:sz="4"/>
+              <w:bottom w:val="single" w:color="BBBBBB" w:sz="4"/>
+              <w:right w:val="single" w:color="BBBBBB" w:sz="4"/>
+            </w:tcBorders>
+            <w:shd w:fill="1F3864" w:color="auto" w:val="clear"/>
+            <w:tcMar>
+              <w:top w:type="dxa" w:w="50"/>
+              <w:left w:type="dxa" w:w="90"/>
+              <w:bottom w:type="dxa" w:w="50"/>
+              <w:right w:type="dxa" w:w="90"/>
+            </w:tcMar>
+          </w:tcPr>
+          <w:p>
+            <w:r>
+              <w:rPr>
+                <w:b/>
+                <w:bCs/>
+                <w:color w:val="FFFFFF"/>
+                <w:sz w:val="18"/>
+                <w:szCs w:val="18"/>
+              </w:rPr>
+              <w:t xml:space="preserve">Dataset 2 · Factors</w:t>
+            </w:r>
+          </w:p>
+        </w:tc>
+      </w:tr>
+      <w:tr>
+        <w:trPr>
+          <w:cantSplit/>
+        </w:trPr>
+        <w:tc>
+          <w:tcPr>
+            <w:tcW w:type="dxa" w:w="4026"/>
+            <w:tcBorders>
+              <w:top w:val="single" w:color="BBBBBB" w:sz="4"/>
+              <w:left w:val="single" w:color="BBBBBB" w:sz="4"/>
+              <w:bottom w:val="single" w:color="BBBBBB" w:sz="4"/>
+              <w:right w:val="single" w:color="BBBBBB" w:sz="4"/>
+            </w:tcBorders>
+            <w:tcMar>
+              <w:top w:type="dxa" w:w="50"/>
+              <w:left w:type="dxa" w:w="90"/>
+              <w:bottom w:type="dxa" w:w="50"/>
+              <w:right w:type="dxa" w:w="90"/>
+            </w:tcMar>
+          </w:tcPr>
+          <w:p>
+            <w:r>
+              <w:rPr>
+                <w:b/>
+                <w:bCs/>
+                <w:sz w:val="18"/>
+                <w:szCs w:val="18"/>
+              </w:rPr>
+              <w:t xml:space="preserve">BIC con mínimo en K = 4</w:t>
+            </w:r>
+          </w:p>
+        </w:tc>
+        <w:tc>
+          <w:tcPr>
+            <w:tcW w:type="dxa" w:w="2500"/>
+            <w:tcBorders>
+              <w:top w:val="single" w:color="BBBBBB" w:sz="4"/>
+              <w:left w:val="single" w:color="BBBBBB" w:sz="4"/>
+              <w:bottom w:val="single" w:color="BBBBBB" w:sz="4"/>
+              <w:right w:val="single" w:color="BBBBBB" w:sz="4"/>
+            </w:tcBorders>
+            <w:shd w:fill="E2EFDA" w:color="auto" w:val="clear"/>
+            <w:tcMar>
+              <w:top w:type="dxa" w:w="50"/>
+              <w:left w:type="dxa" w:w="90"/>
+              <w:bottom w:type="dxa" w:w="50"/>
+              <w:right w:type="dxa" w:w="90"/>
+            </w:tcMar>
+          </w:tcPr>
+          <w:p>
+            <w:r>
+              <w:rPr>
+                <w:sz w:val="18"/>
+                <w:szCs w:val="18"/>
+              </w:rPr>
+              <w:t xml:space="preserve">Sí</w:t>
+            </w:r>
+          </w:p>
+        </w:tc>
+        <w:tc>
+          <w:tcPr>
+            <w:tcW w:type="dxa" w:w="2500"/>
+            <w:tcBorders>
+              <w:top w:val="single" w:color="BBBBBB" w:sz="4"/>
+              <w:left w:val="single" w:color="BBBBBB" w:sz="4"/>
+              <w:bottom w:val="single" w:color="BBBBBB" w:sz="4"/>
+              <w:right w:val="single" w:color="BBBBBB" w:sz="4"/>
+            </w:tcBorders>
+            <w:shd w:fill="FCE4D6" w:color="auto" w:val="clear"/>
+            <w:tcMar>
+              <w:top w:type="dxa" w:w="50"/>
+              <w:left w:type="dxa" w:w="90"/>
+              <w:bottom w:type="dxa" w:w="50"/>
+              <w:right w:type="dxa" w:w="90"/>
+            </w:tcMar>
+          </w:tcPr>
+          <w:p>
+            <w:r>
+              <w:rPr>
+                <w:sz w:val="18"/>
+                <w:szCs w:val="18"/>
+              </w:rPr>
+              <w:t xml:space="preserve">No (baja hasta K = 7)</w:t>
+            </w:r>
+          </w:p>
+        </w:tc>
+      </w:tr>
+      <w:tr>
+        <w:trPr>
+          <w:cantSplit/>
+        </w:trPr>
+        <w:tc>
+          <w:tcPr>
+            <w:tcW w:type="dxa" w:w="4026"/>
+            <w:tcBorders>
+              <w:top w:val="single" w:color="BBBBBB" w:sz="4"/>
+              <w:left w:val="single" w:color="BBBBBB" w:sz="4"/>
+              <w:bottom w:val="single" w:color="BBBBBB" w:sz="4"/>
+              <w:right w:val="single" w:color="BBBBBB" w:sz="4"/>
+            </w:tcBorders>
+            <w:tcMar>
+              <w:top w:type="dxa" w:w="50"/>
+              <w:left w:type="dxa" w:w="90"/>
+              <w:bottom w:type="dxa" w:w="50"/>
+              <w:right w:type="dxa" w:w="90"/>
+            </w:tcMar>
+          </w:tcPr>
+          <w:p>
+            <w:r>
+              <w:rPr>
+                <w:b/>
+                <w:bCs/>
+                <w:sz w:val="18"/>
+                <w:szCs w:val="18"/>
+              </w:rPr>
+              <w:t xml:space="preserve">Pureza / CR (metas ≥ 80% y 0,05–0,20)</w:t>
+            </w:r>
+          </w:p>
+        </w:tc>
+        <w:tc>
+          <w:tcPr>
+            <w:tcW w:type="dxa" w:w="2500"/>
+            <w:tcBorders>
+              <w:top w:val="single" w:color="BBBBBB" w:sz="4"/>
+              <w:left w:val="single" w:color="BBBBBB" w:sz="4"/>
+              <w:bottom w:val="single" w:color="BBBBBB" w:sz="4"/>
+              <w:right w:val="single" w:color="BBBBBB" w:sz="4"/>
+            </w:tcBorders>
+            <w:shd w:fill="E2EFDA" w:color="auto" w:val="clear"/>
+            <w:tcMar>
+              <w:top w:type="dxa" w:w="50"/>
+              <w:left w:type="dxa" w:w="90"/>
+              <w:bottom w:type="dxa" w:w="50"/>
+              <w:right w:type="dxa" w:w="90"/>
+            </w:tcMar>
+          </w:tcPr>
+          <w:p>
+            <w:r>
+              <w:rPr>
+                <w:sz w:val="18"/>
+                <w:szCs w:val="18"/>
+              </w:rPr>
+              <w:t xml:space="preserve">81,4% / 0,109</w:t>
+            </w:r>
+          </w:p>
+        </w:tc>
+        <w:tc>
+          <w:tcPr>
+            <w:tcW w:type="dxa" w:w="2500"/>
+            <w:tcBorders>
+              <w:top w:val="single" w:color="BBBBBB" w:sz="4"/>
+              <w:left w:val="single" w:color="BBBBBB" w:sz="4"/>
+              <w:bottom w:val="single" w:color="BBBBBB" w:sz="4"/>
+              <w:right w:val="single" w:color="BBBBBB" w:sz="4"/>
+            </w:tcBorders>
+            <w:shd w:fill="E2EFDA" w:color="auto" w:val="clear"/>
+            <w:tcMar>
+              <w:top w:type="dxa" w:w="50"/>
+              <w:left w:type="dxa" w:w="90"/>
+              <w:bottom w:type="dxa" w:w="50"/>
+              <w:right w:type="dxa" w:w="90"/>
+            </w:tcMar>
+          </w:tcPr>
+          <w:p>
+            <w:r>
+              <w:rPr>
+                <w:sz w:val="18"/>
+                <w:szCs w:val="18"/>
+              </w:rPr>
+              <w:t xml:space="preserve">84,6% / 0,074</w:t>
+            </w:r>
+          </w:p>
+        </w:tc>
+      </w:tr>
+      <w:tr>
+        <w:trPr>
+          <w:cantSplit/>
+        </w:trPr>
+        <w:tc>
+          <w:tcPr>
+            <w:tcW w:type="dxa" w:w="4026"/>
+            <w:tcBorders>
+              <w:top w:val="single" w:color="BBBBBB" w:sz="4"/>
+              <w:left w:val="single" w:color="BBBBBB" w:sz="4"/>
+              <w:bottom w:val="single" w:color="BBBBBB" w:sz="4"/>
+              <w:right w:val="single" w:color="BBBBBB" w:sz="4"/>
+            </w:tcBorders>
+            <w:tcMar>
+              <w:top w:type="dxa" w:w="50"/>
+              <w:left w:type="dxa" w:w="90"/>
+              <w:bottom w:type="dxa" w:w="50"/>
+              <w:right w:type="dxa" w:w="90"/>
+            </w:tcMar>
+          </w:tcPr>
+          <w:p>
+            <w:r>
+              <w:rPr>
+                <w:b/>
+                <w:bCs/>
+                <w:sz w:val="18"/>
+                <w:szCs w:val="18"/>
+              </w:rPr>
+              <w:t xml:space="preserve">MAE del sistema</w:t>
+            </w:r>
+          </w:p>
+        </w:tc>
+        <w:tc>
+          <w:tcPr>
+            <w:tcW w:type="dxa" w:w="2500"/>
+            <w:tcBorders>
+              <w:top w:val="single" w:color="BBBBBB" w:sz="4"/>
+              <w:left w:val="single" w:color="BBBBBB" w:sz="4"/>
+              <w:bottom w:val="single" w:color="BBBBBB" w:sz="4"/>
+              <w:right w:val="single" w:color="BBBBBB" w:sz="4"/>
+            </w:tcBorders>
+            <w:shd w:fill="E2EFDA" w:color="auto" w:val="clear"/>
+            <w:tcMar>
+              <w:top w:type="dxa" w:w="50"/>
+              <w:left w:type="dxa" w:w="90"/>
+              <w:bottom w:type="dxa" w:w="50"/>
+              <w:right w:type="dxa" w:w="90"/>
+            </w:tcMar>
+          </w:tcPr>
+          <w:p>
+            <w:r>
+              <w:rPr>
+                <w:sz w:val="18"/>
+                <w:szCs w:val="18"/>
+              </w:rPr>
+              <w:t xml:space="preserve">0,94</w:t>
+            </w:r>
+          </w:p>
+        </w:tc>
+        <w:tc>
+          <w:tcPr>
+            <w:tcW w:type="dxa" w:w="2500"/>
+            <w:tcBorders>
+              <w:top w:val="single" w:color="BBBBBB" w:sz="4"/>
+              <w:left w:val="single" w:color="BBBBBB" w:sz="4"/>
+              <w:bottom w:val="single" w:color="BBBBBB" w:sz="4"/>
+              <w:right w:val="single" w:color="BBBBBB" w:sz="4"/>
+            </w:tcBorders>
+            <w:shd w:fill="E2EFDA" w:color="auto" w:val="clear"/>
+            <w:tcMar>
+              <w:top w:type="dxa" w:w="50"/>
+              <w:left w:type="dxa" w:w="90"/>
+              <w:bottom w:type="dxa" w:w="50"/>
+              <w:right w:type="dxa" w:w="90"/>
+            </w:tcMar>
+          </w:tcPr>
+          <w:p>
+            <w:r>
+              <w:rPr>
+                <w:sz w:val="18"/>
+                <w:szCs w:val="18"/>
+              </w:rPr>
+              <w:t xml:space="preserve">0,23</w:t>
+            </w:r>
+          </w:p>
+        </w:tc>
+      </w:tr>
+      <w:tr>
+        <w:trPr>
+          <w:cantSplit/>
+        </w:trPr>
+        <w:tc>
+          <w:tcPr>
+            <w:tcW w:type="dxa" w:w="4026"/>
+            <w:tcBorders>
+              <w:top w:val="single" w:color="BBBBBB" w:sz="4"/>
+              <w:left w:val="single" w:color="BBBBBB" w:sz="4"/>
+              <w:bottom w:val="single" w:color="BBBBBB" w:sz="4"/>
+              <w:right w:val="single" w:color="BBBBBB" w:sz="4"/>
+            </w:tcBorders>
+            <w:tcMar>
+              <w:top w:type="dxa" w:w="50"/>
+              <w:left w:type="dxa" w:w="90"/>
+              <w:bottom w:type="dxa" w:w="50"/>
+              <w:right w:type="dxa" w:w="90"/>
+            </w:tcMar>
+          </w:tcPr>
+          <w:p>
+            <w:r>
+              <w:rPr>
+                <w:b/>
+                <w:bCs/>
+                <w:sz w:val="18"/>
+                <w:szCs w:val="18"/>
+              </w:rPr>
+              <w:t xml:space="preserve">MAE prediciendo la media / solo EM</w:t>
+            </w:r>
+          </w:p>
+        </w:tc>
+        <w:tc>
+          <w:tcPr>
+            <w:tcW w:type="dxa" w:w="2500"/>
+            <w:tcBorders>
+              <w:top w:val="single" w:color="BBBBBB" w:sz="4"/>
+              <w:left w:val="single" w:color="BBBBBB" w:sz="4"/>
+              <w:bottom w:val="single" w:color="BBBBBB" w:sz="4"/>
+              <w:right w:val="single" w:color="BBBBBB" w:sz="4"/>
+            </w:tcBorders>
+            <w:tcMar>
+              <w:top w:type="dxa" w:w="50"/>
+              <w:left w:type="dxa" w:w="90"/>
+              <w:bottom w:type="dxa" w:w="50"/>
+              <w:right w:type="dxa" w:w="90"/>
+            </w:tcMar>
+          </w:tcPr>
+          <w:p>
+            <w:r>
+              <w:rPr>
+                <w:sz w:val="18"/>
+                <w:szCs w:val="18"/>
+              </w:rPr>
+              <w:t xml:space="preserve">1,33 / 0,99</w:t>
+            </w:r>
+          </w:p>
+        </w:tc>
+        <w:tc>
+          <w:tcPr>
+            <w:tcW w:type="dxa" w:w="2500"/>
+            <w:tcBorders>
+              <w:top w:val="single" w:color="BBBBBB" w:sz="4"/>
+              <w:left w:val="single" w:color="BBBBBB" w:sz="4"/>
+              <w:bottom w:val="single" w:color="BBBBBB" w:sz="4"/>
+              <w:right w:val="single" w:color="BBBBBB" w:sz="4"/>
+            </w:tcBorders>
+            <w:tcMar>
+              <w:top w:type="dxa" w:w="50"/>
+              <w:left w:type="dxa" w:w="90"/>
+              <w:bottom w:type="dxa" w:w="50"/>
+              <w:right w:type="dxa" w:w="90"/>
+            </w:tcMar>
+          </w:tcPr>
+          <w:p>
+            <w:r>
+              <w:rPr>
+                <w:sz w:val="18"/>
+                <w:szCs w:val="18"/>
+              </w:rPr>
+              <w:t xml:space="preserve">0,29 / 0,24</w:t>
+            </w:r>
+          </w:p>
+        </w:tc>
+      </w:tr>
+      <w:tr>
+        <w:trPr>
+          <w:cantSplit/>
+        </w:trPr>
+        <w:tc>
+          <w:tcPr>
+            <w:tcW w:type="dxa" w:w="4026"/>
+            <w:tcBorders>
+              <w:top w:val="single" w:color="BBBBBB" w:sz="4"/>
+              <w:left w:val="single" w:color="BBBBBB" w:sz="4"/>
+              <w:bottom w:val="single" w:color="BBBBBB" w:sz="4"/>
+              <w:right w:val="single" w:color="BBBBBB" w:sz="4"/>
+            </w:tcBorders>
+            <w:tcMar>
+              <w:top w:type="dxa" w:w="50"/>
+              <w:left w:type="dxa" w:w="90"/>
+              <w:bottom w:type="dxa" w:w="50"/>
+              <w:right w:type="dxa" w:w="90"/>
+            </w:tcMar>
+          </w:tcPr>
+          <w:p>
+            <w:r>
+              <w:rPr>
+                <w:b/>
+                <w:bCs/>
+                <w:sz w:val="18"/>
+                <w:szCs w:val="18"/>
+              </w:rPr>
+              <w:t xml:space="preserve">Acierto de categoría</w:t>
+            </w:r>
+          </w:p>
+        </w:tc>
+        <w:tc>
+          <w:tcPr>
+            <w:tcW w:type="dxa" w:w="2500"/>
+            <w:tcBorders>
+              <w:top w:val="single" w:color="BBBBBB" w:sz="4"/>
+              <w:left w:val="single" w:color="BBBBBB" w:sz="4"/>
+              <w:bottom w:val="single" w:color="BBBBBB" w:sz="4"/>
+              <w:right w:val="single" w:color="BBBBBB" w:sz="4"/>
+            </w:tcBorders>
+            <w:shd w:fill="E2EFDA" w:color="auto" w:val="clear"/>
+            <w:tcMar>
+              <w:top w:type="dxa" w:w="50"/>
+              <w:left w:type="dxa" w:w="90"/>
+              <w:bottom w:type="dxa" w:w="50"/>
+              <w:right w:type="dxa" w:w="90"/>
+            </w:tcMar>
+          </w:tcPr>
+          <w:p>
+            <w:r>
+              <w:rPr>
+                <w:sz w:val="18"/>
+                <w:szCs w:val="18"/>
+              </w:rPr>
+              <w:t xml:space="preserve">57,2%</w:t>
+            </w:r>
+          </w:p>
+        </w:tc>
+        <w:tc>
+          <w:tcPr>
+            <w:tcW w:type="dxa" w:w="2500"/>
+            <w:tcBorders>
+              <w:top w:val="single" w:color="BBBBBB" w:sz="4"/>
+              <w:left w:val="single" w:color="BBBBBB" w:sz="4"/>
+              <w:bottom w:val="single" w:color="BBBBBB" w:sz="4"/>
+              <w:right w:val="single" w:color="BBBBBB" w:sz="4"/>
+            </w:tcBorders>
+            <w:shd w:fill="FCE4D6" w:color="auto" w:val="clear"/>
+            <w:tcMar>
+              <w:top w:type="dxa" w:w="50"/>
+              <w:left w:type="dxa" w:w="90"/>
+              <w:bottom w:type="dxa" w:w="50"/>
+              <w:right w:type="dxa" w:w="90"/>
+            </w:tcMar>
+          </w:tcPr>
+          <w:p>
+            <w:r>
+              <w:rPr>
+                <w:sz w:val="18"/>
+                <w:szCs w:val="18"/>
+              </w:rPr>
+              <w:t xml:space="preserve">98,0%</w:t>
+            </w:r>
+          </w:p>
+        </w:tc>
+      </w:tr>
+      <w:tr>
+        <w:trPr>
+          <w:cantSplit/>
+        </w:trPr>
+        <w:tc>
+          <w:tcPr>
+            <w:tcW w:type="dxa" w:w="4026"/>
+            <w:tcBorders>
+              <w:top w:val="single" w:color="BBBBBB" w:sz="4"/>
+              <w:left w:val="single" w:color="BBBBBB" w:sz="4"/>
+              <w:bottom w:val="single" w:color="BBBBBB" w:sz="4"/>
+              <w:right w:val="single" w:color="BBBBBB" w:sz="4"/>
+            </w:tcBorders>
+            <w:tcMar>
+              <w:top w:type="dxa" w:w="50"/>
+              <w:left w:type="dxa" w:w="90"/>
+              <w:bottom w:type="dxa" w:w="50"/>
+              <w:right w:type="dxa" w:w="90"/>
+            </w:tcMar>
+          </w:tcPr>
+          <w:p>
+            <w:r>
+              <w:rPr>
+                <w:b/>
+                <w:bCs/>
+                <w:sz w:val="18"/>
+                <w:szCs w:val="18"/>
+              </w:rPr>
+              <w:t xml:space="preserve">Acierto diciendo siempre la más común</w:t>
+            </w:r>
+          </w:p>
+        </w:tc>
+        <w:tc>
+          <w:tcPr>
+            <w:tcW w:type="dxa" w:w="2500"/>
+            <w:tcBorders>
+              <w:top w:val="single" w:color="BBBBBB" w:sz="4"/>
+              <w:left w:val="single" w:color="BBBBBB" w:sz="4"/>
+              <w:bottom w:val="single" w:color="BBBBBB" w:sz="4"/>
+              <w:right w:val="single" w:color="BBBBBB" w:sz="4"/>
+            </w:tcBorders>
+            <w:tcMar>
+              <w:top w:type="dxa" w:w="50"/>
+              <w:left w:type="dxa" w:w="90"/>
+              <w:bottom w:type="dxa" w:w="50"/>
+              <w:right w:type="dxa" w:w="90"/>
+            </w:tcMar>
+          </w:tcPr>
+          <w:p>
+            <w:r>
+              <w:rPr>
+                <w:sz w:val="18"/>
+                <w:szCs w:val="18"/>
+              </w:rPr>
+              <w:t xml:space="preserve">43,0%</w:t>
+            </w:r>
+          </w:p>
+        </w:tc>
+        <w:tc>
+          <w:tcPr>
+            <w:tcW w:type="dxa" w:w="2500"/>
+            <w:tcBorders>
+              <w:top w:val="single" w:color="BBBBBB" w:sz="4"/>
+              <w:left w:val="single" w:color="BBBBBB" w:sz="4"/>
+              <w:bottom w:val="single" w:color="BBBBBB" w:sz="4"/>
+              <w:right w:val="single" w:color="BBBBBB" w:sz="4"/>
+            </w:tcBorders>
+            <w:tcMar>
+              <w:top w:type="dxa" w:w="50"/>
+              <w:left w:type="dxa" w:w="90"/>
+              <w:bottom w:type="dxa" w:w="50"/>
+              <w:right w:type="dxa" w:w="90"/>
+            </w:tcMar>
+          </w:tcPr>
+          <w:p>
+            <w:r>
+              <w:rPr>
+                <w:sz w:val="18"/>
+                <w:szCs w:val="18"/>
+              </w:rPr>
+              <w:t xml:space="preserve">98,0%</w:t>
+            </w:r>
+          </w:p>
+        </w:tc>
+      </w:tr>
+    </w:tbl>
+    <w:p>
+      <w:pPr>
+        <w:spacing w:after="60"/>
+      </w:pPr>
+    </w:p>
+    <w:p>
+      <w:pPr>
+        <w:pStyle w:val="ListParagraph"/>
+        <w:numPr>
+          <w:ilvl w:val="0"/>
+          <w:numId w:val="2"/>
+        </w:numPr>
+        <w:spacing w:after="60"/>
+      </w:pPr>
+      <w:r>
+        <w:rPr>
+          <w:b/>
+          <w:bCs/>
+        </w:rPr>
+        <w:t xml:space="preserve">La arquitectura es portable:</w:t>
+      </w:r>
+      <w:r>
+        <w:rPr/>
+        <w:t xml:space="preserve"> con la misma configuración cumple pureza y CR en los dos datasets y siempre predice mejor que las referencias (−30% y −24% de error frente a la media).</w:t>
+      </w:r>
+    </w:p>
+    <w:p>
+      <w:pPr>
+        <w:pStyle w:val="ListParagraph"/>
+        <w:numPr>
+          <w:ilvl w:val="0"/>
+          <w:numId w:val="2"/>
+        </w:numPr>
+        <w:spacing w:after="60"/>
+      </w:pPr>
+      <w:r>
+        <w:rPr>
+          <w:b/>
+          <w:bCs/>
+        </w:rPr>
+        <w:t xml:space="preserve">El dataset 1 es el que permite evaluar:</w:t>
+      </w:r>
+      <w:r>
+        <w:rPr/>
+        <w:t xml:space="preserve"> tiene notas en las cuatro categorías y el sistema supera claramente a decir siempre la categoría más común (57% contra 43%).</w:t>
+      </w:r>
+    </w:p>
+    <w:p>
+      <w:pPr>
+        <w:pStyle w:val="ListParagraph"/>
+        <w:numPr>
+          <w:ilvl w:val="0"/>
+          <w:numId w:val="2"/>
+        </w:numPr>
+        <w:spacing w:after="60"/>
+      </w:pPr>
+      <w:r>
+        <w:rPr>
+          <w:b/>
+          <w:bCs/>
+        </w:rPr>
+        <w:t xml:space="preserve">El dataset 2 aporta poco:</w:t>
+      </w:r>
+      <w:r>
+        <w:rPr/>
+        <w:t xml:space="preserve"> el 98% de los alumnos es Aprobado Regular y la nota esperada solo va de 6,1 a 7,8, así que su 98% de acierto es trivial. Confirma que el pipeline corre con otros datos, no que prediga categorías.</w:t>
       </w:r>
     </w:p>
     <w:p>
@@ -11751,119 +12472,1473 @@
         <w:pStyle w:val="Heading1"/>
       </w:pPr>
       <w:r>
-        <w:t xml:space="preserve">10. Limitaciones</w:t>
-      </w:r>
-    </w:p>
-    <w:p>
-      <w:pPr>
-        <w:pStyle w:val="ListParagraph"/>
-        <w:numPr>
-          <w:ilvl w:val="0"/>
-          <w:numId w:val="2"/>
-        </w:numPr>
-        <w:spacing w:after="60"/>
-      </w:pPr>
+        <w:t>10. Alcance y limitaciones</w:t>
+      </w:r>
+    </w:p>
+    <w:p>
+      <w:pPr>
+        <w:spacing w:after="120"/>
+      </w:pPr>
+      <w:r>
+        <w:rPr>
+          <w:sz w:val="20"/>
+          <w:szCs w:val="20"/>
+        </w:rPr>
+        <w:t xml:space="preserve">Esta sección junta en un solo lugar qué hace el sistema, qué deja afuera a propósito y cuáles son sus puntos débiles conocidos. Los números salen de correr </w:t>
+      </w:r>
       <w:r>
         <w:rPr>
           <w:b/>
           <w:bCs/>
-        </w:rPr>
-        <w:t xml:space="preserve">Silhouette 0,19</w:t>
-      </w:r>
-      <w:r>
-        <w:t xml:space="preserve">, por debajo del objetivo de 0,40: los perfiles se solapan (así se simularon) y el EM sobre la escala real queda dominado por asistencia y nota previa, que tienen más dispersión. La coincidencia con los perfiles latentes es baja (ARI 0,20).</w:t>
-      </w:r>
-    </w:p>
-    <w:p>
-      <w:pPr>
-        <w:pStyle w:val="ListParagraph"/>
-        <w:numPr>
-          <w:ilvl w:val="0"/>
-          <w:numId w:val="2"/>
-        </w:numPr>
-        <w:spacing w:after="60"/>
-      </w:pPr>
-      <w:r>
-        <w:rPr>
-          <w:bCs/>
-        </w:rPr>
-        <w:t xml:space="preserve">Acierto de categoría 57%, aunque el error en la nota es bajo: muchos alumnos están cerca de los límites y los extremos se suavizan (detecta el 30% de Promoción y el 19% de Desaprobado). Ver sección 6.4.</w:t>
-      </w:r>
-    </w:p>
-    <w:p>
-      <w:pPr>
-        <w:pStyle w:val="ListParagraph"/>
-        <w:numPr>
-          <w:ilvl w:val="0"/>
-          <w:numId w:val="2"/>
-        </w:numPr>
-        <w:spacing w:after="60"/>
-      </w:pPr>
-      <w:r>
-        <w:rPr>
-          <w:bCs/>
-        </w:rPr>
-        <w:t>La nota no es monótona en cada variable: mejorar un hábito puede bajar la nota esperada (17,7% de los casos, más de 0,3 puntos), porque ART 1 compara bits y el código binario posicional no es ordinal. Se mantiene el modelo (D-17). Ver sección 6.4.</w:t>
-      </w:r>
-    </w:p>
-    <w:p>
-      <w:pPr>
-        <w:pStyle w:val="ListParagraph"/>
-        <w:numPr>
-          <w:ilvl w:val="0"/>
-          <w:numId w:val="2"/>
-        </w:numPr>
-        <w:spacing w:after="60"/>
+          <w:sz w:val="20"/>
+          <w:szCs w:val="20"/>
+        </w:rPr>
+        <w:t xml:space="preserve">python -m src.metrics</w:t>
+      </w:r>
+      <w:r>
+        <w:rPr>
+          <w:sz w:val="20"/>
+          <w:szCs w:val="20"/>
+        </w:rPr>
+        <w:t xml:space="preserve"> con ρ = 0,65 y K = 4 (sección 6.4).</w:t>
+      </w:r>
+    </w:p>
+    <w:p>
+      <w:pPr>
+        <w:pStyle w:val="Heading2"/>
+      </w:pPr>
+      <w:r>
+        <w:t xml:space="preserve">10.1 Alcance</w:t>
+      </w:r>
+    </w:p>
+    <w:tbl>
+      <w:tblPr>
+        <w:tblW w:type="dxa" w:w="9026"/>
+        <w:tblBorders>
+          <w:top w:val="single" w:color="auto" w:sz="4"/>
+          <w:left w:val="single" w:color="auto" w:sz="4"/>
+          <w:bottom w:val="single" w:color="auto" w:sz="4"/>
+          <w:right w:val="single" w:color="auto" w:sz="4"/>
+          <w:insideH w:val="single" w:color="auto" w:sz="4"/>
+          <w:insideV w:val="single" w:color="auto" w:sz="4"/>
+        </w:tblBorders>
+      </w:tblPr>
+      <w:tblGrid>
+        <w:gridCol w:w="2000"/>
+        <w:gridCol w:w="4300"/>
+        <w:gridCol w:w="2726"/>
+      </w:tblGrid>
+      <w:tr>
+        <w:trPr>
+          <w:tblHeader/>
+        </w:trPr>
+        <w:tc>
+          <w:tcPr>
+            <w:tcW w:type="dxa" w:w="2000"/>
+            <w:tcBorders>
+              <w:top w:val="single" w:color="BBBBBB" w:sz="4"/>
+              <w:left w:val="single" w:color="BBBBBB" w:sz="4"/>
+              <w:bottom w:val="single" w:color="BBBBBB" w:sz="4"/>
+              <w:right w:val="single" w:color="BBBBBB" w:sz="4"/>
+            </w:tcBorders>
+            <w:shd w:fill="1F3864" w:color="auto" w:val="clear"/>
+            <w:tcMar>
+              <w:top w:type="dxa" w:w="50"/>
+              <w:left w:type="dxa" w:w="90"/>
+              <w:bottom w:type="dxa" w:w="50"/>
+              <w:right w:type="dxa" w:w="90"/>
+            </w:tcMar>
+          </w:tcPr>
+          <w:p>
+            <w:r>
+              <w:rPr>
+                <w:b/>
+                <w:bCs/>
+                <w:color w:val="FFFFFF"/>
+                <w:sz w:val="18"/>
+                <w:szCs w:val="18"/>
+              </w:rPr>
+              <w:t xml:space="preserve">Tema</w:t>
+            </w:r>
+          </w:p>
+        </w:tc>
+        <w:tc>
+          <w:tcPr>
+            <w:tcW w:type="dxa" w:w="4300"/>
+            <w:tcBorders>
+              <w:top w:val="single" w:color="BBBBBB" w:sz="4"/>
+              <w:left w:val="single" w:color="BBBBBB" w:sz="4"/>
+              <w:bottom w:val="single" w:color="BBBBBB" w:sz="4"/>
+              <w:right w:val="single" w:color="BBBBBB" w:sz="4"/>
+            </w:tcBorders>
+            <w:shd w:fill="1F3864" w:color="auto" w:val="clear"/>
+            <w:tcMar>
+              <w:top w:type="dxa" w:w="50"/>
+              <w:left w:type="dxa" w:w="90"/>
+              <w:bottom w:type="dxa" w:w="50"/>
+              <w:right w:type="dxa" w:w="90"/>
+            </w:tcMar>
+          </w:tcPr>
+          <w:p>
+            <w:r>
+              <w:rPr>
+                <w:b/>
+                <w:bCs/>
+                <w:color w:val="FFFFFF"/>
+                <w:sz w:val="18"/>
+                <w:szCs w:val="18"/>
+              </w:rPr>
+              <w:t xml:space="preserve">Dentro del alcance</w:t>
+            </w:r>
+          </w:p>
+        </w:tc>
+        <w:tc>
+          <w:tcPr>
+            <w:tcW w:type="dxa" w:w="2726"/>
+            <w:tcBorders>
+              <w:top w:val="single" w:color="BBBBBB" w:sz="4"/>
+              <w:left w:val="single" w:color="BBBBBB" w:sz="4"/>
+              <w:bottom w:val="single" w:color="BBBBBB" w:sz="4"/>
+              <w:right w:val="single" w:color="BBBBBB" w:sz="4"/>
+            </w:tcBorders>
+            <w:shd w:fill="1F3864" w:color="auto" w:val="clear"/>
+            <w:tcMar>
+              <w:top w:type="dxa" w:w="50"/>
+              <w:left w:type="dxa" w:w="90"/>
+              <w:bottom w:type="dxa" w:w="50"/>
+              <w:right w:type="dxa" w:w="90"/>
+            </w:tcMar>
+          </w:tcPr>
+          <w:p>
+            <w:r>
+              <w:rPr>
+                <w:b/>
+                <w:bCs/>
+                <w:color w:val="FFFFFF"/>
+                <w:sz w:val="18"/>
+                <w:szCs w:val="18"/>
+              </w:rPr>
+              <w:t xml:space="preserve">Fuera del alcance</w:t>
+            </w:r>
+          </w:p>
+        </w:tc>
+      </w:tr>
+      <w:tr>
+        <w:tc>
+          <w:tcPr>
+            <w:tcW w:type="dxa" w:w="2000"/>
+            <w:tcBorders>
+              <w:top w:val="single" w:color="BBBBBB" w:sz="4"/>
+              <w:left w:val="single" w:color="BBBBBB" w:sz="4"/>
+              <w:bottom w:val="single" w:color="BBBBBB" w:sz="4"/>
+              <w:right w:val="single" w:color="BBBBBB" w:sz="4"/>
+            </w:tcBorders>
+            <w:tcMar>
+              <w:top w:type="dxa" w:w="50"/>
+              <w:left w:type="dxa" w:w="90"/>
+              <w:bottom w:type="dxa" w:w="50"/>
+              <w:right w:type="dxa" w:w="90"/>
+            </w:tcMar>
+          </w:tcPr>
+          <w:p>
+            <w:r>
+              <w:rPr>
+                <w:b/>
+                <w:bCs/>
+                <w:sz w:val="18"/>
+                <w:szCs w:val="18"/>
+              </w:rPr>
+              <w:t xml:space="preserve">Qué predice</w:t>
+            </w:r>
+          </w:p>
+        </w:tc>
+        <w:tc>
+          <w:tcPr>
+            <w:tcW w:type="dxa" w:w="4300"/>
+            <w:tcBorders>
+              <w:top w:val="single" w:color="BBBBBB" w:sz="4"/>
+              <w:left w:val="single" w:color="BBBBBB" w:sz="4"/>
+              <w:bottom w:val="single" w:color="BBBBBB" w:sz="4"/>
+              <w:right w:val="single" w:color="BBBBBB" w:sz="4"/>
+            </w:tcBorders>
+            <w:tcMar>
+              <w:top w:type="dxa" w:w="50"/>
+              <w:left w:type="dxa" w:w="90"/>
+              <w:bottom w:type="dxa" w:w="50"/>
+              <w:right w:type="dxa" w:w="90"/>
+            </w:tcMar>
+          </w:tcPr>
+          <w:p>
+            <w:r>
+              <w:rPr>
+                <w:sz w:val="18"/>
+                <w:szCs w:val="18"/>
+              </w:rPr>
+              <w:t xml:space="preserve">La nota esperada (0 a 10) y la categoría del próximo examen: Promoción, Aprobado Regular, Recuperatorio o Desaprobado.</w:t>
+            </w:r>
+          </w:p>
+        </w:tc>
+        <w:tc>
+          <w:tcPr>
+            <w:tcW w:type="dxa" w:w="2726"/>
+            <w:tcBorders>
+              <w:top w:val="single" w:color="BBBBBB" w:sz="4"/>
+              <w:left w:val="single" w:color="BBBBBB" w:sz="4"/>
+              <w:bottom w:val="single" w:color="BBBBBB" w:sz="4"/>
+              <w:right w:val="single" w:color="BBBBBB" w:sz="4"/>
+            </w:tcBorders>
+            <w:tcMar>
+              <w:top w:type="dxa" w:w="50"/>
+              <w:left w:type="dxa" w:w="90"/>
+              <w:bottom w:type="dxa" w:w="50"/>
+              <w:right w:type="dxa" w:w="90"/>
+            </w:tcMar>
+          </w:tcPr>
+          <w:p>
+            <w:r>
+              <w:rPr>
+                <w:sz w:val="18"/>
+                <w:szCs w:val="18"/>
+              </w:rPr>
+              <w:t xml:space="preserve">Alertas de deserción, recomendaciones o intervenciones pedagógicas (corrección de cátedra).</w:t>
+            </w:r>
+          </w:p>
+        </w:tc>
+      </w:tr>
+      <w:tr>
+        <w:tc>
+          <w:tcPr>
+            <w:tcW w:type="dxa" w:w="2000"/>
+            <w:tcBorders>
+              <w:top w:val="single" w:color="BBBBBB" w:sz="4"/>
+              <w:left w:val="single" w:color="BBBBBB" w:sz="4"/>
+              <w:bottom w:val="single" w:color="BBBBBB" w:sz="4"/>
+              <w:right w:val="single" w:color="BBBBBB" w:sz="4"/>
+            </w:tcBorders>
+            <w:tcMar>
+              <w:top w:type="dxa" w:w="50"/>
+              <w:left w:type="dxa" w:w="90"/>
+              <w:bottom w:type="dxa" w:w="50"/>
+              <w:right w:type="dxa" w:w="90"/>
+            </w:tcMar>
+          </w:tcPr>
+          <w:p>
+            <w:r>
+              <w:rPr>
+                <w:b/>
+                <w:bCs/>
+                <w:sz w:val="18"/>
+                <w:szCs w:val="18"/>
+              </w:rPr>
+              <w:t xml:space="preserve">Con qué datos</w:t>
+            </w:r>
+          </w:p>
+        </w:tc>
+        <w:tc>
+          <w:tcPr>
+            <w:tcW w:type="dxa" w:w="4300"/>
+            <w:tcBorders>
+              <w:top w:val="single" w:color="BBBBBB" w:sz="4"/>
+              <w:left w:val="single" w:color="BBBBBB" w:sz="4"/>
+              <w:bottom w:val="single" w:color="BBBBBB" w:sz="4"/>
+              <w:right w:val="single" w:color="BBBBBB" w:sz="4"/>
+            </w:tcBorders>
+            <w:tcMar>
+              <w:top w:type="dxa" w:w="50"/>
+              <w:left w:type="dxa" w:w="90"/>
+              <w:bottom w:type="dxa" w:w="50"/>
+              <w:right w:type="dxa" w:w="90"/>
+            </w:tcMar>
+          </w:tcPr>
+          <w:p>
+            <w:r>
+              <w:rPr>
+                <w:sz w:val="18"/>
+                <w:szCs w:val="18"/>
+              </w:rPr>
+              <w:t xml:space="preserve">5 variables por alumno: horas de estudio, asistencia, uso de internet, tareas (a base 100) y nota previa. La nota real nunca entra a la red.</w:t>
+            </w:r>
+          </w:p>
+        </w:tc>
+        <w:tc>
+          <w:tcPr>
+            <w:tcW w:type="dxa" w:w="2726"/>
+            <w:tcBorders>
+              <w:top w:val="single" w:color="BBBBBB" w:sz="4"/>
+              <w:left w:val="single" w:color="BBBBBB" w:sz="4"/>
+              <w:bottom w:val="single" w:color="BBBBBB" w:sz="4"/>
+              <w:right w:val="single" w:color="BBBBBB" w:sz="4"/>
+            </w:tcBorders>
+            <w:tcMar>
+              <w:top w:type="dxa" w:w="50"/>
+              <w:left w:type="dxa" w:w="90"/>
+              <w:bottom w:type="dxa" w:w="50"/>
+              <w:right w:type="dxa" w:w="90"/>
+            </w:tcMar>
+          </w:tcPr>
+          <w:p>
+            <w:r>
+              <w:rPr>
+                <w:sz w:val="18"/>
+                <w:szCs w:val="18"/>
+              </w:rPr>
+              <w:t xml:space="preserve">En el dataset 1: sueño (solo chequeo de 24 hs), placement_status y tareas separadas por tipo (el dataset no las trae).</w:t>
+            </w:r>
+          </w:p>
+        </w:tc>
+      </w:tr>
+      <w:tr>
+        <w:tc>
+          <w:tcPr>
+            <w:tcW w:type="dxa" w:w="2000"/>
+            <w:tcBorders>
+              <w:top w:val="single" w:color="BBBBBB" w:sz="4"/>
+              <w:left w:val="single" w:color="BBBBBB" w:sz="4"/>
+              <w:bottom w:val="single" w:color="BBBBBB" w:sz="4"/>
+              <w:right w:val="single" w:color="BBBBBB" w:sz="4"/>
+            </w:tcBorders>
+            <w:tcMar>
+              <w:top w:type="dxa" w:w="50"/>
+              <w:left w:type="dxa" w:w="90"/>
+              <w:bottom w:type="dxa" w:w="50"/>
+              <w:right w:type="dxa" w:w="90"/>
+            </w:tcMar>
+          </w:tcPr>
+          <w:p>
+            <w:r>
+              <w:rPr>
+                <w:b/>
+                <w:bCs/>
+                <w:sz w:val="18"/>
+                <w:szCs w:val="18"/>
+              </w:rPr>
+              <w:t xml:space="preserve">Datasets</w:t>
+            </w:r>
+          </w:p>
+        </w:tc>
+        <w:tc>
+          <w:tcPr>
+            <w:tcW w:type="dxa" w:w="4300"/>
+            <w:tcBorders>
+              <w:top w:val="single" w:color="BBBBBB" w:sz="4"/>
+              <w:left w:val="single" w:color="BBBBBB" w:sz="4"/>
+              <w:bottom w:val="single" w:color="BBBBBB" w:sz="4"/>
+              <w:right w:val="single" w:color="BBBBBB" w:sz="4"/>
+            </w:tcBorders>
+            <w:tcMar>
+              <w:top w:type="dxa" w:w="50"/>
+              <w:left w:type="dxa" w:w="90"/>
+              <w:bottom w:type="dxa" w:w="50"/>
+              <w:right w:type="dxa" w:w="90"/>
+            </w:tcMar>
+          </w:tcPr>
+          <w:p>
+            <w:r>
+              <w:rPr>
+                <w:sz w:val="18"/>
+                <w:szCs w:val="18"/>
+              </w:rPr>
+              <w:t xml:space="preserve">Dataset 1 simulado de 10.000 alumnos (D-10) y Student Performance Factors de 6.607 alumnos (D-18), con el mismo pipeline.</w:t>
+            </w:r>
+          </w:p>
+        </w:tc>
+        <w:tc>
+          <w:tcPr>
+            <w:tcW w:type="dxa" w:w="2726"/>
+            <w:tcBorders>
+              <w:top w:val="single" w:color="BBBBBB" w:sz="4"/>
+              <w:left w:val="single" w:color="BBBBBB" w:sz="4"/>
+              <w:bottom w:val="single" w:color="BBBBBB" w:sz="4"/>
+              <w:right w:val="single" w:color="BBBBBB" w:sz="4"/>
+            </w:tcBorders>
+            <w:tcMar>
+              <w:top w:type="dxa" w:w="50"/>
+              <w:left w:type="dxa" w:w="90"/>
+              <w:bottom w:type="dxa" w:w="50"/>
+              <w:right w:type="dxa" w:w="90"/>
+            </w:tcMar>
+          </w:tcPr>
+          <w:p>
+            <w:r>
+              <w:rPr>
+                <w:sz w:val="18"/>
+                <w:szCs w:val="18"/>
+              </w:rPr>
+              <w:t xml:space="preserve">Alumnos reales de la facultad: el sistema no se validó con ellos.</w:t>
+            </w:r>
+          </w:p>
+        </w:tc>
+      </w:tr>
+      <w:tr>
+        <w:tc>
+          <w:tcPr>
+            <w:tcW w:type="dxa" w:w="2000"/>
+            <w:tcBorders>
+              <w:top w:val="single" w:color="BBBBBB" w:sz="4"/>
+              <w:left w:val="single" w:color="BBBBBB" w:sz="4"/>
+              <w:bottom w:val="single" w:color="BBBBBB" w:sz="4"/>
+              <w:right w:val="single" w:color="BBBBBB" w:sz="4"/>
+            </w:tcBorders>
+            <w:tcMar>
+              <w:top w:type="dxa" w:w="50"/>
+              <w:left w:type="dxa" w:w="90"/>
+              <w:bottom w:type="dxa" w:w="50"/>
+              <w:right w:type="dxa" w:w="90"/>
+            </w:tcMar>
+          </w:tcPr>
+          <w:p>
+            <w:r>
+              <w:rPr>
+                <w:b/>
+                <w:bCs/>
+                <w:sz w:val="18"/>
+                <w:szCs w:val="18"/>
+              </w:rPr>
+              <w:t xml:space="preserve">Cómo se usa</w:t>
+            </w:r>
+          </w:p>
+        </w:tc>
+        <w:tc>
+          <w:tcPr>
+            <w:tcW w:type="dxa" w:w="4300"/>
+            <w:tcBorders>
+              <w:top w:val="single" w:color="BBBBBB" w:sz="4"/>
+              <w:left w:val="single" w:color="BBBBBB" w:sz="4"/>
+              <w:bottom w:val="single" w:color="BBBBBB" w:sz="4"/>
+              <w:right w:val="single" w:color="BBBBBB" w:sz="4"/>
+            </w:tcBorders>
+            <w:tcMar>
+              <w:top w:type="dxa" w:w="50"/>
+              <w:left w:type="dxa" w:w="90"/>
+              <w:bottom w:type="dxa" w:w="50"/>
+              <w:right w:type="dxa" w:w="90"/>
+            </w:tcMar>
+          </w:tcPr>
+          <w:p>
+            <w:r>
+              <w:rPr>
+                <w:sz w:val="18"/>
+                <w:szCs w:val="18"/>
+              </w:rPr>
+              <w:t xml:space="preserve">CLI CarGross.py (5 modos, man ante errores) y app Streamlit. Entrada y salida en CSV.</w:t>
+            </w:r>
+          </w:p>
+        </w:tc>
+        <w:tc>
+          <w:tcPr>
+            <w:tcW w:type="dxa" w:w="2726"/>
+            <w:tcBorders>
+              <w:top w:val="single" w:color="BBBBBB" w:sz="4"/>
+              <w:left w:val="single" w:color="BBBBBB" w:sz="4"/>
+              <w:bottom w:val="single" w:color="BBBBBB" w:sz="4"/>
+              <w:right w:val="single" w:color="BBBBBB" w:sz="4"/>
+            </w:tcBorders>
+            <w:tcMar>
+              <w:top w:type="dxa" w:w="50"/>
+              <w:left w:type="dxa" w:w="90"/>
+              <w:bottom w:type="dxa" w:w="50"/>
+              <w:right w:type="dxa" w:w="90"/>
+            </w:tcMar>
+          </w:tcPr>
+          <w:p>
+            <w:r>
+              <w:rPr>
+                <w:sz w:val="18"/>
+                <w:szCs w:val="18"/>
+              </w:rPr>
+              <w:t xml:space="preserve">Uso en producción, base de datos o reentrenamiento automático.</w:t>
+            </w:r>
+          </w:p>
+        </w:tc>
+      </w:tr>
+      <w:tr>
+        <w:tc>
+          <w:tcPr>
+            <w:tcW w:type="dxa" w:w="2000"/>
+            <w:tcBorders>
+              <w:top w:val="single" w:color="BBBBBB" w:sz="4"/>
+              <w:left w:val="single" w:color="BBBBBB" w:sz="4"/>
+              <w:bottom w:val="single" w:color="BBBBBB" w:sz="4"/>
+              <w:right w:val="single" w:color="BBBBBB" w:sz="4"/>
+            </w:tcBorders>
+            <w:tcMar>
+              <w:top w:type="dxa" w:w="50"/>
+              <w:left w:type="dxa" w:w="90"/>
+              <w:bottom w:type="dxa" w:w="50"/>
+              <w:right w:type="dxa" w:w="90"/>
+            </w:tcMar>
+          </w:tcPr>
+          <w:p>
+            <w:r>
+              <w:rPr>
+                <w:b/>
+                <w:bCs/>
+                <w:sz w:val="18"/>
+                <w:szCs w:val="18"/>
+              </w:rPr>
+              <w:t xml:space="preserve">Cómo aprende</w:t>
+            </w:r>
+          </w:p>
+        </w:tc>
+        <w:tc>
+          <w:tcPr>
+            <w:tcW w:type="dxa" w:w="4300"/>
+            <w:tcBorders>
+              <w:top w:val="single" w:color="BBBBBB" w:sz="4"/>
+              <w:left w:val="single" w:color="BBBBBB" w:sz="4"/>
+              <w:bottom w:val="single" w:color="BBBBBB" w:sz="4"/>
+              <w:right w:val="single" w:color="BBBBBB" w:sz="4"/>
+            </w:tcBorders>
+            <w:tcMar>
+              <w:top w:type="dxa" w:w="50"/>
+              <w:left w:type="dxa" w:w="90"/>
+              <w:bottom w:type="dxa" w:w="50"/>
+              <w:right w:type="dxa" w:w="90"/>
+            </w:tcMar>
+          </w:tcPr>
+          <w:p>
+            <w:r>
+              <w:rPr>
+                <w:sz w:val="18"/>
+                <w:szCs w:val="18"/>
+              </w:rPr>
+              <w:t xml:space="preserve">Sin supervisión: EM arma los perfiles y ART 1 los aprende. La nota solo se usa después, para dar a cada nodo su nota media.</w:t>
+            </w:r>
+          </w:p>
+        </w:tc>
+        <w:tc>
+          <w:tcPr>
+            <w:tcW w:type="dxa" w:w="2726"/>
+            <w:tcBorders>
+              <w:top w:val="single" w:color="BBBBBB" w:sz="4"/>
+              <w:left w:val="single" w:color="BBBBBB" w:sz="4"/>
+              <w:bottom w:val="single" w:color="BBBBBB" w:sz="4"/>
+              <w:right w:val="single" w:color="BBBBBB" w:sz="4"/>
+            </w:tcBorders>
+            <w:tcMar>
+              <w:top w:type="dxa" w:w="50"/>
+              <w:left w:type="dxa" w:w="90"/>
+              <w:bottom w:type="dxa" w:w="50"/>
+              <w:right w:type="dxa" w:w="90"/>
+            </w:tcMar>
+          </w:tcPr>
+          <w:p>
+            <w:r>
+              <w:rPr>
+                <w:sz w:val="18"/>
+                <w:szCs w:val="18"/>
+              </w:rPr>
+              <w:t xml:space="preserve">Explicar causas: dice qué nota esperar, no por qué ni qué cambiar.</w:t>
+            </w:r>
+          </w:p>
+        </w:tc>
+      </w:tr>
+    </w:tbl>
+    <w:p>
+      <w:pPr>
+        <w:pStyle w:val="Heading2"/>
+      </w:pPr>
+      <w:r>
+        <w:t xml:space="preserve">10.2 Limitaciones</w:t>
+      </w:r>
+    </w:p>
+    <w:p>
+      <w:pPr>
+        <w:spacing w:after="120"/>
+      </w:pPr>
+      <w:r>
+        <w:rPr>
+          <w:sz w:val="20"/>
+          <w:szCs w:val="20"/>
+        </w:rPr>
+        <w:t xml:space="preserve">Son los puntos débiles medidos. Ninguno es un error del código: salen de los datos o de la arquitectura EM + ART 1 con código binario que pidió la cátedra.</w:t>
+      </w:r>
+    </w:p>
+    <w:tbl>
+      <w:tblPr>
+        <w:tblW w:type="dxa" w:w="9026"/>
+        <w:tblBorders>
+          <w:top w:val="single" w:color="auto" w:sz="4"/>
+          <w:left w:val="single" w:color="auto" w:sz="4"/>
+          <w:bottom w:val="single" w:color="auto" w:sz="4"/>
+          <w:right w:val="single" w:color="auto" w:sz="4"/>
+          <w:insideH w:val="single" w:color="auto" w:sz="4"/>
+          <w:insideV w:val="single" w:color="auto" w:sz="4"/>
+        </w:tblBorders>
+      </w:tblPr>
+      <w:tblGrid>
+        <w:gridCol w:w="2000"/>
+        <w:gridCol w:w="4300"/>
+        <w:gridCol w:w="2726"/>
+      </w:tblGrid>
+      <w:tr>
+        <w:trPr>
+          <w:tblHeader/>
+        </w:trPr>
+        <w:tc>
+          <w:tcPr>
+            <w:tcW w:type="dxa" w:w="2000"/>
+            <w:tcBorders>
+              <w:top w:val="single" w:color="BBBBBB" w:sz="4"/>
+              <w:left w:val="single" w:color="BBBBBB" w:sz="4"/>
+              <w:bottom w:val="single" w:color="BBBBBB" w:sz="4"/>
+              <w:right w:val="single" w:color="BBBBBB" w:sz="4"/>
+            </w:tcBorders>
+            <w:shd w:fill="1F3864" w:color="auto" w:val="clear"/>
+            <w:tcMar>
+              <w:top w:type="dxa" w:w="50"/>
+              <w:left w:type="dxa" w:w="90"/>
+              <w:bottom w:type="dxa" w:w="50"/>
+              <w:right w:type="dxa" w:w="90"/>
+            </w:tcMar>
+          </w:tcPr>
+          <w:p>
+            <w:r>
+              <w:rPr>
+                <w:b/>
+                <w:bCs/>
+                <w:color w:val="FFFFFF"/>
+                <w:sz w:val="18"/>
+                <w:szCs w:val="18"/>
+              </w:rPr>
+              <w:t xml:space="preserve">Limitación</w:t>
+            </w:r>
+          </w:p>
+        </w:tc>
+        <w:tc>
+          <w:tcPr>
+            <w:tcW w:type="dxa" w:w="4300"/>
+            <w:tcBorders>
+              <w:top w:val="single" w:color="BBBBBB" w:sz="4"/>
+              <w:left w:val="single" w:color="BBBBBB" w:sz="4"/>
+              <w:bottom w:val="single" w:color="BBBBBB" w:sz="4"/>
+              <w:right w:val="single" w:color="BBBBBB" w:sz="4"/>
+            </w:tcBorders>
+            <w:shd w:fill="1F3864" w:color="auto" w:val="clear"/>
+            <w:tcMar>
+              <w:top w:type="dxa" w:w="50"/>
+              <w:left w:type="dxa" w:w="90"/>
+              <w:bottom w:type="dxa" w:w="50"/>
+              <w:right w:type="dxa" w:w="90"/>
+            </w:tcMar>
+          </w:tcPr>
+          <w:p>
+            <w:r>
+              <w:rPr>
+                <w:b/>
+                <w:bCs/>
+                <w:color w:val="FFFFFF"/>
+                <w:sz w:val="18"/>
+                <w:szCs w:val="18"/>
+              </w:rPr>
+              <w:t xml:space="preserve">Qué pasa (dato medido)</w:t>
+            </w:r>
+          </w:p>
+        </w:tc>
+        <w:tc>
+          <w:tcPr>
+            <w:tcW w:type="dxa" w:w="2726"/>
+            <w:tcBorders>
+              <w:top w:val="single" w:color="BBBBBB" w:sz="4"/>
+              <w:left w:val="single" w:color="BBBBBB" w:sz="4"/>
+              <w:bottom w:val="single" w:color="BBBBBB" w:sz="4"/>
+              <w:right w:val="single" w:color="BBBBBB" w:sz="4"/>
+            </w:tcBorders>
+            <w:shd w:fill="1F3864" w:color="auto" w:val="clear"/>
+            <w:tcMar>
+              <w:top w:type="dxa" w:w="50"/>
+              <w:left w:type="dxa" w:w="90"/>
+              <w:bottom w:type="dxa" w:w="50"/>
+              <w:right w:type="dxa" w:w="90"/>
+            </w:tcMar>
+          </w:tcPr>
+          <w:p>
+            <w:r>
+              <w:rPr>
+                <w:b/>
+                <w:bCs/>
+                <w:color w:val="FFFFFF"/>
+                <w:sz w:val="18"/>
+                <w:szCs w:val="18"/>
+              </w:rPr>
+              <w:t xml:space="preserve">Qué significa</w:t>
+            </w:r>
+          </w:p>
+        </w:tc>
+      </w:tr>
+      <w:tr>
+        <w:tc>
+          <w:tcPr>
+            <w:tcW w:type="dxa" w:w="2000"/>
+            <w:tcBorders>
+              <w:top w:val="single" w:color="BBBBBB" w:sz="4"/>
+              <w:left w:val="single" w:color="BBBBBB" w:sz="4"/>
+              <w:bottom w:val="single" w:color="BBBBBB" w:sz="4"/>
+              <w:right w:val="single" w:color="BBBBBB" w:sz="4"/>
+            </w:tcBorders>
+            <w:tcMar>
+              <w:top w:type="dxa" w:w="50"/>
+              <w:left w:type="dxa" w:w="90"/>
+              <w:bottom w:type="dxa" w:w="50"/>
+              <w:right w:type="dxa" w:w="90"/>
+            </w:tcMar>
+          </w:tcPr>
+          <w:p>
+            <w:r>
+              <w:rPr>
+                <w:b/>
+                <w:bCs/>
+                <w:sz w:val="18"/>
+                <w:szCs w:val="18"/>
+              </w:rPr>
+              <w:t xml:space="preserve">Datos simulados</w:t>
+            </w:r>
+          </w:p>
+        </w:tc>
+        <w:tc>
+          <w:tcPr>
+            <w:tcW w:type="dxa" w:w="4300"/>
+            <w:tcBorders>
+              <w:top w:val="single" w:color="BBBBBB" w:sz="4"/>
+              <w:left w:val="single" w:color="BBBBBB" w:sz="4"/>
+              <w:bottom w:val="single" w:color="BBBBBB" w:sz="4"/>
+              <w:right w:val="single" w:color="BBBBBB" w:sz="4"/>
+            </w:tcBorders>
+            <w:tcMar>
+              <w:top w:type="dxa" w:w="50"/>
+              <w:left w:type="dxa" w:w="90"/>
+              <w:bottom w:type="dxa" w:w="50"/>
+              <w:right w:type="dxa" w:w="90"/>
+            </w:tcMar>
+          </w:tcPr>
+          <w:p>
+            <w:r>
+              <w:rPr>
+                <w:sz w:val="18"/>
+                <w:szCs w:val="18"/>
+              </w:rPr>
+              <w:t xml:space="preserve">El dataset 1 es simulado (D-10, aprobado por la docente).</w:t>
+            </w:r>
+          </w:p>
+        </w:tc>
+        <w:tc>
+          <w:tcPr>
+            <w:tcW w:type="dxa" w:w="2726"/>
+            <w:tcBorders>
+              <w:top w:val="single" w:color="BBBBBB" w:sz="4"/>
+              <w:left w:val="single" w:color="BBBBBB" w:sz="4"/>
+              <w:bottom w:val="single" w:color="BBBBBB" w:sz="4"/>
+              <w:right w:val="single" w:color="BBBBBB" w:sz="4"/>
+            </w:tcBorders>
+            <w:tcMar>
+              <w:top w:type="dxa" w:w="50"/>
+              <w:left w:type="dxa" w:w="90"/>
+              <w:bottom w:type="dxa" w:w="50"/>
+              <w:right w:type="dxa" w:w="90"/>
+            </w:tcMar>
+          </w:tcPr>
+          <w:p>
+            <w:r>
+              <w:rPr>
+                <w:sz w:val="18"/>
+                <w:szCs w:val="18"/>
+              </w:rPr>
+              <w:t xml:space="preserve">Muestra que la arquitectura funciona, no que prediga a alumnos reales.</w:t>
+            </w:r>
+          </w:p>
+        </w:tc>
+      </w:tr>
+      <w:tr>
+        <w:tc>
+          <w:tcPr>
+            <w:tcW w:type="dxa" w:w="2000"/>
+            <w:tcBorders>
+              <w:top w:val="single" w:color="BBBBBB" w:sz="4"/>
+              <w:left w:val="single" w:color="BBBBBB" w:sz="4"/>
+              <w:bottom w:val="single" w:color="BBBBBB" w:sz="4"/>
+              <w:right w:val="single" w:color="BBBBBB" w:sz="4"/>
+            </w:tcBorders>
+            <w:tcMar>
+              <w:top w:type="dxa" w:w="50"/>
+              <w:left w:type="dxa" w:w="90"/>
+              <w:bottom w:type="dxa" w:w="50"/>
+              <w:right w:type="dxa" w:w="90"/>
+            </w:tcMar>
+          </w:tcPr>
+          <w:p>
+            <w:r>
+              <w:rPr>
+                <w:b/>
+                <w:bCs/>
+                <w:sz w:val="18"/>
+                <w:szCs w:val="18"/>
+              </w:rPr>
+              <w:t xml:space="preserve">Grupos del EM superpuestos</w:t>
+            </w:r>
+          </w:p>
+        </w:tc>
+        <w:tc>
+          <w:tcPr>
+            <w:tcW w:type="dxa" w:w="4300"/>
+            <w:tcBorders>
+              <w:top w:val="single" w:color="BBBBBB" w:sz="4"/>
+              <w:left w:val="single" w:color="BBBBBB" w:sz="4"/>
+              <w:bottom w:val="single" w:color="BBBBBB" w:sz="4"/>
+              <w:right w:val="single" w:color="BBBBBB" w:sz="4"/>
+            </w:tcBorders>
+            <w:tcMar>
+              <w:top w:type="dxa" w:w="50"/>
+              <w:left w:type="dxa" w:w="90"/>
+              <w:bottom w:type="dxa" w:w="50"/>
+              <w:right w:type="dxa" w:w="90"/>
+            </w:tcMar>
+          </w:tcPr>
+          <w:p>
+            <w:r>
+              <w:rPr>
+                <w:sz w:val="18"/>
+                <w:szCs w:val="18"/>
+              </w:rPr>
+              <w:t xml:space="preserve">Silhouette 0,19 (meta ≥ 0,40) y entropía de responsabilidades 0,47.</w:t>
+            </w:r>
+          </w:p>
+        </w:tc>
+        <w:tc>
+          <w:tcPr>
+            <w:tcW w:type="dxa" w:w="2726"/>
+            <w:tcBorders>
+              <w:top w:val="single" w:color="BBBBBB" w:sz="4"/>
+              <w:left w:val="single" w:color="BBBBBB" w:sz="4"/>
+              <w:bottom w:val="single" w:color="BBBBBB" w:sz="4"/>
+              <w:right w:val="single" w:color="BBBBBB" w:sz="4"/>
+            </w:tcBorders>
+            <w:tcMar>
+              <w:top w:type="dxa" w:w="50"/>
+              <w:left w:type="dxa" w:w="90"/>
+              <w:bottom w:type="dxa" w:w="50"/>
+              <w:right w:type="dxa" w:w="90"/>
+            </w:tcMar>
+          </w:tcPr>
+          <w:p>
+            <w:r>
+              <w:rPr>
+                <w:sz w:val="18"/>
+                <w:szCs w:val="18"/>
+              </w:rPr>
+              <w:t xml:space="preserve">Los perfiles se pisan: muchos alumnos quedan entre dos grupos.</w:t>
+            </w:r>
+          </w:p>
+        </w:tc>
+      </w:tr>
+      <w:tr>
+        <w:tc>
+          <w:tcPr>
+            <w:tcW w:type="dxa" w:w="2000"/>
+            <w:tcBorders>
+              <w:top w:val="single" w:color="BBBBBB" w:sz="4"/>
+              <w:left w:val="single" w:color="BBBBBB" w:sz="4"/>
+              <w:bottom w:val="single" w:color="BBBBBB" w:sz="4"/>
+              <w:right w:val="single" w:color="BBBBBB" w:sz="4"/>
+            </w:tcBorders>
+            <w:tcMar>
+              <w:top w:type="dxa" w:w="50"/>
+              <w:left w:type="dxa" w:w="90"/>
+              <w:bottom w:type="dxa" w:w="50"/>
+              <w:right w:type="dxa" w:w="90"/>
+            </w:tcMar>
+          </w:tcPr>
+          <w:p>
+            <w:r>
+              <w:rPr>
+                <w:b/>
+                <w:bCs/>
+                <w:sz w:val="18"/>
+                <w:szCs w:val="18"/>
+              </w:rPr>
+              <w:t xml:space="preserve">Categoría poco precisa</w:t>
+            </w:r>
+          </w:p>
+        </w:tc>
+        <w:tc>
+          <w:tcPr>
+            <w:tcW w:type="dxa" w:w="4300"/>
+            <w:tcBorders>
+              <w:top w:val="single" w:color="BBBBBB" w:sz="4"/>
+              <w:left w:val="single" w:color="BBBBBB" w:sz="4"/>
+              <w:bottom w:val="single" w:color="BBBBBB" w:sz="4"/>
+              <w:right w:val="single" w:color="BBBBBB" w:sz="4"/>
+            </w:tcBorders>
+            <w:tcMar>
+              <w:top w:type="dxa" w:w="50"/>
+              <w:left w:type="dxa" w:w="90"/>
+              <w:bottom w:type="dxa" w:w="50"/>
+              <w:right w:type="dxa" w:w="90"/>
+            </w:tcMar>
+          </w:tcPr>
+          <w:p>
+            <w:r>
+              <w:rPr>
+                <w:sz w:val="18"/>
+                <w:szCs w:val="18"/>
+              </w:rPr>
+              <w:t xml:space="preserve">Acierta el 57,2%, pero el 98% queda en su categoría o en la de al lado.</w:t>
+            </w:r>
+          </w:p>
+        </w:tc>
+        <w:tc>
+          <w:tcPr>
+            <w:tcW w:type="dxa" w:w="2726"/>
+            <w:tcBorders>
+              <w:top w:val="single" w:color="BBBBBB" w:sz="4"/>
+              <w:left w:val="single" w:color="BBBBBB" w:sz="4"/>
+              <w:bottom w:val="single" w:color="BBBBBB" w:sz="4"/>
+              <w:right w:val="single" w:color="BBBBBB" w:sz="4"/>
+            </w:tcBorders>
+            <w:tcMar>
+              <w:top w:type="dxa" w:w="50"/>
+              <w:left w:type="dxa" w:w="90"/>
+              <w:bottom w:type="dxa" w:w="50"/>
+              <w:right w:type="dxa" w:w="90"/>
+            </w:tcMar>
+          </w:tcPr>
+          <w:p>
+            <w:r>
+              <w:rPr>
+                <w:sz w:val="18"/>
+                <w:szCs w:val="18"/>
+              </w:rPr>
+              <w:t xml:space="preserve">Muchos alumnos están cerca de un límite (4, 6 u 8) y un error chico en la nota cambia la categoría.</w:t>
+            </w:r>
+          </w:p>
+        </w:tc>
+      </w:tr>
+      <w:tr>
+        <w:tc>
+          <w:tcPr>
+            <w:tcW w:type="dxa" w:w="2000"/>
+            <w:tcBorders>
+              <w:top w:val="single" w:color="BBBBBB" w:sz="4"/>
+              <w:left w:val="single" w:color="BBBBBB" w:sz="4"/>
+              <w:bottom w:val="single" w:color="BBBBBB" w:sz="4"/>
+              <w:right w:val="single" w:color="BBBBBB" w:sz="4"/>
+            </w:tcBorders>
+            <w:tcMar>
+              <w:top w:type="dxa" w:w="50"/>
+              <w:left w:type="dxa" w:w="90"/>
+              <w:bottom w:type="dxa" w:w="50"/>
+              <w:right w:type="dxa" w:w="90"/>
+            </w:tcMar>
+          </w:tcPr>
+          <w:p>
+            <w:r>
+              <w:rPr>
+                <w:b/>
+                <w:bCs/>
+                <w:sz w:val="18"/>
+                <w:szCs w:val="18"/>
+              </w:rPr>
+              <w:t xml:space="preserve">Extremos suavizados</w:t>
+            </w:r>
+          </w:p>
+        </w:tc>
+        <w:tc>
+          <w:tcPr>
+            <w:tcW w:type="dxa" w:w="4300"/>
+            <w:tcBorders>
+              <w:top w:val="single" w:color="BBBBBB" w:sz="4"/>
+              <w:left w:val="single" w:color="BBBBBB" w:sz="4"/>
+              <w:bottom w:val="single" w:color="BBBBBB" w:sz="4"/>
+              <w:right w:val="single" w:color="BBBBBB" w:sz="4"/>
+            </w:tcBorders>
+            <w:tcMar>
+              <w:top w:type="dxa" w:w="50"/>
+              <w:left w:type="dxa" w:w="90"/>
+              <w:bottom w:type="dxa" w:w="50"/>
+              <w:right w:type="dxa" w:w="90"/>
+            </w:tcMar>
+          </w:tcPr>
+          <w:p>
+            <w:r>
+              <w:rPr>
+                <w:sz w:val="18"/>
+                <w:szCs w:val="18"/>
+              </w:rPr>
+              <w:t xml:space="preserve">Notas esperadas de 2,1 a 9,1 (las reales van de 0 a 10). Detecta 87 de 291 Promoción (30%) y 31 de 161 Desaprobado (19%).</w:t>
+            </w:r>
+          </w:p>
+        </w:tc>
+        <w:tc>
+          <w:tcPr>
+            <w:tcW w:type="dxa" w:w="2726"/>
+            <w:tcBorders>
+              <w:top w:val="single" w:color="BBBBBB" w:sz="4"/>
+              <w:left w:val="single" w:color="BBBBBB" w:sz="4"/>
+              <w:bottom w:val="single" w:color="BBBBBB" w:sz="4"/>
+              <w:right w:val="single" w:color="BBBBBB" w:sz="4"/>
+            </w:tcBorders>
+            <w:tcMar>
+              <w:top w:type="dxa" w:w="50"/>
+              <w:left w:type="dxa" w:w="90"/>
+              <w:bottom w:type="dxa" w:w="50"/>
+              <w:right w:type="dxa" w:w="90"/>
+            </w:tcMar>
+          </w:tcPr>
+          <w:p>
+            <w:r>
+              <w:rPr>
+                <w:sz w:val="18"/>
+                <w:szCs w:val="18"/>
+              </w:rPr>
+              <w:t xml:space="preserve">Cada nodo da el promedio de sus alumnos: la mayoría de los que desaprueban sale como Recuperatorio.</w:t>
+            </w:r>
+          </w:p>
+        </w:tc>
+      </w:tr>
+      <w:tr>
+        <w:tc>
+          <w:tcPr>
+            <w:tcW w:type="dxa" w:w="2000"/>
+            <w:tcBorders>
+              <w:top w:val="single" w:color="BBBBBB" w:sz="4"/>
+              <w:left w:val="single" w:color="BBBBBB" w:sz="4"/>
+              <w:bottom w:val="single" w:color="BBBBBB" w:sz="4"/>
+              <w:right w:val="single" w:color="BBBBBB" w:sz="4"/>
+            </w:tcBorders>
+            <w:tcMar>
+              <w:top w:type="dxa" w:w="50"/>
+              <w:left w:type="dxa" w:w="90"/>
+              <w:bottom w:type="dxa" w:w="50"/>
+              <w:right w:type="dxa" w:w="90"/>
+            </w:tcMar>
+          </w:tcPr>
+          <w:p>
+            <w:r>
+              <w:rPr>
+                <w:b/>
+                <w:bCs/>
+                <w:sz w:val="18"/>
+                <w:szCs w:val="18"/>
+              </w:rPr>
+              <w:t xml:space="preserve">Nota no monótona</w:t>
+            </w:r>
+          </w:p>
+        </w:tc>
+        <w:tc>
+          <w:tcPr>
+            <w:tcW w:type="dxa" w:w="4300"/>
+            <w:tcBorders>
+              <w:top w:val="single" w:color="BBBBBB" w:sz="4"/>
+              <w:left w:val="single" w:color="BBBBBB" w:sz="4"/>
+              <w:bottom w:val="single" w:color="BBBBBB" w:sz="4"/>
+              <w:right w:val="single" w:color="BBBBBB" w:sz="4"/>
+            </w:tcBorders>
+            <w:tcMar>
+              <w:top w:type="dxa" w:w="50"/>
+              <w:left w:type="dxa" w:w="90"/>
+              <w:bottom w:type="dxa" w:w="50"/>
+              <w:right w:type="dxa" w:w="90"/>
+            </w:tcMar>
+          </w:tcPr>
+          <w:p>
+            <w:r>
+              <w:rPr>
+                <w:sz w:val="18"/>
+                <w:szCs w:val="18"/>
+              </w:rPr>
+              <w:t xml:space="preserve">En el 17,7% de los casos, mejorar un hábito baja la nota más de 0,3 puntos.</w:t>
+            </w:r>
+          </w:p>
+        </w:tc>
+        <w:tc>
+          <w:tcPr>
+            <w:tcW w:type="dxa" w:w="2726"/>
+            <w:tcBorders>
+              <w:top w:val="single" w:color="BBBBBB" w:sz="4"/>
+              <w:left w:val="single" w:color="BBBBBB" w:sz="4"/>
+              <w:bottom w:val="single" w:color="BBBBBB" w:sz="4"/>
+              <w:right w:val="single" w:color="BBBBBB" w:sz="4"/>
+            </w:tcBorders>
+            <w:tcMar>
+              <w:top w:type="dxa" w:w="50"/>
+              <w:left w:type="dxa" w:w="90"/>
+              <w:bottom w:type="dxa" w:w="50"/>
+              <w:right w:type="dxa" w:w="90"/>
+            </w:tcMar>
+          </w:tcPr>
+          <w:p>
+            <w:r>
+              <w:rPr>
+                <w:sz w:val="18"/>
+                <w:szCs w:val="18"/>
+              </w:rPr>
+              <w:t xml:space="preserve">ART 1 compara bits y el código posicional no es ordinal (0111 y 1000 no comparten bits). Se mantiene el modelo (D-17).</w:t>
+            </w:r>
+          </w:p>
+        </w:tc>
+      </w:tr>
+      <w:tr>
+        <w:tc>
+          <w:tcPr>
+            <w:tcW w:type="dxa" w:w="2000"/>
+            <w:tcBorders>
+              <w:top w:val="single" w:color="BBBBBB" w:sz="4"/>
+              <w:left w:val="single" w:color="BBBBBB" w:sz="4"/>
+              <w:bottom w:val="single" w:color="BBBBBB" w:sz="4"/>
+              <w:right w:val="single" w:color="BBBBBB" w:sz="4"/>
+            </w:tcBorders>
+            <w:tcMar>
+              <w:top w:type="dxa" w:w="50"/>
+              <w:left w:type="dxa" w:w="90"/>
+              <w:bottom w:type="dxa" w:w="50"/>
+              <w:right w:type="dxa" w:w="90"/>
+            </w:tcMar>
+          </w:tcPr>
+          <w:p>
+            <w:r>
+              <w:rPr>
+                <w:b/>
+                <w:bCs/>
+                <w:sz w:val="18"/>
+                <w:szCs w:val="18"/>
+              </w:rPr>
+              <w:t xml:space="preserve">Nodos chicos</w:t>
+            </w:r>
+          </w:p>
+        </w:tc>
+        <w:tc>
+          <w:tcPr>
+            <w:tcW w:type="dxa" w:w="4300"/>
+            <w:tcBorders>
+              <w:top w:val="single" w:color="BBBBBB" w:sz="4"/>
+              <w:left w:val="single" w:color="BBBBBB" w:sz="4"/>
+              <w:bottom w:val="single" w:color="BBBBBB" w:sz="4"/>
+              <w:right w:val="single" w:color="BBBBBB" w:sz="4"/>
+            </w:tcBorders>
+            <w:tcMar>
+              <w:top w:type="dxa" w:w="50"/>
+              <w:left w:type="dxa" w:w="90"/>
+              <w:bottom w:type="dxa" w:w="50"/>
+              <w:right w:type="dxa" w:w="90"/>
+            </w:tcMar>
+          </w:tcPr>
+          <w:p>
+            <w:r>
+              <w:rPr>
+                <w:sz w:val="18"/>
+                <w:szCs w:val="18"/>
+              </w:rPr>
+              <w:t xml:space="preserve">399 de los 847 nodos con alumnos tienen menos de 5, y 148 tienen uno solo.</w:t>
+            </w:r>
+          </w:p>
+        </w:tc>
+        <w:tc>
+          <w:tcPr>
+            <w:tcW w:type="dxa" w:w="2726"/>
+            <w:tcBorders>
+              <w:top w:val="single" w:color="BBBBBB" w:sz="4"/>
+              <w:left w:val="single" w:color="BBBBBB" w:sz="4"/>
+              <w:bottom w:val="single" w:color="BBBBBB" w:sz="4"/>
+              <w:right w:val="single" w:color="BBBBBB" w:sz="4"/>
+            </w:tcBorders>
+            <w:tcMar>
+              <w:top w:type="dxa" w:w="50"/>
+              <w:left w:type="dxa" w:w="90"/>
+              <w:bottom w:type="dxa" w:w="50"/>
+              <w:right w:type="dxa" w:w="90"/>
+            </w:tcMar>
+          </w:tcPr>
+          <w:p>
+            <w:r>
+              <w:rPr>
+                <w:sz w:val="18"/>
+                <w:szCs w:val="18"/>
+              </w:rPr>
+              <w:t xml:space="preserve">Su nota media es ruidosa: depende de muy pocos alumnos.</w:t>
+            </w:r>
+          </w:p>
+        </w:tc>
+      </w:tr>
+      <w:tr>
+        <w:tc>
+          <w:tcPr>
+            <w:tcW w:type="dxa" w:w="2000"/>
+            <w:tcBorders>
+              <w:top w:val="single" w:color="BBBBBB" w:sz="4"/>
+              <w:left w:val="single" w:color="BBBBBB" w:sz="4"/>
+              <w:bottom w:val="single" w:color="BBBBBB" w:sz="4"/>
+              <w:right w:val="single" w:color="BBBBBB" w:sz="4"/>
+            </w:tcBorders>
+            <w:tcMar>
+              <w:top w:type="dxa" w:w="50"/>
+              <w:left w:type="dxa" w:w="90"/>
+              <w:bottom w:type="dxa" w:w="50"/>
+              <w:right w:type="dxa" w:w="90"/>
+            </w:tcMar>
+          </w:tcPr>
+          <w:p>
+            <w:r>
+              <w:rPr>
+                <w:b/>
+                <w:bCs/>
+                <w:sz w:val="18"/>
+                <w:szCs w:val="18"/>
+              </w:rPr>
+              <w:t xml:space="preserve">Dataset 2 poco informativo</w:t>
+            </w:r>
+          </w:p>
+        </w:tc>
+        <w:tc>
+          <w:tcPr>
+            <w:tcW w:type="dxa" w:w="4300"/>
+            <w:tcBorders>
+              <w:top w:val="single" w:color="BBBBBB" w:sz="4"/>
+              <w:left w:val="single" w:color="BBBBBB" w:sz="4"/>
+              <w:bottom w:val="single" w:color="BBBBBB" w:sz="4"/>
+              <w:right w:val="single" w:color="BBBBBB" w:sz="4"/>
+            </w:tcBorders>
+            <w:tcMar>
+              <w:top w:type="dxa" w:w="50"/>
+              <w:left w:type="dxa" w:w="90"/>
+              <w:bottom w:type="dxa" w:w="50"/>
+              <w:right w:type="dxa" w:w="90"/>
+            </w:tcMar>
+          </w:tcPr>
+          <w:p>
+            <w:r>
+              <w:rPr>
+                <w:sz w:val="18"/>
+                <w:szCs w:val="18"/>
+              </w:rPr>
+              <w:t xml:space="preserve">El 98% de las notas es Aprobado Regular y la red pronostica todo Aprobado Regular. MAE 0,23 contra 0,29 de dar el promedio. BIC sin mínimo hasta K = 7.</w:t>
+            </w:r>
+          </w:p>
+        </w:tc>
+        <w:tc>
+          <w:tcPr>
+            <w:tcW w:type="dxa" w:w="2726"/>
+            <w:tcBorders>
+              <w:top w:val="single" w:color="BBBBBB" w:sz="4"/>
+              <w:left w:val="single" w:color="BBBBBB" w:sz="4"/>
+              <w:bottom w:val="single" w:color="BBBBBB" w:sz="4"/>
+              <w:right w:val="single" w:color="BBBBBB" w:sz="4"/>
+            </w:tcBorders>
+            <w:tcMar>
+              <w:top w:type="dxa" w:w="50"/>
+              <w:left w:type="dxa" w:w="90"/>
+              <w:bottom w:type="dxa" w:w="50"/>
+              <w:right w:type="dxa" w:w="90"/>
+            </w:tcMar>
+          </w:tcPr>
+          <w:p>
+            <w:r>
+              <w:rPr>
+                <w:sz w:val="18"/>
+                <w:szCs w:val="18"/>
+              </w:rPr>
+              <w:t xml:space="preserve">El 98% de acierto engaña. Sirve para mostrar que el pipeline anda con otros datos, no que prediga mejor.</w:t>
+            </w:r>
+          </w:p>
+        </w:tc>
+      </w:tr>
+      <w:tr>
+        <w:tc>
+          <w:tcPr>
+            <w:tcW w:type="dxa" w:w="2000"/>
+            <w:tcBorders>
+              <w:top w:val="single" w:color="BBBBBB" w:sz="4"/>
+              <w:left w:val="single" w:color="BBBBBB" w:sz="4"/>
+              <w:bottom w:val="single" w:color="BBBBBB" w:sz="4"/>
+              <w:right w:val="single" w:color="BBBBBB" w:sz="4"/>
+            </w:tcBorders>
+            <w:tcMar>
+              <w:top w:type="dxa" w:w="50"/>
+              <w:left w:type="dxa" w:w="90"/>
+              <w:bottom w:type="dxa" w:w="50"/>
+              <w:right w:type="dxa" w:w="90"/>
+            </w:tcMar>
+          </w:tcPr>
+          <w:p>
+            <w:r>
+              <w:rPr>
+                <w:b/>
+                <w:bCs/>
+                <w:sz w:val="18"/>
+                <w:szCs w:val="18"/>
+              </w:rPr>
+              <w:t xml:space="preserve">Tareas mezcladas</w:t>
+            </w:r>
+          </w:p>
+        </w:tc>
+        <w:tc>
+          <w:tcPr>
+            <w:tcW w:type="dxa" w:w="4300"/>
+            <w:tcBorders>
+              <w:top w:val="single" w:color="BBBBBB" w:sz="4"/>
+              <w:left w:val="single" w:color="BBBBBB" w:sz="4"/>
+              <w:bottom w:val="single" w:color="BBBBBB" w:sz="4"/>
+              <w:right w:val="single" w:color="BBBBBB" w:sz="4"/>
+            </w:tcBorders>
+            <w:tcMar>
+              <w:top w:type="dxa" w:w="50"/>
+              <w:left w:type="dxa" w:w="90"/>
+              <w:bottom w:type="dxa" w:w="50"/>
+              <w:right w:type="dxa" w:w="90"/>
+            </w:tcMar>
+          </w:tcPr>
+          <w:p>
+            <w:r>
+              <w:rPr>
+                <w:sz w:val="18"/>
+                <w:szCs w:val="18"/>
+              </w:rPr>
+              <w:t xml:space="preserve">Una sola variable de tareas (D-03).</w:t>
+            </w:r>
+          </w:p>
+        </w:tc>
+        <w:tc>
+          <w:tcPr>
+            <w:tcW w:type="dxa" w:w="2726"/>
+            <w:tcBorders>
+              <w:top w:val="single" w:color="BBBBBB" w:sz="4"/>
+              <w:left w:val="single" w:color="BBBBBB" w:sz="4"/>
+              <w:bottom w:val="single" w:color="BBBBBB" w:sz="4"/>
+              <w:right w:val="single" w:color="BBBBBB" w:sz="4"/>
+            </w:tcBorders>
+            <w:tcMar>
+              <w:top w:type="dxa" w:w="50"/>
+              <w:left w:type="dxa" w:w="90"/>
+              <w:bottom w:type="dxa" w:w="50"/>
+              <w:right w:type="dxa" w:w="90"/>
+            </w:tcMar>
+          </w:tcPr>
+          <w:p>
+            <w:r>
+              <w:rPr>
+                <w:sz w:val="18"/>
+                <w:szCs w:val="18"/>
+              </w:rPr>
+              <w:t xml:space="preserve">El docente pidió una por tipo, pero el dataset no las separa.</w:t>
+            </w:r>
+          </w:p>
+        </w:tc>
+      </w:tr>
+      <w:tr>
+        <w:tc>
+          <w:tcPr>
+            <w:tcW w:type="dxa" w:w="2000"/>
+            <w:tcBorders>
+              <w:top w:val="single" w:color="BBBBBB" w:sz="4"/>
+              <w:left w:val="single" w:color="BBBBBB" w:sz="4"/>
+              <w:bottom w:val="single" w:color="BBBBBB" w:sz="4"/>
+              <w:right w:val="single" w:color="BBBBBB" w:sz="4"/>
+            </w:tcBorders>
+            <w:tcMar>
+              <w:top w:type="dxa" w:w="50"/>
+              <w:left w:type="dxa" w:w="90"/>
+              <w:bottom w:type="dxa" w:w="50"/>
+              <w:right w:type="dxa" w:w="90"/>
+            </w:tcMar>
+          </w:tcPr>
+          <w:p>
+            <w:r>
+              <w:rPr>
+                <w:b/>
+                <w:bCs/>
+                <w:sz w:val="18"/>
+                <w:szCs w:val="18"/>
+              </w:rPr>
+              <w:t xml:space="preserve">Nota previa</w:t>
+            </w:r>
+          </w:p>
+        </w:tc>
+        <w:tc>
+          <w:tcPr>
+            <w:tcW w:type="dxa" w:w="4300"/>
+            <w:tcBorders>
+              <w:top w:val="single" w:color="BBBBBB" w:sz="4"/>
+              <w:left w:val="single" w:color="BBBBBB" w:sz="4"/>
+              <w:bottom w:val="single" w:color="BBBBBB" w:sz="4"/>
+              <w:right w:val="single" w:color="BBBBBB" w:sz="4"/>
+            </w:tcBorders>
+            <w:tcMar>
+              <w:top w:type="dxa" w:w="50"/>
+              <w:left w:type="dxa" w:w="90"/>
+              <w:bottom w:type="dxa" w:w="50"/>
+              <w:right w:type="dxa" w:w="90"/>
+            </w:tcMar>
+          </w:tcPr>
+          <w:p>
+            <w:r>
+              <w:rPr>
+                <w:sz w:val="18"/>
+                <w:szCs w:val="18"/>
+              </w:rPr>
+              <w:t xml:space="preserve">Falta verificar que venga de materias comparables.</w:t>
+            </w:r>
+          </w:p>
+        </w:tc>
+        <w:tc>
+          <w:tcPr>
+            <w:tcW w:type="dxa" w:w="2726"/>
+            <w:tcBorders>
+              <w:top w:val="single" w:color="BBBBBB" w:sz="4"/>
+              <w:left w:val="single" w:color="BBBBBB" w:sz="4"/>
+              <w:bottom w:val="single" w:color="BBBBBB" w:sz="4"/>
+              <w:right w:val="single" w:color="BBBBBB" w:sz="4"/>
+            </w:tcBorders>
+            <w:tcMar>
+              <w:top w:type="dxa" w:w="50"/>
+              <w:left w:type="dxa" w:w="90"/>
+              <w:bottom w:type="dxa" w:w="50"/>
+              <w:right w:type="dxa" w:w="90"/>
+            </w:tcMar>
+          </w:tcPr>
+          <w:p>
+            <w:r>
+              <w:rPr>
+                <w:sz w:val="18"/>
+                <w:szCs w:val="18"/>
+              </w:rPr>
+              <w:t xml:space="preserve">Si no lo es, puede sesgar la predicción.</w:t>
+            </w:r>
+          </w:p>
+        </w:tc>
+      </w:tr>
+    </w:tbl>
+    <w:p>
+      <w:pPr>
+        <w:spacing w:after="160" w:before="60"/>
+      </w:pPr>
+      <w:r>
+        <w:rPr>
+          <w:i/>
+          <w:iCs/>
+          <w:color w:val="555555"/>
+          <w:sz w:val="18"/>
+          <w:szCs w:val="18"/>
+        </w:rPr>
+        <w:t xml:space="preserve">Fuente: data/output/predicciones_student.csv, metricas_student.csv y metricas_factors.csv (python -m src.metrics y python -m src.metrics factors).</w:t>
+      </w:r>
+    </w:p>
+    <w:p>
+      <w:pPr>
+        <w:spacing w:after="120"/>
       </w:pPr>
       <w:r>
         <w:rPr>
           <w:b/>
           <w:bCs/>
-        </w:rPr>
-        <w:t xml:space="preserve">Tareas mezcladas:</w:t>
-      </w:r>
-      <w:r>
-        <w:t xml:space="preserve"> una sola variable junta tipos de tarea distintos, que el docente pidió separar. El dataset no lo permite.</w:t>
-      </w:r>
-    </w:p>
-    <w:p>
-      <w:pPr>
-        <w:pStyle w:val="ListParagraph"/>
-        <w:numPr>
-          <w:ilvl w:val="0"/>
-          <w:numId w:val="2"/>
-        </w:numPr>
-        <w:spacing w:after="60"/>
-      </w:pPr>
-      <w:r>
-        <w:rPr>
-          <w:b/>
-          <w:bCs/>
-        </w:rPr>
-        <w:t xml:space="preserve">Datos simulados:</w:t>
-      </w:r>
-      <w:r>
-        <w:t xml:space="preserve"> los resultados muestran que la arquitectura funciona, no que prediga a alumnos reales.</w:t>
-      </w:r>
-    </w:p>
-    <w:p>
-      <w:pPr>
-        <w:pStyle w:val="ListParagraph"/>
-        <w:numPr>
-          <w:ilvl w:val="0"/>
-          <w:numId w:val="2"/>
-        </w:numPr>
-        <w:spacing w:after="60"/>
-      </w:pPr>
-      <w:r>
-        <w:rPr>
-          <w:b/>
-          <w:bCs/>
-        </w:rPr>
-        <w:t xml:space="preserve">Nota previa:</w:t>
-      </w:r>
-      <w:r>
-        <w:t xml:space="preserve"> falta verificar que corresponda a materias comparables.</w:t>
+          <w:sz w:val="20"/>
+          <w:szCs w:val="20"/>
+        </w:rPr>
+        <w:t xml:space="preserve">Qué se probó para mejorarlas. </w:t>
+      </w:r>
+      <w:r>
+        <w:rPr>
+          <w:sz w:val="20"/>
+          <w:szCs w:val="20"/>
+        </w:rPr>
+        <w:t xml:space="preserve">Se probaron tres variantes y ninguna mejoró de forma clara, así que se dejó el modelo como está (D-17): acercar la nota de los nodos chicos a la de su perfil EM (MAE 0,929, casi igual), promediar todos los nodos que resuenan (menos casos no monótonos, 5,2%, pero MAE 1,04 y ningún Desaprobado) y codificación con complemento de 40 bits con ρ = 0,75 (MAE 0,955 y 22% de casos no monótonos).</w:t>
       </w:r>
     </w:p>
     <w:p>
